--- a/docs/13_PRISM-Hub_중간보고서_최종본.docx
+++ b/docs/13_PRISM-Hub_중간보고서_최종본.docx
@@ -115,7 +115,7 @@
                 <w:sz w:val="19"/>
                 <w:szCs w:val="19"/>
               </w:rPr>
-              <w:t xml:space="preserve">중간 연구 진행 보고서(제출본, v1.0)</w:t>
+              <w:t xml:space="preserve">중간 연구 진행 보고서(최종본, v1.1)</w:t>
             </w:r>
           </w:p>
         </w:tc>
@@ -339,7 +339,7 @@
                 <w:sz w:val="19"/>
                 <w:szCs w:val="19"/>
               </w:rPr>
-              <w:t xml:space="preserve">2026년 9월 25일</w:t>
+              <w:t xml:space="preserve">2026년 9월 28일</w:t>
             </w:r>
           </w:p>
         </w:tc>
@@ -451,7 +451,7 @@
                 <w:sz w:val="19"/>
                 <w:szCs w:val="19"/>
               </w:rPr>
-              <w:t xml:space="preserve">태그 v1.0-interim(커밋 add4822). 본 보고서의 추가 분석(6.4·6.6·6.8·6.9절, 그림 2·5·7·8)은 validation/2026-09-25-final-report/에 수록하며 저장소에 함께 반영한다.</w:t>
+              <w:t xml:space="preserve">태그 v1.0-interim(커밋 add4822). 본 보고서의 추가 분석(3.4·6.4·6.6·6.8절, 그림 2·5·7·8)은 validation/2026-09-25-final-report/에 수록했다.</w:t>
             </w:r>
           </w:p>
         </w:tc>
@@ -785,7 +785,7 @@
             <w:tab/>
           </w:r>
           <w:r>
-            <w:t>8</w:t>
+            <w:t>7</w:t>
           </w:r>
         </w:p>
         <w:p>
@@ -802,7 +802,7 @@
             <w:tab/>
           </w:r>
           <w:r>
-            <w:t>8</w:t>
+            <w:t>7</w:t>
           </w:r>
         </w:p>
         <w:p>
@@ -836,7 +836,7 @@
             <w:tab/>
           </w:r>
           <w:r>
-            <w:t>9</w:t>
+            <w:t>8</w:t>
           </w:r>
         </w:p>
         <w:p>
@@ -853,7 +853,7 @@
             <w:tab/>
           </w:r>
           <w:r>
-            <w:t>10</w:t>
+            <w:t>9</w:t>
           </w:r>
         </w:p>
         <w:p>
@@ -870,7 +870,7 @@
             <w:tab/>
           </w:r>
           <w:r>
-            <w:t>10</w:t>
+            <w:t>9</w:t>
           </w:r>
         </w:p>
         <w:p>
@@ -887,7 +887,7 @@
             <w:tab/>
           </w:r>
           <w:r>
-            <w:t>10</w:t>
+            <w:t>9</w:t>
           </w:r>
         </w:p>
         <w:p>
@@ -921,7 +921,7 @@
             <w:tab/>
           </w:r>
           <w:r>
-            <w:t>11</w:t>
+            <w:t>10</w:t>
           </w:r>
         </w:p>
         <w:p>
@@ -938,7 +938,7 @@
             <w:tab/>
           </w:r>
           <w:r>
-            <w:t>12</w:t>
+            <w:t>11</w:t>
           </w:r>
         </w:p>
         <w:p>
@@ -955,7 +955,7 @@
             <w:tab/>
           </w:r>
           <w:r>
-            <w:t>13</w:t>
+            <w:t>12</w:t>
           </w:r>
         </w:p>
         <w:p>
@@ -972,7 +972,7 @@
             <w:tab/>
           </w:r>
           <w:r>
-            <w:t>13</w:t>
+            <w:t>12</w:t>
           </w:r>
         </w:p>
         <w:p>
@@ -1000,7 +1000,7 @@
             </w:tabs>
           </w:pPr>
           <w:r>
-            <w:t xml:space="preserve">4.1 전체 구성</w:t>
+            <w:t xml:space="preserve">4.1 Stage A: 2:1 고정비 대전력 경로</w:t>
           </w:r>
           <w:r>
             <w:tab/>
@@ -1017,7 +1017,7 @@
             </w:tabs>
           </w:pPr>
           <w:r>
-            <w:t xml:space="preserve">4.2 Stage A: 2:1 고정비 대전력 경로</w:t>
+            <w:t xml:space="preserve">4.2 Stage B: 유한 링크 2단 부분전력 조정기</w:t>
           </w:r>
           <w:r>
             <w:tab/>
@@ -1034,7 +1034,7 @@
             </w:tabs>
           </w:pPr>
           <w:r>
-            <w:t xml:space="preserve">4.3 Stage B: 유한 링크 2단 부분전력 조정기</w:t>
+            <w:t xml:space="preserve">4.3 Stage C: 48 V 및 12 V 절연 전원</w:t>
           </w:r>
           <w:r>
             <w:tab/>
@@ -1051,7 +1051,41 @@
             </w:tabs>
           </w:pPr>
           <w:r>
-            <w:t xml:space="preserve">4.4 Stage C: 48 V 및 12 V 절연 전원</w:t>
+            <w:t xml:space="preserve">4.4 SALS: 포화 인지형 부하 승인 계층</w:t>
+          </w:r>
+          <w:r>
+            <w:tab/>
+          </w:r>
+          <w:r>
+            <w:t>14</w:t>
+          </w:r>
+        </w:p>
+        <w:p>
+          <w:pPr>
+            <w:pStyle w:val="TOC2"/>
+            <w:tabs>
+              <w:tab w:val="right" w:leader="dot" w:pos="9016"/>
+            </w:tabs>
+          </w:pPr>
+          <w:r>
+            <w:t xml:space="preserve">4.5 주요 운전 모드</w:t>
+          </w:r>
+          <w:r>
+            <w:tab/>
+          </w:r>
+          <w:r>
+            <w:t>14</w:t>
+          </w:r>
+        </w:p>
+        <w:p>
+          <w:pPr>
+            <w:pStyle w:val="TOC1"/>
+            <w:tabs>
+              <w:tab w:val="right" w:leader="dot" w:pos="9016"/>
+            </w:tabs>
+          </w:pPr>
+          <w:r>
+            <w:t xml:space="preserve">5. 검증 방법과 진행 상황</w:t>
           </w:r>
           <w:r>
             <w:tab/>
@@ -1068,7 +1102,7 @@
             </w:tabs>
           </w:pPr>
           <w:r>
-            <w:t xml:space="preserve">4.5 SALS: 포화 인지형 부하 승인 계층</w:t>
+            <w:t xml:space="preserve">5.1 검증 원칙과 모델</w:t>
           </w:r>
           <w:r>
             <w:tab/>
@@ -1085,7 +1119,7 @@
             </w:tabs>
           </w:pPr>
           <w:r>
-            <w:t xml:space="preserve">4.6 주요 운전 모드</w:t>
+            <w:t xml:space="preserve">5.2 초기 모델의 문제와 보완</w:t>
           </w:r>
           <w:r>
             <w:tab/>
@@ -1096,13 +1130,30 @@
         </w:p>
         <w:p>
           <w:pPr>
+            <w:pStyle w:val="TOC2"/>
+            <w:tabs>
+              <w:tab w:val="right" w:leader="dot" w:pos="9016"/>
+            </w:tabs>
+          </w:pPr>
+          <w:r>
+            <w:t xml:space="preserve">5.3 판정 기준과 지연 모델</w:t>
+          </w:r>
+          <w:r>
+            <w:tab/>
+          </w:r>
+          <w:r>
+            <w:t>16</w:t>
+          </w:r>
+        </w:p>
+        <w:p>
+          <w:pPr>
             <w:pStyle w:val="TOC1"/>
             <w:tabs>
               <w:tab w:val="right" w:leader="dot" w:pos="9016"/>
             </w:tabs>
           </w:pPr>
           <w:r>
-            <w:t xml:space="preserve">5. 검증 방법과 진행 상황</w:t>
+            <w:t xml:space="preserve">6. 검증 결과 및 공학적 분석</w:t>
           </w:r>
           <w:r>
             <w:tab/>
@@ -1119,7 +1170,7 @@
             </w:tabs>
           </w:pPr>
           <w:r>
-            <w:t xml:space="preserve">5.1 검증 원칙과 모델</w:t>
+            <w:t xml:space="preserve">6.1 모델 내부 정합성</w:t>
           </w:r>
           <w:r>
             <w:tab/>
@@ -1136,7 +1187,7 @@
             </w:tabs>
           </w:pPr>
           <w:r>
-            <w:t xml:space="preserve">5.2 초기 모델의 문제와 보완</w:t>
+            <w:t xml:space="preserve">6.2 초기 2단 모델의 동적 시험</w:t>
           </w:r>
           <w:r>
             <w:tab/>
@@ -1153,24 +1204,7 @@
             </w:tabs>
           </w:pPr>
           <w:r>
-            <w:t xml:space="preserve">5.3 판정 기준과 지연 모델</w:t>
-          </w:r>
-          <w:r>
-            <w:tab/>
-          </w:r>
-          <w:r>
-            <w:t>17</w:t>
-          </w:r>
-        </w:p>
-        <w:p>
-          <w:pPr>
-            <w:pStyle w:val="TOC1"/>
-            <w:tabs>
-              <w:tab w:val="right" w:leader="dot" w:pos="9016"/>
-            </w:tabs>
-          </w:pPr>
-          <w:r>
-            <w:t xml:space="preserve">6. 검증 결과 및 공학적 분석</w:t>
+            <w:t xml:space="preserve">6.3 공통 고정이득 제어기</w:t>
           </w:r>
           <w:r>
             <w:tab/>
@@ -1187,7 +1221,7 @@
             </w:tabs>
           </w:pPr>
           <w:r>
-            <w:t xml:space="preserve">6.1 모델 내부 정합성</w:t>
+            <w:t xml:space="preserve">6.4 640 V 코너의 여유와 한계의 공통 원인</w:t>
           </w:r>
           <w:r>
             <w:tab/>
@@ -1204,24 +1238,7 @@
             </w:tabs>
           </w:pPr>
           <w:r>
-            <w:t xml:space="preserve">6.2 초기 2단 모델의 동적 시험</w:t>
-          </w:r>
-          <w:r>
-            <w:tab/>
-          </w:r>
-          <w:r>
-            <w:t>17</w:t>
-          </w:r>
-        </w:p>
-        <w:p>
-          <w:pPr>
-            <w:pStyle w:val="TOC2"/>
-            <w:tabs>
-              <w:tab w:val="right" w:leader="dot" w:pos="9016"/>
-            </w:tabs>
-          </w:pPr>
-          <w:r>
-            <w:t xml:space="preserve">6.3 공통 고정이득 제어기</w:t>
+            <w:t xml:space="preserve">6.5 공차와 지연 민감도</w:t>
           </w:r>
           <w:r>
             <w:tab/>
@@ -1238,24 +1255,7 @@
             </w:tabs>
           </w:pPr>
           <w:r>
-            <w:t xml:space="preserve">6.4 640 V 코너의 여유와 한계의 공통 원인</w:t>
-          </w:r>
-          <w:r>
-            <w:tab/>
-          </w:r>
-          <w:r>
-            <w:t>18</w:t>
-          </w:r>
-        </w:p>
-        <w:p>
-          <w:pPr>
-            <w:pStyle w:val="TOC2"/>
-            <w:tabs>
-              <w:tab w:val="right" w:leader="dot" w:pos="9016"/>
-            </w:tabs>
-          </w:pPr>
-          <w:r>
-            <w:t xml:space="preserve">6.5 공차와 지연 민감도</w:t>
+            <w:t xml:space="preserve">6.6 배터리 전압에 따른 과도 허용 전력</w:t>
           </w:r>
           <w:r>
             <w:tab/>
@@ -1272,7 +1272,7 @@
             </w:tabs>
           </w:pPr>
           <w:r>
-            <w:t xml:space="preserve">6.6 배터리 전압에 따른 과도 허용 전력</w:t>
+            <w:t xml:space="preserve">6.7 시험군 요약</w:t>
           </w:r>
           <w:r>
             <w:tab/>
@@ -1289,7 +1289,7 @@
             </w:tabs>
           </w:pPr>
           <w:r>
-            <w:t xml:space="preserve">6.7 시험군 요약</w:t>
+            <w:t xml:space="preserve">6.8 SALS 인과성과 승인 가능조건</w:t>
           </w:r>
           <w:r>
             <w:tab/>
@@ -1300,13 +1300,13 @@
         </w:p>
         <w:p>
           <w:pPr>
-            <w:pStyle w:val="TOC2"/>
+            <w:pStyle w:val="TOC1"/>
             <w:tabs>
               <w:tab w:val="right" w:leader="dot" w:pos="9016"/>
             </w:tabs>
           </w:pPr>
           <w:r>
-            <w:t xml:space="preserve">6.8 Stage B의 처리전력</w:t>
+            <w:t xml:space="preserve">7. 현재까지의 성과, 한계 및 기술 성숙도</w:t>
           </w:r>
           <w:r>
             <w:tab/>
@@ -1323,7 +1323,7 @@
             </w:tabs>
           </w:pPr>
           <w:r>
-            <w:t xml:space="preserve">6.9 SALS 인과성과 승인 가능조건</w:t>
+            <w:t xml:space="preserve">7.1 현재까지 확보한 성과</w:t>
           </w:r>
           <w:r>
             <w:tab/>
@@ -1340,7 +1340,41 @@
             </w:tabs>
           </w:pPr>
           <w:r>
-            <w:t xml:space="preserve">6.10 충전과 Stage C의 검증 상태</w:t>
+            <w:t xml:space="preserve">7.2 남은 한계와 위험</w:t>
+          </w:r>
+          <w:r>
+            <w:tab/>
+          </w:r>
+          <w:r>
+            <w:t>22</w:t>
+          </w:r>
+        </w:p>
+        <w:p>
+          <w:pPr>
+            <w:pStyle w:val="TOC2"/>
+            <w:tabs>
+              <w:tab w:val="right" w:leader="dot" w:pos="9016"/>
+            </w:tabs>
+          </w:pPr>
+          <w:r>
+            <w:t xml:space="preserve">7.3 현재 기술성숙도 판정</w:t>
+          </w:r>
+          <w:r>
+            <w:tab/>
+          </w:r>
+          <w:r>
+            <w:t>22</w:t>
+          </w:r>
+        </w:p>
+        <w:p>
+          <w:pPr>
+            <w:pStyle w:val="TOC2"/>
+            <w:tabs>
+              <w:tab w:val="right" w:leader="dot" w:pos="9016"/>
+            </w:tabs>
+          </w:pPr>
+          <w:r>
+            <w:t xml:space="preserve">7.4 최초 계획 대비 진척</w:t>
           </w:r>
           <w:r>
             <w:tab/>
@@ -1357,7 +1391,7 @@
             </w:tabs>
           </w:pPr>
           <w:r>
-            <w:t xml:space="preserve">7. 현재까지의 성과, 한계 및 기술 성숙도</w:t>
+            <w:t xml:space="preserve">8. 향후 연구 계획</w:t>
           </w:r>
           <w:r>
             <w:tab/>
@@ -1374,7 +1408,7 @@
             </w:tabs>
           </w:pPr>
           <w:r>
-            <w:t xml:space="preserve">7.1 현재까지 확보한 성과</w:t>
+            <w:t xml:space="preserve">8.1 요구사항, 부하 등급과 수락 기준 확정</w:t>
           </w:r>
           <w:r>
             <w:tab/>
@@ -1391,24 +1425,7 @@
             </w:tabs>
           </w:pPr>
           <w:r>
-            <w:t xml:space="preserve">7.2 남은 한계와 위험</w:t>
-          </w:r>
-          <w:r>
-            <w:tab/>
-          </w:r>
-          <w:r>
-            <w:t>23</w:t>
-          </w:r>
-        </w:p>
-        <w:p>
-          <w:pPr>
-            <w:pStyle w:val="TOC2"/>
-            <w:tabs>
-              <w:tab w:val="right" w:leader="dot" w:pos="9016"/>
-            </w:tabs>
-          </w:pPr>
-          <w:r>
-            <w:t xml:space="preserve">7.3 현재 기술성숙도 판정</w:t>
+            <w:t xml:space="preserve">8.2 Stage B 스위칭 회로와 부품 설계</w:t>
           </w:r>
           <w:r>
             <w:tab/>
@@ -1425,7 +1442,7 @@
             </w:tabs>
           </w:pPr>
           <w:r>
-            <w:t xml:space="preserve">7.4 최초 계획 대비 진척</w:t>
+            <w:t xml:space="preserve">8.3 공통 제어기의 강건성 확보</w:t>
           </w:r>
           <w:r>
             <w:tab/>
@@ -1436,13 +1453,47 @@
         </w:p>
         <w:p>
           <w:pPr>
-            <w:pStyle w:val="TOC1"/>
+            <w:pStyle w:val="TOC2"/>
             <w:tabs>
               <w:tab w:val="right" w:leader="dot" w:pos="9016"/>
             </w:tabs>
           </w:pPr>
           <w:r>
-            <w:t xml:space="preserve">8. 향후 연구 계획</w:t>
+            <w:t xml:space="preserve">8.4 충전과 보조전원의 통합 검증</w:t>
+          </w:r>
+          <w:r>
+            <w:tab/>
+          </w:r>
+          <w:r>
+            <w:t>24</w:t>
+          </w:r>
+        </w:p>
+        <w:p>
+          <w:pPr>
+            <w:pStyle w:val="TOC2"/>
+            <w:tabs>
+              <w:tab w:val="right" w:leader="dot" w:pos="9016"/>
+            </w:tabs>
+          </w:pPr>
+          <w:r>
+            <w:t xml:space="preserve">8.5 Stage C 5 kW 재설계</w:t>
+          </w:r>
+          <w:r>
+            <w:tab/>
+          </w:r>
+          <w:r>
+            <w:t>24</w:t>
+          </w:r>
+        </w:p>
+        <w:p>
+          <w:pPr>
+            <w:pStyle w:val="TOC2"/>
+            <w:tabs>
+              <w:tab w:val="right" w:leader="dot" w:pos="9016"/>
+            </w:tabs>
+          </w:pPr>
+          <w:r>
+            <w:t xml:space="preserve">8.6 SALS의 인과적 구현과 서비스 평가</w:t>
           </w:r>
           <w:r>
             <w:tab/>
@@ -1459,7 +1510,7 @@
             </w:tabs>
           </w:pPr>
           <w:r>
-            <w:t xml:space="preserve">8.1 요구사항, 부하 등급과 수락 기준 확정</w:t>
+            <w:t xml:space="preserve">8.7 기준 구조 비교, 신규성 검증과 하드웨어 실증</w:t>
           </w:r>
           <w:r>
             <w:tab/>
@@ -1476,7 +1527,7 @@
             </w:tabs>
           </w:pPr>
           <w:r>
-            <w:t xml:space="preserve">8.2 Stage B 스위칭 회로와 부품 설계</w:t>
+            <w:t xml:space="preserve">8.8 남은 기간의 우선순위와 일정</w:t>
           </w:r>
           <w:r>
             <w:tab/>
@@ -1487,98 +1538,13 @@
         </w:p>
         <w:p>
           <w:pPr>
-            <w:pStyle w:val="TOC2"/>
+            <w:pStyle w:val="TOC1"/>
             <w:tabs>
               <w:tab w:val="right" w:leader="dot" w:pos="9016"/>
             </w:tabs>
           </w:pPr>
           <w:r>
-            <w:t xml:space="preserve">8.3 공통 제어기의 강건성 확보</w:t>
-          </w:r>
-          <w:r>
-            <w:tab/>
-          </w:r>
-          <w:r>
-            <w:t>25</w:t>
-          </w:r>
-        </w:p>
-        <w:p>
-          <w:pPr>
-            <w:pStyle w:val="TOC2"/>
-            <w:tabs>
-              <w:tab w:val="right" w:leader="dot" w:pos="9016"/>
-            </w:tabs>
-          </w:pPr>
-          <w:r>
-            <w:t xml:space="preserve">8.4 충전과 보조전원의 통합 검증</w:t>
-          </w:r>
-          <w:r>
-            <w:tab/>
-          </w:r>
-          <w:r>
-            <w:t>26</w:t>
-          </w:r>
-        </w:p>
-        <w:p>
-          <w:pPr>
-            <w:pStyle w:val="TOC2"/>
-            <w:tabs>
-              <w:tab w:val="right" w:leader="dot" w:pos="9016"/>
-            </w:tabs>
-          </w:pPr>
-          <w:r>
-            <w:t xml:space="preserve">8.5 Stage C 5 kW 재설계</w:t>
-          </w:r>
-          <w:r>
-            <w:tab/>
-          </w:r>
-          <w:r>
-            <w:t>26</w:t>
-          </w:r>
-        </w:p>
-        <w:p>
-          <w:pPr>
-            <w:pStyle w:val="TOC2"/>
-            <w:tabs>
-              <w:tab w:val="right" w:leader="dot" w:pos="9016"/>
-            </w:tabs>
-          </w:pPr>
-          <w:r>
-            <w:t xml:space="preserve">8.6 SALS의 인과적 구현과 서비스 평가</w:t>
-          </w:r>
-          <w:r>
-            <w:tab/>
-          </w:r>
-          <w:r>
-            <w:t>26</w:t>
-          </w:r>
-        </w:p>
-        <w:p>
-          <w:pPr>
-            <w:pStyle w:val="TOC2"/>
-            <w:tabs>
-              <w:tab w:val="right" w:leader="dot" w:pos="9016"/>
-            </w:tabs>
-          </w:pPr>
-          <w:r>
-            <w:t xml:space="preserve">8.7 기준 구조 비교, 신규성 검증과 하드웨어 실증</w:t>
-          </w:r>
-          <w:r>
-            <w:tab/>
-          </w:r>
-          <w:r>
-            <w:t>26</w:t>
-          </w:r>
-        </w:p>
-        <w:p>
-          <w:pPr>
-            <w:pStyle w:val="TOC2"/>
-            <w:tabs>
-              <w:tab w:val="right" w:leader="dot" w:pos="9016"/>
-            </w:tabs>
-          </w:pPr>
-          <w:r>
-            <w:t xml:space="preserve">8.8 남은 기간의 우선순위와 일정</w:t>
+            <w:t xml:space="preserve">9. 결론</w:t>
           </w:r>
           <w:r>
             <w:tab/>
@@ -1595,7 +1561,7 @@
             </w:tabs>
           </w:pPr>
           <w:r>
-            <w:t xml:space="preserve">9. 결론</w:t>
+            <w:t xml:space="preserve">부록 A. 주요 약어 및 용어</w:t>
           </w:r>
           <w:r>
             <w:tab/>
@@ -1612,30 +1578,13 @@
             </w:tabs>
           </w:pPr>
           <w:r>
-            <w:t xml:space="preserve">부록 A. 주요 약어 및 용어</w:t>
-          </w:r>
-          <w:r>
-            <w:tab/>
-          </w:r>
-          <w:r>
-            <w:t>28</w:t>
-          </w:r>
-        </w:p>
-        <w:p>
-          <w:pPr>
-            <w:pStyle w:val="TOC1"/>
-            <w:tabs>
-              <w:tab w:val="right" w:leader="dot" w:pos="9016"/>
-            </w:tabs>
-          </w:pPr>
-          <w:r>
             <w:t xml:space="preserve">부록 B. 참고문헌</w:t>
           </w:r>
           <w:r>
             <w:tab/>
           </w:r>
           <w:r>
-            <w:t>28</w:t>
+            <w:t>27</w:t>
           </w:r>
         </w:p>
         <w:p>
@@ -1652,7 +1601,7 @@
             <w:tab/>
           </w:r>
           <w:r>
-            <w:t>30</w:t>
+            <w:t>29</w:t>
           </w:r>
         </w:p>
         <w:p>
@@ -2030,77 +1979,87 @@
         <w:jc w:val="both"/>
       </w:pPr>
       <w:r>
-        <w:t xml:space="preserve">이 질문에 대응하는 프로젝트 목적은 다음과 같다.</w:t>
-      </w:r>
-    </w:p>
-    <w:p>
-      <w:pPr>
-        <w:pStyle w:val="ListParagraph"/>
-        <w:numPr>
-          <w:ilvl w:val="0"/>
-          <w:numId w:val="2"/>
-        </w:numPr>
-        <w:spacing w:after="60"/>
+        <w:t xml:space="preserve">이번 18주 단계의 범위는 MATLAB/Simulink와 Python 교차 구현을 이용한 시뮬레이션 기반 검증이다. 제어기 하드웨어 연동(HIL)과 시제품 실증은 이 단계의 결과로 가설이 유지될 때 후속 단계에서 수행한다.</w:t>
+      </w:r>
+    </w:p>
+    <w:p>
+      <w:pPr>
+        <w:pStyle w:val="Heading1"/>
+      </w:pPr>
+      <w:r>
+        <w:t xml:space="preserve">2. 선행연구 및 유사 기술 분석</w:t>
+      </w:r>
+    </w:p>
+    <w:p>
+      <w:pPr>
+        <w:pStyle w:val="Heading2"/>
+      </w:pPr>
+      <w:r>
+        <w:t xml:space="preserve">2.1 고정비 공진형 스위치드 커패시터 변환</w:t>
+      </w:r>
+    </w:p>
+    <w:p>
+      <w:pPr>
         <w:jc w:val="both"/>
       </w:pPr>
       <w:r>
-        <w:t xml:space="preserve">150 kW급 충전 주경로를 Stage B에서 분리하면서도 충전 중 400 V 보조버스를 조정할 수 있는 노드 구성과 모드 전환 조건을 확립한다.</w:t>
-      </w:r>
-    </w:p>
-    <w:p>
-      <w:pPr>
-        <w:pStyle w:val="ListParagraph"/>
-        <w:numPr>
-          <w:ilvl w:val="0"/>
-          <w:numId w:val="2"/>
-        </w:numPr>
-        <w:spacing w:after="60"/>
+        <w:t xml:space="preserve">공진형 스위치드 커패시터 또는 스위치드 탱크 변환기(Switched-Tank Converter, STC)는 커패시터 연결 상태와 공진전류를 이용해 정해진 비율로 전압을 바꾸며, 공진전류가 0에 가까울 때 스위치를 전환하는 영전류 스위칭(Zero-Current Switching, ZCS)으로 스위칭 손실을 줄인다. Ni 등은 300↔600 V, 100 kW급 양방향 실리콘 카바이드 STC 시제품에서 약 30 kW 98.7 %, 100 kW 97.4 %의 실측 효율을 보고했고[3], Liu 등은 500 kW급 다상 STC를 설계하고 실험했다[4], [5].</w:t>
+      </w:r>
+    </w:p>
+    <w:p>
+      <w:pPr>
         <w:jc w:val="both"/>
       </w:pPr>
       <w:r>
-        <w:t xml:space="preserve">25 kW 보조버스를 대상으로 8 kW·80 A 유한 링크, ±90 V 직렬 포트와 100 A 경로의 상호 제약을 해석하고 조정단의 설계영역을 정량화한다.</w:t>
-      </w:r>
-    </w:p>
-    <w:p>
-      <w:pPr>
-        <w:pStyle w:val="ListParagraph"/>
-        <w:numPr>
-          <w:ilvl w:val="0"/>
-          <w:numId w:val="2"/>
-        </w:numPr>
-        <w:spacing w:after="60"/>
+        <w:t xml:space="preserve">따라서 2:1 변환, 양방향 운전, 다상화와 100 kW 이상 정격 자체는 새로운 원리가 아니며, Stage A는 이 선행연구를 기술적 근거로 삼는다. 실제 효율은 도통손실, 커패시터 실효전류, 버스바, 냉각과 전자기 간섭 조건에 따라 달라지므로, 프로젝트의 99 %대 효율은 회로 손실 가정에 따른 모델 예측값으로만 사용한다.</w:t>
+      </w:r>
+    </w:p>
+    <w:p>
+      <w:pPr>
+        <w:pStyle w:val="Heading2"/>
+      </w:pPr>
+      <w:r>
+        <w:t xml:space="preserve">2.2 고정비 변환과 부분전력 조정의 결합</w:t>
+      </w:r>
+    </w:p>
+    <w:p>
+      <w:pPr>
         <w:jc w:val="both"/>
       </w:pPr>
       <w:r>
-        <w:t xml:space="preserve">하나의 고정 제어기로 640–920 V 배터리 범위를 담당할 수 있는지 확인하고, 공차·지연·과부하에서 성립하지 않는 경계를 함께 제시한다.</w:t>
-      </w:r>
-    </w:p>
-    <w:p>
-      <w:pPr>
-        <w:pStyle w:val="ListParagraph"/>
-        <w:numPr>
-          <w:ilvl w:val="0"/>
-          <w:numId w:val="2"/>
-        </w:numPr>
-        <w:spacing w:after="60"/>
+        <w:t xml:space="preserve">부분전력처리(Partial Power Processing, PPP)는 전체 부하전력 중 조정에 필요한 일부만 전력전자 변환기가 처리하고, 나머지는 직접 또는 고정비 경로로 전달하는 접근이다. He, Jiang, Nan의 APEC 2018 연구는 STC와 부분전력 조정단을 결합한 전압조정 구조와 48 V에서 12 V로 변환하는 500 W 시제품을 제시했다[6]. Ni 등의 APEC 2019 연구는 전기자동차 응용을 목표로 200–400 V 입력을 1,200 V로 변환하는 4 kW 시제품을 제시했으며, 6배 STC와 질화갈륨 소자 기반 부분전력 강압 조정단을 결합했다[7].</w:t>
+      </w:r>
+    </w:p>
+    <w:p>
+      <w:pPr>
         <w:jc w:val="both"/>
       </w:pPr>
       <w:r>
-        <w:t xml:space="preserve">배터리 전압에 따라 달라지는 조정단의 과도 허용 전력을 부하 등급과 선행 승인 절차에 연결해 전력변환기와 차량 에너지 관리 계층을 공동 검증한다.</w:t>
-      </w:r>
-    </w:p>
-    <w:p>
-      <w:pPr>
-        <w:pStyle w:val="ListParagraph"/>
-        <w:numPr>
-          <w:ilvl w:val="0"/>
-          <w:numId w:val="2"/>
-        </w:numPr>
-        <w:spacing w:after="60"/>
+        <w:t xml:space="preserve">이 연구들로 “고정비 주경로와 작은 조정단의 역할 분담” 원리는 이미 제시되었다. PRISM-Hub는 이 원리를 800 V 차량의 충전, 400 V 보조버스와 48 V·12 V 전원망에 배치하고, 포트 정격과 모드 전환을 하나의 시스템으로 검증하는 데 범위를 둔다.</w:t>
+      </w:r>
+    </w:p>
+    <w:p>
+      <w:pPr>
+        <w:pStyle w:val="Heading2"/>
+      </w:pPr>
+      <w:r>
+        <w:t xml:space="preserve">2.3 직렬 전압보상과 양극성 부분전력 변환</w:t>
+      </w:r>
+    </w:p>
+    <w:p>
+      <w:pPr>
         <w:jc w:val="both"/>
       </w:pPr>
       <w:r>
-        <w:t xml:space="preserve">전전력 승압기, 고정비 변환기와 별도 조정기, 조정 없는 고정비 버스 구조에 대해 손실, 정격, 부품 수와 서비스 품질을 동일 조건에서 비교한다.</w:t>
+        <w:t xml:space="preserve">Wang과 Chen은 직렬 전압보상기를 이용한 차동전력처리 구조의 정격과 추가 전력변환 스트레스를 분석했고[8], Hassanpour 등은 양극성 직렬 포트를 갖는 부분전력 변환기의 0 V 부근 운전, 소자 스트레스, 보호와 소프트스타트를 다루었다[9]. 직렬 전압 가감과 양극성 동작은 알려진 기술이므로, Stage B의 과제는 400 V–100 V 절연 DAB, ±90 V 직렬 포트, 0 V 통과, 프리차지와 보호를 차량 운전모드의 실제 정격 안에서 구현하고 검증하는 것이다.</w:t>
+      </w:r>
+    </w:p>
+    <w:p>
+      <w:pPr>
+        <w:pStyle w:val="Heading2"/>
+      </w:pPr>
+      <w:r>
+        <w:t xml:space="preserve">2.4 공진 제어와 공차 대응</w:t>
       </w:r>
     </w:p>
     <w:p>
@@ -2108,15 +2067,7 @@
         <w:jc w:val="both"/>
       </w:pPr>
       <w:r>
-        <w:t xml:space="preserve">이번 18주 단계의 범위는 MATLAB/Simulink와 Python 교차 구현을 이용한 시뮬레이션 기반 검증이다. 제어기 하드웨어 연동(HIL)과 시제품 실증은 이 단계의 결과로 가설이 유지될 때 후속 단계에서 수행한다.</w:t>
-      </w:r>
-    </w:p>
-    <w:p>
-      <w:pPr>
-        <w:pStyle w:val="Heading1"/>
-      </w:pPr>
-      <w:r>
-        <w:t xml:space="preserve">2. 선행연구 및 유사 기술 분석</w:t>
+        <w:t xml:space="preserve">Li 등의 WiPDA Asia 2018 연구는 공진 탱크의 부품 공차로 고정 타이밍만으로는 소프트 스위칭을 유지하기 어렵다는 문제를 다루고 적응형 온타임 제어를 실험했다[10]. Ni 등[7]도 스위칭주파수를 공진주파수보다 약간 낮추고 데드타임을 조정해 턴오프 ZCS를 얻었다. PRISM-Hub의 고정 타이밍 기준(0.98 f_r)은 이와 같은 방식이며, 부품 공차 표본에서 이 방식이 충분하지 않아 위상별 영교차 추종으로 바꾸었다(4.1절). 공차 대응 타이밍 제어 자체는 선행연구가 있으므로, 기여는 다상 동기, 전류공유, 센서 오차와 방향 전환 조건에서의 구체적인 개선으로 한정한다.</w:t>
       </w:r>
     </w:p>
     <w:p>
@@ -2124,7 +2075,7 @@
         <w:pStyle w:val="Heading2"/>
       </w:pPr>
       <w:r>
-        <w:t xml:space="preserve">2.1 고정비 공진형 스위치드 커패시터 변환</w:t>
+        <w:t xml:space="preserve">2.5 통합 전력전자 제품과 관련 특허</w:t>
       </w:r>
     </w:p>
     <w:p>
@@ -2132,7 +2083,7 @@
         <w:jc w:val="both"/>
       </w:pPr>
       <w:r>
-        <w:t xml:space="preserve">공진형 스위치드 커패시터 또는 스위치드 탱크 변환기(Switched-Tank Converter, STC)는 커패시터 연결 상태와 공진전류를 이용해 정해진 비율로 전압을 변환한다. 공진전류가 0에 가까울 때 스위치를 전환하는 영전류 스위칭(Zero-Current Switching, ZCS)을 적용하면 스위칭 손실을 줄일 수 있다.</w:t>
+        <w:t xml:space="preserve">차량용 복합 직류-직류 변환기와 주행주기 손실 비교는 이미 연구되었다[11]. Vicor NBM9280은 400–920 V와 200–460 V 사이의 비절연 2:1 고정비 모듈로, 모듈 하나로 800 V 배터리에서 37 kW급 400 V 부속부하 레일을 공급하며 최고 효율 99.0 %를 제시한다. 같은 회사는 양방향 모듈로 기존 400 V 부품과 충전 인프라를 800 V 차량에 맞추는 방식도 발표했다[12]. 즉 고정비 모듈을 통한 400 V 충전 호환과 400 V 부하 공급은 산업계에 이미 있으며, 이때 400 V 부하는 배터리 전압에 따라 변하는 비조정 전압을 받는다. Stage A의 모듈당 37.5 kW 목표도 같은 등급이므로, PRISM-Hub의 차별점은 조정된 보조버스를 직렬 조정단 뒤에 분리하는 데 있고 그 가치는 보조버스 조정이 실제로 필요한지(3.2절)에 달려 있다.</w:t>
       </w:r>
     </w:p>
     <w:p>
@@ -2140,7 +2091,15 @@
         <w:jc w:val="both"/>
       </w:pPr>
       <w:r>
-        <w:t xml:space="preserve">Ni 등의 IEEE Transactions on Power Electronics 2020 연구는 300 V와 600 V 사이에서 동작하는 100 kW급 양방향 실리콘 카바이드 STC 시제품을 제시하고, 약 30 kW에서 98.7 %, 100 kW 전부하에서 약 97.4 %의 실측 효율을 보고했다[3]. Liu 등은 500 kW급 다상 STC의 설계와 후속 실험을 다루었다[4], [5]. 이 결과들은 고정비 공진 변환기의 대전력 확장 가능성을 보여 주지만, 2:1 변환, 양방향 운전, 다상화 또는 100 kW 이상 정격 자체가 새로운 원리는 아니라는 점도 보여 준다.</w:t>
+        <w:t xml:space="preserve">Preh Combo Box는 800 V 부스터, 전력분배장치와 3.5 kW 직류-직류 변환기를 하나의 제품으로 통합했다[13]. NIO USA(원출원인)의 US10363828B1·US10632863B2는 800 V 충전 중 공진형 스위치드 커패시터 경로로 400 V 구동계 버스를 공급하는 구성을[14], Karma Automotive의 US11235676B2 등은 800/400 V 양방향 변환과 보조전원모듈의 결합을 공개한다[15]. 전력 방향이나 사용사례가 달라도 기술영역이 겹치므로 장치 통합이나 400/800 V 공존만으로 독창성을 주장할 수 없으며, 청구항과 회로의 항목별 대조가 필요하다. 제조사 수치는 공개자료이며 독립 검증 결과가 아니다.</w:t>
+      </w:r>
+    </w:p>
+    <w:p>
+      <w:pPr>
+        <w:pStyle w:val="Heading2"/>
+      </w:pPr>
+      <w:r>
+        <w:t xml:space="preserve">2.6 차량 부하 관리와 상위 제약 계층</w:t>
       </w:r>
     </w:p>
     <w:p>
@@ -2148,135 +2107,7 @@
         <w:jc w:val="both"/>
       </w:pPr>
       <w:r>
-        <w:t xml:space="preserve">이 선행연구는 Stage A의 기술적 근거를 제공한다. 동시에 실제 효율은 반도체 도통손실, 커패시터 실효전류, 공진 인덕터, 버스바, 게이트 구동, 냉각과 전자기 간섭 조건에 따라 달라진다. 프로젝트의 99 %대 효율값은 회로 손실 가정에 따른 모델 예측값이며 실측 효율과 구분한다.</w:t>
-      </w:r>
-    </w:p>
-    <w:p>
-      <w:pPr>
-        <w:pStyle w:val="Heading2"/>
-      </w:pPr>
-      <w:r>
-        <w:t xml:space="preserve">2.2 고정비 변환과 부분전력 조정의 결합</w:t>
-      </w:r>
-    </w:p>
-    <w:p>
-      <w:pPr>
-        <w:jc w:val="both"/>
-      </w:pPr>
-      <w:r>
-        <w:t xml:space="preserve">부분전력처리(Partial Power Processing, PPP)는 전체 부하전력 중 조정에 필요한 일부만 전력전자 변환기가 처리하고, 나머지는 직접 또는 고정비 경로로 전달하는 접근이다. He, Jiang, Nan의 APEC 2018 연구는 STC와 부분전력 조정단을 결합한 전압조정 구조와 48 V에서 12 V로 변환하는 500 W 시제품을 제시했다[6]. Ni 등의 APEC 2019 연구는 전기자동차 응용을 목표로 200–400 V 입력을 1,200 V로 변환하는 4 kW 시제품을 제시했으며, 6배 STC와 질화갈륨 소자 기반 부분전력 강압 조정단을 결합했다[7].</w:t>
-      </w:r>
-    </w:p>
-    <w:p>
-      <w:pPr>
-        <w:jc w:val="both"/>
-      </w:pPr>
-      <w:r>
-        <w:t xml:space="preserve">이 연구들은 “고정비 경로와 작은 조정단의 역할 분담”이라는 원리가 이미 제시되었음을 보여 준다. PRISM-Hub의 연구 범위는 이 원리를 800 V 차량의 충전, 400 V 보조버스와 48 V·12 V 전원망에 배치하고, 각 포트의 정격과 모드 전환 조건을 하나의 시스템으로 검증하는 데 있다.</w:t>
-      </w:r>
-    </w:p>
-    <w:p>
-      <w:pPr>
-        <w:pStyle w:val="Heading2"/>
-      </w:pPr>
-      <w:r>
-        <w:t xml:space="preserve">2.3 직렬 전압보상과 양극성 부분전력 변환</w:t>
-      </w:r>
-    </w:p>
-    <w:p>
-      <w:pPr>
-        <w:jc w:val="both"/>
-      </w:pPr>
-      <w:r>
-        <w:t xml:space="preserve">Wang과 Chen은 직렬 전압보상기를 이용한 차동전력처리 구조의 정격과 추가 전력변환 스트레스를 분석했다[8]. Hassanpour 등은 양방향 승압·강압 부분전력 변환기의 양극성 직렬 포트, 0 V 부근 운전, 소자 스트레스, 보호와 소프트스타트를 다루었다[9]. 이 연구들은 작은 직렬 전압을 더하거나 빼서 버스전압을 조정하는 원리와 양극성 동작이 이미 알려진 기술영역임을 보여 준다.</w:t>
-      </w:r>
-    </w:p>
-    <w:p>
-      <w:pPr>
-        <w:jc w:val="both"/>
-      </w:pPr>
-      <w:r>
-        <w:t xml:space="preserve">따라서 Stage B의 연구과제는 양극성 보상 자체의 최초성보다, 400 V와 100 V 링크 사이의 절연 DAB, ±90 V 직렬 포트, 0 V 통과, 프리차지, 보호 및 차량 운전모드를 실제 정격 안에서 구현하고 검증하는 데 있다.</w:t>
-      </w:r>
-    </w:p>
-    <w:p>
-      <w:pPr>
-        <w:pStyle w:val="Heading2"/>
-      </w:pPr>
-      <w:r>
-        <w:t xml:space="preserve">2.4 공진 제어와 공차 대응</w:t>
-      </w:r>
-    </w:p>
-    <w:p>
-      <w:pPr>
-        <w:jc w:val="both"/>
-      </w:pPr>
-      <w:r>
-        <w:t xml:space="preserve">Li 등의 WiPDA Asia 2018 연구는 공진 탱크의 부품 공차로 고정 타이밍만으로는 소프트 스위칭을 유지하기 어렵다는 문제를 다루고 적응형 온타임 제어를 실험했다[10]. Ni 등[7]도 스위칭주파수를 공진주파수보다 약간 낮추고 데드타임을 조정해 턴오프 ZCS를 얻었다. PRISM-Hub의 고정 타이밍 기준(0.98 f_r)은 이와 같은 방식이며, 부품 공차 표본에서 이 방식이 충분하지 않아 위상별 영교차 추종으로 바꾸었다(4.2절). 공차에 대응해 스위칭 시점을 조정한다는 목표 자체는 선행연구가 있으므로, 향후에는 다상 동기, 전류공유, 센서 오차와 방향 전환 조건에서 구체적인 개선효과를 제시해야 한다.</w:t>
-      </w:r>
-    </w:p>
-    <w:p>
-      <w:pPr>
-        <w:pStyle w:val="Heading2"/>
-      </w:pPr>
-      <w:r>
-        <w:t xml:space="preserve">2.5 통합 전력전자 제품과 관련 특허</w:t>
-      </w:r>
-    </w:p>
-    <w:p>
-      <w:pPr>
-        <w:jc w:val="both"/>
-      </w:pPr>
-      <w:r>
-        <w:t xml:space="preserve">차량용 복합 직류-직류 변환기와 주행주기 기반 손실 비교도 이미 연구되었다[11]. Vicor의 NBM9280은 400–920 V와 200–460 V 사이에서 동작하는 비절연 2:1 고정비 모듈이며, 공개 자료는 모듈 하나로 800 V 배터리에서 37 kW급 400 V 부속부하 레일을 공급하고 최고 효율 99.0 %를 제시한다[12]. 같은 회사는 양방향 모듈로 기존 400 V 부품과 충전 인프라를 800 V 차량 구조에 맞추는 방식도 발표했다[12]. 즉 고정비 모듈을 통한 400 V 충전 호환과 400 V 부하 공급은 산업계에 이미 제시된 개념이며, 이 방식에서 400 V 부하는 배터리 전압에 따라 변하는 비조정 전압을 받는다.</w:t>
-      </w:r>
-    </w:p>
-    <w:p>
-      <w:pPr>
-        <w:jc w:val="both"/>
-      </w:pPr>
-      <w:r>
-        <w:t xml:space="preserve">PRISM-Hub Stage A의 모듈당 37.5 kW 목표도 같은 등급이다. 따라서 Stage A는 산업적으로 성립 가능한 기술 수준을 설계 전제로 삼고, PRISM-Hub의 차별점은 조정된 보조버스를 직렬 조정단 뒤에 분리하는 데 둔다. 이 차별점의 가치는 보조버스 조정이 실제로 필요한지(3.2절)에 달려 있다. Preh의 Combo Box는 800 V 부스터, 전력분배장치와 3.5 kW 직류-직류 변환기를 하나의 제품에 통합한다[13]. 제조사 수치는 공개자료이므로 독립적인 성능검증 결과와 구분한다.</w:t>
-      </w:r>
-    </w:p>
-    <w:p>
-      <w:pPr>
-        <w:jc w:val="both"/>
-      </w:pPr>
-      <w:r>
-        <w:t xml:space="preserve">NIO USA Inc.(원출원인)의 US10363828B1과 US10632863B2는 800 V 직류 충전으로 직렬 배터리 구성을 충전하면서 공진형 스위치드 커패시터 경로가 400 V 구동계 버스를 공급하고 배터리 모듈 균형을 돕는 구성을 공개한다[14]. 이 특허의 중심 사용사례는 PRISM-Hub의 400 V 충전기에서 800 V 배터리로 향하는 전력흐름과 같지 않다. 그러나 공진형 스위치드 커패시터를 이용한 차량의 400/800 V 공존이라는 기술영역이 겹치므로 전력 방향 차이만으로 독창성이 입증되지는 않는다.</w:t>
-      </w:r>
-    </w:p>
-    <w:p>
-      <w:pPr>
-        <w:jc w:val="both"/>
-      </w:pPr>
-      <w:r>
-        <w:t xml:space="preserve">Karma Automotive의 US11235676B2, WO2020257534A1 및 EP3987646A1/A4는 800/400 V 양방향 변환과 보조전원모듈의 결합을 다룬다[15]. 이 자료는 “800/400 V 변환과 보조전원 기능의 통합” 자체가 새로운 개념이 아님을 보여 주며, 관련 청구항과 회로를 PRISM-Hub의 고정비 RSC, 부유 링크 PPRC 및 직렬 주입 구조와 항목별로 비교할 필요가 있다.</w:t>
-      </w:r>
-    </w:p>
-    <w:p>
-      <w:pPr>
-        <w:pStyle w:val="Heading2"/>
-      </w:pPr>
-      <w:r>
-        <w:t xml:space="preserve">2.6 차량 부하 관리와 상위 제약 계층</w:t>
-      </w:r>
-    </w:p>
-    <w:p>
-      <w:pPr>
-        <w:jc w:val="both"/>
-      </w:pPr>
-      <w:r>
-        <w:t xml:space="preserve">Jaguar Land Rover의 US20190023203A1은 고전압·저전압 전력망, 변환기 포화, 가용전류 및 부하 우선순위에 따른 승인·제한을 설명한다[16]. Robert Bosch GmbH의 EP1053129A1은 차량 부하의 피크 전력요구를 사전에 평가하고, 전력망 상태와 우선순위에 따라 부하 실행을 승인하거나 다음 계산주기로 지연하는 방식을 다룬다[17]. Reference Governor와 Command Governor 연구도 안정화된 내부 제어기 위에 명령 조정 계층을 두어 상태와 입력 제약을 만족시키는 일반적인 방법을 제공한다[18].</w:t>
-      </w:r>
-    </w:p>
-    <w:p>
-      <w:pPr>
-        <w:jc w:val="both"/>
-      </w:pPr>
-      <w:r>
-        <w:t xml:space="preserve">따라서 차량 통신신호, 가용전류와 우선순위를 이용해 부하를 제한하는 SALS의 넓은 원리는 고유하지 않다. PRISM-Hub가 목표로 하는 구체적인 기여 후보는 조정단의 배터리 전압 의존 과도 허용 전력, 가정한 통신 지연 범위와 부하 기동의 인과성 및 서비스 손실을 함께 고려한 승인 조건을 정량화하는 데 있다.</w:t>
+        <w:t xml:space="preserve">Jaguar Land Rover의 US20190023203A1은 변환기 포화, 가용전류와 우선순위에 따른 부하 승인·제한을[16], Robert Bosch GmbH의 EP1053129A1은 피크 전력요구의 사전 평가와 부하 실행 지연을[17] 다룬다. Reference Governor와 Command Governor는 안정화된 내부 제어기 위에서 상태·입력 제약을 만족시키는 일반적인 명령 조정 방법이다[18]. 따라서 SALS의 넓은 원리는 고유하지 않으며, 기여 후보는 조정단의 배터리 전압 의존 과도 허용 전력, 통신 지연과 부하 기동의 인과성, 서비스 손실을 함께 고려한 승인 조건의 정량화로 한정한다.</w:t>
       </w:r>
     </w:p>
     <w:p>
@@ -3219,7 +3050,7 @@
         <w:jc w:val="both"/>
       </w:pPr>
       <w:r>
-        <w:t xml:space="preserve">N2. 유한 100 V 링크를 포함한 조정단에서 부하전류, 경로전류, 링크전류, 링크전력, 변조율과 직렬전압 한계를 공동 설계하고, 정적·과도 운전 가능영역을 배터리 전압별로 수치화하는 정격 설계 방법. 평균모델 수준에서 부분적으로 확인했다(6.4–6.8절).</w:t>
+        <w:t xml:space="preserve">N2. 유한 100 V 링크를 포함한 조정단에서 부하전류, 경로전류, 링크전류, 링크전력, 변조율과 직렬전압 한계를 공동 설계하고, 정적·과도 운전 가능영역을 배터리 전압별로 수치화하는 정격 설계 방법. 평균모델 수준에서 부분적으로 확인했다(3.4절, 6.4–6.6절).</w:t>
       </w:r>
     </w:p>
     <w:p>
@@ -4040,7 +3871,7 @@
                 <w:sz w:val="17"/>
                 <w:szCs w:val="17"/>
               </w:rPr>
-              <w:t xml:space="preserve">4.3절</w:t>
+              <w:t xml:space="preserve">4.2절</w:t>
             </w:r>
           </w:p>
         </w:tc>
@@ -5591,7 +5422,7 @@
         <w:jc w:val="both"/>
       </w:pPr>
       <w:r>
-        <w:t xml:space="preserve">이 결과는 다음 네 전류를 구분해야 함을 보여 준다(표 4).</w:t>
+        <w:t xml:space="preserve">처리전력은 800 V 부근에서 거의 0이고 640 V 쪽에서 가장 크다(그림 2(b)). 설치 링크 정격 8 kW는 25 kW 보조버스의 32 %, 150 kW 충전전력의 5.3 %이며 충전전류는 구조상 Stage B를 지나지 않는다. 이 결과는 가설 H1(정격 분리)을 평균모델 수준에서 지지하지만, 부분전력 경로의 이점은 배터리 전압이 낮을수록 작아진다. 또한 이 결과는 다음 네 전류를 구분해야 함을 보여 준다(표 4).</w:t>
       </w:r>
     </w:p>
     <w:p>
@@ -6969,7 +6800,7 @@
         <w:jc w:val="both"/>
       </w:pPr>
       <w:r>
-        <w:t xml:space="preserve">스트레스 시험의 필수부하 최악 상한은 14.9 A + 2.4×24.9 A + 9 A + 7.5 A = 91.16 A(400 V 기준 36.5 kW)로 25 kW 연속정격을 넘는다. 컴프레서 서지 하나(59.8 A)가 SALS 정적 예산 59.375 A와 같은 크기다. 이 조건은 부하 승인으로 해결할 수 없으므로 요구사항 단계에서 다음 중 하나로 정해야 한다. (a) 20 ms급 단시간 과부하 정격을 정의하고 제어기와 포트가 이를 견디게 한다. (b) 컴프레서 소프트스타트 등으로 비지연 부하의 서지를 제한한다. (c) 해당 조건을 운전범위 밖으로 정의한다. 6.6절의 과도 허용 전력 분석은 (a)를 판단하는 근거가 된다.</w:t>
+        <w:t xml:space="preserve">스트레스 시험의 필수부하 최악 상한은 14.9 A + 2.4×24.9 A + 9 A + 7.5 A = 91.16 A(400 V 기준 36.5 kW)로 25 kW 연속정격을 넘고, SALS 정적 예산보다 31.8 A 크다. 컴프레서 서지 하나(59.8 A)가 SALS 정적 예산 59.375 A와 같은 크기다. 이 조건은 부하 승인으로 해결할 수 없으므로 요구사항 단계에서 다음 중 하나로 정해야 한다. (a) 20 ms급 단시간 과부하 정격을 정의하고 제어기와 포트가 이를 견디게 한다. (b) 컴프레서 소프트스타트 등으로 비지연 부하의 서지를 제한한다. (c) 해당 조건을 운전범위 밖으로 정의한다. 6.6절의 과도 허용 전력 분석은 (a)를 판단하는 근거가 된다.</w:t>
       </w:r>
     </w:p>
     <w:p>
@@ -6985,7 +6816,7 @@
         <w:jc w:val="both"/>
       </w:pPr>
       <w:r>
-        <w:t xml:space="preserve">충전전류가 Stage B를 통과하면 8 kW 부분전력 조정단이 대전력 충전경로의 병목이 된다. 현재 후보 구조는 충전기를 Stage A 출력 노드 V_A에 연결하고 400 V 보조버스를 직렬 조정단 뒤에 둔다. 충전 대전류는 Stage A를 통해 배터리로 전달되며, Stage B는 충전 중에도 보조버스를 조정하도록 설계한다. 이 구조는 이전의 충전 바이패스 후보보다 경로 구성이 단순하지만, 충전기 접속·해제, 충전 중 400 V 부하, Stage C 동시 운전과 고장 전파를 포함한 통합 모델로는 아직 검증되지 않았다.</w:t>
+        <w:t xml:space="preserve">현재 후보 구조에서 충전 대전류는 V_A에서 Stage A를 거쳐 배터리로 가고, Stage B는 충전 중에도 보조버스를 조정한다. 이 구조는 이전의 충전 바이패스 후보보다 경로가 단순하지만, 충전기 접속·해제, 충전 중 400 V 부하와 Stage C 동시 운전, 고장 전파를 포함한 통합 모델로는 아직 검증하지 않았다.</w:t>
       </w:r>
     </w:p>
     <w:p>
@@ -6993,7 +6824,15 @@
         <w:jc w:val="both"/>
       </w:pPr>
       <w:r>
-        <w:t xml:space="preserve">이 배치에는 두 가지 전제가 있다. 첫째, 충전기 출력범위가 차량 입구 기준 V_A의 변동범위(약 320–460 V와 경로 강하)를 포함해야 한다. 둘째, 충전 통신에서 차량은 팩이 아니라 V_A 기준의 전압·전류 한계(팩 전압의 1/2, 팩 전류의 2배)를 충전기에 제시해야 한다. 또한 375 A 전류 제한에서 V_A가 324 V이면 전달 전력은 약 121 kW로 150 kW보다 낮다.</w:t>
+        <w:t xml:space="preserve">이 배치에는 두 가지 전제가 있다. 첫째, 충전기 출력범위가 차량 입구 기준 V_A의 변동범위(약 320–460 V와 경로 강하)를 포함해야 한다. 둘째, 충전 통신에서 차량은 팩이 아니라 V_A 기준의 전압·전류 한계(팩 전압의 1/2, 팩 전류의 2배)를 충전기에 제시해야 한다. 375 A 전류 제한에서 V_A가 324 V이면 전달 전력은 약 121 kW로 150 kW보다 낮다.</w:t>
+      </w:r>
+    </w:p>
+    <w:p>
+      <w:pPr>
+        <w:jc w:val="both"/>
+      </w:pPr>
+      <w:r>
+        <w:t xml:space="preserve">Stage B가 충전전류를 나르지 않더라도 충전 중 배터리와 무관하지는 않다. 보조부하 전력은 V_A에서 빠져나가므로 배터리에 들어가는 전력은 그만큼 줄고(충전 150 kW, 보조부하 25 kW이면 손실 제외 약 125 kW), 충전기 전류 제어보다 빠른 보조부하 변화는 그 순간 Stage A를 통해 배터리가 공급한다. 따라서 차량은 보조부하 몫을 더한 전류를 충전기에 요청해야 하며, 이 상호작용은 8.4절의 통합 시험에서 확인한다.</w:t>
       </w:r>
     </w:p>
     <w:p>
@@ -7014,14 +6853,6 @@
     </w:p>
     <w:p>
       <w:pPr>
-        <w:jc w:val="both"/>
-      </w:pPr>
-      <w:r>
-        <w:t xml:space="preserve">지연 가능한 히터와 저우선 부하는 조정단의 여유에 맞춰 실행시점을 조정할 수 있다. 그러나 부하 관리는 물리적인 전력 부족을 없애지 못한다. 비지연 부하만으로 변환기 용량을 넘는 경우에는 부하 자체의 기동 제한, 상시 예비용량 또는 하드웨어 정격 증대가 필요하다(3.5절).</w:t>
-      </w:r>
-    </w:p>
-    <w:p>
-      <w:pPr>
         <w:pStyle w:val="Heading1"/>
       </w:pPr>
       <w:r>
@@ -7033,23 +6864,7 @@
         <w:pStyle w:val="Heading2"/>
       </w:pPr>
       <w:r>
-        <w:t xml:space="preserve">4.1 전체 구성</w:t>
-      </w:r>
-    </w:p>
-    <w:p>
-      <w:pPr>
-        <w:jc w:val="both"/>
-      </w:pPr>
-      <w:r>
-        <w:t xml:space="preserve">그림 1의 후보 구조에서 800 V 배터리는 Stage A를 거쳐 V_A 노드에 연결되고, V_A와 400 V 보조버스 사이에 Stage B의 직렬 포트가 들어간다. 400 V급 충전기는 V_A 노드에 접속하며, 400 V 보조부하와 Stage C는 보조버스에서 전력을 받는다. Stage B의 DAB는 보조버스에서 전력을 받아 부유 100 V 링크를 거쳐 직렬 포트로 보상전압을 만든다. SALS는 이 구조의 정격을 기준으로 지연 가능한 부하의 실행을 승인한다.</w:t>
-      </w:r>
-    </w:p>
-    <w:p>
-      <w:pPr>
-        <w:pStyle w:val="Heading2"/>
-      </w:pPr>
-      <w:r>
-        <w:t xml:space="preserve">4.2 Stage A: 2:1 고정비 대전력 경로</w:t>
+        <w:t xml:space="preserve">4.1 Stage A: 2:1 고정비 대전력 경로</w:t>
       </w:r>
     </w:p>
     <w:p>
@@ -7419,7 +7234,7 @@
                 <w:sz w:val="17"/>
                 <w:szCs w:val="17"/>
               </w:rPr>
-              <w:t xml:space="preserve">정·역방향 각 20건 중 0건 실패, 최대 약 1.1 %(공차 포함 MATLAB 1.131 %, Python 1.146 %)</w:t>
+              <w:t xml:space="preserve">정·역방향 각 20건 중 0건 실패(기준: 턴오프 잔류전류 5 % 이하), 최대 약 1.1 %(MATLAB 1.131 %, Python 1.146 %)</w:t>
             </w:r>
           </w:p>
         </w:tc>
@@ -7713,7 +7528,7 @@
         <w:jc w:val="both"/>
       </w:pPr>
       <w:r>
-        <w:t xml:space="preserve">스위칭 동작을 포함한 상미분방정식(Ordinary Differential Equation, ODE) 모델에서 고정 타이밍은 부품 공차 표본 20건 중 16건이 ZCS 기준(턴오프 잔류전류 5 % 이하)을 벗어났으나, 자기발진 방식은 정·역방향 표본에서 모두 통과했다. 역방향 검출의 극성 오류는 수정했다. 8위상 손실과 모듈 셰딩 값은 모델 예측이며, 센서 지연, 오프셋, 방향 전환, 다상 동기, 전류공유와 하드웨어 파형은 추가 검증이 필요하다.</w:t>
+        <w:t xml:space="preserve">결과는 스위칭 동작을 포함한 상미분방정식(Ordinary Differential Equation, ODE) 모델에서 얻었고, 역방향 검출의 극성 오류를 수정한 뒤의 값이다. 손실과 모듈 셰딩 값은 모델 예측이며, 센서 지연·오프셋, 방향 전환, 다상 동기와 전류공유는 스위칭 모델과 하드웨어에서 확인해야 한다.</w:t>
       </w:r>
     </w:p>
     <w:p>
@@ -7721,7 +7536,7 @@
         <w:pStyle w:val="Heading2"/>
       </w:pPr>
       <w:r>
-        <w:t xml:space="preserve">4.3 Stage B: 유한 링크 2단 부분전력 조정기</w:t>
+        <w:t xml:space="preserve">4.2 Stage B: 유한 링크 2단 부분전력 조정기</w:t>
       </w:r>
     </w:p>
     <w:p>
@@ -7799,10 +7614,18 @@
     </w:p>
     <w:p>
       <w:pPr>
+        <w:pStyle w:val="Heading2"/>
+      </w:pPr>
+      <w:r>
+        <w:t xml:space="preserve">4.3 Stage C: 48 V 및 12 V 절연 전원</w:t>
+      </w:r>
+    </w:p>
+    <w:p>
+      <w:pPr>
         <w:jc w:val="both"/>
       </w:pPr>
       <w:r>
-        <w:t xml:space="preserve">평균모델의 상태변수는 Stage A 경로전류, 직렬전압, 400 V 버스전압, H-브리지 필터전류, 링크전압 및 DAB 링크전류다. 이 구성은 초기 이상 전류원 모델에서 빠졌던 링크 저장에너지, 변조율, 링크전류, 방향별 효율과 포트별 정격을 명시적으로 다룬다.</w:t>
+        <w:t xml:space="preserve">Stage C는 400 V 보조버스에서 48 V 전원망을 공급하는 CLLC 공진 변환기다. CLLC는 변압기 양쪽의 인덕터와 커패시터로 구성된 공진형 절연 변환기이며 양방향 전력전달에 적합한 후보 중 하나다. 12 V 출력은 48 V 뒤의 강압 변환기가 담당한다. 초기 3 kW 스위칭 수준 ODE 모델에서 공진점 이득과 양방향 전력흐름을 검토했으나, 48 V와 12 V의 동시 최대부하를 만족하려면 약 5 kW급 재설계가 필요하다. 공진탱크, 변압기, 정류 손실, 열설계와 회생 전류 폐루프는 아직 완료되지 않았다.</w:t>
       </w:r>
     </w:p>
     <w:p>
@@ -7810,7 +7633,7 @@
         <w:pStyle w:val="Heading2"/>
       </w:pPr>
       <w:r>
-        <w:t xml:space="preserve">4.4 Stage C: 48 V 및 12 V 절연 전원</w:t>
+        <w:t xml:space="preserve">4.4 SALS: 포화 인지형 부하 승인 계층</w:t>
       </w:r>
     </w:p>
     <w:p>
@@ -7818,7 +7641,23 @@
         <w:jc w:val="both"/>
       </w:pPr>
       <w:r>
-        <w:t xml:space="preserve">Stage C는 400 V 보조버스에서 48 V 전원망을 공급하는 CLLC 공진 변환기다. CLLC는 변압기 양쪽의 인덕터와 커패시터로 구성된 공진형 절연 변환기이며 양방향 전력전달에 적합한 후보 중 하나다. 12 V 출력은 48 V 뒤의 강압 변환기가 담당한다. 초기 3 kW 스위칭 수준 ODE 모델에서 공진점 이득과 양방향 전력흐름을 검토했으나, 48 V와 12 V의 동시 최대부하를 만족하려면 약 5 kW급 재설계가 필요하다. 공진탱크, 변압기, 정류 손실, 열설계와 회생 전류 폐루프는 아직 완료되지 않았다.</w:t>
+        <w:t xml:space="preserve">SALS는 빠른 전압제어기가 아니라 상위 부하 승인 계층이다. 현재 구현은 보조버스 연속정격 25 kW에 95 % 여유를 둔 정적 예산(400 V 기준 59.375 A)에서 비지연 부하를 뺀 나머지를 정온도계수(Positive Temperature Coefficient, PTC) 히터, 배터리 히터, 48 V 저우선 부하의 요청에 우선순위대로 배분한다. 사건 범위를 확인할 수 없으면 조정부하 승인을 0으로 두는 fail-closed 동작을 쓴다.</w:t>
+      </w:r>
+    </w:p>
+    <w:p>
+      <w:pPr>
+        <w:jc w:val="both"/>
+      </w:pPr>
+      <w:r>
+        <w:t xml:space="preserve">정적 연속 한계가 625 V 이상에서 25 kW로 일정하므로 이 예산은 배터리 전압과 무관하다. 과도 허용 전력의 전압 의존성(6.6절)과 에너지 요구·최소 동작시간·재기동 같은 시간 결합은 아직 반영하지 않았으므로, 현재 구현은 단일 시점 우선순위 승인이다.</w:t>
+      </w:r>
+    </w:p>
+    <w:p>
+      <w:pPr>
+        <w:jc w:val="both"/>
+      </w:pPr>
+      <w:r>
+        <w:t xml:space="preserve">관측하지 못한 사건에 대비하려면 부하 측 전자제어기(Electronic Control Unit, ECU)가 부하를 켜기 전에 승인을 받는 절차가 필요하다. 이 절차가 성립하려면 부하 등급을 먼저 정해야 한다. 비지연 부하는 승인을 거부할 수 없으므로, 사전 승인은 기동 시점을 정해진 상한 안에서 늦추는 것으로 정의하고 등급별 최대 지연을 요구사항으로 둔다(표 5).</w:t>
       </w:r>
     </w:p>
     <w:p>
@@ -7826,39 +7665,7 @@
         <w:pStyle w:val="Heading2"/>
       </w:pPr>
       <w:r>
-        <w:t xml:space="preserve">4.5 SALS: 포화 인지형 부하 승인 계층</w:t>
-      </w:r>
-    </w:p>
-    <w:p>
-      <w:pPr>
-        <w:jc w:val="both"/>
-      </w:pPr>
-      <w:r>
-        <w:t xml:space="preserve">SALS는 빠른 전압제어기가 아니라 상위 부하 승인 계층이다. 현재 구현은 보조버스 연속정격 25 kW에 95 % 여유를 둔 정적 예산(400 V 기준 59.375 A)에서 비지연 부하를 뺀 나머지를 정온도계수(Positive Temperature Coefficient, PTC) 히터, 배터리 히터, 48 V 저우선 부하의 요청에 우선순위대로 배분한다. 사건 범위를 확인할 수 없으면 조정부하 승인을 0으로 두는 fail-closed 동작을 쓴다.</w:t>
-      </w:r>
-    </w:p>
-    <w:p>
-      <w:pPr>
-        <w:jc w:val="both"/>
-      </w:pPr>
-      <w:r>
-        <w:t xml:space="preserve">이 정적 예산은 640–920 V에서 배터리 전압과 무관하다. 조정단의 정적 연속 한계가 625 V 이상에서 정격 25 kW로 일정하기 때문이다. 반면 과도 허용 전력은 배터리 전압에 따라 크게 달라지므로(6.6절), 전압 의존 여유를 승인에 반영하는 기능은 아직 구현되지 않았다. 또한 현재 로직에는 에너지 요구, 최소 동작시간, 램프, 재기동 비용 같은 시간 결합이 없으므로 단일 시점 우선순위 승인으로 정의한다.</w:t>
-      </w:r>
-    </w:p>
-    <w:p>
-      <w:pPr>
-        <w:jc w:val="both"/>
-      </w:pPr>
-      <w:r>
-        <w:t xml:space="preserve">관측하지 못한 사건에 대비하려면 부하 측 전자제어기(Electronic Control Unit, ECU)가 부하를 켜기 전에 승인을 받는 절차가 필요하다. 이 절차가 성립하려면 부하 등급을 먼저 정해야 한다. 비지연 부하는 승인을 거부할 수 없으므로, 사전 승인은 기동 시점을 정해진 상한 안에서 늦추는 것으로 정의하고 등급별 최대 지연을 요구사항으로 둔다(표 5).</w:t>
-      </w:r>
-    </w:p>
-    <w:p>
-      <w:pPr>
-        <w:pStyle w:val="Heading2"/>
-      </w:pPr>
-      <w:r>
-        <w:t xml:space="preserve">4.6 주요 운전 모드</w:t>
+        <w:t xml:space="preserve">4.5 주요 운전 모드</w:t>
       </w:r>
     </w:p>
     <w:p>
@@ -8705,14 +8512,6 @@
     </w:p>
     <w:p>
       <w:pPr>
-        <w:jc w:val="both"/>
-      </w:pPr>
-      <w:r>
-        <w:t xml:space="preserve">모든 모드를 하나의 연결된 모델에서 전환하고 보호까지 검증하는 작업은 남아 있다. 400 V급 충전 모드에서는 충전기 전압, 전류와 전력 한계를 각각 적용해야 하며, 375 A 전류 제한 때문에 저전압 구간의 전달 전력은 150 kW보다 낮다.</w:t>
-      </w:r>
-    </w:p>
-    <w:p>
-      <w:pPr>
         <w:pStyle w:val="Heading1"/>
       </w:pPr>
       <w:r>
@@ -9575,7 +9374,15 @@
         <w:jc w:val="both"/>
       </w:pPr>
       <w:r>
-        <w:t xml:space="preserve">주요 검증 절차는 정상상태 전력수지와 평형점 계산, 6상태 평균모델의 에너지 보존 검산, 부하 증가·제거·회생·0 V 통과·과부하 시험, 실제 상태를 강제로 제한하지 않는 포트 정격 위반 판정, Python과 MATLAB의 별도 구현 비교, 운전점별 재설계가 없는 공통 고정이득 제어기 시험, 회로 파라미터 단일 변수 ±10 % 공차시험, 전달지연·효율·DAB 응답 시정수 민감도 시험, SALS의 관측 전 사건 반례와 정적 승인 가능조건 시험이다.</w:t>
+        <w:t xml:space="preserve">Simulink 4상태 평균모델(prism_pprc_average_tb.slx)과 Python 오일러 구현의 버스전압 최대차이 0.40 V는 전압강하(약 4.7 V)의 8 % 수준으로 작지 않으며 원인을 아직 규명하지 않았으므로, 이 모델은 최신 결과의 근거로 쓰지 않는다. Stage A·B·C의 Simscape 스위칭 모델은 아직 구축하지 않았다.</w:t>
+      </w:r>
+    </w:p>
+    <w:p>
+      <w:pPr>
+        <w:pStyle w:val="Heading2"/>
+      </w:pPr>
+      <w:r>
+        <w:t xml:space="preserve">5.2 초기 모델의 문제와 보완</w:t>
       </w:r>
     </w:p>
     <w:p>
@@ -9583,7 +9390,23 @@
         <w:jc w:val="both"/>
       </w:pPr>
       <w:r>
-        <w:t xml:space="preserve">Simulink 4상태 평균모델(prism_pprc_average_tb.slx)은 Simulink 실행 경로를 확인하기 위한 것이다. Python 오일러 구현과의 버스전압 최대차이 0.40 V는 같은 이상 모델에서 전압강하(약 4.7 V)의 8 % 수준으로 작지 않으며 원인은 아직 규명하지 않았다. 이 모델은 최신 결과의 근거로 사용하지 않는다. Stage A·B·C의 Simscape 스위칭 모델은 아직 구축하지 않았다.</w:t>
+        <w:t xml:space="preserve">초기 PPRC 평균모델은 DAB가 400 V 버스에서 소비하는 입력전력을 전력수지에 충분히 반영하지 않아 경로전류와 처리전력을 낮게 계산했다. 이를 보완한 뒤 648 V·25 kW의 처리전력은 약 4.8 kW에서 약 6.0 kW로 증가했고 정격 여유도 작아졌다. 이후 Stage B를 이상 직렬 전류원이 아니라 100 V 링크와 H-브리지 필터를 상태로 포함한 모델로 바꾸고, 링크전류 80 A, 경로전류 100 A, 변조율, 링크전압과 8 kW 전력한계를 분리해 판정했다. 또한 명령값만 제한하고 실제 상태는 강제로 잘라내지 않아 과부하와 지연으로 발생하는 정격 위반을 그대로 검출하도록 했다.</w:t>
+      </w:r>
+    </w:p>
+    <w:p>
+      <w:pPr>
+        <w:jc w:val="both"/>
+      </w:pPr>
+      <w:r>
+        <w:t xml:space="preserve">Stage A에서는 역방향 ZCS 검출의 극성 오류를 수정했고, 충전 평균모델에는 150 kW 전력상한과 375 A 전류상한을 함께 적용했다. 고전압 입력 커패시터의 500 V 정격 오류는 1,200 V급 잠정 사양으로 정정했다(부품 선정은 남음). SALS는 통신·부하 지연 범위를 반영하도록 최악값 창을 수정했으나 부하가 관측보다 먼저 시작할 수 있는 인과성 문제가 남아, 이를 고정 반례로 시험에 포함했다. 기존의 “300회 실패 없음”은 전압 안정성 보장이 아니라 축약 부하 스케줄에서 전류정격 초과가 관측되지 않았다는 통계로 범위를 좁혔다.</w:t>
+      </w:r>
+    </w:p>
+    <w:p>
+      <w:pPr>
+        <w:jc w:val="both"/>
+      </w:pPr>
+      <w:r>
+        <w:t xml:space="preserve">초기 계획의 WP4.5는 학습 기반 선행 조정 계층(Anticipatory Regulation Layer, ARL)이었다. ARL은 GRU·TCN 분위수 예측기로 부하 변동을 예측해 조정단에 피드포워드와 사전 승압을 주고, 2단계로 모델예측제어를 붙이는 구상이었다. 검증 결과 상태궤환 제어만으로 60 A급 스텝의 전압강하 기준을 만족했고, 커패시터 축소는 DAB 지연 때문에 불가능했으며, 학습 예측기의 정확도는 단순 지속 예측과 같았고, 점추정·분위수 예측은 서지를 놓쳐 버스 붕괴를 막지 못했다. 이에 따라 예측 피드포워드를 폐기하고, 정격과 관측 인과성을 먼저 다루는 부하 승인 계층 SALS로 범위를 바꾸었다. 같은 검토 과정에서 충전 바이패스를 폐지하고 충전기 접속점을 V_A로 옮겼으며, Stage B를 DAB–100 V 링크–H-브리지의 2단 구조로 바꾸었다.</w:t>
       </w:r>
     </w:p>
     <w:p>
@@ -9591,7 +9414,7 @@
         <w:pStyle w:val="Heading2"/>
       </w:pPr>
       <w:r>
-        <w:t xml:space="preserve">5.2 초기 모델의 문제와 보완</w:t>
+        <w:t xml:space="preserve">5.3 판정 기준과 지연 모델</w:t>
       </w:r>
     </w:p>
     <w:p>
@@ -9599,47 +9422,7 @@
         <w:jc w:val="both"/>
       </w:pPr>
       <w:r>
-        <w:t xml:space="preserve">초기 PPRC 평균모델은 DAB가 400 V 버스에서 소비하는 입력전력을 전력수지에 충분히 반영하지 않아 경로전류와 처리전력을 낮게 계산했다. 이를 보완한 뒤 648 V·25 kW의 처리전력은 약 4.8 kW에서 약 6.0 kW로 증가했고 정격 여유도 작아졌다. 이후 Stage B를 이상 직렬 전류원이 아니라 100 V 링크와 H-브리지 필터를 상태로 포함한 모델로 바꾸고, 링크전류 80 A, 경로전류 100 A, 변조율, 링크전압과 8 kW 전력한계를 분리해 판정했다. 또한 명령값만 제한하고 실제 상태는 강제로 잘라내지 않아 과부하와 지연으로 발생하는 정격 위반을 그대로 검출하도록 했다.</w:t>
-      </w:r>
-    </w:p>
-    <w:p>
-      <w:pPr>
-        <w:jc w:val="both"/>
-      </w:pPr>
-      <w:r>
-        <w:t xml:space="preserve">Stage A에서는 역방향 ZCS 검출의 극성 오류를 수정했다. 충전 평균모델에는 150 kW 전력상한과 375 A 전류상한을 함께 적용하는 기능을 추가했다. 고전압 입력 커패시터의 500 V 정격 오류는 파라미터 수준에서 1,200 V급 잠정 사양으로 정정했으나 실제 부품 선정은 남아 있다. SALS는 선언된 통신·부하 지연 범위를 반영하도록 최악값 창을 수정했지만, 부하가 관측보다 먼저 시작할 수 있는 인과성 문제가 남아 고정 반례와 fail-closed 승인 조건으로 시험에 포함했다. 기존의 “300회 실패 없음”은 전압 안정성 보장이 아니라, 축약 부하 스케줄에서 전류정격 초과가 관측되지 않았다는 통계로 범위를 제한했다.</w:t>
-      </w:r>
-    </w:p>
-    <w:p>
-      <w:pPr>
-        <w:jc w:val="both"/>
-      </w:pPr>
-      <w:r>
-        <w:t xml:space="preserve">초기 18주 계획은 WP1 요구사항, WP2 평균모델과 상태기계, WP3 Simscape 스위칭 모델, WP4 운전 시나리오와 기준 구조, WP4.5 학습 기반 선행 조정 계층(Anticipatory Regulation Layer, ARL), WP5 손실·열·전력밀도, WP6 문서화 순서였다. ARL은 GRU·TCN 분위수 예측기로 부하 변동을 예측해 조정단에 피드포워드와 사전 승압을 주고, 2단계로 모델예측제어를 붙이는 구상이었다. 검증 결과 상태궤환 제어만으로 60 A급 스텝의 전압강하 기준을 만족했고, 커패시터 축소는 DAB 지연 때문에 불가능했으며, 학습 예측기의 정확도는 단순 지속 예측과 같았고, 점추정·분위수 예측은 서지를 놓쳐 버스 붕괴를 막지 못했다. 이에 따라 예측 피드포워드를 폐기하고, 정격과 관측 인과성을 먼저 다루는 부하 승인 계층 SALS로 범위를 바꾸었다. 같은 검토 과정에서 충전 바이패스를 폐지하고 충전기 접속점을 V_A로 옮겼으며, Stage B를 DAB–100 V 링크–H-브리지의 2단 구조로 바꾸었다.</w:t>
-      </w:r>
-    </w:p>
-    <w:p>
-      <w:pPr>
-        <w:pStyle w:val="Heading2"/>
-      </w:pPr>
-      <w:r>
-        <w:t xml:space="preserve">5.3 판정 기준과 지연 모델</w:t>
-      </w:r>
-    </w:p>
-    <w:p>
-      <w:pPr>
-        <w:jc w:val="both"/>
-      </w:pPr>
-      <w:r>
-        <w:t xml:space="preserve">공통 제어기 시험은 미리 충전된 평형점에서 시작해 1 ms에 정전력 부하를 변경하고 20 ms까지 계산한다. “60 A 시험”은 400 V 기준 1 kW에서 25 kW로 증가하는 24 kW 부하변화, 즉 60 A 상당의 정전력 스텝을 뜻한다. 모든 순간에 부하전류가 정확히 60 A만큼 변하는 시험은 아니다.</w:t>
-      </w:r>
-    </w:p>
-    <w:p>
-      <w:pPr>
-        <w:jc w:val="both"/>
-      </w:pPr>
-      <w:r>
-        <w:t xml:space="preserve">전압 판정은 스텝 후 400±8 V, 최종 400±4 V, ±4 V 범위 재진입 1 ms 이내, 마지막 1 ms 버스전압 최대·최소 차이 0.1 V 이하다. 포트 판정은 경로·필터 100 A, 링크 80 A·8 kW, 직렬전압 ±90 V, 링크전압 90–110 V, 변조율 ±0.95를 적용한다. 적분간격은 0.2 µs이며, 전달지연 스윕만 0.1 µs로 계산했다.</w:t>
+        <w:t xml:space="preserve">공통 제어기 시험은 미리 충전된 평형점에서 시작해 1 ms에 정전력 부하를 변경하고 20 ms까지 계산한다. “60 A 시험”은 400 V 기준 1 kW에서 25 kW로 증가하는 24 kW 부하변화, 즉 60 A 상당의 정전력 스텝을 뜻한다. 모든 순간에 부하전류가 정확히 60 A만큼 변하는 시험은 아니다. 전압과 포트 판정 기준은 표 2와 같고, 적분간격은 0.2 µs(전달지연 스윕만 0.1 µs)다.</w:t>
       </w:r>
     </w:p>
     <w:p>
@@ -13694,23 +13477,7 @@
         <w:pStyle w:val="Heading2"/>
       </w:pPr>
       <w:r>
-        <w:t xml:space="preserve">6.8 Stage B의 처리전력</w:t>
-      </w:r>
-    </w:p>
-    <w:p>
-      <w:pPr>
-        <w:jc w:val="both"/>
-      </w:pPr>
-      <w:r>
-        <w:t xml:space="preserve">25 kW 정상상태에서 Stage B 링크전력은 640 V 6.44 kW(25.7 %)에서 800 V 0.06 kW(0.2 %)로 줄었다가 920 V −3.24 kW(13.0 %)로 다시 커진다(그림 2(b), 표 3). 설치 링크 정격 8 kW는 25 kW 보조버스의 32 %, 150 kW 충전전력의 5.3 %이며, 충전전류는 구조상 Stage B를 지나지 않는다. 이 결과는 가설 H1(정격 분리)을 평균모델 수준에서 지지하지만, 충전 중 동시 운전과 기준 구조 대비 손실 이점은 아직 판정하지 않았다. 또한 처리전력이 가장 큰 640 V 부근에서는 부분전력 경로의 이점이 가장 작다.</w:t>
-      </w:r>
-    </w:p>
-    <w:p>
-      <w:pPr>
-        <w:pStyle w:val="Heading2"/>
-      </w:pPr>
-      <w:r>
-        <w:t xml:space="preserve">6.9 SALS 인과성과 승인 가능조건</w:t>
+        <w:t xml:space="preserve">6.8 SALS 인과성과 승인 가능조건</w:t>
       </w:r>
     </w:p>
     <w:p>
@@ -14593,23 +14360,7 @@
         <w:jc w:val="both"/>
       </w:pPr>
       <w:r>
-        <w:t xml:space="preserve">648 V 정상 예제(비지연 25 A)에서는 PTC 히터 17.5 A와 배터리 히터 16.875 A를 승인하고 48 V 저우선 부하는 승인하지 않는다. 필수부하 최악 상한 91.16 A는 예산보다 31.785 A 커서 조정부하를 모두 꺼도 해결되지 않는다. 사건 범위를 확인할 수 없으면 조정부하 승인을 0으로 두는 fail-closed 동작을 쓰며, 이 결과를 전압 안전성이 검증된 상태로 판정하지 않는다.</w:t>
-      </w:r>
-    </w:p>
-    <w:p>
-      <w:pPr>
-        <w:pStyle w:val="Heading2"/>
-      </w:pPr>
-      <w:r>
-        <w:t xml:space="preserve">6.10 충전과 Stage C의 검증 상태</w:t>
-      </w:r>
-    </w:p>
-    <w:p>
-      <w:pPr>
-        <w:jc w:val="both"/>
-      </w:pPr>
-      <w:r>
-        <w:t xml:space="preserve">충전 평균모델에는 375 A 전류한계와 150 kW 전력상한을 적용하는 기능이 추가되어, 저전압에서 두 한계가 동시에 성립하지 않는 문제를 모델 수준에서 구분할 수 있다. 그러나 실제 충전기 통신, 접속·해제, Stage A 모듈 전환, 보조버스 동시 조정과 보호를 포함한 통합 시험은 완료되지 않았다. Stage C는 초기 3 kW 스위칭 수준 ODE 모델에서 공진점 이득과 양방향 동작 가능성을 검토했지만, 최신 요구는 약 5 kW급이므로 기존 3 kW 결과를 5 kW 설계의 성능 근거로 사용할 수 없다.</w:t>
+        <w:t xml:space="preserve">정상 조건의 예로 648 V, 비지연 부하 25 A에서는 PTC 히터 17.5 A와 배터리 히터 16.875 A를 승인하고 48 V 저우선 부하는 보류한다. 이 승인은 정적 예산 기준이며 전압 안전성을 검증한 결과가 아니다.</w:t>
       </w:r>
     </w:p>
     <w:p>
@@ -14639,7 +14390,7 @@
         <w:jc w:val="both"/>
       </w:pPr>
       <w:r>
-        <w:t xml:space="preserve">Stage B의 DAB 입력전력, 유한 링크의 저장에너지와 방향별 효율을 반영한 에너지 보존 평균모델을 구축하고, 보조버스 부하전류·경로·필터 전류·링크전류·전류지령·링크전력을 분리해 포트별 정격을 판정할 수 있게 했다.</w:t>
+        <w:t xml:space="preserve">Stage B의 DAB 입력전력, 유한 링크 저장에너지와 방향별 효율을 반영한 에너지 보존 평균모델과 포트별 정격 판정 체계를 구축했다.</w:t>
       </w:r>
     </w:p>
     <w:p>
@@ -14653,7 +14404,7 @@
         <w:jc w:val="both"/>
       </w:pPr>
       <w:r>
-        <w:t xml:space="preserve">25 kW 보조버스에서 Stage B 처리전력이 최대 6.44 kW(25.7 %)이고 충전전류가 조정단을 지나지 않음을 평균모델 수준에서 확인했다(가설 H1의 부분 근거).</w:t>
+        <w:t xml:space="preserve">25 kW 보조버스에서 Stage B 처리전력이 최대 6.44 kW(25.7 %)이고 충전전류가 조정단을 지나지 않음을 평균모델에서 확인했다(가설 H1의 부분 근거).</w:t>
       </w:r>
     </w:p>
     <w:p>
@@ -14667,7 +14418,7 @@
         <w:jc w:val="both"/>
       </w:pPr>
       <w:r>
-        <w:t xml:space="preserve">평균 H-브리지 모델에서 양·음 직렬전압과 0 V 통과를 확인하고, 부하 증가·제거와 회생 조건을 하나의 시험체계에 포함했다.</w:t>
+        <w:t xml:space="preserve">하나의 고정 제어이득으로 공칭 지연 조건의 정상시험 41건(회생·0 V 통과 포함)과 단일 변수 공차시험 28건을 통과했고, 640 V 코너 여유·지연 실패 양상·전압별 과도 허용 전력을 정량화해 재설계 목표를 정했다.</w:t>
       </w:r>
     </w:p>
     <w:p>
@@ -14681,7 +14432,7 @@
         <w:jc w:val="both"/>
       </w:pPr>
       <w:r>
-        <w:t xml:space="preserve">운전점별 이득 재계산을 제거한 공통 고정이득 후보로 공칭 지연 조건의 정상시험 41건과 단일 변수 공차시험 28건을 통과했다.</w:t>
+        <w:t xml:space="preserve">Stage A 스위칭 ODE 모델에서 위상별 자기발진 영교차 추종으로 정·역방향 공차 표본의 ZCS를 확보했다.</w:t>
       </w:r>
     </w:p>
     <w:p>
@@ -14695,35 +14446,7 @@
         <w:jc w:val="both"/>
       </w:pPr>
       <w:r>
-        <w:t xml:space="preserve">640 V 코너의 포트별 여유, 지연 실패 양상의 구분, 배터리 전압별 과도 허용 전력을 정량화해 재설계 목표와 부하 승인의 근거를 확보했다.</w:t>
-      </w:r>
-    </w:p>
-    <w:p>
-      <w:pPr>
-        <w:pStyle w:val="ListParagraph"/>
-        <w:numPr>
-          <w:ilvl w:val="0"/>
-          <w:numId w:val="2"/>
-        </w:numPr>
-        <w:spacing w:after="60"/>
-        <w:jc w:val="both"/>
-      </w:pPr>
-      <w:r>
-        <w:t xml:space="preserve">Stage A 스위칭 ODE 모델에서 위상별 자기발진 영교차 추종으로 정·역방향 공차 표본의 ZCS를 확보했다.</w:t>
-      </w:r>
-    </w:p>
-    <w:p>
-      <w:pPr>
-        <w:pStyle w:val="ListParagraph"/>
-        <w:numPr>
-          <w:ilvl w:val="0"/>
-          <w:numId w:val="2"/>
-        </w:numPr>
-        <w:spacing w:after="60"/>
-        <w:jc w:val="both"/>
-      </w:pPr>
-      <w:r>
-        <w:t xml:space="preserve">과부하, 제어 여유 제거, 추가 전달지연과 SALS 관측 전 사건을 실패 회귀시험으로 보존하고, Python과 MATLAB의 별도 구현으로 시험조건과 판정의 재현성을 확인했다.</w:t>
+        <w:t xml:space="preserve">실패 조건(과부하, 제어 여유 제거, 추가 지연, SALS 관측 전 사건)을 회귀시험으로 보존하고, Python·MATLAB 별도 구현으로 판정 재현성을 확인했다.</w:t>
       </w:r>
     </w:p>
     <w:p>
@@ -15929,7 +15652,7 @@
                 <w:sz w:val="16"/>
                 <w:szCs w:val="16"/>
               </w:rPr>
-              <w:t xml:space="preserve">미충족(경로 98.0 A, 지연 여유 +1.2 µs)</w:t>
+              <w:t xml:space="preserve">미충족(경로 98.0 A, 전 기준 통과 지연 여유 +1.2 µs)</w:t>
             </w:r>
           </w:p>
         </w:tc>
@@ -17298,7 +17021,7 @@
         <w:jc w:val="both"/>
       </w:pPr>
       <w:r>
-        <w:t xml:space="preserve">PRISM-Hub는 800 V 차량의 충전 호환과 다중 전압 보조전원을 하나의 직류 전력 구조에서 다루기 위해 고정비 대전력 경로와 부분전력 직렬 조정을 결합한 아키텍처다. 이 아이디어는 전전력 변환기의 높은 정격 부담과 고정비 변환기의 전압조정 한계 사이에서 도출되었다. 고정비 RSC/STC, 부분전력 조정, 양극성 직렬 보상, 통합 보조전원과 차량 부하 관리는 각각 선행연구와 특허가 존재하므로, 프로젝트의 가치는 개별 원리의 최초성보다 이 원리들을 800 V 차량의 주행·충전·보조전원 조건에 배치하고 포트 정격과 실패 경계를 재현 가능한 체계에서 정량화하는 데 있다.</w:t>
+        <w:t xml:space="preserve">PRISM-Hub는 고정비 대전력 경로와 부분전력 직렬 조정을 결합해 800 V 차량의 충전 호환과 다중 전압 보조전원을 하나의 직류 전력 구조로 다루는 아키텍처다. 개별 원리에는 선행연구와 특허가 있으므로, 프로젝트의 가치는 이 원리들을 차량 운전조건에 배치하고 포트 정격과 실패 경계를 재현 가능한 체계에서 정량화하는 데 있다.</w:t>
       </w:r>
     </w:p>
     <w:p>
@@ -20061,7 +19784,7 @@
         <w:sz w:val="16"/>
         <w:szCs w:val="16"/>
       </w:rPr>
-      <w:t xml:space="preserve">PRISM-Hub 중간 연구 진행 보고서 · v1.0</w:t>
+      <w:t xml:space="preserve">PRISM-Hub 중간 연구 진행 보고서 · v1.1</w:t>
     </w:r>
   </w:p>
 </w:hdr>

--- a/docs/13_PRISM-Hub_중간보고서_최종본.docx
+++ b/docs/13_PRISM-Hub_중간보고서_최종본.docx
@@ -115,7 +115,7 @@
                 <w:sz w:val="19"/>
                 <w:szCs w:val="19"/>
               </w:rPr>
-              <w:t xml:space="preserve">중간 연구 진행 보고서(최종본, v1.1)</w:t>
+              <w:t xml:space="preserve">중간 연구 진행 보고서(최종본, v1.2)</w:t>
             </w:r>
           </w:p>
         </w:tc>
@@ -283,7 +283,7 @@
                 <w:sz w:val="19"/>
                 <w:szCs w:val="19"/>
               </w:rPr>
-              <w:t xml:space="preserve">2026년 9월 5일–9월 24일(18주 계획 중 1–3주차)</w:t>
+              <w:t xml:space="preserve">2026년 9월 5일–9월 29일(18주 계획 중 1–4주차)</w:t>
             </w:r>
           </w:p>
         </w:tc>
@@ -339,7 +339,7 @@
                 <w:sz w:val="19"/>
                 <w:szCs w:val="19"/>
               </w:rPr>
-              <w:t xml:space="preserve">2026년 9월 28일</w:t>
+              <w:t xml:space="preserve">2026년 9월 30일</w:t>
             </w:r>
           </w:p>
         </w:tc>
@@ -451,7 +451,7 @@
                 <w:sz w:val="19"/>
                 <w:szCs w:val="19"/>
               </w:rPr>
-              <w:t xml:space="preserve">태그 v1.0-interim(커밋 add4822). 본 보고서의 추가 분석(3.4·6.4·6.6·6.8절, 그림 2·5·7·8)은 validation/2026-09-25-final-report/에 수록했다.</w:t>
+              <w:t xml:space="preserve">태그 v1.0-interim(커밋 add4822)과 final-report 브랜치. 추가 분석(3.4·6.4·6.6·6.8절)은 validation/2026-09-25-final-report/, 요구사항·부하 등급(3.1–3.5절)은 docs/14와 validation/2026-09-28-requirements/, 기존 제어기 재판정과 SALS 계약 시험(6.9·6.11절)은 validation/2026-09-28-requirements/, 제어기 재설계(6.10절)는 validation/2026-09-29-controller/에 수록했다.</w:t>
             </w:r>
           </w:p>
         </w:tc>
@@ -887,7 +887,7 @@
             <w:tab/>
           </w:r>
           <w:r>
-            <w:t>9</w:t>
+            <w:t>10</w:t>
           </w:r>
         </w:p>
         <w:p>
@@ -921,7 +921,7 @@
             <w:tab/>
           </w:r>
           <w:r>
-            <w:t>10</w:t>
+            <w:t>11</w:t>
           </w:r>
         </w:p>
         <w:p>
@@ -932,13 +932,13 @@
             </w:tabs>
           </w:pPr>
           <w:r>
-            <w:t xml:space="preserve">3.5 부하 정의와 전력예산</w:t>
+            <w:t xml:space="preserve">3.5 부하 등급, 전력예산과 과도 기준</w:t>
           </w:r>
           <w:r>
             <w:tab/>
           </w:r>
           <w:r>
-            <w:t>11</w:t>
+            <w:t>12</w:t>
           </w:r>
         </w:p>
         <w:p>
@@ -955,7 +955,7 @@
             <w:tab/>
           </w:r>
           <w:r>
-            <w:t>12</w:t>
+            <w:t>13</w:t>
           </w:r>
         </w:p>
         <w:p>
@@ -972,7 +972,7 @@
             <w:tab/>
           </w:r>
           <w:r>
-            <w:t>12</w:t>
+            <w:t>13</w:t>
           </w:r>
         </w:p>
         <w:p>
@@ -1023,7 +1023,7 @@
             <w:tab/>
           </w:r>
           <w:r>
-            <w:t>13</w:t>
+            <w:t>14</w:t>
           </w:r>
         </w:p>
         <w:p>
@@ -1057,7 +1057,7 @@
             <w:tab/>
           </w:r>
           <w:r>
-            <w:t>14</w:t>
+            <w:t>15</w:t>
           </w:r>
         </w:p>
         <w:p>
@@ -1074,7 +1074,7 @@
             <w:tab/>
           </w:r>
           <w:r>
-            <w:t>14</w:t>
+            <w:t>15</w:t>
           </w:r>
         </w:p>
         <w:p>
@@ -1125,7 +1125,7 @@
             <w:tab/>
           </w:r>
           <w:r>
-            <w:t>15</w:t>
+            <w:t>16</w:t>
           </w:r>
         </w:p>
         <w:p>
@@ -1142,7 +1142,7 @@
             <w:tab/>
           </w:r>
           <w:r>
-            <w:t>16</w:t>
+            <w:t>17</w:t>
           </w:r>
         </w:p>
         <w:p>
@@ -1159,7 +1159,7 @@
             <w:tab/>
           </w:r>
           <w:r>
-            <w:t>16</w:t>
+            <w:t>17</w:t>
           </w:r>
         </w:p>
         <w:p>
@@ -1176,7 +1176,7 @@
             <w:tab/>
           </w:r>
           <w:r>
-            <w:t>16</w:t>
+            <w:t>17</w:t>
           </w:r>
         </w:p>
         <w:p>
@@ -1193,7 +1193,7 @@
             <w:tab/>
           </w:r>
           <w:r>
-            <w:t>16</w:t>
+            <w:t>17</w:t>
           </w:r>
         </w:p>
         <w:p>
@@ -1227,7 +1227,7 @@
             <w:tab/>
           </w:r>
           <w:r>
-            <w:t>17</w:t>
+            <w:t>18</w:t>
           </w:r>
         </w:p>
         <w:p>
@@ -1244,7 +1244,7 @@
             <w:tab/>
           </w:r>
           <w:r>
-            <w:t>18</w:t>
+            <w:t>19</w:t>
           </w:r>
         </w:p>
         <w:p>
@@ -1261,7 +1261,7 @@
             <w:tab/>
           </w:r>
           <w:r>
-            <w:t>19</w:t>
+            <w:t>20</w:t>
           </w:r>
         </w:p>
         <w:p>
@@ -1278,7 +1278,7 @@
             <w:tab/>
           </w:r>
           <w:r>
-            <w:t>20</w:t>
+            <w:t>21</w:t>
           </w:r>
         </w:p>
         <w:p>
@@ -1295,7 +1295,58 @@
             <w:tab/>
           </w:r>
           <w:r>
-            <w:t>21</w:t>
+            <w:t>22</w:t>
+          </w:r>
+        </w:p>
+        <w:p>
+          <w:pPr>
+            <w:pStyle w:val="TOC2"/>
+            <w:tabs>
+              <w:tab w:val="right" w:leader="dot" w:pos="9016"/>
+            </w:tabs>
+          </w:pPr>
+          <w:r>
+            <w:t xml:space="preserve">6.9 확정 기준에 따른 기존 제어기 재판정</w:t>
+          </w:r>
+          <w:r>
+            <w:tab/>
+          </w:r>
+          <w:r>
+            <w:t>23</w:t>
+          </w:r>
+        </w:p>
+        <w:p>
+          <w:pPr>
+            <w:pStyle w:val="TOC2"/>
+            <w:tabs>
+              <w:tab w:val="right" w:leader="dot" w:pos="9016"/>
+            </w:tabs>
+          </w:pPr>
+          <w:r>
+            <w:t xml:space="preserve">6.10 제어기 재설계</w:t>
+          </w:r>
+          <w:r>
+            <w:tab/>
+          </w:r>
+          <w:r>
+            <w:t>23</w:t>
+          </w:r>
+        </w:p>
+        <w:p>
+          <w:pPr>
+            <w:pStyle w:val="TOC2"/>
+            <w:tabs>
+              <w:tab w:val="right" w:leader="dot" w:pos="9016"/>
+            </w:tabs>
+          </w:pPr>
+          <w:r>
+            <w:t xml:space="preserve">6.11 계약 기반 SALS 시험</w:t>
+          </w:r>
+          <w:r>
+            <w:tab/>
+          </w:r>
+          <w:r>
+            <w:t>25</w:t>
           </w:r>
         </w:p>
         <w:p>
@@ -1312,7 +1363,7 @@
             <w:tab/>
           </w:r>
           <w:r>
-            <w:t>22</w:t>
+            <w:t>25</w:t>
           </w:r>
         </w:p>
         <w:p>
@@ -1329,7 +1380,7 @@
             <w:tab/>
           </w:r>
           <w:r>
-            <w:t>22</w:t>
+            <w:t>25</w:t>
           </w:r>
         </w:p>
         <w:p>
@@ -1346,7 +1397,7 @@
             <w:tab/>
           </w:r>
           <w:r>
-            <w:t>22</w:t>
+            <w:t>26</w:t>
           </w:r>
         </w:p>
         <w:p>
@@ -1363,7 +1414,7 @@
             <w:tab/>
           </w:r>
           <w:r>
-            <w:t>22</w:t>
+            <w:t>26</w:t>
           </w:r>
         </w:p>
         <w:p>
@@ -1380,7 +1431,7 @@
             <w:tab/>
           </w:r>
           <w:r>
-            <w:t>23</w:t>
+            <w:t>26</w:t>
           </w:r>
         </w:p>
         <w:p>
@@ -1397,7 +1448,7 @@
             <w:tab/>
           </w:r>
           <w:r>
-            <w:t>23</w:t>
+            <w:t>27</w:t>
           </w:r>
         </w:p>
         <w:p>
@@ -1408,13 +1459,13 @@
             </w:tabs>
           </w:pPr>
           <w:r>
-            <w:t xml:space="preserve">8.1 요구사항, 부하 등급과 수락 기준 확정</w:t>
+            <w:t xml:space="preserve">8.1 요구사항, 부하 등급과 수락 기준 확정(완료)</w:t>
           </w:r>
           <w:r>
             <w:tab/>
           </w:r>
           <w:r>
-            <w:t>23</w:t>
+            <w:t>27</w:t>
           </w:r>
         </w:p>
         <w:p>
@@ -1431,7 +1482,7 @@
             <w:tab/>
           </w:r>
           <w:r>
-            <w:t>24</w:t>
+            <w:t>28</w:t>
           </w:r>
         </w:p>
         <w:p>
@@ -1442,13 +1493,13 @@
             </w:tabs>
           </w:pPr>
           <w:r>
-            <w:t xml:space="preserve">8.3 공통 제어기의 강건성 확보</w:t>
+            <w:t xml:space="preserve">8.3 제어기 R1의 구현 수준 검증</w:t>
           </w:r>
           <w:r>
             <w:tab/>
           </w:r>
           <w:r>
-            <w:t>24</w:t>
+            <w:t>28</w:t>
           </w:r>
         </w:p>
         <w:p>
@@ -1465,7 +1516,7 @@
             <w:tab/>
           </w:r>
           <w:r>
-            <w:t>24</w:t>
+            <w:t>28</w:t>
           </w:r>
         </w:p>
         <w:p>
@@ -1482,7 +1533,7 @@
             <w:tab/>
           </w:r>
           <w:r>
-            <w:t>24</w:t>
+            <w:t>28</w:t>
           </w:r>
         </w:p>
         <w:p>
@@ -1499,7 +1550,7 @@
             <w:tab/>
           </w:r>
           <w:r>
-            <w:t>25</w:t>
+            <w:t>28</w:t>
           </w:r>
         </w:p>
         <w:p>
@@ -1516,7 +1567,7 @@
             <w:tab/>
           </w:r>
           <w:r>
-            <w:t>25</w:t>
+            <w:t>29</w:t>
           </w:r>
         </w:p>
         <w:p>
@@ -1533,7 +1584,7 @@
             <w:tab/>
           </w:r>
           <w:r>
-            <w:t>25</w:t>
+            <w:t>29</w:t>
           </w:r>
         </w:p>
         <w:p>
@@ -1550,7 +1601,7 @@
             <w:tab/>
           </w:r>
           <w:r>
-            <w:t>26</w:t>
+            <w:t>30</w:t>
           </w:r>
         </w:p>
         <w:p>
@@ -1567,7 +1618,7 @@
             <w:tab/>
           </w:r>
           <w:r>
-            <w:t>27</w:t>
+            <w:t>31</w:t>
           </w:r>
         </w:p>
         <w:p>
@@ -1584,7 +1635,7 @@
             <w:tab/>
           </w:r>
           <w:r>
-            <w:t>27</w:t>
+            <w:t>31</w:t>
           </w:r>
         </w:p>
         <w:p>
@@ -1601,7 +1652,7 @@
             <w:tab/>
           </w:r>
           <w:r>
-            <w:t>29</w:t>
+            <w:t>33</w:t>
           </w:r>
         </w:p>
         <w:p>
@@ -1645,7 +1696,7 @@
         <w:jc w:val="both"/>
       </w:pPr>
       <w:r>
-        <w:t xml:space="preserve">다만 여유가 작다. 640 V 정격 스텝에서 경로전류가 98.0 A로 100 A 한계에 근접하고, 공차시험 최대값은 99.95 A이며, 전달지연을 6.3 µs로 늘리면 한계를 넘는다. 이 세 결과는 모두 640 V 코너의 전류 여유 부족에서 나온다. 추가 분석에서 과도 허용 전력은 배터리 전압에 따라 26.1 kW(640 V)에서 33.6 kW(920 V)로 달라졌지만, 현재 SALS는 전압과 무관한 정적 예산(400 V 기준 59.375 A)을 쓴다. SALS 관측 전 사건 반례(122.2 A)는 비지연 부하만으로 예산을 넘는 용량 문제(24.0 A)와 관측 지연에 따른 인과성 문제(38.8 A)가 겹친 결과로 분해되었다. 보조버스를 400±8 V로 조정해야 하는 근거와, 25 kW 정격과 SALS 시험 부하 가정 사이의 불일치는 확정되지 않은 요구사항으로 남아 있다.</w:t>
+        <w:t xml:space="preserve">1차 결과의 약점은 여유와 기준이었다. 고정 제어기는 640 V 정격 스텝에서 경로전류가 98.0 A(공차 최대 99.95 A)로 100 A 한계에 근접했고, 전달지연을 1.5 µs 늘리면 불안정해졌다. 또 보조버스를 400±8 V로 조정해야 하는 근거, 부하 가정과 수락 기준이 확정되지 않았다. 이번 개정(v1.2)에서 두 과제를 처리했다.</w:t>
       </w:r>
     </w:p>
     <w:p>
@@ -1653,7 +1704,23 @@
         <w:jc w:val="both"/>
       </w:pPr>
       <w:r>
-        <w:t xml:space="preserve">다음 단계는 요구사항·부하 등급·수락 기준 확정, 전류·지연 여유를 목표로 한 제어기 재설계, Stage B Simscape 스위칭 모델, 충전·보조전원 통합, 조정 없는 고정비 버스를 포함한 기준 구조 비교, Stage C 5 kW 재설계, 동적 여유 기반 부하 승인 순으로 진행한다. 현재 근거는 평균모델과 스위칭 ODE 수준이며 하드웨어 성능을 의미하지 않는다.</w:t>
+        <w:t xml:space="preserve">요구사항은 다음과 같이 확정했다(3장). 조사한 400 V급 컴프레서·히터·DC/DC는 비조정 V_A를 대부분 수용하므로, 400±8 V는 외부 부하의 요구가 아니라 Stage C 고정이득 선택에서 나온 파생 요구로 재분류하고 외부 요구는 ISO 21498-1 B_420 상한(420 V)의 창 조건으로 정리했다. 부하는 상시 예약(M0), 승인 후 기동(M1), 지연·감축 가능(D)의 세 등급과 인터페이스 계약으로 정의해 필수부하 최대를 15.1 kW(SALS 예산 23.75 kW 이내)로 묶었다. 과도 기준은 계약 내 Tier-1(±10 kW 스텝, 경로·필터 ≤ 90 A)과 계약 위반 포락선 Tier-2(1↔25 kW, ≤ 93.75 A, 버스 384–416 V)로 나누었고, 보장 최소 배터리 전압은 640 V, 모델 밖 제어 지연 예산은 +3.0 µs로 정했다.</w:t>
+      </w:r>
+    </w:p>
+    <w:p>
+      <w:pPr>
+        <w:jc w:val="both"/>
+      </w:pPr>
+      <w:r>
+        <w:t xml:space="preserve">새 기준에서 기존 제어기는 Tier-1을 통과했지만 Tier-2 전류(700 V 이하 최대 99.95 A)와 지연 여유(+1.4 µs)를 충족하지 못했다. 표본화 선형화로 지연 한계가 약 30 kHz의 내부 전류루프 모드에서 결정됨을 확인하고, 제어 구조와 설계점은 유지한 채 고속 상태의 1주기 예측(연산 지연 보상)과 주 극점 감쇠비 0.7→0.95를 적용한 재설계 제어기 R1을 도출했다(6.10절). R1은 Tier-1 460건(추가 지연 +3.0 µs 70건 포함)과 Tier-2 78건을 모두 통과했고, 선형화 추가 지연 여유는 시험한 24개 운전점(6개 전압 × 4개 부하)에서 모두 +4.1 µs 이상이다. 계약 기반 SALS는 200회 × 20 s 시험에서 예산 초과가 없었고, 지연 가능 부하의 미공급을 정적 예약 방식의 35.2 %에서 7.0 %로 줄였다(6.11절).</w:t>
+      </w:r>
+    </w:p>
+    <w:p>
+      <w:pPr>
+        <w:jc w:val="both"/>
+      </w:pPr>
+      <w:r>
+        <w:t xml:space="preserve">남은 과제는 R1의 MATLAB 교차검증, Stage B Simscape 스위칭 모델(리플·보호 포함), 충전·보조전원 통합(H3), 창 조정 변형 ③′를 포함한 기준 구조 비교(H5), Stage C 5 kW 재설계와 전압 의존 SALS 예산이다. 현재 근거는 평균모델, 스위칭 ODE와 1 ms 축약 부하 모델 수준이며 하드웨어 성능을 의미하지 않는다.</w:t>
       </w:r>
     </w:p>
     <w:p>
@@ -1929,7 +1996,7 @@
         <w:jc w:val="both"/>
       </w:pPr>
       <w:r>
-        <w:t xml:space="preserve">본 연구의 중심 가설은 “충전전력 전체를 정밀 변환하지 않더라도, 전력 경로의 배치와 정격을 공동 설계하면 작은 조정단으로 400 V 충전 호환과 다중 전압 보조전원을 함께 제공할 수 있다”는 것이다. 이 가설은 가능성만으로는 판정할 수 없으므로 다음 세 질문과 가설별 수락 기준(표 15)으로 구체화한다.</w:t>
+        <w:t xml:space="preserve">본 연구의 중심 가설은 “충전전력 전체를 정밀 변환하지 않더라도, 전력 경로의 배치와 정격을 공동 설계하면 작은 조정단으로 400 V 충전 호환과 다중 전압 보조전원을 함께 제공할 수 있다”는 것이다. 이 가설은 가능성만으로는 판정할 수 없으므로 다음 세 질문과 가설별 수락 기준(표 18)으로 구체화한다.</w:t>
       </w:r>
     </w:p>
     <w:p>
@@ -2688,7 +2755,7 @@
                 <w:sz w:val="16"/>
                 <w:szCs w:val="16"/>
               </w:rPr>
-              <w:t xml:space="preserve">보조버스를 조정(400±8 V)하는 점. 조정의 필요성은 미확정(3.2절)</w:t>
+              <w:t xml:space="preserve">보조버스를 조정(400±8 V)하는 점. 조정은 외부 요구가 아닌 파생 요구로 판정(3.2절), 가치는 H5에서 비교</w:t>
             </w:r>
           </w:p>
         </w:tc>
@@ -3072,7 +3139,7 @@
         <w:jc w:val="both"/>
       </w:pPr>
       <w:r>
-        <w:t xml:space="preserve">실패 조건을 고정 회귀시험으로 보존하는 검증체계는 결과의 신뢰성을 높이는 방법으로 사용하며 연구 신규성으로 주장하지 않는다. N1–N3의 채택 여부는 8.1절에서 확정할 수락 기준(표 15)에 따라 판정하며, 효율·부피·질량·비용의 우월성과 특허상 신규성은 동일 조건의 비교와 별도의 청구항 분석 이후에 판단한다.</w:t>
+        <w:t xml:space="preserve">실패 조건을 고정 회귀시험으로 보존하는 검증체계는 결과의 신뢰성을 높이는 방법으로 사용하며 연구 신규성으로 주장하지 않는다. N1–N3의 채택 여부는 8.1절에서 확정한 수락 기준(표 18)에 따라 판정하며, 효율·부피·질량·비용의 우월성과 특허상 신규성은 동일 조건의 비교와 별도의 청구항 분석 이후에 판단한다.</w:t>
       </w:r>
     </w:p>
     <w:p>
@@ -3096,7 +3163,7 @@
         <w:jc w:val="both"/>
       </w:pPr>
       <w:r>
-        <w:t xml:space="preserve">표 2는 현재 설계와 시험에 사용한 요구사항이다. 상태 열은 요구사항이 외부 조건에서 확정되었는지, 설계 가정인지를 구분한다.</w:t>
+        <w:t xml:space="preserve">표 2는 8.1절의 첫 과제로 확정한 설계 요구사항이다(docs/14). 상태 열은 외부 조건이나 계산으로 확정한 항목, 설계 선택에서 나온 파생 요구, 후속 설계에서 확정할 잠정 항목을 구분한다.</w:t>
       </w:r>
     </w:p>
     <w:p>
@@ -3123,10 +3190,10 @@
         </w:tblBorders>
       </w:tblPr>
       <w:tblGrid>
-        <w:gridCol w:w="2058"/>
-        <w:gridCol w:w="3167"/>
-        <w:gridCol w:w="1900"/>
-        <w:gridCol w:w="1901"/>
+        <w:gridCol w:w="2172"/>
+        <w:gridCol w:w="3677"/>
+        <w:gridCol w:w="1838"/>
+        <w:gridCol w:w="1339"/>
       </w:tblGrid>
       <w:tr>
         <w:trPr>
@@ -3135,7 +3202,7 @@
         </w:trPr>
         <w:tc>
           <w:tcPr>
-            <w:tcW w:type="dxa" w:w="2058"/>
+            <w:tcW w:type="dxa" w:w="2172"/>
             <w:shd w:fill="D9E2F3" w:color="auto" w:val="clear"/>
             <w:tcMar>
               <w:top w:type="dxa" w:w="50"/>
@@ -3154,8 +3221,8 @@
               <w:rPr>
                 <w:b/>
                 <w:bCs/>
-                <w:sz w:val="17"/>
-                <w:szCs w:val="17"/>
+                <w:sz w:val="16"/>
+                <w:szCs w:val="16"/>
               </w:rPr>
               <w:t xml:space="preserve">항목</w:t>
             </w:r>
@@ -3163,7 +3230,7 @@
         </w:tc>
         <w:tc>
           <w:tcPr>
-            <w:tcW w:type="dxa" w:w="3167"/>
+            <w:tcW w:type="dxa" w:w="3677"/>
             <w:shd w:fill="D9E2F3" w:color="auto" w:val="clear"/>
             <w:tcMar>
               <w:top w:type="dxa" w:w="50"/>
@@ -3182,8 +3249,8 @@
               <w:rPr>
                 <w:b/>
                 <w:bCs/>
-                <w:sz w:val="17"/>
-                <w:szCs w:val="17"/>
+                <w:sz w:val="16"/>
+                <w:szCs w:val="16"/>
               </w:rPr>
               <w:t xml:space="preserve">값</w:t>
             </w:r>
@@ -3191,7 +3258,7 @@
         </w:tc>
         <w:tc>
           <w:tcPr>
-            <w:tcW w:type="dxa" w:w="1900"/>
+            <w:tcW w:type="dxa" w:w="1838"/>
             <w:shd w:fill="D9E2F3" w:color="auto" w:val="clear"/>
             <w:tcMar>
               <w:top w:type="dxa" w:w="50"/>
@@ -3210,8 +3277,8 @@
               <w:rPr>
                 <w:b/>
                 <w:bCs/>
-                <w:sz w:val="17"/>
-                <w:szCs w:val="17"/>
+                <w:sz w:val="16"/>
+                <w:szCs w:val="16"/>
               </w:rPr>
               <w:t xml:space="preserve">상태</w:t>
             </w:r>
@@ -3219,7 +3286,7 @@
         </w:tc>
         <w:tc>
           <w:tcPr>
-            <w:tcW w:type="dxa" w:w="1901"/>
+            <w:tcW w:type="dxa" w:w="1339"/>
             <w:shd w:fill="D9E2F3" w:color="auto" w:val="clear"/>
             <w:tcMar>
               <w:top w:type="dxa" w:w="50"/>
@@ -3238,8 +3305,8 @@
               <w:rPr>
                 <w:b/>
                 <w:bCs/>
-                <w:sz w:val="17"/>
-                <w:szCs w:val="17"/>
+                <w:sz w:val="16"/>
+                <w:szCs w:val="16"/>
               </w:rPr>
               <w:t xml:space="preserve">관련 절</w:t>
             </w:r>
@@ -3252,24 +3319,24 @@
         </w:trPr>
         <w:tc>
           <w:tcPr>
-            <w:tcW w:type="dxa" w:w="2058"/>
-            <w:tcMar>
-              <w:top w:type="dxa" w:w="50"/>
-              <w:left w:type="dxa" w:w="90"/>
-              <w:bottom w:type="dxa" w:w="50"/>
-              <w:right w:type="dxa" w:w="90"/>
-            </w:tcMar>
-            <w:vAlign w:val="center"/>
-          </w:tcPr>
-          <w:p>
-            <w:pPr>
-              <w:spacing w:after="0" w:before="0" w:line="260"/>
-              <w:jc w:val="left"/>
-            </w:pPr>
-            <w:r>
-              <w:rPr>
-                <w:sz w:val="17"/>
-                <w:szCs w:val="17"/>
+            <w:tcW w:type="dxa" w:w="2172"/>
+            <w:tcMar>
+              <w:top w:type="dxa" w:w="50"/>
+              <w:left w:type="dxa" w:w="90"/>
+              <w:bottom w:type="dxa" w:w="50"/>
+              <w:right w:type="dxa" w:w="90"/>
+            </w:tcMar>
+            <w:vAlign w:val="center"/>
+          </w:tcPr>
+          <w:p>
+            <w:pPr>
+              <w:spacing w:after="0" w:before="0" w:line="260"/>
+              <w:jc w:val="left"/>
+            </w:pPr>
+            <w:r>
+              <w:rPr>
+                <w:sz w:val="16"/>
+                <w:szCs w:val="16"/>
               </w:rPr>
               <w:t xml:space="preserve">배터리 운전범위</w:t>
             </w:r>
@@ -3277,74 +3344,74 @@
         </w:tc>
         <w:tc>
           <w:tcPr>
-            <w:tcW w:type="dxa" w:w="3167"/>
-            <w:tcMar>
-              <w:top w:type="dxa" w:w="50"/>
-              <w:left w:type="dxa" w:w="90"/>
-              <w:bottom w:type="dxa" w:w="50"/>
-              <w:right w:type="dxa" w:w="90"/>
-            </w:tcMar>
-            <w:vAlign w:val="center"/>
-          </w:tcPr>
-          <w:p>
-            <w:pPr>
-              <w:spacing w:after="0" w:before="0" w:line="260"/>
-              <w:jc w:val="left"/>
-            </w:pPr>
-            <w:r>
-              <w:rPr>
-                <w:sz w:val="17"/>
-                <w:szCs w:val="17"/>
-              </w:rPr>
-              <w:t xml:space="preserve">640–920 V(시험 범위)</w:t>
-            </w:r>
-          </w:p>
-        </w:tc>
-        <w:tc>
-          <w:tcPr>
-            <w:tcW w:type="dxa" w:w="1900"/>
-            <w:tcMar>
-              <w:top w:type="dxa" w:w="50"/>
-              <w:left w:type="dxa" w:w="90"/>
-              <w:bottom w:type="dxa" w:w="50"/>
-              <w:right w:type="dxa" w:w="90"/>
-            </w:tcMar>
-            <w:vAlign w:val="center"/>
-          </w:tcPr>
-          <w:p>
-            <w:pPr>
-              <w:spacing w:after="0" w:before="0" w:line="260"/>
-              <w:jc w:val="left"/>
-            </w:pPr>
-            <w:r>
-              <w:rPr>
-                <w:sz w:val="17"/>
-                <w:szCs w:val="17"/>
-              </w:rPr>
-              <w:t xml:space="preserve">잠정: 보장 하한 미확정</w:t>
-            </w:r>
-          </w:p>
-        </w:tc>
-        <w:tc>
-          <w:tcPr>
-            <w:tcW w:type="dxa" w:w="1901"/>
-            <w:tcMar>
-              <w:top w:type="dxa" w:w="50"/>
-              <w:left w:type="dxa" w:w="90"/>
-              <w:bottom w:type="dxa" w:w="50"/>
-              <w:right w:type="dxa" w:w="90"/>
-            </w:tcMar>
-            <w:vAlign w:val="center"/>
-          </w:tcPr>
-          <w:p>
-            <w:pPr>
-              <w:spacing w:after="0" w:before="0" w:line="260"/>
-              <w:jc w:val="left"/>
-            </w:pPr>
-            <w:r>
-              <w:rPr>
-                <w:sz w:val="17"/>
-                <w:szCs w:val="17"/>
+            <w:tcW w:type="dxa" w:w="3677"/>
+            <w:tcMar>
+              <w:top w:type="dxa" w:w="50"/>
+              <w:left w:type="dxa" w:w="90"/>
+              <w:bottom w:type="dxa" w:w="50"/>
+              <w:right w:type="dxa" w:w="90"/>
+            </w:tcMar>
+            <w:vAlign w:val="center"/>
+          </w:tcPr>
+          <w:p>
+            <w:pPr>
+              <w:spacing w:after="0" w:before="0" w:line="260"/>
+              <w:jc w:val="left"/>
+            </w:pPr>
+            <w:r>
+              <w:rPr>
+                <w:sz w:val="16"/>
+                <w:szCs w:val="16"/>
+              </w:rPr>
+              <w:t xml:space="preserve">640–920 V 보장, 614–640 V 저하 운전(버스 기준 ≥ 390 V)</w:t>
+            </w:r>
+          </w:p>
+        </w:tc>
+        <w:tc>
+          <w:tcPr>
+            <w:tcW w:type="dxa" w:w="1838"/>
+            <w:tcMar>
+              <w:top w:type="dxa" w:w="50"/>
+              <w:left w:type="dxa" w:w="90"/>
+              <w:bottom w:type="dxa" w:w="50"/>
+              <w:right w:type="dxa" w:w="90"/>
+            </w:tcMar>
+            <w:vAlign w:val="center"/>
+          </w:tcPr>
+          <w:p>
+            <w:pPr>
+              <w:spacing w:after="0" w:before="0" w:line="260"/>
+              <w:jc w:val="left"/>
+            </w:pPr>
+            <w:r>
+              <w:rPr>
+                <w:sz w:val="16"/>
+                <w:szCs w:val="16"/>
+              </w:rPr>
+              <w:t xml:space="preserve">확정</w:t>
+            </w:r>
+          </w:p>
+        </w:tc>
+        <w:tc>
+          <w:tcPr>
+            <w:tcW w:type="dxa" w:w="1339"/>
+            <w:tcMar>
+              <w:top w:type="dxa" w:w="50"/>
+              <w:left w:type="dxa" w:w="90"/>
+              <w:bottom w:type="dxa" w:w="50"/>
+              <w:right w:type="dxa" w:w="90"/>
+            </w:tcMar>
+            <w:vAlign w:val="center"/>
+          </w:tcPr>
+          <w:p>
+            <w:pPr>
+              <w:spacing w:after="0" w:before="0" w:line="260"/>
+              <w:jc w:val="left"/>
+            </w:pPr>
+            <w:r>
+              <w:rPr>
+                <w:sz w:val="16"/>
+                <w:szCs w:val="16"/>
               </w:rPr>
               <w:t xml:space="preserve">3.3절</w:t>
             </w:r>
@@ -3357,101 +3424,101 @@
         </w:trPr>
         <w:tc>
           <w:tcPr>
-            <w:tcW w:type="dxa" w:w="2058"/>
-            <w:tcMar>
-              <w:top w:type="dxa" w:w="50"/>
-              <w:left w:type="dxa" w:w="90"/>
-              <w:bottom w:type="dxa" w:w="50"/>
-              <w:right w:type="dxa" w:w="90"/>
-            </w:tcMar>
-            <w:vAlign w:val="center"/>
-          </w:tcPr>
-          <w:p>
-            <w:pPr>
-              <w:spacing w:after="0" w:before="0" w:line="260"/>
-              <w:jc w:val="left"/>
-            </w:pPr>
-            <w:r>
-              <w:rPr>
-                <w:sz w:val="17"/>
-                <w:szCs w:val="17"/>
-              </w:rPr>
-              <w:t xml:space="preserve">400 V 보조버스 연속전력</w:t>
-            </w:r>
-          </w:p>
-        </w:tc>
-        <w:tc>
-          <w:tcPr>
-            <w:tcW w:type="dxa" w:w="3167"/>
-            <w:tcMar>
-              <w:top w:type="dxa" w:w="50"/>
-              <w:left w:type="dxa" w:w="90"/>
-              <w:bottom w:type="dxa" w:w="50"/>
-              <w:right w:type="dxa" w:w="90"/>
-            </w:tcMar>
-            <w:vAlign w:val="center"/>
-          </w:tcPr>
-          <w:p>
-            <w:pPr>
-              <w:spacing w:after="0" w:before="0" w:line="260"/>
-              <w:jc w:val="left"/>
-            </w:pPr>
-            <w:r>
-              <w:rPr>
-                <w:sz w:val="17"/>
-                <w:szCs w:val="17"/>
-              </w:rPr>
-              <w:t xml:space="preserve">25 kW(400 V 기준 62.5 A)</w:t>
-            </w:r>
-          </w:p>
-        </w:tc>
-        <w:tc>
-          <w:tcPr>
-            <w:tcW w:type="dxa" w:w="1900"/>
-            <w:tcMar>
-              <w:top w:type="dxa" w:w="50"/>
-              <w:left w:type="dxa" w:w="90"/>
-              <w:bottom w:type="dxa" w:w="50"/>
-              <w:right w:type="dxa" w:w="90"/>
-            </w:tcMar>
-            <w:vAlign w:val="center"/>
-          </w:tcPr>
-          <w:p>
-            <w:pPr>
-              <w:spacing w:after="0" w:before="0" w:line="260"/>
-              <w:jc w:val="left"/>
-            </w:pPr>
-            <w:r>
-              <w:rPr>
-                <w:sz w:val="17"/>
-                <w:szCs w:val="17"/>
-              </w:rPr>
-              <w:t xml:space="preserve">잠정: 부하 정의와 불일치</w:t>
-            </w:r>
-          </w:p>
-        </w:tc>
-        <w:tc>
-          <w:tcPr>
-            <w:tcW w:type="dxa" w:w="1901"/>
-            <w:tcMar>
-              <w:top w:type="dxa" w:w="50"/>
-              <w:left w:type="dxa" w:w="90"/>
-              <w:bottom w:type="dxa" w:w="50"/>
-              <w:right w:type="dxa" w:w="90"/>
-            </w:tcMar>
-            <w:vAlign w:val="center"/>
-          </w:tcPr>
-          <w:p>
-            <w:pPr>
-              <w:spacing w:after="0" w:before="0" w:line="260"/>
-              <w:jc w:val="left"/>
-            </w:pPr>
-            <w:r>
-              <w:rPr>
-                <w:sz w:val="17"/>
-                <w:szCs w:val="17"/>
-              </w:rPr>
-              <w:t xml:space="preserve">3.5절</w:t>
+            <w:tcW w:type="dxa" w:w="2172"/>
+            <w:tcMar>
+              <w:top w:type="dxa" w:w="50"/>
+              <w:left w:type="dxa" w:w="90"/>
+              <w:bottom w:type="dxa" w:w="50"/>
+              <w:right w:type="dxa" w:w="90"/>
+            </w:tcMar>
+            <w:vAlign w:val="center"/>
+          </w:tcPr>
+          <w:p>
+            <w:pPr>
+              <w:spacing w:after="0" w:before="0" w:line="260"/>
+              <w:jc w:val="left"/>
+            </w:pPr>
+            <w:r>
+              <w:rPr>
+                <w:sz w:val="16"/>
+                <w:szCs w:val="16"/>
+              </w:rPr>
+              <w:t xml:space="preserve">보조버스 외부 요구</w:t>
+            </w:r>
+          </w:p>
+        </w:tc>
+        <w:tc>
+          <w:tcPr>
+            <w:tcW w:type="dxa" w:w="3677"/>
+            <w:tcMar>
+              <w:top w:type="dxa" w:w="50"/>
+              <w:left w:type="dxa" w:w="90"/>
+              <w:bottom w:type="dxa" w:w="50"/>
+              <w:right w:type="dxa" w:w="90"/>
+            </w:tcMar>
+            <w:vAlign w:val="center"/>
+          </w:tcPr>
+          <w:p>
+            <w:pPr>
+              <w:spacing w:after="0" w:before="0" w:line="260"/>
+              <w:jc w:val="left"/>
+            </w:pPr>
+            <w:r>
+              <w:rPr>
+                <w:sz w:val="16"/>
+                <w:szCs w:val="16"/>
+              </w:rPr>
+              <w:t xml:space="preserve">부하 하한 이상, ≤ 420 V(ISO 21498-1 B_420)</w:t>
+            </w:r>
+          </w:p>
+        </w:tc>
+        <w:tc>
+          <w:tcPr>
+            <w:tcW w:type="dxa" w:w="1838"/>
+            <w:tcMar>
+              <w:top w:type="dxa" w:w="50"/>
+              <w:left w:type="dxa" w:w="90"/>
+              <w:bottom w:type="dxa" w:w="50"/>
+              <w:right w:type="dxa" w:w="90"/>
+            </w:tcMar>
+            <w:vAlign w:val="center"/>
+          </w:tcPr>
+          <w:p>
+            <w:pPr>
+              <w:spacing w:after="0" w:before="0" w:line="260"/>
+              <w:jc w:val="left"/>
+            </w:pPr>
+            <w:r>
+              <w:rPr>
+                <w:sz w:val="16"/>
+                <w:szCs w:val="16"/>
+              </w:rPr>
+              <w:t xml:space="preserve">확정</w:t>
+            </w:r>
+          </w:p>
+        </w:tc>
+        <w:tc>
+          <w:tcPr>
+            <w:tcW w:type="dxa" w:w="1339"/>
+            <w:tcMar>
+              <w:top w:type="dxa" w:w="50"/>
+              <w:left w:type="dxa" w:w="90"/>
+              <w:bottom w:type="dxa" w:w="50"/>
+              <w:right w:type="dxa" w:w="90"/>
+            </w:tcMar>
+            <w:vAlign w:val="center"/>
+          </w:tcPr>
+          <w:p>
+            <w:pPr>
+              <w:spacing w:after="0" w:before="0" w:line="260"/>
+              <w:jc w:val="left"/>
+            </w:pPr>
+            <w:r>
+              <w:rPr>
+                <w:sz w:val="16"/>
+                <w:szCs w:val="16"/>
+              </w:rPr>
+              <w:t xml:space="preserve">3.2절</w:t>
             </w:r>
           </w:p>
         </w:tc>
@@ -3462,101 +3529,101 @@
         </w:trPr>
         <w:tc>
           <w:tcPr>
-            <w:tcW w:type="dxa" w:w="2058"/>
-            <w:tcMar>
-              <w:top w:type="dxa" w:w="50"/>
-              <w:left w:type="dxa" w:w="90"/>
-              <w:bottom w:type="dxa" w:w="50"/>
-              <w:right w:type="dxa" w:w="90"/>
-            </w:tcMar>
-            <w:vAlign w:val="center"/>
-          </w:tcPr>
-          <w:p>
-            <w:pPr>
-              <w:spacing w:after="0" w:before="0" w:line="260"/>
-              <w:jc w:val="left"/>
-            </w:pPr>
-            <w:r>
-              <w:rPr>
-                <w:sz w:val="17"/>
-                <w:szCs w:val="17"/>
-              </w:rPr>
-              <w:t xml:space="preserve">400 V급 급속충전</w:t>
-            </w:r>
-          </w:p>
-        </w:tc>
-        <w:tc>
-          <w:tcPr>
-            <w:tcW w:type="dxa" w:w="3167"/>
-            <w:tcMar>
-              <w:top w:type="dxa" w:w="50"/>
-              <w:left w:type="dxa" w:w="90"/>
-              <w:bottom w:type="dxa" w:w="50"/>
-              <w:right w:type="dxa" w:w="90"/>
-            </w:tcMar>
-            <w:vAlign w:val="center"/>
-          </w:tcPr>
-          <w:p>
-            <w:pPr>
-              <w:spacing w:after="0" w:before="0" w:line="260"/>
-              <w:jc w:val="left"/>
-            </w:pPr>
-            <w:r>
-              <w:rPr>
-                <w:sz w:val="17"/>
-                <w:szCs w:val="17"/>
-              </w:rPr>
-              <w:t xml:space="preserve">피크 150 kW, 전류 375 A 제한</w:t>
-            </w:r>
-          </w:p>
-        </w:tc>
-        <w:tc>
-          <w:tcPr>
-            <w:tcW w:type="dxa" w:w="1900"/>
-            <w:tcMar>
-              <w:top w:type="dxa" w:w="50"/>
-              <w:left w:type="dxa" w:w="90"/>
-              <w:bottom w:type="dxa" w:w="50"/>
-              <w:right w:type="dxa" w:w="90"/>
-            </w:tcMar>
-            <w:vAlign w:val="center"/>
-          </w:tcPr>
-          <w:p>
-            <w:pPr>
-              <w:spacing w:after="0" w:before="0" w:line="260"/>
-              <w:jc w:val="left"/>
-            </w:pPr>
-            <w:r>
-              <w:rPr>
-                <w:sz w:val="17"/>
-                <w:szCs w:val="17"/>
-              </w:rPr>
-              <w:t xml:space="preserve">잠정</w:t>
-            </w:r>
-          </w:p>
-        </w:tc>
-        <w:tc>
-          <w:tcPr>
-            <w:tcW w:type="dxa" w:w="1901"/>
-            <w:tcMar>
-              <w:top w:type="dxa" w:w="50"/>
-              <w:left w:type="dxa" w:w="90"/>
-              <w:bottom w:type="dxa" w:w="50"/>
-              <w:right w:type="dxa" w:w="90"/>
-            </w:tcMar>
-            <w:vAlign w:val="center"/>
-          </w:tcPr>
-          <w:p>
-            <w:pPr>
-              <w:spacing w:after="0" w:before="0" w:line="260"/>
-              <w:jc w:val="left"/>
-            </w:pPr>
-            <w:r>
-              <w:rPr>
-                <w:sz w:val="17"/>
-                <w:szCs w:val="17"/>
-              </w:rPr>
-              <w:t xml:space="preserve">3.6절</w:t>
+            <w:tcW w:type="dxa" w:w="2172"/>
+            <w:tcMar>
+              <w:top w:type="dxa" w:w="50"/>
+              <w:left w:type="dxa" w:w="90"/>
+              <w:bottom w:type="dxa" w:w="50"/>
+              <w:right w:type="dxa" w:w="90"/>
+            </w:tcMar>
+            <w:vAlign w:val="center"/>
+          </w:tcPr>
+          <w:p>
+            <w:pPr>
+              <w:spacing w:after="0" w:before="0" w:line="260"/>
+              <w:jc w:val="left"/>
+            </w:pPr>
+            <w:r>
+              <w:rPr>
+                <w:sz w:val="16"/>
+                <w:szCs w:val="16"/>
+              </w:rPr>
+              <w:t xml:space="preserve">보조버스 전압 품질</w:t>
+            </w:r>
+          </w:p>
+        </w:tc>
+        <w:tc>
+          <w:tcPr>
+            <w:tcW w:type="dxa" w:w="3677"/>
+            <w:tcMar>
+              <w:top w:type="dxa" w:w="50"/>
+              <w:left w:type="dxa" w:w="90"/>
+              <w:bottom w:type="dxa" w:w="50"/>
+              <w:right w:type="dxa" w:w="90"/>
+            </w:tcMar>
+            <w:vAlign w:val="center"/>
+          </w:tcPr>
+          <w:p>
+            <w:pPr>
+              <w:spacing w:after="0" w:before="0" w:line="260"/>
+              <w:jc w:val="left"/>
+            </w:pPr>
+            <w:r>
+              <w:rPr>
+                <w:sz w:val="16"/>
+                <w:szCs w:val="16"/>
+              </w:rPr>
+              <w:t xml:space="preserve">Tier-1: 400±8 V, 20 ms 시점 ±4 V, 1 ms 내 ±4 V 재진입, 마지막 1 ms 리플 ≤ 0.1 V / Tier-2: 384–416 V</w:t>
+            </w:r>
+          </w:p>
+        </w:tc>
+        <w:tc>
+          <w:tcPr>
+            <w:tcW w:type="dxa" w:w="1838"/>
+            <w:tcMar>
+              <w:top w:type="dxa" w:w="50"/>
+              <w:left w:type="dxa" w:w="90"/>
+              <w:bottom w:type="dxa" w:w="50"/>
+              <w:right w:type="dxa" w:w="90"/>
+            </w:tcMar>
+            <w:vAlign w:val="center"/>
+          </w:tcPr>
+          <w:p>
+            <w:pPr>
+              <w:spacing w:after="0" w:before="0" w:line="260"/>
+              <w:jc w:val="left"/>
+            </w:pPr>
+            <w:r>
+              <w:rPr>
+                <w:sz w:val="16"/>
+                <w:szCs w:val="16"/>
+              </w:rPr>
+              <w:t xml:space="preserve">파생 요구(Stage C 고정이득), H5에서 판정</w:t>
+            </w:r>
+          </w:p>
+        </w:tc>
+        <w:tc>
+          <w:tcPr>
+            <w:tcW w:type="dxa" w:w="1339"/>
+            <w:tcMar>
+              <w:top w:type="dxa" w:w="50"/>
+              <w:left w:type="dxa" w:w="90"/>
+              <w:bottom w:type="dxa" w:w="50"/>
+              <w:right w:type="dxa" w:w="90"/>
+            </w:tcMar>
+            <w:vAlign w:val="center"/>
+          </w:tcPr>
+          <w:p>
+            <w:pPr>
+              <w:spacing w:after="0" w:before="0" w:line="260"/>
+              <w:jc w:val="left"/>
+            </w:pPr>
+            <w:r>
+              <w:rPr>
+                <w:sz w:val="16"/>
+                <w:szCs w:val="16"/>
+              </w:rPr>
+              <w:t xml:space="preserve">3.2·3.5절</w:t>
             </w:r>
           </w:p>
         </w:tc>
@@ -3567,101 +3634,101 @@
         </w:trPr>
         <w:tc>
           <w:tcPr>
-            <w:tcW w:type="dxa" w:w="2058"/>
-            <w:tcMar>
-              <w:top w:type="dxa" w:w="50"/>
-              <w:left w:type="dxa" w:w="90"/>
-              <w:bottom w:type="dxa" w:w="50"/>
-              <w:right w:type="dxa" w:w="90"/>
-            </w:tcMar>
-            <w:vAlign w:val="center"/>
-          </w:tcPr>
-          <w:p>
-            <w:pPr>
-              <w:spacing w:after="0" w:before="0" w:line="260"/>
-              <w:jc w:val="left"/>
-            </w:pPr>
-            <w:r>
-              <w:rPr>
-                <w:sz w:val="17"/>
-                <w:szCs w:val="17"/>
-              </w:rPr>
-              <w:t xml:space="preserve">48 V / 12 V 전원</w:t>
-            </w:r>
-          </w:p>
-        </w:tc>
-        <w:tc>
-          <w:tcPr>
-            <w:tcW w:type="dxa" w:w="3167"/>
-            <w:tcMar>
-              <w:top w:type="dxa" w:w="50"/>
-              <w:left w:type="dxa" w:w="90"/>
-              <w:bottom w:type="dxa" w:w="50"/>
-              <w:right w:type="dxa" w:w="90"/>
-            </w:tcMar>
-            <w:vAlign w:val="center"/>
-          </w:tcPr>
-          <w:p>
-            <w:pPr>
-              <w:spacing w:after="0" w:before="0" w:line="260"/>
-              <w:jc w:val="left"/>
-            </w:pPr>
-            <w:r>
-              <w:rPr>
-                <w:sz w:val="17"/>
-                <w:szCs w:val="17"/>
-              </w:rPr>
-              <w:t xml:space="preserve">3 kW / 1.5 kW 동시 연속(Stage C 약 5 kW)</w:t>
-            </w:r>
-          </w:p>
-        </w:tc>
-        <w:tc>
-          <w:tcPr>
-            <w:tcW w:type="dxa" w:w="1900"/>
-            <w:tcMar>
-              <w:top w:type="dxa" w:w="50"/>
-              <w:left w:type="dxa" w:w="90"/>
-              <w:bottom w:type="dxa" w:w="50"/>
-              <w:right w:type="dxa" w:w="90"/>
-            </w:tcMar>
-            <w:vAlign w:val="center"/>
-          </w:tcPr>
-          <w:p>
-            <w:pPr>
-              <w:spacing w:after="0" w:before="0" w:line="260"/>
-              <w:jc w:val="left"/>
-            </w:pPr>
-            <w:r>
-              <w:rPr>
-                <w:sz w:val="17"/>
-                <w:szCs w:val="17"/>
-              </w:rPr>
-              <w:t xml:space="preserve">잠정</w:t>
-            </w:r>
-          </w:p>
-        </w:tc>
-        <w:tc>
-          <w:tcPr>
-            <w:tcW w:type="dxa" w:w="1901"/>
-            <w:tcMar>
-              <w:top w:type="dxa" w:w="50"/>
-              <w:left w:type="dxa" w:w="90"/>
-              <w:bottom w:type="dxa" w:w="50"/>
-              <w:right w:type="dxa" w:w="90"/>
-            </w:tcMar>
-            <w:vAlign w:val="center"/>
-          </w:tcPr>
-          <w:p>
-            <w:pPr>
-              <w:spacing w:after="0" w:before="0" w:line="260"/>
-              <w:jc w:val="left"/>
-            </w:pPr>
-            <w:r>
-              <w:rPr>
-                <w:sz w:val="17"/>
-                <w:szCs w:val="17"/>
-              </w:rPr>
-              <w:t xml:space="preserve">3.7절</w:t>
+            <w:tcW w:type="dxa" w:w="2172"/>
+            <w:tcMar>
+              <w:top w:type="dxa" w:w="50"/>
+              <w:left w:type="dxa" w:w="90"/>
+              <w:bottom w:type="dxa" w:w="50"/>
+              <w:right w:type="dxa" w:w="90"/>
+            </w:tcMar>
+            <w:vAlign w:val="center"/>
+          </w:tcPr>
+          <w:p>
+            <w:pPr>
+              <w:spacing w:after="0" w:before="0" w:line="260"/>
+              <w:jc w:val="left"/>
+            </w:pPr>
+            <w:r>
+              <w:rPr>
+                <w:sz w:val="16"/>
+                <w:szCs w:val="16"/>
+              </w:rPr>
+              <w:t xml:space="preserve">400 V 보조버스 연속전력</w:t>
+            </w:r>
+          </w:p>
+        </w:tc>
+        <w:tc>
+          <w:tcPr>
+            <w:tcW w:type="dxa" w:w="3677"/>
+            <w:tcMar>
+              <w:top w:type="dxa" w:w="50"/>
+              <w:left w:type="dxa" w:w="90"/>
+              <w:bottom w:type="dxa" w:w="50"/>
+              <w:right w:type="dxa" w:w="90"/>
+            </w:tcMar>
+            <w:vAlign w:val="center"/>
+          </w:tcPr>
+          <w:p>
+            <w:pPr>
+              <w:spacing w:after="0" w:before="0" w:line="260"/>
+              <w:jc w:val="left"/>
+            </w:pPr>
+            <w:r>
+              <w:rPr>
+                <w:sz w:val="16"/>
+                <w:szCs w:val="16"/>
+              </w:rPr>
+              <w:t xml:space="preserve">25 kW(62.5 A), SALS 예산 23.75 kW, 필수부하 최대 15.1 kW</w:t>
+            </w:r>
+          </w:p>
+        </w:tc>
+        <w:tc>
+          <w:tcPr>
+            <w:tcW w:type="dxa" w:w="1838"/>
+            <w:tcMar>
+              <w:top w:type="dxa" w:w="50"/>
+              <w:left w:type="dxa" w:w="90"/>
+              <w:bottom w:type="dxa" w:w="50"/>
+              <w:right w:type="dxa" w:w="90"/>
+            </w:tcMar>
+            <w:vAlign w:val="center"/>
+          </w:tcPr>
+          <w:p>
+            <w:pPr>
+              <w:spacing w:after="0" w:before="0" w:line="260"/>
+              <w:jc w:val="left"/>
+            </w:pPr>
+            <w:r>
+              <w:rPr>
+                <w:sz w:val="16"/>
+                <w:szCs w:val="16"/>
+              </w:rPr>
+              <w:t xml:space="preserve">확정</w:t>
+            </w:r>
+          </w:p>
+        </w:tc>
+        <w:tc>
+          <w:tcPr>
+            <w:tcW w:type="dxa" w:w="1339"/>
+            <w:tcMar>
+              <w:top w:type="dxa" w:w="50"/>
+              <w:left w:type="dxa" w:w="90"/>
+              <w:bottom w:type="dxa" w:w="50"/>
+              <w:right w:type="dxa" w:w="90"/>
+            </w:tcMar>
+            <w:vAlign w:val="center"/>
+          </w:tcPr>
+          <w:p>
+            <w:pPr>
+              <w:spacing w:after="0" w:before="0" w:line="260"/>
+              <w:jc w:val="left"/>
+            </w:pPr>
+            <w:r>
+              <w:rPr>
+                <w:sz w:val="16"/>
+                <w:szCs w:val="16"/>
+              </w:rPr>
+              <w:t xml:space="preserve">3.5절</w:t>
             </w:r>
           </w:p>
         </w:tc>
@@ -3672,101 +3739,101 @@
         </w:trPr>
         <w:tc>
           <w:tcPr>
-            <w:tcW w:type="dxa" w:w="2058"/>
-            <w:tcMar>
-              <w:top w:type="dxa" w:w="50"/>
-              <w:left w:type="dxa" w:w="90"/>
-              <w:bottom w:type="dxa" w:w="50"/>
-              <w:right w:type="dxa" w:w="90"/>
-            </w:tcMar>
-            <w:vAlign w:val="center"/>
-          </w:tcPr>
-          <w:p>
-            <w:pPr>
-              <w:spacing w:after="0" w:before="0" w:line="260"/>
-              <w:jc w:val="left"/>
-            </w:pPr>
-            <w:r>
-              <w:rPr>
-                <w:sz w:val="17"/>
-                <w:szCs w:val="17"/>
-              </w:rPr>
-              <w:t xml:space="preserve">보조버스 전압 품질</w:t>
-            </w:r>
-          </w:p>
-        </w:tc>
-        <w:tc>
-          <w:tcPr>
-            <w:tcW w:type="dxa" w:w="3167"/>
-            <w:tcMar>
-              <w:top w:type="dxa" w:w="50"/>
-              <w:left w:type="dxa" w:w="90"/>
-              <w:bottom w:type="dxa" w:w="50"/>
-              <w:right w:type="dxa" w:w="90"/>
-            </w:tcMar>
-            <w:vAlign w:val="center"/>
-          </w:tcPr>
-          <w:p>
-            <w:pPr>
-              <w:spacing w:after="0" w:before="0" w:line="260"/>
-              <w:jc w:val="left"/>
-            </w:pPr>
-            <w:r>
-              <w:rPr>
-                <w:sz w:val="17"/>
-                <w:szCs w:val="17"/>
-              </w:rPr>
-              <w:t xml:space="preserve">스텝 후 400±8 V, 최종 400±4 V, 1 ms 내 ±4 V 재진입, 마지막 1 ms 리플 ≤ 0.1 V</w:t>
-            </w:r>
-          </w:p>
-        </w:tc>
-        <w:tc>
-          <w:tcPr>
-            <w:tcW w:type="dxa" w:w="1900"/>
-            <w:tcMar>
-              <w:top w:type="dxa" w:w="50"/>
-              <w:left w:type="dxa" w:w="90"/>
-              <w:bottom w:type="dxa" w:w="50"/>
-              <w:right w:type="dxa" w:w="90"/>
-            </w:tcMar>
-            <w:vAlign w:val="center"/>
-          </w:tcPr>
-          <w:p>
-            <w:pPr>
-              <w:spacing w:after="0" w:before="0" w:line="260"/>
-              <w:jc w:val="left"/>
-            </w:pPr>
-            <w:r>
-              <w:rPr>
-                <w:sz w:val="17"/>
-                <w:szCs w:val="17"/>
-              </w:rPr>
-              <w:t xml:space="preserve">설계 가정: 근거 미확정</w:t>
-            </w:r>
-          </w:p>
-        </w:tc>
-        <w:tc>
-          <w:tcPr>
-            <w:tcW w:type="dxa" w:w="1901"/>
-            <w:tcMar>
-              <w:top w:type="dxa" w:w="50"/>
-              <w:left w:type="dxa" w:w="90"/>
-              <w:bottom w:type="dxa" w:w="50"/>
-              <w:right w:type="dxa" w:w="90"/>
-            </w:tcMar>
-            <w:vAlign w:val="center"/>
-          </w:tcPr>
-          <w:p>
-            <w:pPr>
-              <w:spacing w:after="0" w:before="0" w:line="260"/>
-              <w:jc w:val="left"/>
-            </w:pPr>
-            <w:r>
-              <w:rPr>
-                <w:sz w:val="17"/>
-                <w:szCs w:val="17"/>
-              </w:rPr>
-              <w:t xml:space="preserve">3.2절, 5.3절</w:t>
+            <w:tcW w:type="dxa" w:w="2172"/>
+            <w:tcMar>
+              <w:top w:type="dxa" w:w="50"/>
+              <w:left w:type="dxa" w:w="90"/>
+              <w:bottom w:type="dxa" w:w="50"/>
+              <w:right w:type="dxa" w:w="90"/>
+            </w:tcMar>
+            <w:vAlign w:val="center"/>
+          </w:tcPr>
+          <w:p>
+            <w:pPr>
+              <w:spacing w:after="0" w:before="0" w:line="260"/>
+              <w:jc w:val="left"/>
+            </w:pPr>
+            <w:r>
+              <w:rPr>
+                <w:sz w:val="16"/>
+                <w:szCs w:val="16"/>
+              </w:rPr>
+              <w:t xml:space="preserve">부하 등급·계약</w:t>
+            </w:r>
+          </w:p>
+        </w:tc>
+        <w:tc>
+          <w:tcPr>
+            <w:tcW w:type="dxa" w:w="3677"/>
+            <w:tcMar>
+              <w:top w:type="dxa" w:w="50"/>
+              <w:left w:type="dxa" w:w="90"/>
+              <w:bottom w:type="dxa" w:w="50"/>
+              <w:right w:type="dxa" w:w="90"/>
+            </w:tcMar>
+            <w:vAlign w:val="center"/>
+          </w:tcPr>
+          <w:p>
+            <w:pPr>
+              <w:spacing w:after="0" w:before="0" w:line="260"/>
+              <w:jc w:val="left"/>
+            </w:pPr>
+            <w:r>
+              <w:rPr>
+                <w:sz w:val="16"/>
+                <w:szCs w:val="16"/>
+              </w:rPr>
+              <w:t xml:space="preserve">M0 상시 예약, M1 승인 후 기동, D 지연·감축(표 6)</w:t>
+            </w:r>
+          </w:p>
+        </w:tc>
+        <w:tc>
+          <w:tcPr>
+            <w:tcW w:type="dxa" w:w="1838"/>
+            <w:tcMar>
+              <w:top w:type="dxa" w:w="50"/>
+              <w:left w:type="dxa" w:w="90"/>
+              <w:bottom w:type="dxa" w:w="50"/>
+              <w:right w:type="dxa" w:w="90"/>
+            </w:tcMar>
+            <w:vAlign w:val="center"/>
+          </w:tcPr>
+          <w:p>
+            <w:pPr>
+              <w:spacing w:after="0" w:before="0" w:line="260"/>
+              <w:jc w:val="left"/>
+            </w:pPr>
+            <w:r>
+              <w:rPr>
+                <w:sz w:val="16"/>
+                <w:szCs w:val="16"/>
+              </w:rPr>
+              <w:t xml:space="preserve">확정(설계 할당)</w:t>
+            </w:r>
+          </w:p>
+        </w:tc>
+        <w:tc>
+          <w:tcPr>
+            <w:tcW w:type="dxa" w:w="1339"/>
+            <w:tcMar>
+              <w:top w:type="dxa" w:w="50"/>
+              <w:left w:type="dxa" w:w="90"/>
+              <w:bottom w:type="dxa" w:w="50"/>
+              <w:right w:type="dxa" w:w="90"/>
+            </w:tcMar>
+            <w:vAlign w:val="center"/>
+          </w:tcPr>
+          <w:p>
+            <w:pPr>
+              <w:spacing w:after="0" w:before="0" w:line="260"/>
+              <w:jc w:val="left"/>
+            </w:pPr>
+            <w:r>
+              <w:rPr>
+                <w:sz w:val="16"/>
+                <w:szCs w:val="16"/>
+              </w:rPr>
+              <w:t xml:space="preserve">3.5절</w:t>
             </w:r>
           </w:p>
         </w:tc>
@@ -3777,101 +3844,101 @@
         </w:trPr>
         <w:tc>
           <w:tcPr>
-            <w:tcW w:type="dxa" w:w="2058"/>
-            <w:tcMar>
-              <w:top w:type="dxa" w:w="50"/>
-              <w:left w:type="dxa" w:w="90"/>
-              <w:bottom w:type="dxa" w:w="50"/>
-              <w:right w:type="dxa" w:w="90"/>
-            </w:tcMar>
-            <w:vAlign w:val="center"/>
-          </w:tcPr>
-          <w:p>
-            <w:pPr>
-              <w:spacing w:after="0" w:before="0" w:line="260"/>
-              <w:jc w:val="left"/>
-            </w:pPr>
-            <w:r>
-              <w:rPr>
-                <w:sz w:val="17"/>
-                <w:szCs w:val="17"/>
-              </w:rPr>
-              <w:t xml:space="preserve">Stage B 포트 한계</w:t>
-            </w:r>
-          </w:p>
-        </w:tc>
-        <w:tc>
-          <w:tcPr>
-            <w:tcW w:type="dxa" w:w="3167"/>
-            <w:tcMar>
-              <w:top w:type="dxa" w:w="50"/>
-              <w:left w:type="dxa" w:w="90"/>
-              <w:bottom w:type="dxa" w:w="50"/>
-              <w:right w:type="dxa" w:w="90"/>
-            </w:tcMar>
-            <w:vAlign w:val="center"/>
-          </w:tcPr>
-          <w:p>
-            <w:pPr>
-              <w:spacing w:after="0" w:before="0" w:line="260"/>
-              <w:jc w:val="left"/>
-            </w:pPr>
-            <w:r>
-              <w:rPr>
-                <w:sz w:val="17"/>
-                <w:szCs w:val="17"/>
-              </w:rPr>
-              <w:t xml:space="preserve">경로·필터 100 A, 링크 80 A·8 kW, 직렬 ±90 V, 링크 90–110 V, 변조율 ±0.95</w:t>
-            </w:r>
-          </w:p>
-        </w:tc>
-        <w:tc>
-          <w:tcPr>
-            <w:tcW w:type="dxa" w:w="1900"/>
-            <w:tcMar>
-              <w:top w:type="dxa" w:w="50"/>
-              <w:left w:type="dxa" w:w="90"/>
-              <w:bottom w:type="dxa" w:w="50"/>
-              <w:right w:type="dxa" w:w="90"/>
-            </w:tcMar>
-            <w:vAlign w:val="center"/>
-          </w:tcPr>
-          <w:p>
-            <w:pPr>
-              <w:spacing w:after="0" w:before="0" w:line="260"/>
-              <w:jc w:val="left"/>
-            </w:pPr>
-            <w:r>
-              <w:rPr>
-                <w:sz w:val="17"/>
-                <w:szCs w:val="17"/>
-              </w:rPr>
-              <w:t xml:space="preserve">후보 사양</w:t>
-            </w:r>
-          </w:p>
-        </w:tc>
-        <w:tc>
-          <w:tcPr>
-            <w:tcW w:type="dxa" w:w="1901"/>
-            <w:tcMar>
-              <w:top w:type="dxa" w:w="50"/>
-              <w:left w:type="dxa" w:w="90"/>
-              <w:bottom w:type="dxa" w:w="50"/>
-              <w:right w:type="dxa" w:w="90"/>
-            </w:tcMar>
-            <w:vAlign w:val="center"/>
-          </w:tcPr>
-          <w:p>
-            <w:pPr>
-              <w:spacing w:after="0" w:before="0" w:line="260"/>
-              <w:jc w:val="left"/>
-            </w:pPr>
-            <w:r>
-              <w:rPr>
-                <w:sz w:val="17"/>
-                <w:szCs w:val="17"/>
-              </w:rPr>
-              <w:t xml:space="preserve">4.2절</w:t>
+            <w:tcW w:type="dxa" w:w="2172"/>
+            <w:tcMar>
+              <w:top w:type="dxa" w:w="50"/>
+              <w:left w:type="dxa" w:w="90"/>
+              <w:bottom w:type="dxa" w:w="50"/>
+              <w:right w:type="dxa" w:w="90"/>
+            </w:tcMar>
+            <w:vAlign w:val="center"/>
+          </w:tcPr>
+          <w:p>
+            <w:pPr>
+              <w:spacing w:after="0" w:before="0" w:line="260"/>
+              <w:jc w:val="left"/>
+            </w:pPr>
+            <w:r>
+              <w:rPr>
+                <w:sz w:val="16"/>
+                <w:szCs w:val="16"/>
+              </w:rPr>
+              <w:t xml:space="preserve">과도 시험</w:t>
+            </w:r>
+          </w:p>
+        </w:tc>
+        <w:tc>
+          <w:tcPr>
+            <w:tcW w:type="dxa" w:w="3677"/>
+            <w:tcMar>
+              <w:top w:type="dxa" w:w="50"/>
+              <w:left w:type="dxa" w:w="90"/>
+              <w:bottom w:type="dxa" w:w="50"/>
+              <w:right w:type="dxa" w:w="90"/>
+            </w:tcMar>
+            <w:vAlign w:val="center"/>
+          </w:tcPr>
+          <w:p>
+            <w:pPr>
+              <w:spacing w:after="0" w:before="0" w:line="260"/>
+              <w:jc w:val="left"/>
+            </w:pPr>
+            <w:r>
+              <w:rPr>
+                <w:sz w:val="16"/>
+                <w:szCs w:val="16"/>
+              </w:rPr>
+              <w:t xml:space="preserve">Tier-1: 계약 내 ±10 kW 스텝 / Tier-2: 1↔25 kW 스텝</w:t>
+            </w:r>
+          </w:p>
+        </w:tc>
+        <w:tc>
+          <w:tcPr>
+            <w:tcW w:type="dxa" w:w="1838"/>
+            <w:tcMar>
+              <w:top w:type="dxa" w:w="50"/>
+              <w:left w:type="dxa" w:w="90"/>
+              <w:bottom w:type="dxa" w:w="50"/>
+              <w:right w:type="dxa" w:w="90"/>
+            </w:tcMar>
+            <w:vAlign w:val="center"/>
+          </w:tcPr>
+          <w:p>
+            <w:pPr>
+              <w:spacing w:after="0" w:before="0" w:line="260"/>
+              <w:jc w:val="left"/>
+            </w:pPr>
+            <w:r>
+              <w:rPr>
+                <w:sz w:val="16"/>
+                <w:szCs w:val="16"/>
+              </w:rPr>
+              <w:t xml:space="preserve">확정</w:t>
+            </w:r>
+          </w:p>
+        </w:tc>
+        <w:tc>
+          <w:tcPr>
+            <w:tcW w:type="dxa" w:w="1339"/>
+            <w:tcMar>
+              <w:top w:type="dxa" w:w="50"/>
+              <w:left w:type="dxa" w:w="90"/>
+              <w:bottom w:type="dxa" w:w="50"/>
+              <w:right w:type="dxa" w:w="90"/>
+            </w:tcMar>
+            <w:vAlign w:val="center"/>
+          </w:tcPr>
+          <w:p>
+            <w:pPr>
+              <w:spacing w:after="0" w:before="0" w:line="260"/>
+              <w:jc w:val="left"/>
+            </w:pPr>
+            <w:r>
+              <w:rPr>
+                <w:sz w:val="16"/>
+                <w:szCs w:val="16"/>
+              </w:rPr>
+              <w:t xml:space="preserve">3.5절</w:t>
             </w:r>
           </w:p>
         </w:tc>
@@ -3882,101 +3949,101 @@
         </w:trPr>
         <w:tc>
           <w:tcPr>
-            <w:tcW w:type="dxa" w:w="2058"/>
-            <w:tcMar>
-              <w:top w:type="dxa" w:w="50"/>
-              <w:left w:type="dxa" w:w="90"/>
-              <w:bottom w:type="dxa" w:w="50"/>
-              <w:right w:type="dxa" w:w="90"/>
-            </w:tcMar>
-            <w:vAlign w:val="center"/>
-          </w:tcPr>
-          <w:p>
-            <w:pPr>
-              <w:spacing w:after="0" w:before="0" w:line="260"/>
-              <w:jc w:val="left"/>
-            </w:pPr>
-            <w:r>
-              <w:rPr>
-                <w:sz w:val="17"/>
-                <w:szCs w:val="17"/>
-              </w:rPr>
-              <w:t xml:space="preserve">대표 과도 시험</w:t>
-            </w:r>
-          </w:p>
-        </w:tc>
-        <w:tc>
-          <w:tcPr>
-            <w:tcW w:type="dxa" w:w="3167"/>
-            <w:tcMar>
-              <w:top w:type="dxa" w:w="50"/>
-              <w:left w:type="dxa" w:w="90"/>
-              <w:bottom w:type="dxa" w:w="50"/>
-              <w:right w:type="dxa" w:w="90"/>
-            </w:tcMar>
-            <w:vAlign w:val="center"/>
-          </w:tcPr>
-          <w:p>
-            <w:pPr>
-              <w:spacing w:after="0" w:before="0" w:line="260"/>
-              <w:jc w:val="left"/>
-            </w:pPr>
-            <w:r>
-              <w:rPr>
-                <w:sz w:val="17"/>
-                <w:szCs w:val="17"/>
-              </w:rPr>
-              <w:t xml:space="preserve">1→25 kW 정전력 스텝(400 V 기준 60 A 상당)</w:t>
-            </w:r>
-          </w:p>
-        </w:tc>
-        <w:tc>
-          <w:tcPr>
-            <w:tcW w:type="dxa" w:w="1900"/>
-            <w:tcMar>
-              <w:top w:type="dxa" w:w="50"/>
-              <w:left w:type="dxa" w:w="90"/>
-              <w:bottom w:type="dxa" w:w="50"/>
-              <w:right w:type="dxa" w:w="90"/>
-            </w:tcMar>
-            <w:vAlign w:val="center"/>
-          </w:tcPr>
-          <w:p>
-            <w:pPr>
-              <w:spacing w:after="0" w:before="0" w:line="260"/>
-              <w:jc w:val="left"/>
-            </w:pPr>
-            <w:r>
-              <w:rPr>
-                <w:sz w:val="17"/>
-                <w:szCs w:val="17"/>
-              </w:rPr>
-              <w:t xml:space="preserve">시험 정의</w:t>
-            </w:r>
-          </w:p>
-        </w:tc>
-        <w:tc>
-          <w:tcPr>
-            <w:tcW w:type="dxa" w:w="1901"/>
-            <w:tcMar>
-              <w:top w:type="dxa" w:w="50"/>
-              <w:left w:type="dxa" w:w="90"/>
-              <w:bottom w:type="dxa" w:w="50"/>
-              <w:right w:type="dxa" w:w="90"/>
-            </w:tcMar>
-            <w:vAlign w:val="center"/>
-          </w:tcPr>
-          <w:p>
-            <w:pPr>
-              <w:spacing w:after="0" w:before="0" w:line="260"/>
-              <w:jc w:val="left"/>
-            </w:pPr>
-            <w:r>
-              <w:rPr>
-                <w:sz w:val="17"/>
-                <w:szCs w:val="17"/>
-              </w:rPr>
-              <w:t xml:space="preserve">5.3절</w:t>
+            <w:tcW w:type="dxa" w:w="2172"/>
+            <w:tcMar>
+              <w:top w:type="dxa" w:w="50"/>
+              <w:left w:type="dxa" w:w="90"/>
+              <w:bottom w:type="dxa" w:w="50"/>
+              <w:right w:type="dxa" w:w="90"/>
+            </w:tcMar>
+            <w:vAlign w:val="center"/>
+          </w:tcPr>
+          <w:p>
+            <w:pPr>
+              <w:spacing w:after="0" w:before="0" w:line="260"/>
+              <w:jc w:val="left"/>
+            </w:pPr>
+            <w:r>
+              <w:rPr>
+                <w:sz w:val="16"/>
+                <w:szCs w:val="16"/>
+              </w:rPr>
+              <w:t xml:space="preserve">전류 기준(평균모델)</w:t>
+            </w:r>
+          </w:p>
+        </w:tc>
+        <w:tc>
+          <w:tcPr>
+            <w:tcW w:type="dxa" w:w="3677"/>
+            <w:tcMar>
+              <w:top w:type="dxa" w:w="50"/>
+              <w:left w:type="dxa" w:w="90"/>
+              <w:bottom w:type="dxa" w:w="50"/>
+              <w:right w:type="dxa" w:w="90"/>
+            </w:tcMar>
+            <w:vAlign w:val="center"/>
+          </w:tcPr>
+          <w:p>
+            <w:pPr>
+              <w:spacing w:after="0" w:before="0" w:line="260"/>
+              <w:jc w:val="left"/>
+            </w:pPr>
+            <w:r>
+              <w:rPr>
+                <w:sz w:val="16"/>
+                <w:szCs w:val="16"/>
+              </w:rPr>
+              <w:t xml:space="preserve">Tier-1 90 A, Tier-2 93.75 A(스위칭 모델 리플 포함 순시 98/100 A)</w:t>
+            </w:r>
+          </w:p>
+        </w:tc>
+        <w:tc>
+          <w:tcPr>
+            <w:tcW w:type="dxa" w:w="1838"/>
+            <w:tcMar>
+              <w:top w:type="dxa" w:w="50"/>
+              <w:left w:type="dxa" w:w="90"/>
+              <w:bottom w:type="dxa" w:w="50"/>
+              <w:right w:type="dxa" w:w="90"/>
+            </w:tcMar>
+            <w:vAlign w:val="center"/>
+          </w:tcPr>
+          <w:p>
+            <w:pPr>
+              <w:spacing w:after="0" w:before="0" w:line="260"/>
+              <w:jc w:val="left"/>
+            </w:pPr>
+            <w:r>
+              <w:rPr>
+                <w:sz w:val="16"/>
+                <w:szCs w:val="16"/>
+              </w:rPr>
+              <w:t xml:space="preserve">확정</w:t>
+            </w:r>
+          </w:p>
+        </w:tc>
+        <w:tc>
+          <w:tcPr>
+            <w:tcW w:type="dxa" w:w="1339"/>
+            <w:tcMar>
+              <w:top w:type="dxa" w:w="50"/>
+              <w:left w:type="dxa" w:w="90"/>
+              <w:bottom w:type="dxa" w:w="50"/>
+              <w:right w:type="dxa" w:w="90"/>
+            </w:tcMar>
+            <w:vAlign w:val="center"/>
+          </w:tcPr>
+          <w:p>
+            <w:pPr>
+              <w:spacing w:after="0" w:before="0" w:line="260"/>
+              <w:jc w:val="left"/>
+            </w:pPr>
+            <w:r>
+              <w:rPr>
+                <w:sz w:val="16"/>
+                <w:szCs w:val="16"/>
+              </w:rPr>
+              <w:t xml:space="preserve">3.4절</w:t>
             </w:r>
           </w:p>
         </w:tc>
@@ -3987,82 +4054,570 @@
         </w:trPr>
         <w:tc>
           <w:tcPr>
-            <w:tcW w:type="dxa" w:w="2058"/>
-            <w:tcMar>
-              <w:top w:type="dxa" w:w="50"/>
-              <w:left w:type="dxa" w:w="90"/>
-              <w:bottom w:type="dxa" w:w="50"/>
-              <w:right w:type="dxa" w:w="90"/>
-            </w:tcMar>
-            <w:vAlign w:val="center"/>
-          </w:tcPr>
-          <w:p>
-            <w:pPr>
-              <w:spacing w:after="0" w:before="0" w:line="260"/>
-              <w:jc w:val="left"/>
-            </w:pPr>
-            <w:r>
-              <w:rPr>
+            <w:tcW w:type="dxa" w:w="2172"/>
+            <w:tcMar>
+              <w:top w:type="dxa" w:w="50"/>
+              <w:left w:type="dxa" w:w="90"/>
+              <w:bottom w:type="dxa" w:w="50"/>
+              <w:right w:type="dxa" w:w="90"/>
+            </w:tcMar>
+            <w:vAlign w:val="center"/>
+          </w:tcPr>
+          <w:p>
+            <w:pPr>
+              <w:spacing w:after="0" w:before="0" w:line="260"/>
+              <w:jc w:val="left"/>
+            </w:pPr>
+            <w:r>
+              <w:rPr>
+                <w:sz w:val="16"/>
+                <w:szCs w:val="16"/>
+              </w:rPr>
+              <w:t xml:space="preserve">제어 지연</w:t>
+            </w:r>
+          </w:p>
+        </w:tc>
+        <w:tc>
+          <w:tcPr>
+            <w:tcW w:type="dxa" w:w="3677"/>
+            <w:tcMar>
+              <w:top w:type="dxa" w:w="50"/>
+              <w:left w:type="dxa" w:w="90"/>
+              <w:bottom w:type="dxa" w:w="50"/>
+              <w:right w:type="dxa" w:w="90"/>
+            </w:tcMar>
+            <w:vAlign w:val="center"/>
+          </w:tcPr>
+          <w:p>
+            <w:pPr>
+              <w:spacing w:after="0" w:before="0" w:line="260"/>
+              <w:jc w:val="left"/>
+            </w:pPr>
+            <w:r>
+              <w:rPr>
+                <w:sz w:val="16"/>
+                <w:szCs w:val="16"/>
+              </w:rPr>
+              <w:t xml:space="preserve">모델: 갱신 5 µs(영차유지) + 전달지연 5 µs, DAB 응답 10 µs / 모델 밖 예산 +3.0 µs</w:t>
+            </w:r>
+          </w:p>
+        </w:tc>
+        <w:tc>
+          <w:tcPr>
+            <w:tcW w:type="dxa" w:w="1838"/>
+            <w:tcMar>
+              <w:top w:type="dxa" w:w="50"/>
+              <w:left w:type="dxa" w:w="90"/>
+              <w:bottom w:type="dxa" w:w="50"/>
+              <w:right w:type="dxa" w:w="90"/>
+            </w:tcMar>
+            <w:vAlign w:val="center"/>
+          </w:tcPr>
+          <w:p>
+            <w:pPr>
+              <w:spacing w:after="0" w:before="0" w:line="260"/>
+              <w:jc w:val="left"/>
+            </w:pPr>
+            <w:r>
+              <w:rPr>
+                <w:sz w:val="16"/>
+                <w:szCs w:val="16"/>
+              </w:rPr>
+              <w:t xml:space="preserve">확정</w:t>
+            </w:r>
+          </w:p>
+        </w:tc>
+        <w:tc>
+          <w:tcPr>
+            <w:tcW w:type="dxa" w:w="1339"/>
+            <w:tcMar>
+              <w:top w:type="dxa" w:w="50"/>
+              <w:left w:type="dxa" w:w="90"/>
+              <w:bottom w:type="dxa" w:w="50"/>
+              <w:right w:type="dxa" w:w="90"/>
+            </w:tcMar>
+            <w:vAlign w:val="center"/>
+          </w:tcPr>
+          <w:p>
+            <w:pPr>
+              <w:spacing w:after="0" w:before="0" w:line="260"/>
+              <w:jc w:val="left"/>
+            </w:pPr>
+            <w:r>
+              <w:rPr>
+                <w:sz w:val="16"/>
+                <w:szCs w:val="16"/>
+              </w:rPr>
+              <w:t xml:space="preserve">5.3절</w:t>
+            </w:r>
+          </w:p>
+        </w:tc>
+      </w:tr>
+      <w:tr>
+        <w:trPr>
+          <w:cantSplit/>
+        </w:trPr>
+        <w:tc>
+          <w:tcPr>
+            <w:tcW w:type="dxa" w:w="2172"/>
+            <w:tcMar>
+              <w:top w:type="dxa" w:w="50"/>
+              <w:left w:type="dxa" w:w="90"/>
+              <w:bottom w:type="dxa" w:w="50"/>
+              <w:right w:type="dxa" w:w="90"/>
+            </w:tcMar>
+            <w:vAlign w:val="center"/>
+          </w:tcPr>
+          <w:p>
+            <w:pPr>
+              <w:spacing w:after="0" w:before="0" w:line="260"/>
+              <w:jc w:val="left"/>
+            </w:pPr>
+            <w:r>
+              <w:rPr>
+                <w:sz w:val="16"/>
+                <w:szCs w:val="16"/>
+              </w:rPr>
+              <w:t xml:space="preserve">400 V급 급속충전</w:t>
+            </w:r>
+          </w:p>
+        </w:tc>
+        <w:tc>
+          <w:tcPr>
+            <w:tcW w:type="dxa" w:w="3677"/>
+            <w:tcMar>
+              <w:top w:type="dxa" w:w="50"/>
+              <w:left w:type="dxa" w:w="90"/>
+              <w:bottom w:type="dxa" w:w="50"/>
+              <w:right w:type="dxa" w:w="90"/>
+            </w:tcMar>
+            <w:vAlign w:val="center"/>
+          </w:tcPr>
+          <w:p>
+            <w:pPr>
+              <w:spacing w:after="0" w:before="0" w:line="260"/>
+              <w:jc w:val="left"/>
+            </w:pPr>
+            <w:r>
+              <w:rPr>
+                <w:sz w:val="16"/>
+                <w:szCs w:val="16"/>
+              </w:rPr>
+              <w:t xml:space="preserve">피크 150 kW, 전류 375 A 제한</w:t>
+            </w:r>
+          </w:p>
+        </w:tc>
+        <w:tc>
+          <w:tcPr>
+            <w:tcW w:type="dxa" w:w="1838"/>
+            <w:tcMar>
+              <w:top w:type="dxa" w:w="50"/>
+              <w:left w:type="dxa" w:w="90"/>
+              <w:bottom w:type="dxa" w:w="50"/>
+              <w:right w:type="dxa" w:w="90"/>
+            </w:tcMar>
+            <w:vAlign w:val="center"/>
+          </w:tcPr>
+          <w:p>
+            <w:pPr>
+              <w:spacing w:after="0" w:before="0" w:line="260"/>
+              <w:jc w:val="left"/>
+            </w:pPr>
+            <w:r>
+              <w:rPr>
+                <w:sz w:val="16"/>
+                <w:szCs w:val="16"/>
+              </w:rPr>
+              <w:t xml:space="preserve">잠정</w:t>
+            </w:r>
+          </w:p>
+        </w:tc>
+        <w:tc>
+          <w:tcPr>
+            <w:tcW w:type="dxa" w:w="1339"/>
+            <w:tcMar>
+              <w:top w:type="dxa" w:w="50"/>
+              <w:left w:type="dxa" w:w="90"/>
+              <w:bottom w:type="dxa" w:w="50"/>
+              <w:right w:type="dxa" w:w="90"/>
+            </w:tcMar>
+            <w:vAlign w:val="center"/>
+          </w:tcPr>
+          <w:p>
+            <w:pPr>
+              <w:spacing w:after="0" w:before="0" w:line="260"/>
+              <w:jc w:val="left"/>
+            </w:pPr>
+            <w:r>
+              <w:rPr>
+                <w:sz w:val="16"/>
+                <w:szCs w:val="16"/>
+              </w:rPr>
+              <w:t xml:space="preserve">3.6절</w:t>
+            </w:r>
+          </w:p>
+        </w:tc>
+      </w:tr>
+      <w:tr>
+        <w:trPr>
+          <w:cantSplit/>
+        </w:trPr>
+        <w:tc>
+          <w:tcPr>
+            <w:tcW w:type="dxa" w:w="2172"/>
+            <w:tcMar>
+              <w:top w:type="dxa" w:w="50"/>
+              <w:left w:type="dxa" w:w="90"/>
+              <w:bottom w:type="dxa" w:w="50"/>
+              <w:right w:type="dxa" w:w="90"/>
+            </w:tcMar>
+            <w:vAlign w:val="center"/>
+          </w:tcPr>
+          <w:p>
+            <w:pPr>
+              <w:spacing w:after="0" w:before="0" w:line="260"/>
+              <w:jc w:val="left"/>
+            </w:pPr>
+            <w:r>
+              <w:rPr>
+                <w:sz w:val="16"/>
+                <w:szCs w:val="16"/>
+              </w:rPr>
+              <w:t xml:space="preserve">48 V / 12 V 전원</w:t>
+            </w:r>
+          </w:p>
+        </w:tc>
+        <w:tc>
+          <w:tcPr>
+            <w:tcW w:type="dxa" w:w="3677"/>
+            <w:tcMar>
+              <w:top w:type="dxa" w:w="50"/>
+              <w:left w:type="dxa" w:w="90"/>
+              <w:bottom w:type="dxa" w:w="50"/>
+              <w:right w:type="dxa" w:w="90"/>
+            </w:tcMar>
+            <w:vAlign w:val="center"/>
+          </w:tcPr>
+          <w:p>
+            <w:pPr>
+              <w:spacing w:after="0" w:before="0" w:line="260"/>
+              <w:jc w:val="left"/>
+            </w:pPr>
+            <w:r>
+              <w:rPr>
+                <w:sz w:val="16"/>
+                <w:szCs w:val="16"/>
+              </w:rPr>
+              <w:t xml:space="preserve">3 kW / 1.5 kW 동시 연속(Stage C 약 5 kW, 400 V 측 선언 5.3 kW)</w:t>
+            </w:r>
+          </w:p>
+        </w:tc>
+        <w:tc>
+          <w:tcPr>
+            <w:tcW w:type="dxa" w:w="1838"/>
+            <w:tcMar>
+              <w:top w:type="dxa" w:w="50"/>
+              <w:left w:type="dxa" w:w="90"/>
+              <w:bottom w:type="dxa" w:w="50"/>
+              <w:right w:type="dxa" w:w="90"/>
+            </w:tcMar>
+            <w:vAlign w:val="center"/>
+          </w:tcPr>
+          <w:p>
+            <w:pPr>
+              <w:spacing w:after="0" w:before="0" w:line="260"/>
+              <w:jc w:val="left"/>
+            </w:pPr>
+            <w:r>
+              <w:rPr>
+                <w:sz w:val="16"/>
+                <w:szCs w:val="16"/>
+              </w:rPr>
+              <w:t xml:space="preserve">잠정</w:t>
+            </w:r>
+          </w:p>
+        </w:tc>
+        <w:tc>
+          <w:tcPr>
+            <w:tcW w:type="dxa" w:w="1339"/>
+            <w:tcMar>
+              <w:top w:type="dxa" w:w="50"/>
+              <w:left w:type="dxa" w:w="90"/>
+              <w:bottom w:type="dxa" w:w="50"/>
+              <w:right w:type="dxa" w:w="90"/>
+            </w:tcMar>
+            <w:vAlign w:val="center"/>
+          </w:tcPr>
+          <w:p>
+            <w:pPr>
+              <w:spacing w:after="0" w:before="0" w:line="260"/>
+              <w:jc w:val="left"/>
+            </w:pPr>
+            <w:r>
+              <w:rPr>
+                <w:sz w:val="16"/>
+                <w:szCs w:val="16"/>
+              </w:rPr>
+              <w:t xml:space="preserve">3.7절</w:t>
+            </w:r>
+          </w:p>
+        </w:tc>
+      </w:tr>
+      <w:tr>
+        <w:trPr>
+          <w:cantSplit/>
+        </w:trPr>
+        <w:tc>
+          <w:tcPr>
+            <w:tcW w:type="dxa" w:w="2172"/>
+            <w:tcMar>
+              <w:top w:type="dxa" w:w="50"/>
+              <w:left w:type="dxa" w:w="90"/>
+              <w:bottom w:type="dxa" w:w="50"/>
+              <w:right w:type="dxa" w:w="90"/>
+            </w:tcMar>
+            <w:vAlign w:val="center"/>
+          </w:tcPr>
+          <w:p>
+            <w:pPr>
+              <w:spacing w:after="0" w:before="0" w:line="260"/>
+              <w:jc w:val="left"/>
+            </w:pPr>
+            <w:r>
+              <w:rPr>
+                <w:sz w:val="16"/>
+                <w:szCs w:val="16"/>
+              </w:rPr>
+              <w:t xml:space="preserve">Stage B 포트 한계</w:t>
+            </w:r>
+          </w:p>
+        </w:tc>
+        <w:tc>
+          <w:tcPr>
+            <w:tcW w:type="dxa" w:w="3677"/>
+            <w:tcMar>
+              <w:top w:type="dxa" w:w="50"/>
+              <w:left w:type="dxa" w:w="90"/>
+              <w:bottom w:type="dxa" w:w="50"/>
+              <w:right w:type="dxa" w:w="90"/>
+            </w:tcMar>
+            <w:vAlign w:val="center"/>
+          </w:tcPr>
+          <w:p>
+            <w:pPr>
+              <w:spacing w:after="0" w:before="0" w:line="260"/>
+              <w:jc w:val="left"/>
+            </w:pPr>
+            <w:r>
+              <w:rPr>
+                <w:sz w:val="16"/>
+                <w:szCs w:val="16"/>
+              </w:rPr>
+              <w:t xml:space="preserve">경로·필터 100 A, 링크 80 A·8 kW, 직렬 ±90 V, 링크 90–110 V, 변조율 ±0.95</w:t>
+            </w:r>
+          </w:p>
+        </w:tc>
+        <w:tc>
+          <w:tcPr>
+            <w:tcW w:type="dxa" w:w="1838"/>
+            <w:tcMar>
+              <w:top w:type="dxa" w:w="50"/>
+              <w:left w:type="dxa" w:w="90"/>
+              <w:bottom w:type="dxa" w:w="50"/>
+              <w:right w:type="dxa" w:w="90"/>
+            </w:tcMar>
+            <w:vAlign w:val="center"/>
+          </w:tcPr>
+          <w:p>
+            <w:pPr>
+              <w:spacing w:after="0" w:before="0" w:line="260"/>
+              <w:jc w:val="left"/>
+            </w:pPr>
+            <w:r>
+              <w:rPr>
+                <w:sz w:val="16"/>
+                <w:szCs w:val="16"/>
+              </w:rPr>
+              <w:t xml:space="preserve">후보 사양</w:t>
+            </w:r>
+          </w:p>
+        </w:tc>
+        <w:tc>
+          <w:tcPr>
+            <w:tcW w:type="dxa" w:w="1339"/>
+            <w:tcMar>
+              <w:top w:type="dxa" w:w="50"/>
+              <w:left w:type="dxa" w:w="90"/>
+              <w:bottom w:type="dxa" w:w="50"/>
+              <w:right w:type="dxa" w:w="90"/>
+            </w:tcMar>
+            <w:vAlign w:val="center"/>
+          </w:tcPr>
+          <w:p>
+            <w:pPr>
+              <w:spacing w:after="0" w:before="0" w:line="260"/>
+              <w:jc w:val="left"/>
+            </w:pPr>
+            <w:r>
+              <w:rPr>
+                <w:sz w:val="16"/>
+                <w:szCs w:val="16"/>
+              </w:rPr>
+              <w:t xml:space="preserve">4.2절</w:t>
+            </w:r>
+          </w:p>
+        </w:tc>
+      </w:tr>
+    </w:tbl>
+    <w:p>
+      <w:pPr>
+        <w:pStyle w:val="SourceNote"/>
+      </w:pPr>
+      <w:r>
+        <w:t xml:space="preserve">자료: docs/14 표 R-7, validation/2026-09-28-requirements/를 바탕으로 저자 작성.</w:t>
+      </w:r>
+    </w:p>
+    <w:p>
+      <w:pPr>
+        <w:pStyle w:val="Heading2"/>
+      </w:pPr>
+      <w:r>
+        <w:t xml:space="preserve">3.2 보조버스 조정 요구의 근거</w:t>
+      </w:r>
+    </w:p>
+    <w:p>
+      <w:pPr>
+        <w:jc w:val="both"/>
+      </w:pPr>
+      <w:r>
+        <w:t xml:space="preserve">Stage B가 존재하는 이유는 400 V 보조버스를 배터리 전압과 무관하게 일정하게 유지하는 데 있다. 이 요구가 외부 부하에서 나오는지 확인하기 위해, 400 V급 부하의 공개 사양을 비조정 V_A(배터리 640–920 V에서 무부하 320–460 V, 25 kW에서 319.0–459.3 V)와 비교했다(표 3).</w:t>
+      </w:r>
+    </w:p>
+    <w:p>
+      <w:pPr>
+        <w:pStyle w:val="Caption"/>
+        <w:keepNext/>
+        <w:keepLines/>
+        <w:jc w:val="center"/>
+      </w:pPr>
+      <w:r>
+        <w:t xml:space="preserve">표 3. 400 V급 부하의 허용 입력범위와 비조정 V_A의 관계</w:t>
+      </w:r>
+    </w:p>
+    <w:tbl>
+      <w:tblPr>
+        <w:tblW w:type="dxa" w:w="9026"/>
+        <w:tblBorders>
+          <w:top w:val="single" w:color="404040" w:sz="8"/>
+          <w:left w:val="single" w:color="A6A6A6" w:sz="2"/>
+          <w:bottom w:val="single" w:color="404040" w:sz="8"/>
+          <w:right w:val="single" w:color="A6A6A6" w:sz="2"/>
+          <w:insideH w:val="single" w:color="A6A6A6" w:sz="2"/>
+          <w:insideV w:val="single" w:color="A6A6A6" w:sz="2"/>
+        </w:tblBorders>
+      </w:tblPr>
+      <w:tblGrid>
+        <w:gridCol w:w="3642"/>
+        <w:gridCol w:w="1741"/>
+        <w:gridCol w:w="3643"/>
+      </w:tblGrid>
+      <w:tr>
+        <w:trPr>
+          <w:cantSplit/>
+          <w:tblHeader/>
+        </w:trPr>
+        <w:tc>
+          <w:tcPr>
+            <w:tcW w:type="dxa" w:w="3642"/>
+            <w:shd w:fill="D9E2F3" w:color="auto" w:val="clear"/>
+            <w:tcMar>
+              <w:top w:type="dxa" w:w="50"/>
+              <w:left w:type="dxa" w:w="90"/>
+              <w:bottom w:type="dxa" w:w="50"/>
+              <w:right w:type="dxa" w:w="90"/>
+            </w:tcMar>
+            <w:vAlign w:val="center"/>
+          </w:tcPr>
+          <w:p>
+            <w:pPr>
+              <w:spacing w:after="0" w:before="0" w:line="260"/>
+              <w:jc w:val="center"/>
+            </w:pPr>
+            <w:r>
+              <w:rPr>
+                <w:b/>
+                <w:bCs/>
                 <w:sz w:val="17"/>
                 <w:szCs w:val="17"/>
               </w:rPr>
-              <w:t xml:space="preserve">제어 지연(공칭)</w:t>
-            </w:r>
-          </w:p>
-        </w:tc>
-        <w:tc>
-          <w:tcPr>
-            <w:tcW w:type="dxa" w:w="3167"/>
-            <w:tcMar>
-              <w:top w:type="dxa" w:w="50"/>
-              <w:left w:type="dxa" w:w="90"/>
-              <w:bottom w:type="dxa" w:w="50"/>
-              <w:right w:type="dxa" w:w="90"/>
-            </w:tcMar>
-            <w:vAlign w:val="center"/>
-          </w:tcPr>
-          <w:p>
-            <w:pPr>
-              <w:spacing w:after="0" w:before="0" w:line="260"/>
-              <w:jc w:val="left"/>
-            </w:pPr>
-            <w:r>
-              <w:rPr>
+              <w:t xml:space="preserve">부품</w:t>
+            </w:r>
+          </w:p>
+        </w:tc>
+        <w:tc>
+          <w:tcPr>
+            <w:tcW w:type="dxa" w:w="1741"/>
+            <w:shd w:fill="D9E2F3" w:color="auto" w:val="clear"/>
+            <w:tcMar>
+              <w:top w:type="dxa" w:w="50"/>
+              <w:left w:type="dxa" w:w="90"/>
+              <w:bottom w:type="dxa" w:w="50"/>
+              <w:right w:type="dxa" w:w="90"/>
+            </w:tcMar>
+            <w:vAlign w:val="center"/>
+          </w:tcPr>
+          <w:p>
+            <w:pPr>
+              <w:spacing w:after="0" w:before="0" w:line="260"/>
+              <w:jc w:val="center"/>
+            </w:pPr>
+            <w:r>
+              <w:rPr>
+                <w:b/>
+                <w:bCs/>
                 <w:sz w:val="17"/>
                 <w:szCs w:val="17"/>
               </w:rPr>
-              <w:t xml:space="preserve">갱신 5 µs(영차유지) + 전달지연 5 µs, DAB 응답 10 µs</w:t>
-            </w:r>
-          </w:p>
-        </w:tc>
-        <w:tc>
-          <w:tcPr>
-            <w:tcW w:type="dxa" w:w="1900"/>
-            <w:tcMar>
-              <w:top w:type="dxa" w:w="50"/>
-              <w:left w:type="dxa" w:w="90"/>
-              <w:bottom w:type="dxa" w:w="50"/>
-              <w:right w:type="dxa" w:w="90"/>
-            </w:tcMar>
-            <w:vAlign w:val="center"/>
-          </w:tcPr>
-          <w:p>
-            <w:pPr>
-              <w:spacing w:after="0" w:before="0" w:line="260"/>
-              <w:jc w:val="left"/>
-            </w:pPr>
-            <w:r>
-              <w:rPr>
+              <w:t xml:space="preserve">허용 입력(V DC)</w:t>
+            </w:r>
+          </w:p>
+        </w:tc>
+        <w:tc>
+          <w:tcPr>
+            <w:tcW w:type="dxa" w:w="3643"/>
+            <w:shd w:fill="D9E2F3" w:color="auto" w:val="clear"/>
+            <w:tcMar>
+              <w:top w:type="dxa" w:w="50"/>
+              <w:left w:type="dxa" w:w="90"/>
+              <w:bottom w:type="dxa" w:w="50"/>
+              <w:right w:type="dxa" w:w="90"/>
+            </w:tcMar>
+            <w:vAlign w:val="center"/>
+          </w:tcPr>
+          <w:p>
+            <w:pPr>
+              <w:spacing w:after="0" w:before="0" w:line="260"/>
+              <w:jc w:val="center"/>
+            </w:pPr>
+            <w:r>
+              <w:rPr>
+                <w:b/>
+                <w:bCs/>
                 <w:sz w:val="17"/>
                 <w:szCs w:val="17"/>
               </w:rPr>
-              <w:t xml:space="preserve">모델 가정</w:t>
-            </w:r>
-          </w:p>
-        </w:tc>
-        <w:tc>
-          <w:tcPr>
-            <w:tcW w:type="dxa" w:w="1901"/>
+              <w:t xml:space="preserve">비조정 V_A와의 관계</w:t>
+            </w:r>
+          </w:p>
+        </w:tc>
+      </w:tr>
+      <w:tr>
+        <w:trPr>
+          <w:cantSplit/>
+        </w:trPr>
+        <w:tc>
+          <w:tcPr>
+            <w:tcW w:type="dxa" w:w="3642"/>
             <w:tcMar>
               <w:top w:type="dxa" w:w="50"/>
               <w:left w:type="dxa" w:w="90"/>
@@ -4081,7 +4636,457 @@
                 <w:sz w:val="17"/>
                 <w:szCs w:val="17"/>
               </w:rPr>
-              <w:t xml:space="preserve">5.3절</w:t>
+              <w:t xml:space="preserve">Sanden SHS33 Gen2 전동 컴프레서</w:t>
+            </w:r>
+          </w:p>
+        </w:tc>
+        <w:tc>
+          <w:tcPr>
+            <w:tcW w:type="dxa" w:w="1741"/>
+            <w:tcMar>
+              <w:top w:type="dxa" w:w="50"/>
+              <w:left w:type="dxa" w:w="90"/>
+              <w:bottom w:type="dxa" w:w="50"/>
+              <w:right w:type="dxa" w:w="90"/>
+            </w:tcMar>
+            <w:vAlign w:val="center"/>
+          </w:tcPr>
+          <w:p>
+            <w:pPr>
+              <w:spacing w:after="0" w:before="0" w:line="260"/>
+              <w:jc w:val="center"/>
+            </w:pPr>
+            <w:r>
+              <w:rPr>
+                <w:sz w:val="17"/>
+                <w:szCs w:val="17"/>
+              </w:rPr>
+              <w:t xml:space="preserve">165–432</w:t>
+            </w:r>
+          </w:p>
+        </w:tc>
+        <w:tc>
+          <w:tcPr>
+            <w:tcW w:type="dxa" w:w="3643"/>
+            <w:tcMar>
+              <w:top w:type="dxa" w:w="50"/>
+              <w:left w:type="dxa" w:w="90"/>
+              <w:bottom w:type="dxa" w:w="50"/>
+              <w:right w:type="dxa" w:w="90"/>
+            </w:tcMar>
+            <w:vAlign w:val="center"/>
+          </w:tcPr>
+          <w:p>
+            <w:pPr>
+              <w:spacing w:after="0" w:before="0" w:line="260"/>
+              <w:jc w:val="left"/>
+            </w:pPr>
+            <w:r>
+              <w:rPr>
+                <w:sz w:val="17"/>
+                <w:szCs w:val="17"/>
+              </w:rPr>
+              <w:t xml:space="preserve">배터리 864 V 초과에서 상한 위반</w:t>
+            </w:r>
+          </w:p>
+        </w:tc>
+      </w:tr>
+      <w:tr>
+        <w:trPr>
+          <w:cantSplit/>
+        </w:trPr>
+        <w:tc>
+          <w:tcPr>
+            <w:tcW w:type="dxa" w:w="3642"/>
+            <w:tcMar>
+              <w:top w:type="dxa" w:w="50"/>
+              <w:left w:type="dxa" w:w="90"/>
+              <w:bottom w:type="dxa" w:w="50"/>
+              <w:right w:type="dxa" w:w="90"/>
+            </w:tcMar>
+            <w:vAlign w:val="center"/>
+          </w:tcPr>
+          <w:p>
+            <w:pPr>
+              <w:spacing w:after="0" w:before="0" w:line="260"/>
+              <w:jc w:val="left"/>
+            </w:pPr>
+            <w:r>
+              <w:rPr>
+                <w:sz w:val="17"/>
+                <w:szCs w:val="17"/>
+              </w:rPr>
+              <w:t xml:space="preserve">Sanden SHS33 Gen3 전동 컴프레서</w:t>
+            </w:r>
+          </w:p>
+        </w:tc>
+        <w:tc>
+          <w:tcPr>
+            <w:tcW w:type="dxa" w:w="1741"/>
+            <w:tcMar>
+              <w:top w:type="dxa" w:w="50"/>
+              <w:left w:type="dxa" w:w="90"/>
+              <w:bottom w:type="dxa" w:w="50"/>
+              <w:right w:type="dxa" w:w="90"/>
+            </w:tcMar>
+            <w:vAlign w:val="center"/>
+          </w:tcPr>
+          <w:p>
+            <w:pPr>
+              <w:spacing w:after="0" w:before="0" w:line="260"/>
+              <w:jc w:val="center"/>
+            </w:pPr>
+            <w:r>
+              <w:rPr>
+                <w:sz w:val="17"/>
+                <w:szCs w:val="17"/>
+              </w:rPr>
+              <w:t xml:space="preserve">165–470</w:t>
+            </w:r>
+          </w:p>
+        </w:tc>
+        <w:tc>
+          <w:tcPr>
+            <w:tcW w:type="dxa" w:w="3643"/>
+            <w:tcMar>
+              <w:top w:type="dxa" w:w="50"/>
+              <w:left w:type="dxa" w:w="90"/>
+              <w:bottom w:type="dxa" w:w="50"/>
+              <w:right w:type="dxa" w:w="90"/>
+            </w:tcMar>
+            <w:vAlign w:val="center"/>
+          </w:tcPr>
+          <w:p>
+            <w:pPr>
+              <w:spacing w:after="0" w:before="0" w:line="260"/>
+              <w:jc w:val="left"/>
+            </w:pPr>
+            <w:r>
+              <w:rPr>
+                <w:sz w:val="17"/>
+                <w:szCs w:val="17"/>
+              </w:rPr>
+              <w:t xml:space="preserve">전 범위 수용</w:t>
+            </w:r>
+          </w:p>
+        </w:tc>
+      </w:tr>
+      <w:tr>
+        <w:trPr>
+          <w:cantSplit/>
+        </w:trPr>
+        <w:tc>
+          <w:tcPr>
+            <w:tcW w:type="dxa" w:w="3642"/>
+            <w:tcMar>
+              <w:top w:type="dxa" w:w="50"/>
+              <w:left w:type="dxa" w:w="90"/>
+              <w:bottom w:type="dxa" w:w="50"/>
+              <w:right w:type="dxa" w:w="90"/>
+            </w:tcMar>
+            <w:vAlign w:val="center"/>
+          </w:tcPr>
+          <w:p>
+            <w:pPr>
+              <w:spacing w:after="0" w:before="0" w:line="260"/>
+              <w:jc w:val="left"/>
+            </w:pPr>
+            <w:r>
+              <w:rPr>
+                <w:sz w:val="17"/>
+                <w:szCs w:val="17"/>
+              </w:rPr>
+              <w:t xml:space="preserve">Sanden SHS45 전동 컴프레서(냉방 10 kW)</w:t>
+            </w:r>
+          </w:p>
+        </w:tc>
+        <w:tc>
+          <w:tcPr>
+            <w:tcW w:type="dxa" w:w="1741"/>
+            <w:tcMar>
+              <w:top w:type="dxa" w:w="50"/>
+              <w:left w:type="dxa" w:w="90"/>
+              <w:bottom w:type="dxa" w:w="50"/>
+              <w:right w:type="dxa" w:w="90"/>
+            </w:tcMar>
+            <w:vAlign w:val="center"/>
+          </w:tcPr>
+          <w:p>
+            <w:pPr>
+              <w:spacing w:after="0" w:before="0" w:line="260"/>
+              <w:jc w:val="center"/>
+            </w:pPr>
+            <w:r>
+              <w:rPr>
+                <w:sz w:val="17"/>
+                <w:szCs w:val="17"/>
+              </w:rPr>
+              <w:t xml:space="preserve">260–470</w:t>
+            </w:r>
+          </w:p>
+        </w:tc>
+        <w:tc>
+          <w:tcPr>
+            <w:tcW w:type="dxa" w:w="3643"/>
+            <w:tcMar>
+              <w:top w:type="dxa" w:w="50"/>
+              <w:left w:type="dxa" w:w="90"/>
+              <w:bottom w:type="dxa" w:w="50"/>
+              <w:right w:type="dxa" w:w="90"/>
+            </w:tcMar>
+            <w:vAlign w:val="center"/>
+          </w:tcPr>
+          <w:p>
+            <w:pPr>
+              <w:spacing w:after="0" w:before="0" w:line="260"/>
+              <w:jc w:val="left"/>
+            </w:pPr>
+            <w:r>
+              <w:rPr>
+                <w:sz w:val="17"/>
+                <w:szCs w:val="17"/>
+              </w:rPr>
+              <w:t xml:space="preserve">전 범위 수용</w:t>
+            </w:r>
+          </w:p>
+        </w:tc>
+      </w:tr>
+      <w:tr>
+        <w:trPr>
+          <w:cantSplit/>
+        </w:trPr>
+        <w:tc>
+          <w:tcPr>
+            <w:tcW w:type="dxa" w:w="3642"/>
+            <w:tcMar>
+              <w:top w:type="dxa" w:w="50"/>
+              <w:left w:type="dxa" w:w="90"/>
+              <w:bottom w:type="dxa" w:w="50"/>
+              <w:right w:type="dxa" w:w="90"/>
+            </w:tcMar>
+            <w:vAlign w:val="center"/>
+          </w:tcPr>
+          <w:p>
+            <w:pPr>
+              <w:spacing w:after="0" w:before="0" w:line="260"/>
+              <w:jc w:val="left"/>
+            </w:pPr>
+            <w:r>
+              <w:rPr>
+                <w:sz w:val="17"/>
+                <w:szCs w:val="17"/>
+              </w:rPr>
+              <w:t xml:space="preserve">Sanden SEE27 전동 컴프레서</w:t>
+            </w:r>
+          </w:p>
+        </w:tc>
+        <w:tc>
+          <w:tcPr>
+            <w:tcW w:type="dxa" w:w="1741"/>
+            <w:tcMar>
+              <w:top w:type="dxa" w:w="50"/>
+              <w:left w:type="dxa" w:w="90"/>
+              <w:bottom w:type="dxa" w:w="50"/>
+              <w:right w:type="dxa" w:w="90"/>
+            </w:tcMar>
+            <w:vAlign w:val="center"/>
+          </w:tcPr>
+          <w:p>
+            <w:pPr>
+              <w:spacing w:after="0" w:before="0" w:line="260"/>
+              <w:jc w:val="center"/>
+            </w:pPr>
+            <w:r>
+              <w:rPr>
+                <w:sz w:val="17"/>
+                <w:szCs w:val="17"/>
+              </w:rPr>
+              <w:t xml:space="preserve">155–460</w:t>
+            </w:r>
+          </w:p>
+        </w:tc>
+        <w:tc>
+          <w:tcPr>
+            <w:tcW w:type="dxa" w:w="3643"/>
+            <w:tcMar>
+              <w:top w:type="dxa" w:w="50"/>
+              <w:left w:type="dxa" w:w="90"/>
+              <w:bottom w:type="dxa" w:w="50"/>
+              <w:right w:type="dxa" w:w="90"/>
+            </w:tcMar>
+            <w:vAlign w:val="center"/>
+          </w:tcPr>
+          <w:p>
+            <w:pPr>
+              <w:spacing w:after="0" w:before="0" w:line="260"/>
+              <w:jc w:val="left"/>
+            </w:pPr>
+            <w:r>
+              <w:rPr>
+                <w:sz w:val="17"/>
+                <w:szCs w:val="17"/>
+              </w:rPr>
+              <w:t xml:space="preserve">전 범위 수용(상한 일치)</w:t>
+            </w:r>
+          </w:p>
+        </w:tc>
+      </w:tr>
+      <w:tr>
+        <w:trPr>
+          <w:cantSplit/>
+        </w:trPr>
+        <w:tc>
+          <w:tcPr>
+            <w:tcW w:type="dxa" w:w="3642"/>
+            <w:tcMar>
+              <w:top w:type="dxa" w:w="50"/>
+              <w:left w:type="dxa" w:w="90"/>
+              <w:bottom w:type="dxa" w:w="50"/>
+              <w:right w:type="dxa" w:w="90"/>
+            </w:tcMar>
+            <w:vAlign w:val="center"/>
+          </w:tcPr>
+          <w:p>
+            <w:pPr>
+              <w:spacing w:after="0" w:before="0" w:line="260"/>
+              <w:jc w:val="left"/>
+            </w:pPr>
+            <w:r>
+              <w:rPr>
+                <w:sz w:val="17"/>
+                <w:szCs w:val="17"/>
+              </w:rPr>
+              <w:t xml:space="preserve">Webasto HVH 50/70 고전압 히터(5/7 kW)</w:t>
+            </w:r>
+          </w:p>
+        </w:tc>
+        <w:tc>
+          <w:tcPr>
+            <w:tcW w:type="dxa" w:w="1741"/>
+            <w:tcMar>
+              <w:top w:type="dxa" w:w="50"/>
+              <w:left w:type="dxa" w:w="90"/>
+              <w:bottom w:type="dxa" w:w="50"/>
+              <w:right w:type="dxa" w:w="90"/>
+            </w:tcMar>
+            <w:vAlign w:val="center"/>
+          </w:tcPr>
+          <w:p>
+            <w:pPr>
+              <w:spacing w:after="0" w:before="0" w:line="260"/>
+              <w:jc w:val="center"/>
+            </w:pPr>
+            <w:r>
+              <w:rPr>
+                <w:sz w:val="17"/>
+                <w:szCs w:val="17"/>
+              </w:rPr>
+              <w:t xml:space="preserve">100–490</w:t>
+            </w:r>
+          </w:p>
+        </w:tc>
+        <w:tc>
+          <w:tcPr>
+            <w:tcW w:type="dxa" w:w="3643"/>
+            <w:tcMar>
+              <w:top w:type="dxa" w:w="50"/>
+              <w:left w:type="dxa" w:w="90"/>
+              <w:bottom w:type="dxa" w:w="50"/>
+              <w:right w:type="dxa" w:w="90"/>
+            </w:tcMar>
+            <w:vAlign w:val="center"/>
+          </w:tcPr>
+          <w:p>
+            <w:pPr>
+              <w:spacing w:after="0" w:before="0" w:line="260"/>
+              <w:jc w:val="left"/>
+            </w:pPr>
+            <w:r>
+              <w:rPr>
+                <w:sz w:val="17"/>
+                <w:szCs w:val="17"/>
+              </w:rPr>
+              <w:t xml:space="preserve">전 범위 수용</w:t>
+            </w:r>
+          </w:p>
+        </w:tc>
+      </w:tr>
+      <w:tr>
+        <w:trPr>
+          <w:cantSplit/>
+        </w:trPr>
+        <w:tc>
+          <w:tcPr>
+            <w:tcW w:type="dxa" w:w="3642"/>
+            <w:tcMar>
+              <w:top w:type="dxa" w:w="50"/>
+              <w:left w:type="dxa" w:w="90"/>
+              <w:bottom w:type="dxa" w:w="50"/>
+              <w:right w:type="dxa" w:w="90"/>
+            </w:tcMar>
+            <w:vAlign w:val="center"/>
+          </w:tcPr>
+          <w:p>
+            <w:pPr>
+              <w:spacing w:after="0" w:before="0" w:line="260"/>
+              <w:jc w:val="left"/>
+            </w:pPr>
+            <w:r>
+              <w:rPr>
+                <w:sz w:val="17"/>
+                <w:szCs w:val="17"/>
+              </w:rPr>
+              <w:t xml:space="preserve">BorgWarner Gen5 HV DC/DC</w:t>
+            </w:r>
+          </w:p>
+        </w:tc>
+        <w:tc>
+          <w:tcPr>
+            <w:tcW w:type="dxa" w:w="1741"/>
+            <w:tcMar>
+              <w:top w:type="dxa" w:w="50"/>
+              <w:left w:type="dxa" w:w="90"/>
+              <w:bottom w:type="dxa" w:w="50"/>
+              <w:right w:type="dxa" w:w="90"/>
+            </w:tcMar>
+            <w:vAlign w:val="center"/>
+          </w:tcPr>
+          <w:p>
+            <w:pPr>
+              <w:spacing w:after="0" w:before="0" w:line="260"/>
+              <w:jc w:val="center"/>
+            </w:pPr>
+            <w:r>
+              <w:rPr>
+                <w:sz w:val="17"/>
+                <w:szCs w:val="17"/>
+              </w:rPr>
+              <w:t xml:space="preserve">220–800</w:t>
+            </w:r>
+          </w:p>
+        </w:tc>
+        <w:tc>
+          <w:tcPr>
+            <w:tcW w:type="dxa" w:w="3643"/>
+            <w:tcMar>
+              <w:top w:type="dxa" w:w="50"/>
+              <w:left w:type="dxa" w:w="90"/>
+              <w:bottom w:type="dxa" w:w="50"/>
+              <w:right w:type="dxa" w:w="90"/>
+            </w:tcMar>
+            <w:vAlign w:val="center"/>
+          </w:tcPr>
+          <w:p>
+            <w:pPr>
+              <w:spacing w:after="0" w:before="0" w:line="260"/>
+              <w:jc w:val="left"/>
+            </w:pPr>
+            <w:r>
+              <w:rPr>
+                <w:sz w:val="17"/>
+                <w:szCs w:val="17"/>
+              </w:rPr>
+              <w:t xml:space="preserve">전 범위 수용</w:t>
             </w:r>
           </w:p>
         </w:tc>
@@ -4092,7 +5097,23 @@
         <w:pStyle w:val="SourceNote"/>
       </w:pPr>
       <w:r>
-        <w:t xml:space="preserve">자료: 저장소 docs/02 설계검증서 3.1절 부하 산정, docs/11 공통 제어기 검증의 시험 정의(v1.0-interim)를 바탕으로 저자 작성.</w:t>
+        <w:t xml:space="preserve">자료: 제조사 공개 사양[19]–[21]과 validation/2026-09-28-requirements/static_requirements.json을 바탕으로 저자 작성.</w:t>
+      </w:r>
+    </w:p>
+    <w:p>
+      <w:pPr>
+        <w:jc w:val="both"/>
+      </w:pPr>
+      <w:r>
+        <w:t xml:space="preserve">조사한 부하 중 비조정 V_A를 받지 못하는 것은 상한이 432 V인 컴프레서 1종뿐이다. 규격 측면에서 ISO 21498-1은 전압 등급 B를 B_420, B_470 등의 하위등급으로 나누고 각 상한을 과도·리플을 제외한 최대 전압으로 정의한다[22]. 비조정 V_A는 배터리 840 V 이상에서 B_420 상한을 넘으므로, B_420 부품을 쓰려면 조정이 필요하고 B_470 부품이면 필요 없다. 또 고정이득 Stage C(400/48)에 비조정 V_A를 넣으면 48 V 출력이 배터리 866.7 V 이상에서 ISO 21780의 48 V 공칭 범위 상한 52 V를 넘는다[23].</w:t>
+      </w:r>
+    </w:p>
+    <w:p>
+      <w:pPr>
+        <w:jc w:val="both"/>
+      </w:pPr>
+      <w:r>
+        <w:t xml:space="preserve">따라서 400±8 V 정밀 조정은 외부 부하의 요구가 아니라, Stage C를 고정이득으로 두는 선택과 B_420 부품 호환에서 생기는 파생 요구다. 외부 요구는 “보조버스가 부하 하한 이상, 420 V 이하”라는 창 조건으로 정리하고, 400±8 V는 설계 요구로 유지하되 그 가치는 기준 구조 비교(H5, 8.7절)에서 판정한다. 비교 대상에는 보조버스를 min(V_A, 410 V)로만 제한하는 창 조정 변형 ③′를 추가했다. ③′에서는 배터리 약 820 V 이상에서만 Stage B가 동작하고 최대 링크 전력이 2.69 kW(920 V)로 기준선의 6.44 kW(640 V)보다 58 % 작지만, Stage C가 약 ±13 %의 입력 변동과 48 V 배터리 충전 제어를 맡아야 한다.</w:t>
       </w:r>
     </w:p>
     <w:p>
@@ -4100,7 +5121,7 @@
         <w:pStyle w:val="Heading2"/>
       </w:pPr>
       <w:r>
-        <w:t xml:space="preserve">3.2 보조버스 조정 요구의 근거</w:t>
+        <w:t xml:space="preserve">3.3 전압조정 범위</w:t>
       </w:r>
     </w:p>
     <w:p>
@@ -4108,89 +5129,23 @@
         <w:jc w:val="both"/>
       </w:pPr>
       <w:r>
-        <w:t xml:space="preserve">Stage B가 존재하는 이유는 400 V 보조버스를 배터리 전압과 무관하게 일정하게 유지하는 데 있다. 그러나 이 요구는 아직 외부 부하의 사양에서 도출되지 않았다. 산업계 구조(2.5절)는 400 V 부하를 비조정 2:1 출력에 직접 연결하므로, 조정 요구의 근거는 다음 중 하나로 확인되어야 한다.</w:t>
-      </w:r>
-    </w:p>
-    <w:p>
-      <w:pPr>
-        <w:pStyle w:val="ListParagraph"/>
-        <w:numPr>
-          <w:ilvl w:val="0"/>
-          <w:numId w:val="2"/>
-        </w:numPr>
-        <w:spacing w:after="60"/>
+        <w:t xml:space="preserve">배터리 전압을 640–920 V로 두면 이상적인 2:1 출력 V_A는 320–460 V가 된다. 경로 저항과 DAB 입력전력을 포함한 평균모델에서 25 kW 정상상태의 요구 직렬전압은 640 V에서 +81.05 V, 920 V에서 −59.28 V로 비대칭이며 800 V 부근에서 0 V를 지난다(그림 2(a)). 따라서 ±90 V 직렬 포트는 현재 시험한 640–920 V 공칭 조건을 담당하기 위한 후보 사양이다.</w:t>
+      </w:r>
+    </w:p>
+    <w:p>
+      <w:pPr>
         <w:jc w:val="both"/>
       </w:pPr>
       <w:r>
-        <w:t xml:space="preserve">400 V 부하의 허용 입력범위: 기존 400 V급 부품의 최대 입력전압이 V_A 상단(약 460 V)보다 낮거나, 하단(약 320 V)에서 출력이 부족한 경우다. 부품 사양으로 확인해야 하며 현재 미확인이다.</w:t>
-      </w:r>
-    </w:p>
-    <w:p>
-      <w:pPr>
-        <w:pStyle w:val="ListParagraph"/>
-        <w:numPr>
-          <w:ilvl w:val="0"/>
-          <w:numId w:val="2"/>
-        </w:numPr>
-        <w:spacing w:after="60"/>
+        <w:t xml:space="preserve">다만 H-브리지의 평균 출력전압은 링크전압과 변조율의 곱으로 제한된다. 변조율 상한이 0.95이므로 링크전압 90 V에서는 이상적으로 85.5 V만 만들 수 있고, 약 79 A에서 브리지 저항강하까지 반영하면 정상상태 직렬전압 상한은 약 85.3 V다. ±90 V를 모두 사용하려면 손실을 무시해도 링크전압이 94.7 V 이상이어야 한다. 따라서 허용 링크전압 하한 90 V에서 640 V 정상점의 여유는 약 4.3 V이며, ±90 V는 모든 링크전압에서 보장되는 출력이 아니라 별도의 포트 한계다.</w:t>
+      </w:r>
+    </w:p>
+    <w:p>
+      <w:pPr>
         <w:jc w:val="both"/>
       </w:pPr>
       <w:r>
-        <w:t xml:space="preserve">Stage C의 입력 조건: 고정이득 CLLC는 입력전압 편차가 거의 그대로 48 V 출력 편차가 된다. 그러나 이는 PRISM-Hub가 선택한 설계에서 생긴 요구이므로 단독 근거가 되면 순환 논리가 된다. 광입력 저전압 변환기를 쓰는 대안과 비교해야 한다.</w:t>
-      </w:r>
-    </w:p>
-    <w:p>
-      <w:pPr>
-        <w:pStyle w:val="ListParagraph"/>
-        <w:numPr>
-          <w:ilvl w:val="0"/>
-          <w:numId w:val="2"/>
-        </w:numPr>
-        <w:spacing w:after="60"/>
-        <w:jc w:val="both"/>
-      </w:pPr>
-      <w:r>
-        <w:t xml:space="preserve">조정 전압을 직접 요구하는 외부 부하 또는 규격: 현재 확인된 항목은 없다.</w:t>
-      </w:r>
-    </w:p>
-    <w:p>
-      <w:pPr>
-        <w:jc w:val="both"/>
-      </w:pPr>
-      <w:r>
-        <w:t xml:space="preserve">따라서 400±8 V 조건은 현재 설계 가정이며 확정 요구사항이 아니다. 부하 허용범위가 넓다면 Stage A 출력에 부하를 직접 연결하고 광입력 저전압 변환기를 쓰는 구조(8.7절의 기준 구조 ④)가 더 단순한 대안이 된다. 이 비교가 Q3의 핵심이며, 조정 요구의 근거 확인을 8.1절의 최우선 과제로 둔다.</w:t>
-      </w:r>
-    </w:p>
-    <w:p>
-      <w:pPr>
-        <w:pStyle w:val="Heading2"/>
-      </w:pPr>
-      <w:r>
-        <w:t xml:space="preserve">3.3 전압조정 범위</w:t>
-      </w:r>
-    </w:p>
-    <w:p>
-      <w:pPr>
-        <w:jc w:val="both"/>
-      </w:pPr>
-      <w:r>
-        <w:t xml:space="preserve">배터리 전압을 640–920 V로 두면 이상적인 2:1 출력 V_A는 320–460 V가 된다. 경로 저항과 DAB 입력전력을 포함한 평균모델에서 25 kW 정상상태의 요구 직렬전압은 640 V에서 +81.05 V, 920 V에서 −59.28 V로 비대칭이며 800 V 부근에서 0 V를 지난다(그림 2(a)). 따라서 ±90 V 직렬 포트는 현재 시험한 640–920 V 공칭 조건을 담당하기 위한 후보 사양이다.</w:t>
-      </w:r>
-    </w:p>
-    <w:p>
-      <w:pPr>
-        <w:jc w:val="both"/>
-      </w:pPr>
-      <w:r>
-        <w:t xml:space="preserve">다만 H-브리지의 평균 출력전압은 링크전압과 변조율의 곱으로 제한된다. 변조율 상한이 0.95이므로 링크전압 90 V에서는 이상적으로 85.5 V만 만들 수 있고, 약 79 A에서 브리지 저항강하까지 반영하면 정상상태 직렬전압 상한은 약 85.3 V다. ±90 V를 모두 사용하려면 손실을 무시해도 링크전압이 94.7 V 이상이어야 한다. 따라서 허용 링크전압 하한 90 V에서 640 V 정상점의 여유는 약 4.3 V이며, ±90 V는 모든 링크전압에서 보장되는 출력이 아니라 별도의 포트 한계다.</w:t>
-      </w:r>
-    </w:p>
-    <w:p>
-      <w:pPr>
-        <w:jc w:val="both"/>
-      </w:pPr>
-      <w:r>
-        <w:t xml:space="preserve">600 V에서는 이상 무부하 조건에서도 +100 V가 필요하므로 ±90 V 직렬 포트로 400 V를 만들 수 없다. 이상 무부하의 수학적 도달 한계는 620 V이며, 평균모델의 정적 연속 한계는 620 V에서 0 kW, 625 V 이상에서 정격 25 kW다. 640 V는 검증 시험범위의 하한이며, 부하·저항강하·링크전압 하한·공차를 모두 포함한 보장 최소 운전전압은 8.1절에서 확정한다.</w:t>
+        <w:t xml:space="preserve">600 V에서는 이상 무부하 조건에서도 +100 V가 필요하므로 ±90 V 직렬 포트로 400 V를 만들 수 없다. 이상 무부하의 수학적 도달 한계는 620 V이며, 평균모델의 정적 연속 한계는 620 V에서 0 kW, 625 V 이상에서 정격 25 kW다. 보장 최소 배터리 전압은 링크전압이 대역 하한 90 V이고 경로저항이 10 % 큰 조건에서 25 kW 정상점이 성립하는 631.7 V에 약 8 V 여유를 더해 640 V로 정했다. 공칭 파라미터의 Tier-1 동적 시험은 622.3 V까지 통과하므로 정적 조건이 결정 조건이다. 614–640 V는 버스 기준을 390 V까지 낮추는 저하 운전 영역(정적 한계 613.2 V, Tier-2 최대 강하를 더해도 384 V 이상)이고, 614 V 미만은 보장 범위 밖으로 두어 차량 수준의 배터리 하한 보호로 진입을 막는다.</w:t>
       </w:r>
     </w:p>
     <w:p>
@@ -4271,7 +5226,7 @@
         <w:jc w:val="both"/>
       </w:pPr>
       <w:r>
-        <w:t xml:space="preserve">400 V 보조버스의 연속 목표전력은 25 kW이며 부하전류는 62.5 A다. 그러나 Stage A에서 직렬 포트를 통과하는 경로전류는 DAB가 400 V 버스에서 소비하는 입력전력까지 포함하므로 더 커진다. 표 3은 주요 배터리 전압의 정상상태 전력수지다.</w:t>
+        <w:t xml:space="preserve">400 V 보조버스의 연속 목표전력은 25 kW이며 부하전류는 62.5 A다. 그러나 Stage A에서 직렬 포트를 통과하는 경로전류는 DAB가 400 V 버스에서 소비하는 입력전력까지 포함하므로 더 커진다. 표 4은 주요 배터리 전압의 정상상태 전력수지다.</w:t>
       </w:r>
     </w:p>
     <w:p>
@@ -4282,7 +5237,7 @@
         <w:jc w:val="center"/>
       </w:pPr>
       <w:r>
-        <w:t xml:space="preserve">표 3. 25 kW 정상상태에서 Stage B의 전력수지</w:t>
+        <w:t xml:space="preserve">표 4. 25 kW 정상상태에서 Stage B의 전력수지</w:t>
       </w:r>
     </w:p>
     <w:tbl>
@@ -5422,7 +6377,7 @@
         <w:jc w:val="both"/>
       </w:pPr>
       <w:r>
-        <w:t xml:space="preserve">처리전력은 800 V 부근에서 거의 0이고 640 V 쪽에서 가장 크다(그림 2(b)). 설치 링크 정격 8 kW는 25 kW 보조버스의 32 %, 150 kW 충전전력의 5.3 %이며 충전전류는 구조상 Stage B를 지나지 않는다. 이 결과는 가설 H1(정격 분리)을 평균모델 수준에서 지지하지만, 부분전력 경로의 이점은 배터리 전압이 낮을수록 작아진다. 또한 이 결과는 다음 네 전류를 구분해야 함을 보여 준다(표 4).</w:t>
+        <w:t xml:space="preserve">처리전력은 800 V 부근에서 거의 0이고 640 V 쪽에서 가장 크다(그림 2(b)). 설치 링크 정격 8 kW는 25 kW 보조버스의 32 %, 150 kW 충전전력의 5.3 %이며 충전전류는 구조상 Stage B를 지나지 않는다. 이 결과는 가설 H1(정격 분리)을 평균모델 수준에서 지지하지만, 부분전력 경로의 이점은 배터리 전압이 낮을수록 작아진다. 또한 이 결과는 다음 네 전류를 구분해야 함을 보여 준다(표 5).</w:t>
       </w:r>
     </w:p>
     <w:p>
@@ -5433,7 +6388,7 @@
         <w:jc w:val="center"/>
       </w:pPr>
       <w:r>
-        <w:t xml:space="preserve">표 4. Stage B의 전류·전력 정격 구분</w:t>
+        <w:t xml:space="preserve">표 5. Stage B의 전류·전력 정격 구분</w:t>
       </w:r>
     </w:p>
     <w:tbl>
@@ -5877,7 +6832,7 @@
         <w:jc w:val="both"/>
       </w:pPr>
       <w:r>
-        <w:t xml:space="preserve">±84 A는 H-브리지 필터 전류 기준값 i_ref에 적용한 포화값이며, 시험에서 선정한 후보로 목표 여유에서 도출한 값이 아니다. 모델에서 직렬 커패시터 전류는 C_s·dv_s/dt = i_h − i_p로 표현되므로 과도상태에는 i_h와 i_p가 서로 다르다. 640 V 대표시험에서는 i_ref가 84 A로 제한된 뒤에도 H-브리지 전류가 87.4 A, 경로전류가 98.0 A까지 상승했다. 따라서 공칭 조건의 98.0 A는 이 선정 방식의 결과이며, 목표 여유(8.3절)를 먼저 정한 뒤 포화값을 다시 도출해야 한다.</w:t>
+        <w:t xml:space="preserve">±84 A는 H-브리지 필터 전류 기준값 i_ref에 적용한 포화값이며, 시험에서 선정한 후보로 목표 여유에서 도출한 값이 아니다. 모델에서 직렬 커패시터 전류는 C_s·dv_s/dt = i_h − i_p로 표현되므로 과도상태에는 i_h와 i_p가 서로 다르다. 640 V 대표시험에서는 i_ref가 84 A로 제한된 뒤에도 H-브리지 전류가 87.4 A, 경로전류가 98.0 A까지 상승했다. 따라서 공칭 조건의 98.0 A는 이 선정 방식의 결과이며, 전류 여유는 포화값이 아니라 실제 경로·필터 전류로 판정해야 한다.</w:t>
       </w:r>
     </w:p>
     <w:p>
@@ -5885,6 +6840,14 @@
         <w:jc w:val="both"/>
       </w:pPr>
       <w:r>
+        <w:t xml:space="preserve">전류 판정 기준은 물리정격 100 A에서 H-브리지 필터 전류의 최대 스위칭 리플 반진폭 6.25 A와 전류 감지·보정 오차 2 A를 빼서 정했다. 리플은 유니폴라 PWM, 링크 100 V, 5 µH, 200 kHz에서 Δi_pp,max = V_link/(8·L·f_sw) = 12.5 A(변조율 0.5)다. 남는 91.75 A에서 평균모델의 Tier-1 기준을 90 A로 두고, 드물게 일어나는 Tier-2 사건에는 리플만 빼 93.75 A를 적용한다. 스위칭 모델에서는 리플을 포함한 순시값을 각각 98 A와 100 A로 판정한다.</w:t>
+      </w:r>
+    </w:p>
+    <w:p>
+      <w:pPr>
+        <w:jc w:val="both"/>
+      </w:pPr>
+      <w:r>
         <w:t xml:space="preserve">또한 8 kW는 DAB 링크 측 전력정격이다. 효율 0.96을 가정하면 링크 8 kW에서 400 V 버스 측 전력은 약 8.33 kW이므로, 400 V 측 반도체와 열설계는 링크 정격보다 큰 전력을 기준으로 해야 한다. 640 V 대표시험의 버스 측 과도 최대는 약 7.7 kW였다.</w:t>
       </w:r>
     </w:p>
@@ -5893,7 +6856,7 @@
         <w:pStyle w:val="Heading2"/>
       </w:pPr>
       <w:r>
-        <w:t xml:space="preserve">3.5 부하 정의와 전력예산</w:t>
+        <w:t xml:space="preserve">3.5 부하 등급, 전력예산과 과도 기준</w:t>
       </w:r>
     </w:p>
     <w:p>
@@ -5901,7 +6864,7 @@
         <w:jc w:val="both"/>
       </w:pPr>
       <w:r>
-        <w:t xml:space="preserve">보조버스 25 kW는 설계검증서의 부하 산정(히트펌프 컴프레서 6 kW 이하, PTC 7 kW 이하, Stage C 5 kW, V2L 3.6 kW와 여유)에서 나왔다. 반면 SALS 시험은 컴프레서 6–10 kW, 기동 서지 1.6–2.4배(20 ms), 배터리 히터 7 kW를 포함한 스트레스 부하를 사용했다. 두 가정은 목적이 다르지만 지금까지 구분해 기술하지 않았다(표 5).</w:t>
+        <w:t xml:space="preserve">보조버스 25 kW는 설계검증서의 부하 산정(히트펌프 컴프레서 6 kW 이하, PTC 7 kW 이하, Stage C 5 kW, V2L 3.6 kW와 여유)에서 나왔다. 반면 1차 SALS 시험은 컴프레서 6–10 kW와 명령 후 1.6–2.4배 기동 서지(20 ms)를 포함한 스트레스 부하를 사용해, 필수부하 최악 상한이 91.16 A(400 V 기준 36.5 kW)로 연속정격을 넘었다. 차량용 전동 컴프레서는 인버터 구동 PMSM이며 센서리스 기동은 전류 크기를 조정하면서 주파수를 올리는 방식이므로[24], 기동 중 직류 입력전력은 인버터 전류지령으로 제한되고 인버터 DC 링크 충전은 보조버스 기동 때 한 번 일어난다. 이에 따라 서지를 부하의 성질로 가정하지 않고, 입력전력 변화율 상한을 부하 인터페이스 요구로 할당해 부하를 세 등급으로 정의했다(표 6).</w:t>
       </w:r>
     </w:p>
     <w:p>
@@ -5912,7 +6875,7 @@
         <w:jc w:val="center"/>
       </w:pPr>
       <w:r>
-        <w:t xml:space="preserve">표 5. 부하 가정: 연속정격 산정과 SALS 스트레스 시험</w:t>
+        <w:t xml:space="preserve">표 6. 부하 등급과 인터페이스 계약(400 V 측 전력 기준)</w:t>
       </w:r>
     </w:p>
     <w:tbl>
@@ -5928,10 +6891,11 @@
         </w:tblBorders>
       </w:tblPr>
       <w:tblGrid>
-        <w:gridCol w:w="2058"/>
-        <w:gridCol w:w="2216"/>
-        <w:gridCol w:w="2850"/>
-        <w:gridCol w:w="1902"/>
+        <w:gridCol w:w="2375"/>
+        <w:gridCol w:w="1504"/>
+        <w:gridCol w:w="1345"/>
+        <w:gridCol w:w="2137"/>
+        <w:gridCol w:w="1665"/>
       </w:tblGrid>
       <w:tr>
         <w:trPr>
@@ -5940,7 +6904,7 @@
         </w:trPr>
         <w:tc>
           <w:tcPr>
-            <w:tcW w:type="dxa" w:w="2058"/>
+            <w:tcW w:type="dxa" w:w="2375"/>
             <w:shd w:fill="D9E2F3" w:color="auto" w:val="clear"/>
             <w:tcMar>
               <w:top w:type="dxa" w:w="50"/>
@@ -5959,8 +6923,8 @@
               <w:rPr>
                 <w:b/>
                 <w:bCs/>
-                <w:sz w:val="17"/>
-                <w:szCs w:val="17"/>
+                <w:sz w:val="16"/>
+                <w:szCs w:val="16"/>
               </w:rPr>
               <w:t xml:space="preserve">부하</w:t>
             </w:r>
@@ -5968,7 +6932,7 @@
         </w:tc>
         <w:tc>
           <w:tcPr>
-            <w:tcW w:type="dxa" w:w="2216"/>
+            <w:tcW w:type="dxa" w:w="1504"/>
             <w:shd w:fill="D9E2F3" w:color="auto" w:val="clear"/>
             <w:tcMar>
               <w:top w:type="dxa" w:w="50"/>
@@ -5987,16 +6951,16 @@
               <w:rPr>
                 <w:b/>
                 <w:bCs/>
-                <w:sz w:val="17"/>
-                <w:szCs w:val="17"/>
-              </w:rPr>
-              <w:t xml:space="preserve">연속정격 산정(25 kW)</w:t>
-            </w:r>
-          </w:p>
-        </w:tc>
-        <w:tc>
-          <w:tcPr>
-            <w:tcW w:type="dxa" w:w="2850"/>
+                <w:sz w:val="16"/>
+                <w:szCs w:val="16"/>
+              </w:rPr>
+              <w:t xml:space="preserve">등급</w:t>
+            </w:r>
+          </w:p>
+        </w:tc>
+        <w:tc>
+          <w:tcPr>
+            <w:tcW w:type="dxa" w:w="1345"/>
             <w:shd w:fill="D9E2F3" w:color="auto" w:val="clear"/>
             <w:tcMar>
               <w:top w:type="dxa" w:w="50"/>
@@ -6015,16 +6979,16 @@
               <w:rPr>
                 <w:b/>
                 <w:bCs/>
-                <w:sz w:val="17"/>
-                <w:szCs w:val="17"/>
-              </w:rPr>
-              <w:t xml:space="preserve">SALS 스트레스 시험</w:t>
-            </w:r>
-          </w:p>
-        </w:tc>
-        <w:tc>
-          <w:tcPr>
-            <w:tcW w:type="dxa" w:w="1902"/>
+                <w:sz w:val="16"/>
+                <w:szCs w:val="16"/>
+              </w:rPr>
+              <w:t xml:space="preserve">선언 최대</w:t>
+            </w:r>
+          </w:p>
+        </w:tc>
+        <w:tc>
+          <w:tcPr>
+            <w:tcW w:type="dxa" w:w="2137"/>
             <w:shd w:fill="D9E2F3" w:color="auto" w:val="clear"/>
             <w:tcMar>
               <w:top w:type="dxa" w:w="50"/>
@@ -6043,10 +7007,38 @@
               <w:rPr>
                 <w:b/>
                 <w:bCs/>
-                <w:sz w:val="17"/>
-                <w:szCs w:val="17"/>
-              </w:rPr>
-              <w:t xml:space="preserve">부하 등급(안)</w:t>
+                <w:sz w:val="16"/>
+                <w:szCs w:val="16"/>
+              </w:rPr>
+              <w:t xml:space="preserve">변화율(증가 / 감소)</w:t>
+            </w:r>
+          </w:p>
+        </w:tc>
+        <w:tc>
+          <w:tcPr>
+            <w:tcW w:type="dxa" w:w="1665"/>
+            <w:shd w:fill="D9E2F3" w:color="auto" w:val="clear"/>
+            <w:tcMar>
+              <w:top w:type="dxa" w:w="50"/>
+              <w:left w:type="dxa" w:w="90"/>
+              <w:bottom w:type="dxa" w:w="50"/>
+              <w:right w:type="dxa" w:w="90"/>
+            </w:tcMar>
+            <w:vAlign w:val="center"/>
+          </w:tcPr>
+          <w:p>
+            <w:pPr>
+              <w:spacing w:after="0" w:before="0" w:line="260"/>
+              <w:jc w:val="center"/>
+            </w:pPr>
+            <w:r>
+              <w:rPr>
+                <w:b/>
+                <w:bCs/>
+                <w:sz w:val="16"/>
+                <w:szCs w:val="16"/>
+              </w:rPr>
+              <w:t xml:space="preserve">승인 절차</w:t>
             </w:r>
           </w:p>
         </w:tc>
@@ -6057,101 +7049,126 @@
         </w:trPr>
         <w:tc>
           <w:tcPr>
-            <w:tcW w:type="dxa" w:w="2058"/>
-            <w:tcMar>
-              <w:top w:type="dxa" w:w="50"/>
-              <w:left w:type="dxa" w:w="90"/>
-              <w:bottom w:type="dxa" w:w="50"/>
-              <w:right w:type="dxa" w:w="90"/>
-            </w:tcMar>
-            <w:vAlign w:val="center"/>
-          </w:tcPr>
-          <w:p>
-            <w:pPr>
-              <w:spacing w:after="0" w:before="0" w:line="260"/>
-              <w:jc w:val="left"/>
-            </w:pPr>
-            <w:r>
-              <w:rPr>
-                <w:sz w:val="17"/>
-                <w:szCs w:val="17"/>
-              </w:rPr>
-              <w:t xml:space="preserve">기본 보조부하</w:t>
-            </w:r>
-          </w:p>
-        </w:tc>
-        <w:tc>
-          <w:tcPr>
-            <w:tcW w:type="dxa" w:w="2216"/>
-            <w:tcMar>
-              <w:top w:type="dxa" w:w="50"/>
-              <w:left w:type="dxa" w:w="90"/>
-              <w:bottom w:type="dxa" w:w="50"/>
-              <w:right w:type="dxa" w:w="90"/>
-            </w:tcMar>
-            <w:vAlign w:val="center"/>
-          </w:tcPr>
-          <w:p>
-            <w:pPr>
-              <w:spacing w:after="0" w:before="0" w:line="260"/>
-              <w:jc w:val="left"/>
-            </w:pPr>
-            <w:r>
-              <w:rPr>
-                <w:sz w:val="17"/>
-                <w:szCs w:val="17"/>
-              </w:rPr>
-              <w:t xml:space="preserve">여유에 포함</w:t>
-            </w:r>
-          </w:p>
-        </w:tc>
-        <w:tc>
-          <w:tcPr>
-            <w:tcW w:type="dxa" w:w="2850"/>
-            <w:tcMar>
-              <w:top w:type="dxa" w:w="50"/>
-              <w:left w:type="dxa" w:w="90"/>
-              <w:bottom w:type="dxa" w:w="50"/>
-              <w:right w:type="dxa" w:w="90"/>
-            </w:tcMar>
-            <w:vAlign w:val="center"/>
-          </w:tcPr>
-          <w:p>
-            <w:pPr>
-              <w:spacing w:after="0" w:before="0" w:line="260"/>
-              <w:jc w:val="left"/>
-            </w:pPr>
-            <w:r>
-              <w:rPr>
-                <w:sz w:val="17"/>
-                <w:szCs w:val="17"/>
-              </w:rPr>
-              <w:t xml:space="preserve">10–15 A(4–6 kW)</w:t>
-            </w:r>
-          </w:p>
-        </w:tc>
-        <w:tc>
-          <w:tcPr>
-            <w:tcW w:type="dxa" w:w="1902"/>
-            <w:tcMar>
-              <w:top w:type="dxa" w:w="50"/>
-              <w:left w:type="dxa" w:w="90"/>
-              <w:bottom w:type="dxa" w:w="50"/>
-              <w:right w:type="dxa" w:w="90"/>
-            </w:tcMar>
-            <w:vAlign w:val="center"/>
-          </w:tcPr>
-          <w:p>
-            <w:pPr>
-              <w:spacing w:after="0" w:before="0" w:line="260"/>
-              <w:jc w:val="left"/>
-            </w:pPr>
-            <w:r>
-              <w:rPr>
-                <w:sz w:val="17"/>
-                <w:szCs w:val="17"/>
-              </w:rPr>
-              <w:t xml:space="preserve">비지연</w:t>
+            <w:tcW w:type="dxa" w:w="2375"/>
+            <w:tcMar>
+              <w:top w:type="dxa" w:w="50"/>
+              <w:left w:type="dxa" w:w="90"/>
+              <w:bottom w:type="dxa" w:w="50"/>
+              <w:right w:type="dxa" w:w="90"/>
+            </w:tcMar>
+            <w:vAlign w:val="center"/>
+          </w:tcPr>
+          <w:p>
+            <w:pPr>
+              <w:spacing w:after="0" w:before="0" w:line="260"/>
+              <w:jc w:val="left"/>
+            </w:pPr>
+            <w:r>
+              <w:rPr>
+                <w:sz w:val="16"/>
+                <w:szCs w:val="16"/>
+              </w:rPr>
+              <w:t xml:space="preserve">Stage C 입력(48 V·12 V 전체)</w:t>
+            </w:r>
+          </w:p>
+        </w:tc>
+        <w:tc>
+          <w:tcPr>
+            <w:tcW w:type="dxa" w:w="1504"/>
+            <w:tcMar>
+              <w:top w:type="dxa" w:w="50"/>
+              <w:left w:type="dxa" w:w="90"/>
+              <w:bottom w:type="dxa" w:w="50"/>
+              <w:right w:type="dxa" w:w="90"/>
+            </w:tcMar>
+            <w:vAlign w:val="center"/>
+          </w:tcPr>
+          <w:p>
+            <w:pPr>
+              <w:spacing w:after="0" w:before="0" w:line="260"/>
+              <w:jc w:val="left"/>
+            </w:pPr>
+            <w:r>
+              <w:rPr>
+                <w:sz w:val="16"/>
+                <w:szCs w:val="16"/>
+              </w:rPr>
+              <w:t xml:space="preserve">M0 상시 예약</w:t>
+            </w:r>
+          </w:p>
+        </w:tc>
+        <w:tc>
+          <w:tcPr>
+            <w:tcW w:type="dxa" w:w="1345"/>
+            <w:tcMar>
+              <w:top w:type="dxa" w:w="50"/>
+              <w:left w:type="dxa" w:w="90"/>
+              <w:bottom w:type="dxa" w:w="50"/>
+              <w:right w:type="dxa" w:w="90"/>
+            </w:tcMar>
+            <w:vAlign w:val="center"/>
+          </w:tcPr>
+          <w:p>
+            <w:pPr>
+              <w:spacing w:after="0" w:before="0" w:line="260"/>
+              <w:jc w:val="left"/>
+            </w:pPr>
+            <w:r>
+              <w:rPr>
+                <w:sz w:val="16"/>
+                <w:szCs w:val="16"/>
+              </w:rPr>
+              <w:t xml:space="preserve">+5.3 / −3.2 kW</w:t>
+            </w:r>
+          </w:p>
+        </w:tc>
+        <w:tc>
+          <w:tcPr>
+            <w:tcW w:type="dxa" w:w="2137"/>
+            <w:tcMar>
+              <w:top w:type="dxa" w:w="50"/>
+              <w:left w:type="dxa" w:w="90"/>
+              <w:bottom w:type="dxa" w:w="50"/>
+              <w:right w:type="dxa" w:w="90"/>
+            </w:tcMar>
+            <w:vAlign w:val="center"/>
+          </w:tcPr>
+          <w:p>
+            <w:pPr>
+              <w:spacing w:after="0" w:before="0" w:line="260"/>
+              <w:jc w:val="left"/>
+            </w:pPr>
+            <w:r>
+              <w:rPr>
+                <w:sz w:val="16"/>
+                <w:szCs w:val="16"/>
+              </w:rPr>
+              <w:t xml:space="preserve">≤ 4 kW/ms / ≤ 4 kW/ms</w:t>
+            </w:r>
+          </w:p>
+        </w:tc>
+        <w:tc>
+          <w:tcPr>
+            <w:tcW w:type="dxa" w:w="1665"/>
+            <w:tcMar>
+              <w:top w:type="dxa" w:w="50"/>
+              <w:left w:type="dxa" w:w="90"/>
+              <w:bottom w:type="dxa" w:w="50"/>
+              <w:right w:type="dxa" w:w="90"/>
+            </w:tcMar>
+            <w:vAlign w:val="center"/>
+          </w:tcPr>
+          <w:p>
+            <w:pPr>
+              <w:spacing w:after="0" w:before="0" w:line="260"/>
+              <w:jc w:val="left"/>
+            </w:pPr>
+            <w:r>
+              <w:rPr>
+                <w:sz w:val="16"/>
+                <w:szCs w:val="16"/>
+              </w:rPr>
+              <w:t xml:space="preserve">없음</w:t>
             </w:r>
           </w:p>
         </w:tc>
@@ -6162,101 +7179,126 @@
         </w:trPr>
         <w:tc>
           <w:tcPr>
-            <w:tcW w:type="dxa" w:w="2058"/>
-            <w:tcMar>
-              <w:top w:type="dxa" w:w="50"/>
-              <w:left w:type="dxa" w:w="90"/>
-              <w:bottom w:type="dxa" w:w="50"/>
-              <w:right w:type="dxa" w:w="90"/>
-            </w:tcMar>
-            <w:vAlign w:val="center"/>
-          </w:tcPr>
-          <w:p>
-            <w:pPr>
-              <w:spacing w:after="0" w:before="0" w:line="260"/>
-              <w:jc w:val="left"/>
-            </w:pPr>
-            <w:r>
-              <w:rPr>
-                <w:sz w:val="17"/>
-                <w:szCs w:val="17"/>
-              </w:rPr>
-              <w:t xml:space="preserve">히트펌프 컴프레서</w:t>
-            </w:r>
-          </w:p>
-        </w:tc>
-        <w:tc>
-          <w:tcPr>
-            <w:tcW w:type="dxa" w:w="2216"/>
-            <w:tcMar>
-              <w:top w:type="dxa" w:w="50"/>
-              <w:left w:type="dxa" w:w="90"/>
-              <w:bottom w:type="dxa" w:w="50"/>
-              <w:right w:type="dxa" w:w="90"/>
-            </w:tcMar>
-            <w:vAlign w:val="center"/>
-          </w:tcPr>
-          <w:p>
-            <w:pPr>
-              <w:spacing w:after="0" w:before="0" w:line="260"/>
-              <w:jc w:val="left"/>
-            </w:pPr>
-            <w:r>
-              <w:rPr>
-                <w:sz w:val="17"/>
-                <w:szCs w:val="17"/>
-              </w:rPr>
-              <w:t xml:space="preserve">6 kW 이하</w:t>
-            </w:r>
-          </w:p>
-        </w:tc>
-        <w:tc>
-          <w:tcPr>
-            <w:tcW w:type="dxa" w:w="2850"/>
-            <w:tcMar>
-              <w:top w:type="dxa" w:w="50"/>
-              <w:left w:type="dxa" w:w="90"/>
-              <w:bottom w:type="dxa" w:w="50"/>
-              <w:right w:type="dxa" w:w="90"/>
-            </w:tcMar>
-            <w:vAlign w:val="center"/>
-          </w:tcPr>
-          <w:p>
-            <w:pPr>
-              <w:spacing w:after="0" w:before="0" w:line="260"/>
-              <w:jc w:val="left"/>
-            </w:pPr>
-            <w:r>
-              <w:rPr>
-                <w:sz w:val="17"/>
-                <w:szCs w:val="17"/>
-              </w:rPr>
-              <w:t xml:space="preserve">6–10 kW, 명령 후 20–200 ms에 1.6–2.4배 서지 20 ms</w:t>
-            </w:r>
-          </w:p>
-        </w:tc>
-        <w:tc>
-          <w:tcPr>
-            <w:tcW w:type="dxa" w:w="1902"/>
-            <w:tcMar>
-              <w:top w:type="dxa" w:w="50"/>
-              <w:left w:type="dxa" w:w="90"/>
-              <w:bottom w:type="dxa" w:w="50"/>
-              <w:right w:type="dxa" w:w="90"/>
-            </w:tcMar>
-            <w:vAlign w:val="center"/>
-          </w:tcPr>
-          <w:p>
-            <w:pPr>
-              <w:spacing w:after="0" w:before="0" w:line="260"/>
-              <w:jc w:val="left"/>
-            </w:pPr>
-            <w:r>
-              <w:rPr>
-                <w:sz w:val="17"/>
-                <w:szCs w:val="17"/>
-              </w:rPr>
-              <w:t xml:space="preserve">비지연(기동 지연 상한 정의 필요)</w:t>
+            <w:tcW w:type="dxa" w:w="2375"/>
+            <w:tcMar>
+              <w:top w:type="dxa" w:w="50"/>
+              <w:left w:type="dxa" w:w="90"/>
+              <w:bottom w:type="dxa" w:w="50"/>
+              <w:right w:type="dxa" w:w="90"/>
+            </w:tcMar>
+            <w:vAlign w:val="center"/>
+          </w:tcPr>
+          <w:p>
+            <w:pPr>
+              <w:spacing w:after="0" w:before="0" w:line="260"/>
+              <w:jc w:val="left"/>
+            </w:pPr>
+            <w:r>
+              <w:rPr>
+                <w:sz w:val="16"/>
+                <w:szCs w:val="16"/>
+              </w:rPr>
+              <w:t xml:space="preserve">V2L</w:t>
+            </w:r>
+          </w:p>
+        </w:tc>
+        <w:tc>
+          <w:tcPr>
+            <w:tcW w:type="dxa" w:w="1504"/>
+            <w:tcMar>
+              <w:top w:type="dxa" w:w="50"/>
+              <w:left w:type="dxa" w:w="90"/>
+              <w:bottom w:type="dxa" w:w="50"/>
+              <w:right w:type="dxa" w:w="90"/>
+            </w:tcMar>
+            <w:vAlign w:val="center"/>
+          </w:tcPr>
+          <w:p>
+            <w:pPr>
+              <w:spacing w:after="0" w:before="0" w:line="260"/>
+              <w:jc w:val="left"/>
+            </w:pPr>
+            <w:r>
+              <w:rPr>
+                <w:sz w:val="16"/>
+                <w:szCs w:val="16"/>
+              </w:rPr>
+              <w:t xml:space="preserve">M0 상시 예약</w:t>
+            </w:r>
+          </w:p>
+        </w:tc>
+        <w:tc>
+          <w:tcPr>
+            <w:tcW w:type="dxa" w:w="1345"/>
+            <w:tcMar>
+              <w:top w:type="dxa" w:w="50"/>
+              <w:left w:type="dxa" w:w="90"/>
+              <w:bottom w:type="dxa" w:w="50"/>
+              <w:right w:type="dxa" w:w="90"/>
+            </w:tcMar>
+            <w:vAlign w:val="center"/>
+          </w:tcPr>
+          <w:p>
+            <w:pPr>
+              <w:spacing w:after="0" w:before="0" w:line="260"/>
+              <w:jc w:val="left"/>
+            </w:pPr>
+            <w:r>
+              <w:rPr>
+                <w:sz w:val="16"/>
+                <w:szCs w:val="16"/>
+              </w:rPr>
+              <w:t xml:space="preserve">3.8 kW</w:t>
+            </w:r>
+          </w:p>
+        </w:tc>
+        <w:tc>
+          <w:tcPr>
+            <w:tcW w:type="dxa" w:w="2137"/>
+            <w:tcMar>
+              <w:top w:type="dxa" w:w="50"/>
+              <w:left w:type="dxa" w:w="90"/>
+              <w:bottom w:type="dxa" w:w="50"/>
+              <w:right w:type="dxa" w:w="90"/>
+            </w:tcMar>
+            <w:vAlign w:val="center"/>
+          </w:tcPr>
+          <w:p>
+            <w:pPr>
+              <w:spacing w:after="0" w:before="0" w:line="260"/>
+              <w:jc w:val="left"/>
+            </w:pPr>
+            <w:r>
+              <w:rPr>
+                <w:sz w:val="16"/>
+                <w:szCs w:val="16"/>
+              </w:rPr>
+              <w:t xml:space="preserve">계단 허용</w:t>
+            </w:r>
+          </w:p>
+        </w:tc>
+        <w:tc>
+          <w:tcPr>
+            <w:tcW w:type="dxa" w:w="1665"/>
+            <w:tcMar>
+              <w:top w:type="dxa" w:w="50"/>
+              <w:left w:type="dxa" w:w="90"/>
+              <w:bottom w:type="dxa" w:w="50"/>
+              <w:right w:type="dxa" w:w="90"/>
+            </w:tcMar>
+            <w:vAlign w:val="center"/>
+          </w:tcPr>
+          <w:p>
+            <w:pPr>
+              <w:spacing w:after="0" w:before="0" w:line="260"/>
+              <w:jc w:val="left"/>
+            </w:pPr>
+            <w:r>
+              <w:rPr>
+                <w:sz w:val="16"/>
+                <w:szCs w:val="16"/>
+              </w:rPr>
+              <w:t xml:space="preserve">없음</w:t>
             </w:r>
           </w:p>
         </w:tc>
@@ -6267,101 +7309,126 @@
         </w:trPr>
         <w:tc>
           <w:tcPr>
-            <w:tcW w:type="dxa" w:w="2058"/>
-            <w:tcMar>
-              <w:top w:type="dxa" w:w="50"/>
-              <w:left w:type="dxa" w:w="90"/>
-              <w:bottom w:type="dxa" w:w="50"/>
-              <w:right w:type="dxa" w:w="90"/>
-            </w:tcMar>
-            <w:vAlign w:val="center"/>
-          </w:tcPr>
-          <w:p>
-            <w:pPr>
-              <w:spacing w:after="0" w:before="0" w:line="260"/>
-              <w:jc w:val="left"/>
-            </w:pPr>
-            <w:r>
-              <w:rPr>
-                <w:sz w:val="17"/>
-                <w:szCs w:val="17"/>
-              </w:rPr>
-              <w:t xml:space="preserve">캐빈 PTC 히터</w:t>
-            </w:r>
-          </w:p>
-        </w:tc>
-        <w:tc>
-          <w:tcPr>
-            <w:tcW w:type="dxa" w:w="2216"/>
-            <w:tcMar>
-              <w:top w:type="dxa" w:w="50"/>
-              <w:left w:type="dxa" w:w="90"/>
-              <w:bottom w:type="dxa" w:w="50"/>
-              <w:right w:type="dxa" w:w="90"/>
-            </w:tcMar>
-            <w:vAlign w:val="center"/>
-          </w:tcPr>
-          <w:p>
-            <w:pPr>
-              <w:spacing w:after="0" w:before="0" w:line="260"/>
-              <w:jc w:val="left"/>
-            </w:pPr>
-            <w:r>
-              <w:rPr>
-                <w:sz w:val="17"/>
-                <w:szCs w:val="17"/>
-              </w:rPr>
-              <w:t xml:space="preserve">7 kW 이하</w:t>
-            </w:r>
-          </w:p>
-        </w:tc>
-        <w:tc>
-          <w:tcPr>
-            <w:tcW w:type="dxa" w:w="2850"/>
-            <w:tcMar>
-              <w:top w:type="dxa" w:w="50"/>
-              <w:left w:type="dxa" w:w="90"/>
-              <w:bottom w:type="dxa" w:w="50"/>
-              <w:right w:type="dxa" w:w="90"/>
-            </w:tcMar>
-            <w:vAlign w:val="center"/>
-          </w:tcPr>
-          <w:p>
-            <w:pPr>
-              <w:spacing w:after="0" w:before="0" w:line="260"/>
-              <w:jc w:val="left"/>
-            </w:pPr>
-            <w:r>
-              <w:rPr>
-                <w:sz w:val="17"/>
-                <w:szCs w:val="17"/>
-              </w:rPr>
-              <w:t xml:space="preserve">17.5 A(7 kW)</w:t>
-            </w:r>
-          </w:p>
-        </w:tc>
-        <w:tc>
-          <w:tcPr>
-            <w:tcW w:type="dxa" w:w="1902"/>
-            <w:tcMar>
-              <w:top w:type="dxa" w:w="50"/>
-              <w:left w:type="dxa" w:w="90"/>
-              <w:bottom w:type="dxa" w:w="50"/>
-              <w:right w:type="dxa" w:w="90"/>
-            </w:tcMar>
-            <w:vAlign w:val="center"/>
-          </w:tcPr>
-          <w:p>
-            <w:pPr>
-              <w:spacing w:after="0" w:before="0" w:line="260"/>
-              <w:jc w:val="left"/>
-            </w:pPr>
-            <w:r>
-              <w:rPr>
-                <w:sz w:val="17"/>
-                <w:szCs w:val="17"/>
-              </w:rPr>
-              <w:t xml:space="preserve">지연 가능</w:t>
+            <w:tcW w:type="dxa" w:w="2375"/>
+            <w:tcMar>
+              <w:top w:type="dxa" w:w="50"/>
+              <w:left w:type="dxa" w:w="90"/>
+              <w:bottom w:type="dxa" w:w="50"/>
+              <w:right w:type="dxa" w:w="90"/>
+            </w:tcMar>
+            <w:vAlign w:val="center"/>
+          </w:tcPr>
+          <w:p>
+            <w:pPr>
+              <w:spacing w:after="0" w:before="0" w:line="260"/>
+              <w:jc w:val="left"/>
+            </w:pPr>
+            <w:r>
+              <w:rPr>
+                <w:sz w:val="16"/>
+                <w:szCs w:val="16"/>
+              </w:rPr>
+              <w:t xml:space="preserve">히트펌프 전동 컴프레서</w:t>
+            </w:r>
+          </w:p>
+        </w:tc>
+        <w:tc>
+          <w:tcPr>
+            <w:tcW w:type="dxa" w:w="1504"/>
+            <w:tcMar>
+              <w:top w:type="dxa" w:w="50"/>
+              <w:left w:type="dxa" w:w="90"/>
+              <w:bottom w:type="dxa" w:w="50"/>
+              <w:right w:type="dxa" w:w="90"/>
+            </w:tcMar>
+            <w:vAlign w:val="center"/>
+          </w:tcPr>
+          <w:p>
+            <w:pPr>
+              <w:spacing w:after="0" w:before="0" w:line="260"/>
+              <w:jc w:val="left"/>
+            </w:pPr>
+            <w:r>
+              <w:rPr>
+                <w:sz w:val="16"/>
+                <w:szCs w:val="16"/>
+              </w:rPr>
+              <w:t xml:space="preserve">M1 승인 후 기동</w:t>
+            </w:r>
+          </w:p>
+        </w:tc>
+        <w:tc>
+          <w:tcPr>
+            <w:tcW w:type="dxa" w:w="1345"/>
+            <w:tcMar>
+              <w:top w:type="dxa" w:w="50"/>
+              <w:left w:type="dxa" w:w="90"/>
+              <w:bottom w:type="dxa" w:w="50"/>
+              <w:right w:type="dxa" w:w="90"/>
+            </w:tcMar>
+            <w:vAlign w:val="center"/>
+          </w:tcPr>
+          <w:p>
+            <w:pPr>
+              <w:spacing w:after="0" w:before="0" w:line="260"/>
+              <w:jc w:val="left"/>
+            </w:pPr>
+            <w:r>
+              <w:rPr>
+                <w:sz w:val="16"/>
+                <w:szCs w:val="16"/>
+              </w:rPr>
+              <w:t xml:space="preserve">6.0 kW</w:t>
+            </w:r>
+          </w:p>
+        </w:tc>
+        <w:tc>
+          <w:tcPr>
+            <w:tcW w:type="dxa" w:w="2137"/>
+            <w:tcMar>
+              <w:top w:type="dxa" w:w="50"/>
+              <w:left w:type="dxa" w:w="90"/>
+              <w:bottom w:type="dxa" w:w="50"/>
+              <w:right w:type="dxa" w:w="90"/>
+            </w:tcMar>
+            <w:vAlign w:val="center"/>
+          </w:tcPr>
+          <w:p>
+            <w:pPr>
+              <w:spacing w:after="0" w:before="0" w:line="260"/>
+              <w:jc w:val="left"/>
+            </w:pPr>
+            <w:r>
+              <w:rPr>
+                <w:sz w:val="16"/>
+                <w:szCs w:val="16"/>
+              </w:rPr>
+              <w:t xml:space="preserve">≤ 0.06 kW/ms(서지 없음) / 0.5 kW/ms</w:t>
+            </w:r>
+          </w:p>
+        </w:tc>
+        <w:tc>
+          <w:tcPr>
+            <w:tcW w:type="dxa" w:w="1665"/>
+            <w:tcMar>
+              <w:top w:type="dxa" w:w="50"/>
+              <w:left w:type="dxa" w:w="90"/>
+              <w:bottom w:type="dxa" w:w="50"/>
+              <w:right w:type="dxa" w:w="90"/>
+            </w:tcMar>
+            <w:vAlign w:val="center"/>
+          </w:tcPr>
+          <w:p>
+            <w:pPr>
+              <w:spacing w:after="0" w:before="0" w:line="260"/>
+              <w:jc w:val="left"/>
+            </w:pPr>
+            <w:r>
+              <w:rPr>
+                <w:sz w:val="16"/>
+                <w:szCs w:val="16"/>
+              </w:rPr>
+              <w:t xml:space="preserve">요청 → 승인</w:t>
             </w:r>
           </w:p>
         </w:tc>
@@ -6372,101 +7439,126 @@
         </w:trPr>
         <w:tc>
           <w:tcPr>
-            <w:tcW w:type="dxa" w:w="2058"/>
-            <w:tcMar>
-              <w:top w:type="dxa" w:w="50"/>
-              <w:left w:type="dxa" w:w="90"/>
-              <w:bottom w:type="dxa" w:w="50"/>
-              <w:right w:type="dxa" w:w="90"/>
-            </w:tcMar>
-            <w:vAlign w:val="center"/>
-          </w:tcPr>
-          <w:p>
-            <w:pPr>
-              <w:spacing w:after="0" w:before="0" w:line="260"/>
-              <w:jc w:val="left"/>
-            </w:pPr>
-            <w:r>
-              <w:rPr>
-                <w:sz w:val="17"/>
-                <w:szCs w:val="17"/>
-              </w:rPr>
-              <w:t xml:space="preserve">배터리 히터</w:t>
-            </w:r>
-          </w:p>
-        </w:tc>
-        <w:tc>
-          <w:tcPr>
-            <w:tcW w:type="dxa" w:w="2216"/>
-            <w:tcMar>
-              <w:top w:type="dxa" w:w="50"/>
-              <w:left w:type="dxa" w:w="90"/>
-              <w:bottom w:type="dxa" w:w="50"/>
-              <w:right w:type="dxa" w:w="90"/>
-            </w:tcMar>
-            <w:vAlign w:val="center"/>
-          </w:tcPr>
-          <w:p>
-            <w:pPr>
-              <w:spacing w:after="0" w:before="0" w:line="260"/>
-              <w:jc w:val="left"/>
-            </w:pPr>
-            <w:r>
-              <w:rPr>
-                <w:sz w:val="17"/>
-                <w:szCs w:val="17"/>
-              </w:rPr>
-              <w:t xml:space="preserve">산정에 없음</w:t>
-            </w:r>
-          </w:p>
-        </w:tc>
-        <w:tc>
-          <w:tcPr>
-            <w:tcW w:type="dxa" w:w="2850"/>
-            <w:tcMar>
-              <w:top w:type="dxa" w:w="50"/>
-              <w:left w:type="dxa" w:w="90"/>
-              <w:bottom w:type="dxa" w:w="50"/>
-              <w:right w:type="dxa" w:w="90"/>
-            </w:tcMar>
-            <w:vAlign w:val="center"/>
-          </w:tcPr>
-          <w:p>
-            <w:pPr>
-              <w:spacing w:after="0" w:before="0" w:line="260"/>
-              <w:jc w:val="left"/>
-            </w:pPr>
-            <w:r>
-              <w:rPr>
-                <w:sz w:val="17"/>
-                <w:szCs w:val="17"/>
-              </w:rPr>
-              <w:t xml:space="preserve">17.5 A(7 kW)</w:t>
-            </w:r>
-          </w:p>
-        </w:tc>
-        <w:tc>
-          <w:tcPr>
-            <w:tcW w:type="dxa" w:w="1902"/>
-            <w:tcMar>
-              <w:top w:type="dxa" w:w="50"/>
-              <w:left w:type="dxa" w:w="90"/>
-              <w:bottom w:type="dxa" w:w="50"/>
-              <w:right w:type="dxa" w:w="90"/>
-            </w:tcMar>
-            <w:vAlign w:val="center"/>
-          </w:tcPr>
-          <w:p>
-            <w:pPr>
-              <w:spacing w:after="0" w:before="0" w:line="260"/>
-              <w:jc w:val="left"/>
-            </w:pPr>
-            <w:r>
-              <w:rPr>
-                <w:sz w:val="17"/>
-                <w:szCs w:val="17"/>
-              </w:rPr>
-              <w:t xml:space="preserve">지연 가능</w:t>
+            <w:tcW w:type="dxa" w:w="2375"/>
+            <w:tcMar>
+              <w:top w:type="dxa" w:w="50"/>
+              <w:left w:type="dxa" w:w="90"/>
+              <w:bottom w:type="dxa" w:w="50"/>
+              <w:right w:type="dxa" w:w="90"/>
+            </w:tcMar>
+            <w:vAlign w:val="center"/>
+          </w:tcPr>
+          <w:p>
+            <w:pPr>
+              <w:spacing w:after="0" w:before="0" w:line="260"/>
+              <w:jc w:val="left"/>
+            </w:pPr>
+            <w:r>
+              <w:rPr>
+                <w:sz w:val="16"/>
+                <w:szCs w:val="16"/>
+              </w:rPr>
+              <w:t xml:space="preserve">캐빈 PTC 히터</w:t>
+            </w:r>
+          </w:p>
+        </w:tc>
+        <w:tc>
+          <w:tcPr>
+            <w:tcW w:type="dxa" w:w="1504"/>
+            <w:tcMar>
+              <w:top w:type="dxa" w:w="50"/>
+              <w:left w:type="dxa" w:w="90"/>
+              <w:bottom w:type="dxa" w:w="50"/>
+              <w:right w:type="dxa" w:w="90"/>
+            </w:tcMar>
+            <w:vAlign w:val="center"/>
+          </w:tcPr>
+          <w:p>
+            <w:pPr>
+              <w:spacing w:after="0" w:before="0" w:line="260"/>
+              <w:jc w:val="left"/>
+            </w:pPr>
+            <w:r>
+              <w:rPr>
+                <w:sz w:val="16"/>
+                <w:szCs w:val="16"/>
+              </w:rPr>
+              <w:t xml:space="preserve">D 우선순위 1.0</w:t>
+            </w:r>
+          </w:p>
+        </w:tc>
+        <w:tc>
+          <w:tcPr>
+            <w:tcW w:type="dxa" w:w="1345"/>
+            <w:tcMar>
+              <w:top w:type="dxa" w:w="50"/>
+              <w:left w:type="dxa" w:w="90"/>
+              <w:bottom w:type="dxa" w:w="50"/>
+              <w:right w:type="dxa" w:w="90"/>
+            </w:tcMar>
+            <w:vAlign w:val="center"/>
+          </w:tcPr>
+          <w:p>
+            <w:pPr>
+              <w:spacing w:after="0" w:before="0" w:line="260"/>
+              <w:jc w:val="left"/>
+            </w:pPr>
+            <w:r>
+              <w:rPr>
+                <w:sz w:val="16"/>
+                <w:szCs w:val="16"/>
+              </w:rPr>
+              <w:t xml:space="preserve">7.0 kW</w:t>
+            </w:r>
+          </w:p>
+        </w:tc>
+        <w:tc>
+          <w:tcPr>
+            <w:tcW w:type="dxa" w:w="2137"/>
+            <w:tcMar>
+              <w:top w:type="dxa" w:w="50"/>
+              <w:left w:type="dxa" w:w="90"/>
+              <w:bottom w:type="dxa" w:w="50"/>
+              <w:right w:type="dxa" w:w="90"/>
+            </w:tcMar>
+            <w:vAlign w:val="center"/>
+          </w:tcPr>
+          <w:p>
+            <w:pPr>
+              <w:spacing w:after="0" w:before="0" w:line="260"/>
+              <w:jc w:val="left"/>
+            </w:pPr>
+            <w:r>
+              <w:rPr>
+                <w:sz w:val="16"/>
+                <w:szCs w:val="16"/>
+              </w:rPr>
+              <w:t xml:space="preserve">≤ 0.06 kW/ms / 0.5 kW/ms</w:t>
+            </w:r>
+          </w:p>
+        </w:tc>
+        <w:tc>
+          <w:tcPr>
+            <w:tcW w:type="dxa" w:w="1665"/>
+            <w:tcMar>
+              <w:top w:type="dxa" w:w="50"/>
+              <w:left w:type="dxa" w:w="90"/>
+              <w:bottom w:type="dxa" w:w="50"/>
+              <w:right w:type="dxa" w:w="90"/>
+            </w:tcMar>
+            <w:vAlign w:val="center"/>
+          </w:tcPr>
+          <w:p>
+            <w:pPr>
+              <w:spacing w:after="0" w:before="0" w:line="260"/>
+              <w:jc w:val="left"/>
+            </w:pPr>
+            <w:r>
+              <w:rPr>
+                <w:sz w:val="16"/>
+                <w:szCs w:val="16"/>
+              </w:rPr>
+              <w:t xml:space="preserve">허용치 추종, 워치독 50 ms</w:t>
             </w:r>
           </w:p>
         </w:tc>
@@ -6477,311 +7569,126 @@
         </w:trPr>
         <w:tc>
           <w:tcPr>
-            <w:tcW w:type="dxa" w:w="2058"/>
-            <w:tcMar>
-              <w:top w:type="dxa" w:w="50"/>
-              <w:left w:type="dxa" w:w="90"/>
-              <w:bottom w:type="dxa" w:w="50"/>
-              <w:right w:type="dxa" w:w="90"/>
-            </w:tcMar>
-            <w:vAlign w:val="center"/>
-          </w:tcPr>
-          <w:p>
-            <w:pPr>
-              <w:spacing w:after="0" w:before="0" w:line="260"/>
-              <w:jc w:val="left"/>
-            </w:pPr>
-            <w:r>
-              <w:rPr>
-                <w:sz w:val="17"/>
-                <w:szCs w:val="17"/>
-              </w:rPr>
-              <w:t xml:space="preserve">V2L</w:t>
-            </w:r>
-          </w:p>
-        </w:tc>
-        <w:tc>
-          <w:tcPr>
-            <w:tcW w:type="dxa" w:w="2216"/>
-            <w:tcMar>
-              <w:top w:type="dxa" w:w="50"/>
-              <w:left w:type="dxa" w:w="90"/>
-              <w:bottom w:type="dxa" w:w="50"/>
-              <w:right w:type="dxa" w:w="90"/>
-            </w:tcMar>
-            <w:vAlign w:val="center"/>
-          </w:tcPr>
-          <w:p>
-            <w:pPr>
-              <w:spacing w:after="0" w:before="0" w:line="260"/>
-              <w:jc w:val="left"/>
-            </w:pPr>
-            <w:r>
-              <w:rPr>
-                <w:sz w:val="17"/>
-                <w:szCs w:val="17"/>
-              </w:rPr>
-              <w:t xml:space="preserve">3.6 kW</w:t>
-            </w:r>
-          </w:p>
-        </w:tc>
-        <w:tc>
-          <w:tcPr>
-            <w:tcW w:type="dxa" w:w="2850"/>
-            <w:tcMar>
-              <w:top w:type="dxa" w:w="50"/>
-              <w:left w:type="dxa" w:w="90"/>
-              <w:bottom w:type="dxa" w:w="50"/>
-              <w:right w:type="dxa" w:w="90"/>
-            </w:tcMar>
-            <w:vAlign w:val="center"/>
-          </w:tcPr>
-          <w:p>
-            <w:pPr>
-              <w:spacing w:after="0" w:before="0" w:line="260"/>
-              <w:jc w:val="left"/>
-            </w:pPr>
-            <w:r>
-              <w:rPr>
-                <w:sz w:val="17"/>
-                <w:szCs w:val="17"/>
-              </w:rPr>
-              <w:t xml:space="preserve">9 A(3.6 kW)</w:t>
-            </w:r>
-          </w:p>
-        </w:tc>
-        <w:tc>
-          <w:tcPr>
-            <w:tcW w:type="dxa" w:w="1902"/>
-            <w:tcMar>
-              <w:top w:type="dxa" w:w="50"/>
-              <w:left w:type="dxa" w:w="90"/>
-              <w:bottom w:type="dxa" w:w="50"/>
-              <w:right w:type="dxa" w:w="90"/>
-            </w:tcMar>
-            <w:vAlign w:val="center"/>
-          </w:tcPr>
-          <w:p>
-            <w:pPr>
-              <w:spacing w:after="0" w:before="0" w:line="260"/>
-              <w:jc w:val="left"/>
-            </w:pPr>
-            <w:r>
-              <w:rPr>
-                <w:sz w:val="17"/>
-                <w:szCs w:val="17"/>
-              </w:rPr>
-              <w:t xml:space="preserve">비지연</w:t>
-            </w:r>
-          </w:p>
-        </w:tc>
-      </w:tr>
-      <w:tr>
-        <w:trPr>
-          <w:cantSplit/>
-        </w:trPr>
-        <w:tc>
-          <w:tcPr>
-            <w:tcW w:type="dxa" w:w="2058"/>
-            <w:tcMar>
-              <w:top w:type="dxa" w:w="50"/>
-              <w:left w:type="dxa" w:w="90"/>
-              <w:bottom w:type="dxa" w:w="50"/>
-              <w:right w:type="dxa" w:w="90"/>
-            </w:tcMar>
-            <w:vAlign w:val="center"/>
-          </w:tcPr>
-          <w:p>
-            <w:pPr>
-              <w:spacing w:after="0" w:before="0" w:line="260"/>
-              <w:jc w:val="left"/>
-            </w:pPr>
-            <w:r>
-              <w:rPr>
-                <w:sz w:val="17"/>
-                <w:szCs w:val="17"/>
-              </w:rPr>
-              <w:t xml:space="preserve">Stage C(48 V·12 V)</w:t>
-            </w:r>
-          </w:p>
-        </w:tc>
-        <w:tc>
-          <w:tcPr>
-            <w:tcW w:type="dxa" w:w="2216"/>
-            <w:tcMar>
-              <w:top w:type="dxa" w:w="50"/>
-              <w:left w:type="dxa" w:w="90"/>
-              <w:bottom w:type="dxa" w:w="50"/>
-              <w:right w:type="dxa" w:w="90"/>
-            </w:tcMar>
-            <w:vAlign w:val="center"/>
-          </w:tcPr>
-          <w:p>
-            <w:pPr>
-              <w:spacing w:after="0" w:before="0" w:line="260"/>
-              <w:jc w:val="left"/>
-            </w:pPr>
-            <w:r>
-              <w:rPr>
-                <w:sz w:val="17"/>
-                <w:szCs w:val="17"/>
-              </w:rPr>
-              <w:t xml:space="preserve">5 kW</w:t>
-            </w:r>
-          </w:p>
-        </w:tc>
-        <w:tc>
-          <w:tcPr>
-            <w:tcW w:type="dxa" w:w="2850"/>
-            <w:tcMar>
-              <w:top w:type="dxa" w:w="50"/>
-              <w:left w:type="dxa" w:w="90"/>
-              <w:bottom w:type="dxa" w:w="50"/>
-              <w:right w:type="dxa" w:w="90"/>
-            </w:tcMar>
-            <w:vAlign w:val="center"/>
-          </w:tcPr>
-          <w:p>
-            <w:pPr>
-              <w:spacing w:after="0" w:before="0" w:line="260"/>
-              <w:jc w:val="left"/>
-            </w:pPr>
-            <w:r>
-              <w:rPr>
-                <w:sz w:val="17"/>
-                <w:szCs w:val="17"/>
-              </w:rPr>
-              <w:t xml:space="preserve">48 V 저우선 부하 3.75 A만 모델링</w:t>
-            </w:r>
-          </w:p>
-        </w:tc>
-        <w:tc>
-          <w:tcPr>
-            <w:tcW w:type="dxa" w:w="1902"/>
-            <w:tcMar>
-              <w:top w:type="dxa" w:w="50"/>
-              <w:left w:type="dxa" w:w="90"/>
-              <w:bottom w:type="dxa" w:w="50"/>
-              <w:right w:type="dxa" w:w="90"/>
-            </w:tcMar>
-            <w:vAlign w:val="center"/>
-          </w:tcPr>
-          <w:p>
-            <w:pPr>
-              <w:spacing w:after="0" w:before="0" w:line="260"/>
-              <w:jc w:val="left"/>
-            </w:pPr>
-            <w:r>
-              <w:rPr>
-                <w:sz w:val="17"/>
-                <w:szCs w:val="17"/>
-              </w:rPr>
-              <w:t xml:space="preserve">혼합</w:t>
-            </w:r>
-          </w:p>
-        </w:tc>
-      </w:tr>
-      <w:tr>
-        <w:trPr>
-          <w:cantSplit/>
-        </w:trPr>
-        <w:tc>
-          <w:tcPr>
-            <w:tcW w:type="dxa" w:w="2058"/>
-            <w:tcMar>
-              <w:top w:type="dxa" w:w="50"/>
-              <w:left w:type="dxa" w:w="90"/>
-              <w:bottom w:type="dxa" w:w="50"/>
-              <w:right w:type="dxa" w:w="90"/>
-            </w:tcMar>
-            <w:vAlign w:val="center"/>
-          </w:tcPr>
-          <w:p>
-            <w:pPr>
-              <w:spacing w:after="0" w:before="0" w:line="260"/>
-              <w:jc w:val="left"/>
-            </w:pPr>
-            <w:r>
-              <w:rPr>
-                <w:sz w:val="17"/>
-                <w:szCs w:val="17"/>
-              </w:rPr>
-              <w:t xml:space="preserve">능동 서스펜션(48 V 경유)</w:t>
-            </w:r>
-          </w:p>
-        </w:tc>
-        <w:tc>
-          <w:tcPr>
-            <w:tcW w:type="dxa" w:w="2216"/>
-            <w:tcMar>
-              <w:top w:type="dxa" w:w="50"/>
-              <w:left w:type="dxa" w:w="90"/>
-              <w:bottom w:type="dxa" w:w="50"/>
-              <w:right w:type="dxa" w:w="90"/>
-            </w:tcMar>
-            <w:vAlign w:val="center"/>
-          </w:tcPr>
-          <w:p>
-            <w:pPr>
-              <w:spacing w:after="0" w:before="0" w:line="260"/>
-              <w:jc w:val="left"/>
-            </w:pPr>
-            <w:r>
-              <w:rPr>
-                <w:sz w:val="17"/>
-                <w:szCs w:val="17"/>
-              </w:rPr>
-              <w:t xml:space="preserve">산정에 없음</w:t>
-            </w:r>
-          </w:p>
-        </w:tc>
-        <w:tc>
-          <w:tcPr>
-            <w:tcW w:type="dxa" w:w="2850"/>
-            <w:tcMar>
-              <w:top w:type="dxa" w:w="50"/>
-              <w:left w:type="dxa" w:w="90"/>
-              <w:bottom w:type="dxa" w:w="50"/>
-              <w:right w:type="dxa" w:w="90"/>
-            </w:tcMar>
-            <w:vAlign w:val="center"/>
-          </w:tcPr>
-          <w:p>
-            <w:pPr>
-              <w:spacing w:after="0" w:before="0" w:line="260"/>
-              <w:jc w:val="left"/>
-            </w:pPr>
-            <w:r>
-              <w:rPr>
-                <w:sz w:val="17"/>
-                <w:szCs w:val="17"/>
-              </w:rPr>
-              <w:t xml:space="preserve">±7.5 A</w:t>
-            </w:r>
-          </w:p>
-        </w:tc>
-        <w:tc>
-          <w:tcPr>
-            <w:tcW w:type="dxa" w:w="1902"/>
-            <w:tcMar>
-              <w:top w:type="dxa" w:w="50"/>
-              <w:left w:type="dxa" w:w="90"/>
-              <w:bottom w:type="dxa" w:w="50"/>
-              <w:right w:type="dxa" w:w="90"/>
-            </w:tcMar>
-            <w:vAlign w:val="center"/>
-          </w:tcPr>
-          <w:p>
-            <w:pPr>
-              <w:spacing w:after="0" w:before="0" w:line="260"/>
-              <w:jc w:val="left"/>
-            </w:pPr>
-            <w:r>
-              <w:rPr>
-                <w:sz w:val="17"/>
-                <w:szCs w:val="17"/>
-              </w:rPr>
-              <w:t xml:space="preserve">비지연</w:t>
+            <w:tcW w:type="dxa" w:w="2375"/>
+            <w:tcMar>
+              <w:top w:type="dxa" w:w="50"/>
+              <w:left w:type="dxa" w:w="90"/>
+              <w:bottom w:type="dxa" w:w="50"/>
+              <w:right w:type="dxa" w:w="90"/>
+            </w:tcMar>
+            <w:vAlign w:val="center"/>
+          </w:tcPr>
+          <w:p>
+            <w:pPr>
+              <w:spacing w:after="0" w:before="0" w:line="260"/>
+              <w:jc w:val="left"/>
+            </w:pPr>
+            <w:r>
+              <w:rPr>
+                <w:sz w:val="16"/>
+                <w:szCs w:val="16"/>
+              </w:rPr>
+              <w:t xml:space="preserve">배터리 히터</w:t>
+            </w:r>
+          </w:p>
+        </w:tc>
+        <w:tc>
+          <w:tcPr>
+            <w:tcW w:type="dxa" w:w="1504"/>
+            <w:tcMar>
+              <w:top w:type="dxa" w:w="50"/>
+              <w:left w:type="dxa" w:w="90"/>
+              <w:bottom w:type="dxa" w:w="50"/>
+              <w:right w:type="dxa" w:w="90"/>
+            </w:tcMar>
+            <w:vAlign w:val="center"/>
+          </w:tcPr>
+          <w:p>
+            <w:pPr>
+              <w:spacing w:after="0" w:before="0" w:line="260"/>
+              <w:jc w:val="left"/>
+            </w:pPr>
+            <w:r>
+              <w:rPr>
+                <w:sz w:val="16"/>
+                <w:szCs w:val="16"/>
+              </w:rPr>
+              <w:t xml:space="preserve">D 우선순위 0.7</w:t>
+            </w:r>
+          </w:p>
+        </w:tc>
+        <w:tc>
+          <w:tcPr>
+            <w:tcW w:type="dxa" w:w="1345"/>
+            <w:tcMar>
+              <w:top w:type="dxa" w:w="50"/>
+              <w:left w:type="dxa" w:w="90"/>
+              <w:bottom w:type="dxa" w:w="50"/>
+              <w:right w:type="dxa" w:w="90"/>
+            </w:tcMar>
+            <w:vAlign w:val="center"/>
+          </w:tcPr>
+          <w:p>
+            <w:pPr>
+              <w:spacing w:after="0" w:before="0" w:line="260"/>
+              <w:jc w:val="left"/>
+            </w:pPr>
+            <w:r>
+              <w:rPr>
+                <w:sz w:val="16"/>
+                <w:szCs w:val="16"/>
+              </w:rPr>
+              <w:t xml:space="preserve">7.0 kW</w:t>
+            </w:r>
+          </w:p>
+        </w:tc>
+        <w:tc>
+          <w:tcPr>
+            <w:tcW w:type="dxa" w:w="2137"/>
+            <w:tcMar>
+              <w:top w:type="dxa" w:w="50"/>
+              <w:left w:type="dxa" w:w="90"/>
+              <w:bottom w:type="dxa" w:w="50"/>
+              <w:right w:type="dxa" w:w="90"/>
+            </w:tcMar>
+            <w:vAlign w:val="center"/>
+          </w:tcPr>
+          <w:p>
+            <w:pPr>
+              <w:spacing w:after="0" w:before="0" w:line="260"/>
+              <w:jc w:val="left"/>
+            </w:pPr>
+            <w:r>
+              <w:rPr>
+                <w:sz w:val="16"/>
+                <w:szCs w:val="16"/>
+              </w:rPr>
+              <w:t xml:space="preserve">≤ 0.06 kW/ms / 0.5 kW/ms</w:t>
+            </w:r>
+          </w:p>
+        </w:tc>
+        <w:tc>
+          <w:tcPr>
+            <w:tcW w:type="dxa" w:w="1665"/>
+            <w:tcMar>
+              <w:top w:type="dxa" w:w="50"/>
+              <w:left w:type="dxa" w:w="90"/>
+              <w:bottom w:type="dxa" w:w="50"/>
+              <w:right w:type="dxa" w:w="90"/>
+            </w:tcMar>
+            <w:vAlign w:val="center"/>
+          </w:tcPr>
+          <w:p>
+            <w:pPr>
+              <w:spacing w:after="0" w:before="0" w:line="260"/>
+              <w:jc w:val="left"/>
+            </w:pPr>
+            <w:r>
+              <w:rPr>
+                <w:sz w:val="16"/>
+                <w:szCs w:val="16"/>
+              </w:rPr>
+              <w:t xml:space="preserve">허용치 추종, 워치독 50 ms</w:t>
             </w:r>
           </w:p>
         </w:tc>
@@ -6792,7 +7699,7 @@
         <w:pStyle w:val="SourceNote"/>
       </w:pPr>
       <w:r>
-        <w:t xml:space="preserve">자료: docs/02 설계검증서 3.1절 요구사항 표, python/sals_montecarlo.py·validate_sals_contract.py(v1.0-interim)를 바탕으로 저자 작성. 부하 등급은 8.1절에서 확정할 제안이다.</w:t>
+        <w:t xml:space="preserve">자료: docs/14 표 R-2(설계 할당). 400 V 측 값은 출력을 효율 0.95로 나눈 값이다. 48 V 저우선 부하와 능동 서스펜션은 Stage C 입력 한도 안에서 존 제어기가 관리한다.</w:t>
       </w:r>
     </w:p>
     <w:p>
@@ -6800,7 +7707,15 @@
         <w:jc w:val="both"/>
       </w:pPr>
       <w:r>
-        <w:t xml:space="preserve">스트레스 시험의 필수부하 최악 상한은 14.9 A + 2.4×24.9 A + 9 A + 7.5 A = 91.16 A(400 V 기준 36.5 kW)로 25 kW 연속정격을 넘고, SALS 정적 예산보다 31.8 A 크다. 컴프레서 서지 하나(59.8 A)가 SALS 정적 예산 59.375 A와 같은 크기다. 이 조건은 부하 승인으로 해결할 수 없으므로 요구사항 단계에서 다음 중 하나로 정해야 한다. (a) 20 ms급 단시간 과부하 정격을 정의하고 제어기와 포트가 이를 견디게 한다. (b) 컴프레서 소프트스타트 등으로 비지연 부하의 서지를 제한한다. (c) 해당 조건을 운전범위 밖으로 정의한다. 6.6절의 과도 허용 전력 분석은 (a)를 판단하는 근거가 된다.</w:t>
+        <w:t xml:space="preserve">접속 부하 합은 29.1 kW로 연속정격 25 kW보다 크지만, 상시 예약 9.1 kW와 컴프레서 6 kW를 합한 필수부하 최대 15.1 kW(37.75 A)는 SALS 예산 23.75 kW(0.95 × 25 kW, 59.375 A) 안에 있다. 따라서 필수부하만으로 예산을 넘는 1차 반례(6.8절)는 계약상 발생하지 않으며, 정격 초과는 지연 가능 부하의 배분으로 막는다. 지연 가능 부하에 남는 예산은 컴프레서 운전 중 8.65 kW, 정지 중 14.65 kW다.</w:t>
+      </w:r>
+    </w:p>
+    <w:p>
+      <w:pPr>
+        <w:jc w:val="both"/>
+      </w:pPr>
+      <w:r>
+        <w:t xml:space="preserve">계약의 변화율로부터 임의의 1 ms 동안 가능한 부하 변화는 증가 7.98 kW, 감소 9.3 kW다. 과도 기준은 이를 포함하는 ±10 kW 스텝을 계약 내 대표 시험(Tier-1)으로 두고, 표 2의 전압 품질과 경로·필터 전류 90 A 이하를 요구한다. 계약 위반이나 SALS 고장은 1→25 kW와 25→1 kW 스텝(Tier-2)으로 대표하고, 포트 물리정격, 경로·필터 93.75 A 이하와 버스 384–416 V를 요구한다. 1차 보고의 1→25 kW 시험은 Tier-2로 옮겨 유지한다. Tier-2 창에서 고정이득 Stage C의 출력은 46.1–49.9 V로 ISO 21780의 공칭 범위 안에 있다.</w:t>
       </w:r>
     </w:p>
     <w:p>
@@ -6872,7 +7787,7 @@
         <w:jc w:val="both"/>
       </w:pPr>
       <w:r>
-        <w:t xml:space="preserve">Stage A는 4모듈×2위상으로 구성된 2:1 양방향 RSC이며 목표 피크전력은 150 kW다. 충전과 주행의 주전력을 고정비로 전달하고 정밀 전압조정은 Stage B에 맡긴다. 공진전류의 영교차를 검출해 ZCS를 유지하며, 부하가 낮을 때는 일부 모듈을 정지하는 모듈 셰딩으로 고정손실을 줄인다. 주요 설계값과 실행 결과는 표 6과 같다.</w:t>
+        <w:t xml:space="preserve">Stage A는 4모듈×2위상으로 구성된 2:1 양방향 RSC이며 목표 피크전력은 150 kW다. 충전과 주행의 주전력을 고정비로 전달하고 정밀 전압조정은 Stage B에 맡긴다. 공진전류의 영교차를 검출해 ZCS를 유지하며, 부하가 낮을 때는 일부 모듈을 정지하는 모듈 셰딩으로 고정손실을 줄인다. 주요 설계값과 실행 결과는 표 7과 같다.</w:t>
       </w:r>
     </w:p>
     <w:p>
@@ -6883,7 +7798,7 @@
         <w:jc w:val="center"/>
       </w:pPr>
       <w:r>
-        <w:t xml:space="preserve">표 6. Stage A의 주요 설계값과 시험 결과</w:t>
+        <w:t xml:space="preserve">표 7. Stage A의 주요 설계값과 시험 결과</w:t>
       </w:r>
     </w:p>
     <w:tbl>
@@ -7641,7 +8556,7 @@
         <w:jc w:val="both"/>
       </w:pPr>
       <w:r>
-        <w:t xml:space="preserve">SALS는 빠른 전압제어기가 아니라 상위 부하 승인 계층이다. 현재 구현은 보조버스 연속정격 25 kW에 95 % 여유를 둔 정적 예산(400 V 기준 59.375 A)에서 비지연 부하를 뺀 나머지를 정온도계수(Positive Temperature Coefficient, PTC) 히터, 배터리 히터, 48 V 저우선 부하의 요청에 우선순위대로 배분한다. 사건 범위를 확인할 수 없으면 조정부하 승인을 0으로 두는 fail-closed 동작을 쓴다.</w:t>
+        <w:t xml:space="preserve">SALS는 빠른 전압제어기가 아니라 상위 부하 승인 계층이다. 개정한 프로토콜은 표 6의 등급을 따른다. M0 부하의 선언 최대는 항상 예산에서 빼고, 컴프레서(M1)는 요청을 받는 즉시 선언 전력을 예약한 뒤 지연 가능 부하(D)의 허용치를 우선순위대로 줄인다. 컴프레서 승인과 D 허용치의 증가는, 메시지 지연(≤ 5 ms)과 손실, D 장치의 워치독(50 ms)과 변화율 계약을 모두 고려한 향후 160 ms의 최악 합이 예산 이하일 때만 허용한다. 허용치에는 순번을 붙여 바뀔 때와 10 ms마다 보내고, 유효 메시지가 50 ms 동안 없으면 D 장치는 스스로 0으로 간다(fail-closed).</w:t>
       </w:r>
     </w:p>
     <w:p>
@@ -7649,7 +8564,7 @@
         <w:jc w:val="both"/>
       </w:pPr>
       <w:r>
-        <w:t xml:space="preserve">정적 연속 한계가 625 V 이상에서 25 kW로 일정하므로 이 예산은 배터리 전압과 무관하다. 과도 허용 전력의 전압 의존성(6.6절)과 에너지 요구·최소 동작시간·재기동 같은 시간 결합은 아직 반영하지 않았으므로, 현재 구현은 단일 시점 우선순위 승인이다.</w:t>
+        <w:t xml:space="preserve">예산은 배터리 전압과 무관한 정적 값(23.75 kW)이다. 정적 연속 한계가 보장 범위(640–920 V)에서 25 kW로 일정하기 때문이다. 과도 허용 전력의 전압 의존성(6.6절)과 에너지 요구·최소 동작시간 같은 시간 결합은 아직 반영하지 않았다.</w:t>
       </w:r>
     </w:p>
     <w:p>
@@ -7657,7 +8572,7 @@
         <w:jc w:val="both"/>
       </w:pPr>
       <w:r>
-        <w:t xml:space="preserve">관측하지 못한 사건에 대비하려면 부하 측 전자제어기(Electronic Control Unit, ECU)가 부하를 켜기 전에 승인을 받는 절차가 필요하다. 이 절차가 성립하려면 부하 등급을 먼저 정해야 한다. 비지연 부하는 승인을 거부할 수 없으므로, 사전 승인은 기동 시점을 정해진 상한 안에서 늦추는 것으로 정의하고 등급별 최대 지연을 요구사항으로 둔다(표 5).</w:t>
+        <w:t xml:space="preserve">관측하지 못한 사건은 부하 측 전자제어기(Electronic Control Unit, ECU)의 사전 승인 절차로 다룬다. 컴프레서는 승인 없이 기동하지 않으며, 승인 없이 기동하거나 계약보다 빠르게 변하는 부하는 계약 위반으로 분류해 Tier-2 하드웨어 여유와 보호 설계의 대상으로 둔다.</w:t>
       </w:r>
     </w:p>
     <w:p>
@@ -7673,7 +8588,7 @@
         <w:jc w:val="both"/>
       </w:pPr>
       <w:r>
-        <w:t xml:space="preserve">표 7은 운전 모드별 각 단의 역할과 현재 검증 상태를 정리한 것이다.</w:t>
+        <w:t xml:space="preserve">표 8은 운전 모드별 각 단의 역할과 현재 검증 상태를 정리한 것이다.</w:t>
       </w:r>
     </w:p>
     <w:p>
@@ -7684,7 +8599,7 @@
         <w:jc w:val="center"/>
       </w:pPr>
       <w:r>
-        <w:t xml:space="preserve">표 7. 운전 모드별 역할과 검증 상태</w:t>
+        <w:t xml:space="preserve">표 8. 운전 모드별 역할과 검증 상태</w:t>
       </w:r>
     </w:p>
     <w:tbl>
@@ -8531,7 +9446,7 @@
         <w:jc w:val="both"/>
       </w:pPr>
       <w:r>
-        <w:t xml:space="preserve">검증은 해석 계산, Stage A 스위칭 ODE 모델, Stage B 평균모델, Python·MATLAB 교차 구현 및 실패 회귀시험으로 진행했다. 각 시험의 통과는 해당 모델과 조건에서 정의한 기준을 만족했다는 뜻이며, 상위 검증단계의 완료를 의미하지 않는다. 평균모델 통과를 실제 스위칭, 열, 절연, 전자기 간섭 또는 시제품 검증으로 확대하지 않는다. 사용한 모델과 검증 수준은 표 8과 같다.</w:t>
+        <w:t xml:space="preserve">검증은 해석 계산, Stage A 스위칭 ODE 모델, Stage B 평균모델, Python·MATLAB 교차 구현 및 실패 회귀시험으로 진행했다. 각 시험의 통과는 해당 모델과 조건에서 정의한 기준을 만족했다는 뜻이며, 상위 검증단계의 완료를 의미하지 않는다. 평균모델 통과를 실제 스위칭, 열, 절연, 전자기 간섭 또는 시제품 검증으로 확대하지 않는다. 사용한 모델과 검증 수준은 표 9과 같다.</w:t>
       </w:r>
     </w:p>
     <w:p>
@@ -8542,7 +9457,7 @@
         <w:jc w:val="center"/>
       </w:pPr>
       <w:r>
-        <w:t xml:space="preserve">표 8. 검증 모델과 검증 수준</w:t>
+        <w:t xml:space="preserve">표 9. 검증 모델과 검증 수준</w:t>
       </w:r>
     </w:p>
     <w:tbl>
@@ -9360,6 +10275,136 @@
           </w:p>
         </w:tc>
       </w:tr>
+      <w:tr>
+        <w:trPr>
+          <w:cantSplit/>
+        </w:trPr>
+        <w:tc>
+          <w:tcPr>
+            <w:tcW w:type="dxa" w:w="1923"/>
+            <w:tcMar>
+              <w:top w:type="dxa" w:w="50"/>
+              <w:left w:type="dxa" w:w="90"/>
+              <w:bottom w:type="dxa" w:w="50"/>
+              <w:right w:type="dxa" w:w="90"/>
+            </w:tcMar>
+            <w:vAlign w:val="center"/>
+          </w:tcPr>
+          <w:p>
+            <w:pPr>
+              <w:spacing w:after="0" w:before="0" w:line="260"/>
+              <w:jc w:val="left"/>
+            </w:pPr>
+            <w:r>
+              <w:rPr>
+                <w:sz w:val="16"/>
+                <w:szCs w:val="16"/>
+              </w:rPr>
+              <w:t xml:space="preserve">표본화 선형화(v1.2)</w:t>
+            </w:r>
+          </w:p>
+        </w:tc>
+        <w:tc>
+          <w:tcPr>
+            <w:tcW w:type="dxa" w:w="2293"/>
+            <w:tcMar>
+              <w:top w:type="dxa" w:w="50"/>
+              <w:left w:type="dxa" w:w="90"/>
+              <w:bottom w:type="dxa" w:w="50"/>
+              <w:right w:type="dxa" w:w="90"/>
+            </w:tcMar>
+            <w:vAlign w:val="center"/>
+          </w:tcPr>
+          <w:p>
+            <w:pPr>
+              <w:spacing w:after="0" w:before="0" w:line="260"/>
+              <w:jc w:val="left"/>
+            </w:pPr>
+            <w:r>
+              <w:rPr>
+                <w:sz w:val="16"/>
+                <w:szCs w:val="16"/>
+              </w:rPr>
+              <w:t xml:space="preserve">제어주기 5 µs 폐루프 사상의 야코비안</w:t>
+            </w:r>
+          </w:p>
+        </w:tc>
+        <w:tc>
+          <w:tcPr>
+            <w:tcW w:type="dxa" w:w="1405"/>
+            <w:tcMar>
+              <w:top w:type="dxa" w:w="50"/>
+              <w:left w:type="dxa" w:w="90"/>
+              <w:bottom w:type="dxa" w:w="50"/>
+              <w:right w:type="dxa" w:w="90"/>
+            </w:tcMar>
+            <w:vAlign w:val="center"/>
+          </w:tcPr>
+          <w:p>
+            <w:pPr>
+              <w:spacing w:after="0" w:before="0" w:line="260"/>
+              <w:jc w:val="left"/>
+            </w:pPr>
+            <w:r>
+              <w:rPr>
+                <w:sz w:val="16"/>
+                <w:szCs w:val="16"/>
+              </w:rPr>
+              <w:t xml:space="preserve">Python</w:t>
+            </w:r>
+          </w:p>
+        </w:tc>
+        <w:tc>
+          <w:tcPr>
+            <w:tcW w:type="dxa" w:w="1331"/>
+            <w:tcMar>
+              <w:top w:type="dxa" w:w="50"/>
+              <w:left w:type="dxa" w:w="90"/>
+              <w:bottom w:type="dxa" w:w="50"/>
+              <w:right w:type="dxa" w:w="90"/>
+            </w:tcMar>
+            <w:vAlign w:val="center"/>
+          </w:tcPr>
+          <w:p>
+            <w:pPr>
+              <w:spacing w:after="0" w:before="0" w:line="260"/>
+              <w:jc w:val="left"/>
+            </w:pPr>
+            <w:r>
+              <w:rPr>
+                <w:sz w:val="16"/>
+                <w:szCs w:val="16"/>
+              </w:rPr>
+              <w:t xml:space="preserve">지연 여유, 한계 모드 분석</w:t>
+            </w:r>
+          </w:p>
+        </w:tc>
+        <w:tc>
+          <w:tcPr>
+            <w:tcW w:type="dxa" w:w="2074"/>
+            <w:tcMar>
+              <w:top w:type="dxa" w:w="50"/>
+              <w:left w:type="dxa" w:w="90"/>
+              <w:bottom w:type="dxa" w:w="50"/>
+              <w:right w:type="dxa" w:w="90"/>
+            </w:tcMar>
+            <w:vAlign w:val="center"/>
+          </w:tcPr>
+          <w:p>
+            <w:pPr>
+              <w:spacing w:after="0" w:before="0" w:line="260"/>
+              <w:jc w:val="left"/>
+            </w:pPr>
+            <w:r>
+              <w:rPr>
+                <w:sz w:val="16"/>
+                <w:szCs w:val="16"/>
+              </w:rPr>
+              <w:t xml:space="preserve">포화 비활성 운전점 근방만 유효</w:t>
+            </w:r>
+          </w:p>
+        </w:tc>
+      </w:tr>
     </w:tbl>
     <w:p>
       <w:pPr>
@@ -9430,7 +10475,7 @@
         <w:jc w:val="both"/>
       </w:pPr>
       <w:r>
-        <w:t xml:space="preserve">지연은 세 요소로 모델링했다. 제어기는 5 µs마다 지령을 계산해 다음 갱신까지 유지하며(영차유지, 평균 약 2.5 µs), 계산된 지령은 5 µs의 전달지연을 거쳐 적용되고, DAB 링크전류는 시정수 10 µs의 1차 응답으로 지령을 따른다. 영차유지와 전달지연을 합한 등가 지연은 약 7.5 µs로, 통상적인 디지털 제어 지연 가정(연산 1주기와 변조 갱신 반주기)과 같은 수준이다. 따라서 6.5절의 추가 지연 여유는 ADC 변환, 센서 필터, 게이트 구동, DAB 위상 갱신처럼 이 모델에 포함되지 않은 지연을 모두 흡수해야 한다.</w:t>
+        <w:t xml:space="preserve">지연은 세 요소로 모델링했다. 제어기는 5 µs마다 지령을 계산해 다음 갱신까지 유지하며(영차유지, 평균 약 2.5 µs), 계산된 지령은 5 µs의 전달지연을 거쳐 적용되고, DAB 링크전류는 시정수 10 µs의 1차 응답으로 지령을 따른다. 영차유지와 전달지연을 합한 등가 지연은 약 7.5 µs로, 통상적인 디지털 제어 지연 가정(연산 1주기와 변조 갱신 반주기)과 같은 수준이다. 따라서 추가 지연 여유는 센서 필터, 게이트 구동, DAB 위상 갱신처럼 이 모델에 포함되지 않은 지연을 모두 흡수해야 한다. 이 예산은 절연 감지 증폭기의 신호 지연(최대 2.6 µs)[25]과 게이트 드라이버 전파지연(최대 0.13 µs)[26]의 합 2.73 µs에 약 10 %를 더해 +3.0 µs로 정했다. ADC 변환(12비트 0.28 µs)[27]은 모델의 연산 주기 안에 포함된다.</w:t>
       </w:r>
     </w:p>
     <w:p>
@@ -9494,7 +10539,7 @@
         <w:jc w:val="both"/>
       </w:pPr>
       <w:r>
-        <w:t xml:space="preserve">640–920 V의 10 V 간격 29점과 648 V, 788 V, 907 V를 더한 32개 전압점에서 1→25 kW 부하 증가가 모두 통과했다. 5→25 kW 증가 3건, 25→1 kW 부하 제거 3건, 회생과 직렬전압 0 V 통과 3건을 포함한 정상시험 41건이 모두 기준을 충족했다. 대표 결과는 표 9와 그림 4와 같다.</w:t>
+        <w:t xml:space="preserve">640–920 V의 10 V 간격 29점과 648 V, 788 V, 907 V를 더한 32개 전압점에서 1→25 kW 부하 증가가 모두 통과했다. 5→25 kW 증가 3건, 25→1 kW 부하 제거 3건, 회생과 직렬전압 0 V 통과 3건을 포함한 정상시험 41건이 모두 기준을 충족했다. 대표 결과는 표 10와 그림 4와 같다.</w:t>
       </w:r>
     </w:p>
     <w:p>
@@ -9505,7 +10550,7 @@
         <w:jc w:val="center"/>
       </w:pPr>
       <w:r>
-        <w:t xml:space="preserve">표 9. 공통 고정이득 제어기의 대표 결과(1→25 kW)</w:t>
+        <w:t xml:space="preserve">표 10. 공통 고정이득 제어기의 대표 결과(1→25 kW)</w:t>
       </w:r>
     </w:p>
     <w:tbl>
@@ -10394,7 +11439,7 @@
         <w:pStyle w:val="SourceNote"/>
       </w:pPr>
       <w:r>
-        <w:t xml:space="preserve">자료: python/pprc_fixed_control.py(v1.0-interim)로 저자가 재계산해 작성. 점선은 400±4 V와 400±8 V, 붉은 점선은 경로전류 한계 100 A. 판정 수치는 20 ms 시험 결과(표 9)와 같다.</w:t>
+        <w:t xml:space="preserve">자료: python/pprc_fixed_control.py(v1.0-interim)로 저자가 재계산해 작성. 점선은 400±4 V와 400±8 V, 붉은 점선은 경로전류 한계 100 A. 판정 수치는 20 ms 시험 결과(표 10)와 같다.</w:t>
       </w:r>
     </w:p>
     <w:p>
@@ -10418,7 +11463,7 @@
         <w:jc w:val="both"/>
       </w:pPr>
       <w:r>
-        <w:t xml:space="preserve">640 V 정격 스텝에서는 모든 포트가 동시에 한계의 90 % 이상을 사용한다(표 10, 그림 5). 따라서 640 V는 운전범위의 하한일 뿐 아니라 모든 정격이 동시에 묶이는 설계 코너다.</w:t>
+        <w:t xml:space="preserve">640 V 정격 스텝에서는 모든 포트가 동시에 한계의 90 % 이상을 사용한다(표 11, 그림 5). 따라서 640 V는 운전범위의 하한일 뿐 아니라 모든 정격이 동시에 묶이는 설계 코너다.</w:t>
       </w:r>
     </w:p>
     <w:p>
@@ -10429,7 +11474,7 @@
         <w:jc w:val="center"/>
       </w:pPr>
       <w:r>
-        <w:t xml:space="preserve">표 10. 640 V, 1→25 kW 시험의 포트별 피크와 여유</w:t>
+        <w:t xml:space="preserve">표 11. 640 V, 1→25 kW 시험의 포트별 피크와 여유</w:t>
       </w:r>
     </w:p>
     <w:tbl>
@@ -11374,7 +12419,7 @@
         <w:pStyle w:val="SourceNote"/>
       </w:pPr>
       <w:r>
-        <w:t xml:space="preserve">자료: 표 10과 같은 자료로 저자 작성.</w:t>
+        <w:t xml:space="preserve">자료: 표 11과 같은 자료로 저자 작성.</w:t>
       </w:r>
     </w:p>
     <w:p>
@@ -11382,7 +12427,7 @@
         <w:jc w:val="both"/>
       </w:pPr>
       <w:r>
-        <w:t xml:space="preserve">세 가지 실패 결과는 이 코너의 전류 여유 부족이라는 같은 원인에서 나온다. 첫째, 공차시험 최대 99.95 A는 브리지 필터 인덕턴스 −10 %에서 경로전류 과도가 커진 결과다. 둘째, 전달지연 6.3 µs의 실패는 불안정이 아니라 지연이 늘면서 640 V 경로전류가 98.0 A에서 100.05 A로 연속적으로 증가해 한계를 넘은 것이다(6.5절). 셋째, 초기 모델에서 지령 상한을 100 A로 높이자 경로전류가 106.9 A가 된 것은 지령 포화값이 실제 경로전류를 제한하지 않음을 보여 준다. 따라서 재설계 목표는 개별 사례의 통과가 아니라 640 V 코너의 전류 여유를 정량 기준으로 확보하는 것이다(8.3절).</w:t>
+        <w:t xml:space="preserve">세 가지 실패 결과는 이 코너의 전류 여유 부족이라는 같은 원인에서 나온다. 첫째, 공차시험 최대 99.95 A는 브리지 필터 인덕턴스 −10 %에서 경로전류 과도가 커진 결과다. 둘째, 전달지연 6.3 µs의 실패는 불안정이 아니라 지연이 늘면서 640 V 경로전류가 98.0 A에서 100.05 A로 연속적으로 증가해 한계를 넘은 것이다(6.5절). 셋째, 초기 모델에서 지령 상한을 100 A로 높이자 경로전류가 106.9 A가 된 것은 지령 포화값이 실제 경로전류를 제한하지 않음을 보여 준다. 따라서 재설계 목표는 개별 사례의 통과가 아니라 640 V 코너의 전류 여유를 정량 기준으로 확보하는 것이다(6.9–6.10절).</w:t>
       </w:r>
     </w:p>
     <w:p>
@@ -11406,7 +12451,7 @@
         <w:jc w:val="both"/>
       </w:pPr>
       <w:r>
-        <w:t xml:space="preserve">DAB 전류응답 시정수를 10 µs에서 15 µs로 늘린 2건과 효율 가정을 96 %에서 94 %로 낮춘 2건은 통과했지만, 전달지연을 10 µs 또는 15 µs로 늘린 4건은 모두 실패했다. 제어기는 1차 응답 지연보다 순수 지연에 훨씬 민감하다. 5.0–10.0 µs 지연 스윕의 결과는 두 가지 실패 양상으로 나뉜다(표 11, 그림 6).</w:t>
+        <w:t xml:space="preserve">DAB 전류응답 시정수를 10 µs에서 15 µs로 늘린 2건과 효율 가정을 96 %에서 94 %로 낮춘 2건은 통과했지만, 전달지연을 10 µs 또는 15 µs로 늘린 4건은 모두 실패했다. 제어기는 1차 응답 지연보다 순수 지연에 훨씬 민감하다. 5.0–10.0 µs 지연 스윕의 결과는 두 가지 실패 양상으로 나뉜다(표 12, 그림 6).</w:t>
       </w:r>
     </w:p>
     <w:p>
@@ -11417,7 +12462,7 @@
         <w:jc w:val="center"/>
       </w:pPr>
       <w:r>
-        <w:t xml:space="preserve">표 11. 전달지연 스윕에서 나타난 실패 양상</w:t>
+        <w:t xml:space="preserve">표 12. 전달지연 스윕에서 나타난 실패 양상</w:t>
       </w:r>
     </w:p>
     <w:tbl>
@@ -12174,7 +13219,7 @@
         <w:jc w:val="both"/>
       </w:pPr>
       <w:r>
-        <w:t xml:space="preserve">따라서 현재 제어기의 여유는 두 지표로 나타낼 수 있다. 전류 여유는 640 V 공칭에서 약 2 A(98.0 A 대 100 A)이고, 감쇠·지연 여유는 공칭 5 µs 대비 약 1.5 µs(리플 기준)에서 2.5 µs(조정 상실)다. 시험한 두 공칭 사례의 공통 이산 경계는 6.2 µs 통과와 6.3 µs 실패 사이다. 이 값은 평균모델의 진단 결과이며 실제 디지털 제어기의 허용 총지연을 보증하지 않는다. 보호기가 없는 실패 시뮬레이션의 수백 A 전류는 허용 가능한 값이 아니라 제어 불안정과 정격 위반을 나타내는 실패 궤적이다.</w:t>
+        <w:t xml:space="preserve">따라서 기존 제어기의 여유는 두 지표로 나타낼 수 있다. 전류 여유는 640 V 공칭에서 약 2 A(98.0 A 대 100 A)이고, 감쇠·지연 여유는 공칭 5 µs 대비 약 1.5 µs(리플 기준)에서 2.5 µs(조정 상실)다. 시험한 두 공칭 사례의 공통 이산 경계는 6.2 µs 통과와 6.3 µs 실패 사이다. 이 값은 평균모델의 진단 결과이며 실제 디지털 제어기의 허용 총지연을 보증하지 않는다. 보호기가 없는 실패 시뮬레이션의 수백 A 전류는 허용 가능한 값이 아니라 제어 불안정과 정격 위반을 나타내는 실패 궤적이다.</w:t>
       </w:r>
     </w:p>
     <w:p>
@@ -12279,7 +13324,7 @@
         <w:jc w:val="both"/>
       </w:pPr>
       <w:r>
-        <w:t xml:space="preserve">시험 목적과 제어기가 다른 시험군은 합산하지 않고 군별로 해석한다(표 12). 고정 제어기의 사전 정의 시험 80개 조건(정상 41, 공차 28, 과부하 3, 민감도 8)은 Python과 MATLAB의 통과·실패와 개별 한계 위반 판정이 모두 일치했으며, 지연 스윕은 Python 진단이다.</w:t>
+        <w:t xml:space="preserve">시험 목적과 제어기가 다른 시험군은 합산하지 않고 군별로 해석한다(표 13). 고정 제어기의 사전 정의 시험 80개 조건(정상 41, 공차 28, 과부하 3, 민감도 8)은 Python과 MATLAB의 통과·실패와 개별 한계 위반 판정이 모두 일치했으며, 지연 스윕은 Python 진단이다.</w:t>
       </w:r>
     </w:p>
     <w:p>
@@ -12290,7 +13335,7 @@
         <w:jc w:val="center"/>
       </w:pPr>
       <w:r>
-        <w:t xml:space="preserve">표 12. 시험군별 결과</w:t>
+        <w:t xml:space="preserve">표 13. 시험군별 결과</w:t>
       </w:r>
     </w:p>
     <w:tbl>
@@ -13485,7 +14530,7 @@
         <w:jc w:val="both"/>
       </w:pPr>
       <w:r>
-        <w:t xml:space="preserve">SALS의 최악값 창은 명령을 관측한 뒤 발생하는 부하를 보수적으로 다루도록 수정되었다. 그러나 물리적 부하가 명령 20 ms 뒤에 시작하고 통신 관측이 명령 30 ms 뒤이면 부하가 관측보다 10 ms 먼저 시작할 수 있다. 800 V 조건에서 이 반례를 재현했다(그림 8). 반례의 합산 요구전류 122.161 A는 표 13과 같이 두 성분으로 나뉜다.</w:t>
+        <w:t xml:space="preserve">SALS의 최악값 창은 명령을 관측한 뒤 발생하는 부하를 보수적으로 다루도록 수정되었다. 그러나 물리적 부하가 명령 20 ms 뒤에 시작하고 통신 관측이 명령 30 ms 뒤이면 부하가 관측보다 10 ms 먼저 시작할 수 있다. 800 V 조건에서 이 반례를 재현했다(그림 8). 반례의 합산 요구전류 122.161 A는 표 14과 같이 두 성분으로 나뉜다.</w:t>
       </w:r>
     </w:p>
     <w:p>
@@ -13496,7 +14541,7 @@
         <w:jc w:val="center"/>
       </w:pPr>
       <w:r>
-        <w:t xml:space="preserve">표 13. SALS 관측 전 사건 반례의 성분 분해(800 V)</w:t>
+        <w:t xml:space="preserve">표 14. SALS 관측 전 사건 반례의 성분 분해(800 V)</w:t>
       </w:r>
     </w:p>
     <w:tbl>
@@ -14352,7 +15397,7 @@
         <w:jc w:val="both"/>
       </w:pPr>
       <w:r>
-        <w:t xml:space="preserve">또한 이 반례의 사전 승인은 이전 창 기반 스케줄러(400 V 기준 95 A 상한)로 계산되었기 때문에, 서지 전에도 합산 요구전류가 62.7 A로 현재의 정적 예산을 넘는다. 따라서 이 반례는 “관측 시점부터 창을 시작하는 것만으로는 인과성을 보장할 수 없다”는 결론을 지지하지만, 현재 정적 예산 SALS의 인과성 문제만 분리한 사례는 아니다. 인과성만 분리한 반례는 비지연 부하가 예산 안에 드는 부하 정의를 확정한 뒤(3.5절) 다시 구성한다. 인과성 부분은 부하 측 ECU의 사전 승인 절차 또는 상시 예비용량으로, 용량 부분은 단시간 정격·소프트스타트·운전범위 정의로 해결해야 한다.</w:t>
+        <w:t xml:space="preserve">또한 이 반례의 사전 승인은 이전 창 기반 스케줄러(400 V 기준 95 A 상한)로 계산되었기 때문에, 서지 전에도 합산 요구전류가 62.7 A로 현재의 정적 예산을 넘는다. 따라서 이 반례는 “관측 시점부터 창을 시작하는 것만으로는 인과성을 보장할 수 없다”는 결론을 지지하지만, 현재 정적 예산 SALS의 인과성 문제만 분리한 사례는 아니다. 부하 정의를 확정한 뒤의 승인 시험은 6.11절에 있다. 인과성 부분은 부하 측 ECU의 사전 승인 절차 또는 상시 예비용량으로, 용량 부분은 단시간 정격·소프트스타트·운전범위 정의로 해결해야 한다.</w:t>
       </w:r>
     </w:p>
     <w:p>
@@ -14365,18 +15410,18 @@
     </w:p>
     <w:p>
       <w:pPr>
-        <w:pStyle w:val="Heading1"/>
-      </w:pPr>
-      <w:r>
-        <w:t xml:space="preserve">7. 현재까지의 성과, 한계 및 기술 성숙도</w:t>
-      </w:r>
-    </w:p>
-    <w:p>
-      <w:pPr>
         <w:pStyle w:val="Heading2"/>
       </w:pPr>
       <w:r>
-        <w:t xml:space="preserve">7.1 현재까지 확보한 성과</w:t>
+        <w:t xml:space="preserve">6.9 확정 기준에 따른 기존 제어기 재판정</w:t>
+      </w:r>
+    </w:p>
+    <w:p>
+      <w:pPr>
+        <w:jc w:val="both"/>
+      </w:pPr>
+      <w:r>
+        <w:t xml:space="preserve">3장에서 확정한 기준으로 기존 고정이득 제어기를 다시 판정했다. 시험 격자는 7개 배터리 전압(632–920 V)의 Tier-1 스텝 10종과 Tier-2 스텝 2종에 공칭 조건과 추가 지연 +3.0 µs를 적용하고, 640 V와 920 V에서 단일 변수 ±10 % 공차 14종과 민감도 2종(DAB 시정수 15 µs, 효율 94 %)을 더한 552건이다.</w:t>
       </w:r>
     </w:p>
     <w:p>
@@ -14390,7 +15435,7 @@
         <w:jc w:val="both"/>
       </w:pPr>
       <w:r>
-        <w:t xml:space="preserve">Stage B의 DAB 입력전력, 유한 링크 저장에너지와 방향별 효율을 반영한 에너지 보존 평균모델과 포트별 정격 판정 체계를 구축했다.</w:t>
+        <w:t xml:space="preserve">Tier-1: 공칭·공차·민감도 390건을 모두 통과했다. 최대 경로전류는 89.58 A(640 V, 브리지 필터 인덕턴스 −10 %, 15→25 kW)로 기준 90 A까지 0.42 A가 남는다. 계약상 최악 부하 시퀀스 36건도 통과했다(최대 85.13 A).</w:t>
       </w:r>
     </w:p>
     <w:p>
@@ -14404,7 +15449,7 @@
         <w:jc w:val="both"/>
       </w:pPr>
       <w:r>
-        <w:t xml:space="preserve">25 kW 보조버스에서 Stage B 처리전력이 최대 6.44 kW(25.7 %)이고 충전전류가 조정단을 지나지 않음을 평균모델에서 확인했다(가설 H1의 부분 근거).</w:t>
+        <w:t xml:space="preserve">Tier-2: 78건 중 58건을 통과했다. 1→25 kW 부하 증가에서 배터리 700 V 이하일 때 경로전류가 93.75 A를 넘었다(640 V 공칭 98.04 A, 공차 최대 99.95 A).</w:t>
       </w:r>
     </w:p>
     <w:p>
@@ -14418,7 +15463,2160 @@
         <w:jc w:val="both"/>
       </w:pPr>
       <w:r>
-        <w:t xml:space="preserve">하나의 고정 제어이득으로 공칭 지연 조건의 정상시험 41건(회생·0 V 통과 포함)과 단일 변수 공차시험 28건을 통과했고, 640 V 코너 여유·지연 실패 양상·전압별 과도 허용 전력을 정량화해 재설계 목표를 정했다.</w:t>
+        <w:t xml:space="preserve">지연: 추가 지연 +3.0 µs에서 Tier-1 70건이 모두 실패했다. 640·920 V의 대표 스텝에서 전달지연 6.4 µs(+1.4 µs)는 통과하고 6.5 µs(+1.5 µs)는 실패했다.</w:t>
+      </w:r>
+    </w:p>
+    <w:p>
+      <w:pPr>
+        <w:jc w:val="both"/>
+      </w:pPr>
+      <w:r>
+        <w:t xml:space="preserve">따라서 기존 제어기는 H2를 충족하지 못하며, 재설계 목표는 추가 지연 여유 +3.0 µs 이상, 1→25 kW 경로 피크 93.75 A 이하, Tier-1 90 A 유지로 정해졌다.</w:t>
+      </w:r>
+    </w:p>
+    <w:p>
+      <w:pPr>
+        <w:pStyle w:val="Heading2"/>
+      </w:pPr>
+      <w:r>
+        <w:t xml:space="preserve">6.10 제어기 재설계</w:t>
+      </w:r>
+    </w:p>
+    <w:p>
+      <w:pPr>
+        <w:jc w:val="both"/>
+      </w:pPr>
+      <w:r>
+        <w:t xml:space="preserve">지연 한계의 원인을 찾기 위해 시뮬레이션과 같은 적분 방식으로 한 제어주기(5 µs) 동안의 폐루프 사상을 운전점에서 선형화했다(python/ctrl_linear.py). 640 V에서 스펙트럼 반경은 추가 지연 +1.4 µs에서 0.997, +1.5 µs에서 1.001로, 비선형 시뮬레이션의 경계를 640 V와 920 V에서 그대로 재현했다. 불안정해지는 모드는 약 30 kHz의 고속 모드로, 고유벡터가 브리지 필터 전류와 변조율에 집중된 내부 전류루프 모드다. 약 800 Hz의 버스전압 모드는 지연과 무관하게 충분히 감쇠되어 있었다.</w:t>
+      </w:r>
+    </w:p>
+    <w:p>
+      <w:pPr>
+        <w:jc w:val="both"/>
+      </w:pPr>
+      <w:r>
+        <w:t xml:space="preserve">단순한 두 대안은 효과가 없거나 역효과였다. 극배치 대역폭을 4.8 kHz에서 2.5–3.5 kHz로 낮추면 지연 여유는 커지지만 전압강하와 경로전류가 커지고, 일부 공차 조건에서는 버스가 붕괴했다. 기존 이득에 예측을 적용한 상태에서 전압 비례항을 편차 2 V에서 포화시키면 1→25 kW 경로 피크는 92.9 A에서 86.7 A로 줄었다. 그러나 비례이득이 0.35–0.5배 아래로 줄어드는 영역에서 폐루프가 불안정해지고(선형화), 포화 폭 1.5 V에서는 부하 제거 뒤 한계 순환이 생겼다. 탐색 결과는 validation/2026-09-29-controller/exploration.json에 있다.</w:t>
+      </w:r>
+    </w:p>
+    <w:p>
+      <w:pPr>
+        <w:jc w:val="both"/>
+      </w:pPr>
+      <w:r>
+        <w:t xml:space="preserve">채택한 재설계 R1은 제어 구조(상태궤환·적분, 내부 전류 법칙, 링크전압 PI)와 설계점(788 V·5 kW)을 유지하고 두 가지만 바꾼다. 첫째, 연산 뒤 한 주기 늦게 적용되는 지령을 보상하기 위해, 직전 지령과 공칭 모델로 고속 상태(경로전류, 직렬전압, 브리지 전류)를 한 주기 앞으로 예측해 제어에 쓴다[28]. 버스전압과 링크전압은 측정값을 그대로 쓰므로 부하전류 측정이 필요 없다. 둘째, 주 극점의 감쇠비를 0.7에서 0.95로 높여 재충전 전류의 오버슈트를 줄인다. 나머지 극점과 전류지령 포화값 84 A는 그대로 두었다. 결과는 표 15와 그림 9과 같다.</w:t>
+      </w:r>
+    </w:p>
+    <w:p>
+      <w:pPr>
+        <w:pStyle w:val="Caption"/>
+        <w:keepNext/>
+        <w:keepLines/>
+        <w:jc w:val="center"/>
+      </w:pPr>
+      <w:r>
+        <w:t xml:space="preserve">표 15. 기존 고정이득 제어기와 재설계 제어기 R1의 비교</w:t>
+      </w:r>
+    </w:p>
+    <w:tbl>
+      <w:tblPr>
+        <w:tblW w:type="dxa" w:w="9026"/>
+        <w:tblBorders>
+          <w:top w:val="single" w:color="404040" w:sz="8"/>
+          <w:left w:val="single" w:color="A6A6A6" w:sz="2"/>
+          <w:bottom w:val="single" w:color="404040" w:sz="8"/>
+          <w:right w:val="single" w:color="A6A6A6" w:sz="2"/>
+          <w:insideH w:val="single" w:color="A6A6A6" w:sz="2"/>
+          <w:insideV w:val="single" w:color="A6A6A6" w:sz="2"/>
+        </w:tblBorders>
+      </w:tblPr>
+      <w:tblGrid>
+        <w:gridCol w:w="2850"/>
+        <w:gridCol w:w="1900"/>
+        <w:gridCol w:w="2137"/>
+        <w:gridCol w:w="2139"/>
+      </w:tblGrid>
+      <w:tr>
+        <w:trPr>
+          <w:cantSplit/>
+          <w:tblHeader/>
+        </w:trPr>
+        <w:tc>
+          <w:tcPr>
+            <w:tcW w:type="dxa" w:w="2850"/>
+            <w:shd w:fill="D9E2F3" w:color="auto" w:val="clear"/>
+            <w:tcMar>
+              <w:top w:type="dxa" w:w="50"/>
+              <w:left w:type="dxa" w:w="90"/>
+              <w:bottom w:type="dxa" w:w="50"/>
+              <w:right w:type="dxa" w:w="90"/>
+            </w:tcMar>
+            <w:vAlign w:val="center"/>
+          </w:tcPr>
+          <w:p>
+            <w:pPr>
+              <w:spacing w:after="0" w:before="0" w:line="260"/>
+              <w:jc w:val="center"/>
+            </w:pPr>
+            <w:r>
+              <w:rPr>
+                <w:b/>
+                <w:bCs/>
+                <w:sz w:val="16"/>
+                <w:szCs w:val="16"/>
+              </w:rPr>
+              <w:t xml:space="preserve">시험</w:t>
+            </w:r>
+          </w:p>
+        </w:tc>
+        <w:tc>
+          <w:tcPr>
+            <w:tcW w:type="dxa" w:w="1900"/>
+            <w:shd w:fill="D9E2F3" w:color="auto" w:val="clear"/>
+            <w:tcMar>
+              <w:top w:type="dxa" w:w="50"/>
+              <w:left w:type="dxa" w:w="90"/>
+              <w:bottom w:type="dxa" w:w="50"/>
+              <w:right w:type="dxa" w:w="90"/>
+            </w:tcMar>
+            <w:vAlign w:val="center"/>
+          </w:tcPr>
+          <w:p>
+            <w:pPr>
+              <w:spacing w:after="0" w:before="0" w:line="260"/>
+              <w:jc w:val="center"/>
+            </w:pPr>
+            <w:r>
+              <w:rPr>
+                <w:b/>
+                <w:bCs/>
+                <w:sz w:val="16"/>
+                <w:szCs w:val="16"/>
+              </w:rPr>
+              <w:t xml:space="preserve">기준</w:t>
+            </w:r>
+          </w:p>
+        </w:tc>
+        <w:tc>
+          <w:tcPr>
+            <w:tcW w:type="dxa" w:w="2137"/>
+            <w:shd w:fill="D9E2F3" w:color="auto" w:val="clear"/>
+            <w:tcMar>
+              <w:top w:type="dxa" w:w="50"/>
+              <w:left w:type="dxa" w:w="90"/>
+              <w:bottom w:type="dxa" w:w="50"/>
+              <w:right w:type="dxa" w:w="90"/>
+            </w:tcMar>
+            <w:vAlign w:val="center"/>
+          </w:tcPr>
+          <w:p>
+            <w:pPr>
+              <w:spacing w:after="0" w:before="0" w:line="260"/>
+              <w:jc w:val="center"/>
+            </w:pPr>
+            <w:r>
+              <w:rPr>
+                <w:b/>
+                <w:bCs/>
+                <w:sz w:val="16"/>
+                <w:szCs w:val="16"/>
+              </w:rPr>
+              <w:t xml:space="preserve">기존 고정이득</w:t>
+            </w:r>
+          </w:p>
+        </w:tc>
+        <w:tc>
+          <w:tcPr>
+            <w:tcW w:type="dxa" w:w="2139"/>
+            <w:shd w:fill="D9E2F3" w:color="auto" w:val="clear"/>
+            <w:tcMar>
+              <w:top w:type="dxa" w:w="50"/>
+              <w:left w:type="dxa" w:w="90"/>
+              <w:bottom w:type="dxa" w:w="50"/>
+              <w:right w:type="dxa" w:w="90"/>
+            </w:tcMar>
+            <w:vAlign w:val="center"/>
+          </w:tcPr>
+          <w:p>
+            <w:pPr>
+              <w:spacing w:after="0" w:before="0" w:line="260"/>
+              <w:jc w:val="center"/>
+            </w:pPr>
+            <w:r>
+              <w:rPr>
+                <w:b/>
+                <w:bCs/>
+                <w:sz w:val="16"/>
+                <w:szCs w:val="16"/>
+              </w:rPr>
+              <w:t xml:space="preserve">재설계 R1</w:t>
+            </w:r>
+          </w:p>
+        </w:tc>
+      </w:tr>
+      <w:tr>
+        <w:trPr>
+          <w:cantSplit/>
+        </w:trPr>
+        <w:tc>
+          <w:tcPr>
+            <w:tcW w:type="dxa" w:w="2850"/>
+            <w:tcMar>
+              <w:top w:type="dxa" w:w="50"/>
+              <w:left w:type="dxa" w:w="90"/>
+              <w:bottom w:type="dxa" w:w="50"/>
+              <w:right w:type="dxa" w:w="90"/>
+            </w:tcMar>
+            <w:vAlign w:val="center"/>
+          </w:tcPr>
+          <w:p>
+            <w:pPr>
+              <w:spacing w:after="0" w:before="0" w:line="260"/>
+              <w:jc w:val="left"/>
+            </w:pPr>
+            <w:r>
+              <w:rPr>
+                <w:sz w:val="16"/>
+                <w:szCs w:val="16"/>
+              </w:rPr>
+              <w:t xml:space="preserve">Tier-1 공칭·공차·민감도(390건)</w:t>
+            </w:r>
+          </w:p>
+        </w:tc>
+        <w:tc>
+          <w:tcPr>
+            <w:tcW w:type="dxa" w:w="1900"/>
+            <w:tcMar>
+              <w:top w:type="dxa" w:w="50"/>
+              <w:left w:type="dxa" w:w="90"/>
+              <w:bottom w:type="dxa" w:w="50"/>
+              <w:right w:type="dxa" w:w="90"/>
+            </w:tcMar>
+            <w:vAlign w:val="center"/>
+          </w:tcPr>
+          <w:p>
+            <w:pPr>
+              <w:spacing w:after="0" w:before="0" w:line="260"/>
+              <w:jc w:val="left"/>
+            </w:pPr>
+            <w:r>
+              <w:rPr>
+                <w:sz w:val="16"/>
+                <w:szCs w:val="16"/>
+              </w:rPr>
+              <w:t xml:space="preserve">≤ 90 A, 전압 기준</w:t>
+            </w:r>
+          </w:p>
+        </w:tc>
+        <w:tc>
+          <w:tcPr>
+            <w:tcW w:type="dxa" w:w="2137"/>
+            <w:tcMar>
+              <w:top w:type="dxa" w:w="50"/>
+              <w:left w:type="dxa" w:w="90"/>
+              <w:bottom w:type="dxa" w:w="50"/>
+              <w:right w:type="dxa" w:w="90"/>
+            </w:tcMar>
+            <w:vAlign w:val="center"/>
+          </w:tcPr>
+          <w:p>
+            <w:pPr>
+              <w:spacing w:after="0" w:before="0" w:line="260"/>
+              <w:jc w:val="left"/>
+            </w:pPr>
+            <w:r>
+              <w:rPr>
+                <w:sz w:val="16"/>
+                <w:szCs w:val="16"/>
+              </w:rPr>
+              <w:t xml:space="preserve">390 통과, 최대 89.58 A</w:t>
+            </w:r>
+          </w:p>
+        </w:tc>
+        <w:tc>
+          <w:tcPr>
+            <w:tcW w:type="dxa" w:w="2139"/>
+            <w:tcMar>
+              <w:top w:type="dxa" w:w="50"/>
+              <w:left w:type="dxa" w:w="90"/>
+              <w:bottom w:type="dxa" w:w="50"/>
+              <w:right w:type="dxa" w:w="90"/>
+            </w:tcMar>
+            <w:vAlign w:val="center"/>
+          </w:tcPr>
+          <w:p>
+            <w:pPr>
+              <w:spacing w:after="0" w:before="0" w:line="260"/>
+              <w:jc w:val="left"/>
+            </w:pPr>
+            <w:r>
+              <w:rPr>
+                <w:sz w:val="16"/>
+                <w:szCs w:val="16"/>
+              </w:rPr>
+              <w:t xml:space="preserve">390 통과, 최대 86.77 A</w:t>
+            </w:r>
+          </w:p>
+        </w:tc>
+      </w:tr>
+      <w:tr>
+        <w:trPr>
+          <w:cantSplit/>
+        </w:trPr>
+        <w:tc>
+          <w:tcPr>
+            <w:tcW w:type="dxa" w:w="2850"/>
+            <w:tcMar>
+              <w:top w:type="dxa" w:w="50"/>
+              <w:left w:type="dxa" w:w="90"/>
+              <w:bottom w:type="dxa" w:w="50"/>
+              <w:right w:type="dxa" w:w="90"/>
+            </w:tcMar>
+            <w:vAlign w:val="center"/>
+          </w:tcPr>
+          <w:p>
+            <w:pPr>
+              <w:spacing w:after="0" w:before="0" w:line="260"/>
+              <w:jc w:val="left"/>
+            </w:pPr>
+            <w:r>
+              <w:rPr>
+                <w:sz w:val="16"/>
+                <w:szCs w:val="16"/>
+              </w:rPr>
+              <w:t xml:space="preserve">Tier-1 추가 지연 +3.0 µs(70건)</w:t>
+            </w:r>
+          </w:p>
+        </w:tc>
+        <w:tc>
+          <w:tcPr>
+            <w:tcW w:type="dxa" w:w="1900"/>
+            <w:tcMar>
+              <w:top w:type="dxa" w:w="50"/>
+              <w:left w:type="dxa" w:w="90"/>
+              <w:bottom w:type="dxa" w:w="50"/>
+              <w:right w:type="dxa" w:w="90"/>
+            </w:tcMar>
+            <w:vAlign w:val="center"/>
+          </w:tcPr>
+          <w:p>
+            <w:pPr>
+              <w:spacing w:after="0" w:before="0" w:line="260"/>
+              <w:jc w:val="left"/>
+            </w:pPr>
+            <w:r>
+              <w:rPr>
+                <w:sz w:val="16"/>
+                <w:szCs w:val="16"/>
+              </w:rPr>
+              <w:t xml:space="preserve">같음</w:t>
+            </w:r>
+          </w:p>
+        </w:tc>
+        <w:tc>
+          <w:tcPr>
+            <w:tcW w:type="dxa" w:w="2137"/>
+            <w:tcMar>
+              <w:top w:type="dxa" w:w="50"/>
+              <w:left w:type="dxa" w:w="90"/>
+              <w:bottom w:type="dxa" w:w="50"/>
+              <w:right w:type="dxa" w:w="90"/>
+            </w:tcMar>
+            <w:vAlign w:val="center"/>
+          </w:tcPr>
+          <w:p>
+            <w:pPr>
+              <w:spacing w:after="0" w:before="0" w:line="260"/>
+              <w:jc w:val="left"/>
+            </w:pPr>
+            <w:r>
+              <w:rPr>
+                <w:sz w:val="16"/>
+                <w:szCs w:val="16"/>
+              </w:rPr>
+              <w:t xml:space="preserve">0 통과(불안정)</w:t>
+            </w:r>
+          </w:p>
+        </w:tc>
+        <w:tc>
+          <w:tcPr>
+            <w:tcW w:type="dxa" w:w="2139"/>
+            <w:tcMar>
+              <w:top w:type="dxa" w:w="50"/>
+              <w:left w:type="dxa" w:w="90"/>
+              <w:bottom w:type="dxa" w:w="50"/>
+              <w:right w:type="dxa" w:w="90"/>
+            </w:tcMar>
+            <w:vAlign w:val="center"/>
+          </w:tcPr>
+          <w:p>
+            <w:pPr>
+              <w:spacing w:after="0" w:before="0" w:line="260"/>
+              <w:jc w:val="left"/>
+            </w:pPr>
+            <w:r>
+              <w:rPr>
+                <w:sz w:val="16"/>
+                <w:szCs w:val="16"/>
+              </w:rPr>
+              <w:t xml:space="preserve">70 통과, 최대 87.62 A</w:t>
+            </w:r>
+          </w:p>
+        </w:tc>
+      </w:tr>
+      <w:tr>
+        <w:trPr>
+          <w:cantSplit/>
+        </w:trPr>
+        <w:tc>
+          <w:tcPr>
+            <w:tcW w:type="dxa" w:w="2850"/>
+            <w:tcMar>
+              <w:top w:type="dxa" w:w="50"/>
+              <w:left w:type="dxa" w:w="90"/>
+              <w:bottom w:type="dxa" w:w="50"/>
+              <w:right w:type="dxa" w:w="90"/>
+            </w:tcMar>
+            <w:vAlign w:val="center"/>
+          </w:tcPr>
+          <w:p>
+            <w:pPr>
+              <w:spacing w:after="0" w:before="0" w:line="260"/>
+              <w:jc w:val="left"/>
+            </w:pPr>
+            <w:r>
+              <w:rPr>
+                <w:sz w:val="16"/>
+                <w:szCs w:val="16"/>
+              </w:rPr>
+              <w:t xml:space="preserve">Tier-2 공칭·공차·민감도(78건)</w:t>
+            </w:r>
+          </w:p>
+        </w:tc>
+        <w:tc>
+          <w:tcPr>
+            <w:tcW w:type="dxa" w:w="1900"/>
+            <w:tcMar>
+              <w:top w:type="dxa" w:w="50"/>
+              <w:left w:type="dxa" w:w="90"/>
+              <w:bottom w:type="dxa" w:w="50"/>
+              <w:right w:type="dxa" w:w="90"/>
+            </w:tcMar>
+            <w:vAlign w:val="center"/>
+          </w:tcPr>
+          <w:p>
+            <w:pPr>
+              <w:spacing w:after="0" w:before="0" w:line="260"/>
+              <w:jc w:val="left"/>
+            </w:pPr>
+            <w:r>
+              <w:rPr>
+                <w:sz w:val="16"/>
+                <w:szCs w:val="16"/>
+              </w:rPr>
+              <w:t xml:space="preserve">≤ 93.75 A, 384–416 V</w:t>
+            </w:r>
+          </w:p>
+        </w:tc>
+        <w:tc>
+          <w:tcPr>
+            <w:tcW w:type="dxa" w:w="2137"/>
+            <w:tcMar>
+              <w:top w:type="dxa" w:w="50"/>
+              <w:left w:type="dxa" w:w="90"/>
+              <w:bottom w:type="dxa" w:w="50"/>
+              <w:right w:type="dxa" w:w="90"/>
+            </w:tcMar>
+            <w:vAlign w:val="center"/>
+          </w:tcPr>
+          <w:p>
+            <w:pPr>
+              <w:spacing w:after="0" w:before="0" w:line="260"/>
+              <w:jc w:val="left"/>
+            </w:pPr>
+            <w:r>
+              <w:rPr>
+                <w:sz w:val="16"/>
+                <w:szCs w:val="16"/>
+              </w:rPr>
+              <w:t xml:space="preserve">58 통과, 최대 99.95 A</w:t>
+            </w:r>
+          </w:p>
+        </w:tc>
+        <w:tc>
+          <w:tcPr>
+            <w:tcW w:type="dxa" w:w="2139"/>
+            <w:tcMar>
+              <w:top w:type="dxa" w:w="50"/>
+              <w:left w:type="dxa" w:w="90"/>
+              <w:bottom w:type="dxa" w:w="50"/>
+              <w:right w:type="dxa" w:w="90"/>
+            </w:tcMar>
+            <w:vAlign w:val="center"/>
+          </w:tcPr>
+          <w:p>
+            <w:pPr>
+              <w:spacing w:after="0" w:before="0" w:line="260"/>
+              <w:jc w:val="left"/>
+            </w:pPr>
+            <w:r>
+              <w:rPr>
+                <w:sz w:val="16"/>
+                <w:szCs w:val="16"/>
+              </w:rPr>
+              <w:t xml:space="preserve">78 통과, 최대 92.70 A</w:t>
+            </w:r>
+          </w:p>
+        </w:tc>
+      </w:tr>
+      <w:tr>
+        <w:trPr>
+          <w:cantSplit/>
+        </w:trPr>
+        <w:tc>
+          <w:tcPr>
+            <w:tcW w:type="dxa" w:w="2850"/>
+            <w:tcMar>
+              <w:top w:type="dxa" w:w="50"/>
+              <w:left w:type="dxa" w:w="90"/>
+              <w:bottom w:type="dxa" w:w="50"/>
+              <w:right w:type="dxa" w:w="90"/>
+            </w:tcMar>
+            <w:vAlign w:val="center"/>
+          </w:tcPr>
+          <w:p>
+            <w:pPr>
+              <w:spacing w:after="0" w:before="0" w:line="260"/>
+              <w:jc w:val="left"/>
+            </w:pPr>
+            <w:r>
+              <w:rPr>
+                <w:sz w:val="16"/>
+                <w:szCs w:val="16"/>
+              </w:rPr>
+              <w:t xml:space="preserve">선형화 추가 지연 여유(24개 운전점 최소)</w:t>
+            </w:r>
+          </w:p>
+        </w:tc>
+        <w:tc>
+          <w:tcPr>
+            <w:tcW w:type="dxa" w:w="1900"/>
+            <w:tcMar>
+              <w:top w:type="dxa" w:w="50"/>
+              <w:left w:type="dxa" w:w="90"/>
+              <w:bottom w:type="dxa" w:w="50"/>
+              <w:right w:type="dxa" w:w="90"/>
+            </w:tcMar>
+            <w:vAlign w:val="center"/>
+          </w:tcPr>
+          <w:p>
+            <w:pPr>
+              <w:spacing w:after="0" w:before="0" w:line="260"/>
+              <w:jc w:val="left"/>
+            </w:pPr>
+            <w:r>
+              <w:rPr>
+                <w:sz w:val="16"/>
+                <w:szCs w:val="16"/>
+              </w:rPr>
+              <w:t xml:space="preserve">≥ 3.0 µs</w:t>
+            </w:r>
+          </w:p>
+        </w:tc>
+        <w:tc>
+          <w:tcPr>
+            <w:tcW w:type="dxa" w:w="2137"/>
+            <w:tcMar>
+              <w:top w:type="dxa" w:w="50"/>
+              <w:left w:type="dxa" w:w="90"/>
+              <w:bottom w:type="dxa" w:w="50"/>
+              <w:right w:type="dxa" w:w="90"/>
+            </w:tcMar>
+            <w:vAlign w:val="center"/>
+          </w:tcPr>
+          <w:p>
+            <w:pPr>
+              <w:spacing w:after="0" w:before="0" w:line="260"/>
+              <w:jc w:val="left"/>
+            </w:pPr>
+            <w:r>
+              <w:rPr>
+                <w:sz w:val="16"/>
+                <w:szCs w:val="16"/>
+              </w:rPr>
+              <w:t xml:space="preserve">1.4 µs</w:t>
+            </w:r>
+          </w:p>
+        </w:tc>
+        <w:tc>
+          <w:tcPr>
+            <w:tcW w:type="dxa" w:w="2139"/>
+            <w:tcMar>
+              <w:top w:type="dxa" w:w="50"/>
+              <w:left w:type="dxa" w:w="90"/>
+              <w:bottom w:type="dxa" w:w="50"/>
+              <w:right w:type="dxa" w:w="90"/>
+            </w:tcMar>
+            <w:vAlign w:val="center"/>
+          </w:tcPr>
+          <w:p>
+            <w:pPr>
+              <w:spacing w:after="0" w:before="0" w:line="260"/>
+              <w:jc w:val="left"/>
+            </w:pPr>
+            <w:r>
+              <w:rPr>
+                <w:sz w:val="16"/>
+                <w:szCs w:val="16"/>
+              </w:rPr>
+              <w:t xml:space="preserve">4.1 µs</w:t>
+            </w:r>
+          </w:p>
+        </w:tc>
+      </w:tr>
+      <w:tr>
+        <w:trPr>
+          <w:cantSplit/>
+        </w:trPr>
+        <w:tc>
+          <w:tcPr>
+            <w:tcW w:type="dxa" w:w="2850"/>
+            <w:tcMar>
+              <w:top w:type="dxa" w:w="50"/>
+              <w:left w:type="dxa" w:w="90"/>
+              <w:bottom w:type="dxa" w:w="50"/>
+              <w:right w:type="dxa" w:w="90"/>
+            </w:tcMar>
+            <w:vAlign w:val="center"/>
+          </w:tcPr>
+          <w:p>
+            <w:pPr>
+              <w:spacing w:after="0" w:before="0" w:line="260"/>
+              <w:jc w:val="left"/>
+            </w:pPr>
+            <w:r>
+              <w:rPr>
+                <w:sz w:val="16"/>
+                <w:szCs w:val="16"/>
+              </w:rPr>
+              <w:t xml:space="preserve">Tier-1 지연 경계(비선형, 640·920 V)</w:t>
+            </w:r>
+          </w:p>
+        </w:tc>
+        <w:tc>
+          <w:tcPr>
+            <w:tcW w:type="dxa" w:w="1900"/>
+            <w:tcMar>
+              <w:top w:type="dxa" w:w="50"/>
+              <w:left w:type="dxa" w:w="90"/>
+              <w:bottom w:type="dxa" w:w="50"/>
+              <w:right w:type="dxa" w:w="90"/>
+            </w:tcMar>
+            <w:vAlign w:val="center"/>
+          </w:tcPr>
+          <w:p>
+            <w:pPr>
+              <w:spacing w:after="0" w:before="0" w:line="260"/>
+              <w:jc w:val="left"/>
+            </w:pPr>
+            <w:r>
+              <w:rPr>
+                <w:sz w:val="16"/>
+                <w:szCs w:val="16"/>
+              </w:rPr>
+              <w:t xml:space="preserve">—</w:t>
+            </w:r>
+          </w:p>
+        </w:tc>
+        <w:tc>
+          <w:tcPr>
+            <w:tcW w:type="dxa" w:w="2137"/>
+            <w:tcMar>
+              <w:top w:type="dxa" w:w="50"/>
+              <w:left w:type="dxa" w:w="90"/>
+              <w:bottom w:type="dxa" w:w="50"/>
+              <w:right w:type="dxa" w:w="90"/>
+            </w:tcMar>
+            <w:vAlign w:val="center"/>
+          </w:tcPr>
+          <w:p>
+            <w:pPr>
+              <w:spacing w:after="0" w:before="0" w:line="260"/>
+              <w:jc w:val="left"/>
+            </w:pPr>
+            <w:r>
+              <w:rPr>
+                <w:sz w:val="16"/>
+                <w:szCs w:val="16"/>
+              </w:rPr>
+              <w:t xml:space="preserve">+1.4 µs 통과, +1.5 µs 실패</w:t>
+            </w:r>
+          </w:p>
+        </w:tc>
+        <w:tc>
+          <w:tcPr>
+            <w:tcW w:type="dxa" w:w="2139"/>
+            <w:tcMar>
+              <w:top w:type="dxa" w:w="50"/>
+              <w:left w:type="dxa" w:w="90"/>
+              <w:bottom w:type="dxa" w:w="50"/>
+              <w:right w:type="dxa" w:w="90"/>
+            </w:tcMar>
+            <w:vAlign w:val="center"/>
+          </w:tcPr>
+          <w:p>
+            <w:pPr>
+              <w:spacing w:after="0" w:before="0" w:line="260"/>
+              <w:jc w:val="left"/>
+            </w:pPr>
+            <w:r>
+              <w:rPr>
+                <w:sz w:val="16"/>
+                <w:szCs w:val="16"/>
+              </w:rPr>
+              <w:t xml:space="preserve">+4.1 µs 통과, +4.2 µs 실패</w:t>
+            </w:r>
+          </w:p>
+        </w:tc>
+      </w:tr>
+      <w:tr>
+        <w:trPr>
+          <w:cantSplit/>
+        </w:trPr>
+        <w:tc>
+          <w:tcPr>
+            <w:tcW w:type="dxa" w:w="2850"/>
+            <w:tcMar>
+              <w:top w:type="dxa" w:w="50"/>
+              <w:left w:type="dxa" w:w="90"/>
+              <w:bottom w:type="dxa" w:w="50"/>
+              <w:right w:type="dxa" w:w="90"/>
+            </w:tcMar>
+            <w:vAlign w:val="center"/>
+          </w:tcPr>
+          <w:p>
+            <w:pPr>
+              <w:spacing w:after="0" w:before="0" w:line="260"/>
+              <w:jc w:val="left"/>
+            </w:pPr>
+            <w:r>
+              <w:rPr>
+                <w:sz w:val="16"/>
+                <w:szCs w:val="16"/>
+              </w:rPr>
+              <w:t xml:space="preserve">계약 최악 시퀀스</w:t>
+            </w:r>
+          </w:p>
+        </w:tc>
+        <w:tc>
+          <w:tcPr>
+            <w:tcW w:type="dxa" w:w="1900"/>
+            <w:tcMar>
+              <w:top w:type="dxa" w:w="50"/>
+              <w:left w:type="dxa" w:w="90"/>
+              <w:bottom w:type="dxa" w:w="50"/>
+              <w:right w:type="dxa" w:w="90"/>
+            </w:tcMar>
+            <w:vAlign w:val="center"/>
+          </w:tcPr>
+          <w:p>
+            <w:pPr>
+              <w:spacing w:after="0" w:before="0" w:line="260"/>
+              <w:jc w:val="left"/>
+            </w:pPr>
+            <w:r>
+              <w:rPr>
+                <w:sz w:val="16"/>
+                <w:szCs w:val="16"/>
+              </w:rPr>
+              <w:t xml:space="preserve">≤ 90 A</w:t>
+            </w:r>
+          </w:p>
+        </w:tc>
+        <w:tc>
+          <w:tcPr>
+            <w:tcW w:type="dxa" w:w="2137"/>
+            <w:tcMar>
+              <w:top w:type="dxa" w:w="50"/>
+              <w:left w:type="dxa" w:w="90"/>
+              <w:bottom w:type="dxa" w:w="50"/>
+              <w:right w:type="dxa" w:w="90"/>
+            </w:tcMar>
+            <w:vAlign w:val="center"/>
+          </w:tcPr>
+          <w:p>
+            <w:pPr>
+              <w:spacing w:after="0" w:before="0" w:line="260"/>
+              <w:jc w:val="left"/>
+            </w:pPr>
+            <w:r>
+              <w:rPr>
+                <w:sz w:val="16"/>
+                <w:szCs w:val="16"/>
+              </w:rPr>
+              <w:t xml:space="preserve">36 통과, 최대 85.13 A</w:t>
+            </w:r>
+          </w:p>
+        </w:tc>
+        <w:tc>
+          <w:tcPr>
+            <w:tcW w:type="dxa" w:w="2139"/>
+            <w:tcMar>
+              <w:top w:type="dxa" w:w="50"/>
+              <w:left w:type="dxa" w:w="90"/>
+              <w:bottom w:type="dxa" w:w="50"/>
+              <w:right w:type="dxa" w:w="90"/>
+            </w:tcMar>
+            <w:vAlign w:val="center"/>
+          </w:tcPr>
+          <w:p>
+            <w:pPr>
+              <w:spacing w:after="0" w:before="0" w:line="260"/>
+              <w:jc w:val="left"/>
+            </w:pPr>
+            <w:r>
+              <w:rPr>
+                <w:sz w:val="16"/>
+                <w:szCs w:val="16"/>
+              </w:rPr>
+              <w:t xml:space="preserve">48 통과(지연 +3.0 µs 포함), 최대 84.26 A</w:t>
+            </w:r>
+          </w:p>
+        </w:tc>
+      </w:tr>
+      <w:tr>
+        <w:trPr>
+          <w:cantSplit/>
+        </w:trPr>
+        <w:tc>
+          <w:tcPr>
+            <w:tcW w:type="dxa" w:w="2850"/>
+            <w:tcMar>
+              <w:top w:type="dxa" w:w="50"/>
+              <w:left w:type="dxa" w:w="90"/>
+              <w:bottom w:type="dxa" w:w="50"/>
+              <w:right w:type="dxa" w:w="90"/>
+            </w:tcMar>
+            <w:vAlign w:val="center"/>
+          </w:tcPr>
+          <w:p>
+            <w:pPr>
+              <w:spacing w:after="0" w:before="0" w:line="260"/>
+              <w:jc w:val="left"/>
+            </w:pPr>
+            <w:r>
+              <w:rPr>
+                <w:sz w:val="16"/>
+                <w:szCs w:val="16"/>
+              </w:rPr>
+              <w:t xml:space="preserve">Tier-1·Tier-2 최대 전압강하</w:t>
+            </w:r>
+          </w:p>
+        </w:tc>
+        <w:tc>
+          <w:tcPr>
+            <w:tcW w:type="dxa" w:w="1900"/>
+            <w:tcMar>
+              <w:top w:type="dxa" w:w="50"/>
+              <w:left w:type="dxa" w:w="90"/>
+              <w:bottom w:type="dxa" w:w="50"/>
+              <w:right w:type="dxa" w:w="90"/>
+            </w:tcMar>
+            <w:vAlign w:val="center"/>
+          </w:tcPr>
+          <w:p>
+            <w:pPr>
+              <w:spacing w:after="0" w:before="0" w:line="260"/>
+              <w:jc w:val="left"/>
+            </w:pPr>
+            <w:r>
+              <w:rPr>
+                <w:sz w:val="16"/>
+                <w:szCs w:val="16"/>
+              </w:rPr>
+              <w:t xml:space="preserve">8 V / 16 V</w:t>
+            </w:r>
+          </w:p>
+        </w:tc>
+        <w:tc>
+          <w:tcPr>
+            <w:tcW w:type="dxa" w:w="2137"/>
+            <w:tcMar>
+              <w:top w:type="dxa" w:w="50"/>
+              <w:left w:type="dxa" w:w="90"/>
+              <w:bottom w:type="dxa" w:w="50"/>
+              <w:right w:type="dxa" w:w="90"/>
+            </w:tcMar>
+            <w:vAlign w:val="center"/>
+          </w:tcPr>
+          <w:p>
+            <w:pPr>
+              <w:spacing w:after="0" w:before="0" w:line="260"/>
+              <w:jc w:val="left"/>
+            </w:pPr>
+            <w:r>
+              <w:rPr>
+                <w:sz w:val="16"/>
+                <w:szCs w:val="16"/>
+              </w:rPr>
+              <w:t xml:space="preserve">2.15 V / 5.49 V</w:t>
+            </w:r>
+          </w:p>
+        </w:tc>
+        <w:tc>
+          <w:tcPr>
+            <w:tcW w:type="dxa" w:w="2139"/>
+            <w:tcMar>
+              <w:top w:type="dxa" w:w="50"/>
+              <w:left w:type="dxa" w:w="90"/>
+              <w:bottom w:type="dxa" w:w="50"/>
+              <w:right w:type="dxa" w:w="90"/>
+            </w:tcMar>
+            <w:vAlign w:val="center"/>
+          </w:tcPr>
+          <w:p>
+            <w:pPr>
+              <w:spacing w:after="0" w:before="0" w:line="260"/>
+              <w:jc w:val="left"/>
+            </w:pPr>
+            <w:r>
+              <w:rPr>
+                <w:sz w:val="16"/>
+                <w:szCs w:val="16"/>
+              </w:rPr>
+              <w:t xml:space="preserve">2.30 V / 5.48 V</w:t>
+            </w:r>
+          </w:p>
+        </w:tc>
+      </w:tr>
+      <w:tr>
+        <w:trPr>
+          <w:cantSplit/>
+        </w:trPr>
+        <w:tc>
+          <w:tcPr>
+            <w:tcW w:type="dxa" w:w="2850"/>
+            <w:tcMar>
+              <w:top w:type="dxa" w:w="50"/>
+              <w:left w:type="dxa" w:w="90"/>
+              <w:bottom w:type="dxa" w:w="50"/>
+              <w:right w:type="dxa" w:w="90"/>
+            </w:tcMar>
+            <w:vAlign w:val="center"/>
+          </w:tcPr>
+          <w:p>
+            <w:pPr>
+              <w:spacing w:after="0" w:before="0" w:line="260"/>
+              <w:jc w:val="left"/>
+            </w:pPr>
+            <w:r>
+              <w:rPr>
+                <w:sz w:val="16"/>
+                <w:szCs w:val="16"/>
+              </w:rPr>
+              <w:t xml:space="preserve">복합 공차 128개 코너(640 V, 기준 외 추가 시험)</w:t>
+            </w:r>
+          </w:p>
+        </w:tc>
+        <w:tc>
+          <w:tcPr>
+            <w:tcW w:type="dxa" w:w="1900"/>
+            <w:tcMar>
+              <w:top w:type="dxa" w:w="50"/>
+              <w:left w:type="dxa" w:w="90"/>
+              <w:bottom w:type="dxa" w:w="50"/>
+              <w:right w:type="dxa" w:w="90"/>
+            </w:tcMar>
+            <w:vAlign w:val="center"/>
+          </w:tcPr>
+          <w:p>
+            <w:pPr>
+              <w:spacing w:after="0" w:before="0" w:line="260"/>
+              <w:jc w:val="left"/>
+            </w:pPr>
+            <w:r>
+              <w:rPr>
+                <w:sz w:val="16"/>
+                <w:szCs w:val="16"/>
+              </w:rPr>
+              <w:t xml:space="preserve">—</w:t>
+            </w:r>
+          </w:p>
+        </w:tc>
+        <w:tc>
+          <w:tcPr>
+            <w:tcW w:type="dxa" w:w="2137"/>
+            <w:tcMar>
+              <w:top w:type="dxa" w:w="50"/>
+              <w:left w:type="dxa" w:w="90"/>
+              <w:bottom w:type="dxa" w:w="50"/>
+              <w:right w:type="dxa" w:w="90"/>
+            </w:tcMar>
+            <w:vAlign w:val="center"/>
+          </w:tcPr>
+          <w:p>
+            <w:pPr>
+              <w:spacing w:after="0" w:before="0" w:line="260"/>
+              <w:jc w:val="left"/>
+            </w:pPr>
+            <w:r>
+              <w:rPr>
+                <w:sz w:val="16"/>
+                <w:szCs w:val="16"/>
+              </w:rPr>
+              <w:t xml:space="preserve">—</w:t>
+            </w:r>
+          </w:p>
+        </w:tc>
+        <w:tc>
+          <w:tcPr>
+            <w:tcW w:type="dxa" w:w="2139"/>
+            <w:tcMar>
+              <w:top w:type="dxa" w:w="50"/>
+              <w:left w:type="dxa" w:w="90"/>
+              <w:bottom w:type="dxa" w:w="50"/>
+              <w:right w:type="dxa" w:w="90"/>
+            </w:tcMar>
+            <w:vAlign w:val="center"/>
+          </w:tcPr>
+          <w:p>
+            <w:pPr>
+              <w:spacing w:after="0" w:before="0" w:line="260"/>
+              <w:jc w:val="left"/>
+            </w:pPr>
+            <w:r>
+              <w:rPr>
+                <w:sz w:val="16"/>
+                <w:szCs w:val="16"/>
+              </w:rPr>
+              <w:t xml:space="preserve">Tier-1(+3.0 µs) 128 통과, Tier-2 102 통과(최대 95.8 A)</w:t>
+            </w:r>
+          </w:p>
+        </w:tc>
+      </w:tr>
+    </w:tbl>
+    <w:p>
+      <w:pPr>
+        <w:pStyle w:val="SourceNote"/>
+      </w:pPr>
+      <w:r>
+        <w:t xml:space="preserve">자료: validation/2026-09-28-requirements/(기존), validation/2026-09-29-controller/(R1). 평균모델, Python 단독 계산. 공차는 ±10 %, 지연은 모델의 전달지연 5 µs에 더한 값이다.</w:t>
+      </w:r>
+    </w:p>
+    <w:p>
+      <w:pPr>
+        <w:keepNext/>
+        <w:spacing w:after="60" w:before="120" w:line="240" w:lineRule="auto"/>
+        <w:jc w:val="center"/>
+      </w:pPr>
+      <w:r>
+        <w:drawing>
+          <wp:inline distT="0" distB="0" distL="0" distR="0">
+            <wp:extent cx="5581650" cy="1924050"/>
+            <wp:effectExtent t="0" r="0" b="0" l="0"/>
+            <wp:docPr id="1" name="fig9_controller.png" descr="그림 9. 기존 제어기와 R1의 응답과 지연 여유" title="그림 9. 기존 제어기와 R1의 응답과 지연 여유"/>
+            <wp:cNvGraphicFramePr>
+              <a:graphicFrameLocks xmlns:a="http://schemas.openxmlformats.org/drawingml/2006/main" noChangeAspect="1"/>
+            </wp:cNvGraphicFramePr>
+            <a:graphic xmlns:a="http://schemas.openxmlformats.org/drawingml/2006/main">
+              <a:graphicData uri="http://schemas.openxmlformats.org/drawingml/2006/picture">
+                <pic:pic xmlns:pic="http://schemas.openxmlformats.org/drawingml/2006/picture">
+                  <pic:nvPicPr>
+                    <pic:cNvPr id="0" name="" descr=""/>
+                    <pic:cNvPicPr>
+                      <a:picLocks noChangeAspect="1" noChangeArrowheads="1"/>
+                    </pic:cNvPicPr>
+                  </pic:nvPicPr>
+                  <pic:blipFill>
+                    <a:blip r:embed="rId19" cstate="none"/>
+                    <a:srcRect/>
+                    <a:stretch>
+                      <a:fillRect/>
+                    </a:stretch>
+                  </pic:blipFill>
+                  <pic:spPr bwMode="auto">
+                    <a:xfrm>
+                      <a:off x="0" y="0"/>
+                      <a:ext cx="5581650" cy="1924050"/>
+                    </a:xfrm>
+                    <a:prstGeom prst="rect">
+                      <a:avLst/>
+                    </a:prstGeom>
+                  </pic:spPr>
+                </pic:pic>
+              </a:graphicData>
+            </a:graphic>
+          </wp:inline>
+        </w:drawing>
+      </w:r>
+    </w:p>
+    <w:p>
+      <w:pPr>
+        <w:pStyle w:val="Caption"/>
+        <w:keepNext/>
+        <w:jc w:val="center"/>
+      </w:pPr>
+      <w:r>
+        <w:t xml:space="preserve">그림 9. 기존 제어기와 R1의 응답과 지연 여유</w:t>
+      </w:r>
+    </w:p>
+    <w:p>
+      <w:pPr>
+        <w:pStyle w:val="SourceNote"/>
+      </w:pPr>
+      <w:r>
+        <w:t xml:space="preserve">자료: python/ctrl_validate.py, validation/2026-09-29-controller/linear.json을 이용해 저자 작성. (a) 경로전류, (b) 추가 지연 +3.0 µs에서의 버스전압(점선 400±8 V), (c) 선형화로 구한 추가 지연 여유의 배터리 전압별 최솟값(부하 −3.2–25 kW).</w:t>
+      </w:r>
+    </w:p>
+    <w:p>
+      <w:pPr>
+        <w:jc w:val="both"/>
+      </w:pPr>
+      <w:r>
+        <w:t xml:space="preserve">R1은 확정 기준의 전 시험을 통과했다. Tier-1의 전류 여유는 3.2 A(공칭·공차)와 2.4 A(+3.0 µs)로 늘었고, Tier-2 최대 경로전류는 99.95 A에서 92.70 A로 줄었으며, 추가 지연 여유는 1.4 µs에서 4.1 µs로 커졌다. 전압강하는 기존과 같은 수준이다. R1의 지연 한계는 30 kHz 모드가 아니라 제어주기의 나이퀴스트 주파수(100 kHz) 모드에서 정해진다. 이 진동은 브리지 전류와 변조율에 나타나고 버스 리플은 수 mV에 그쳐 전압 판정만으로는 드러나지 않으므로, R1의 판정에는 마지막 1 ms의 브리지 전류 변동폭 1 A 이하와 변조율 변동폭 0.01 이하를 추가했다. 기존 제어기의 통과 사례는 공차 16종 모두 선형화 스펙트럼 반경이 0.983 이하여서 이 진동이 없다. 예측은 공칭 모델을 쓰므로 파라미터 공차가 예측 오차로 나타나며, 이 영향은 공차·복합 코너 시험에 포함되어 있다.</w:t>
+      </w:r>
+    </w:p>
+    <w:p>
+      <w:pPr>
+        <w:jc w:val="both"/>
+      </w:pPr>
+      <w:r>
+        <w:t xml:space="preserve">남은 여유 부족도 두 가지 확인했다. 첫째, 기준에는 포함하지 않은 복합 공차 코너에서, 경로 인덕턴스 +10 %와 브리지 필터 인덕턴스 −10 %가 동시에 걸린 26개 코너가 Tier-2 기준 93.75 A를 넘었다(최대 95.8 A, 물리정격 100 A 이내). 필터 인덕터 공차를 ±5 %로 좁혀도 8개가 남아(최대 94.3 A) 부품 공차 할당만으로는 해결되지 않는다. 둘째, 추가 지연 +3.0 µs와 보장 범위 밖인 632 V가 겹친 Tier-2 1건이 94.08 A였고, 같은 조건의 640 V는 93.749 A로 기준과의 차이가 0.001 A에 불과했다. 두 항목은 스위칭 모델 단계에서 경로전류 제한 기능과 함께 다시 다룬다(8.3절). R1은 Python 평균모델의 결과이며, MATLAB 교차검증과 스위칭·양자화·센서 잡음 조건의 검증 전이다.</w:t>
+      </w:r>
+    </w:p>
+    <w:p>
+      <w:pPr>
+        <w:pStyle w:val="Heading2"/>
+      </w:pPr>
+      <w:r>
+        <w:t xml:space="preserve">6.11 계약 기반 SALS 시험</w:t>
+      </w:r>
+    </w:p>
+    <w:p>
+      <w:pPr>
+        <w:jc w:val="both"/>
+      </w:pPr>
+      <w:r>
+        <w:t xml:space="preserve">표 6의 계약과 4.4절의 프로토콜을 1 ms 축약 부하 모델로 구현하고(python/sals_contract.py), 같은 무작위 시나리오 200개(각 20 s)에서 부하 관리 없음, 정적 예약(M0와 컴프레서 최대를 항상 예약), 계약 기반 SALS를 비교했다. 시나리오의 절반은 메시지 손실률 0–20 %를 적용했고, 메시지 지연은 1–5 ms다(표 16).</w:t>
+      </w:r>
+    </w:p>
+    <w:p>
+      <w:pPr>
+        <w:pStyle w:val="Caption"/>
+        <w:keepNext/>
+        <w:keepLines/>
+        <w:jc w:val="center"/>
+      </w:pPr>
+      <w:r>
+        <w:t xml:space="preserve">표 16. 부하 관리 방식별 SALS 계약 시험 결과(200회 × 20 s)</w:t>
+      </w:r>
+    </w:p>
+    <w:tbl>
+      <w:tblPr>
+        <w:tblW w:type="dxa" w:w="9026"/>
+        <w:tblBorders>
+          <w:top w:val="single" w:color="404040" w:sz="8"/>
+          <w:left w:val="single" w:color="A6A6A6" w:sz="2"/>
+          <w:bottom w:val="single" w:color="404040" w:sz="8"/>
+          <w:right w:val="single" w:color="A6A6A6" w:sz="2"/>
+          <w:insideH w:val="single" w:color="A6A6A6" w:sz="2"/>
+          <w:insideV w:val="single" w:color="A6A6A6" w:sz="2"/>
+        </w:tblBorders>
+      </w:tblPr>
+      <w:tblGrid>
+        <w:gridCol w:w="3008"/>
+        <w:gridCol w:w="1900"/>
+        <w:gridCol w:w="1900"/>
+        <w:gridCol w:w="2218"/>
+      </w:tblGrid>
+      <w:tr>
+        <w:trPr>
+          <w:cantSplit/>
+          <w:tblHeader/>
+        </w:trPr>
+        <w:tc>
+          <w:tcPr>
+            <w:tcW w:type="dxa" w:w="3008"/>
+            <w:shd w:fill="D9E2F3" w:color="auto" w:val="clear"/>
+            <w:tcMar>
+              <w:top w:type="dxa" w:w="50"/>
+              <w:left w:type="dxa" w:w="90"/>
+              <w:bottom w:type="dxa" w:w="50"/>
+              <w:right w:type="dxa" w:w="90"/>
+            </w:tcMar>
+            <w:vAlign w:val="center"/>
+          </w:tcPr>
+          <w:p>
+            <w:pPr>
+              <w:spacing w:after="0" w:before="0" w:line="260"/>
+              <w:jc w:val="center"/>
+            </w:pPr>
+            <w:r>
+              <w:rPr>
+                <w:b/>
+                <w:bCs/>
+                <w:sz w:val="16"/>
+                <w:szCs w:val="16"/>
+              </w:rPr>
+              <w:t xml:space="preserve">지표</w:t>
+            </w:r>
+          </w:p>
+        </w:tc>
+        <w:tc>
+          <w:tcPr>
+            <w:tcW w:type="dxa" w:w="1900"/>
+            <w:shd w:fill="D9E2F3" w:color="auto" w:val="clear"/>
+            <w:tcMar>
+              <w:top w:type="dxa" w:w="50"/>
+              <w:left w:type="dxa" w:w="90"/>
+              <w:bottom w:type="dxa" w:w="50"/>
+              <w:right w:type="dxa" w:w="90"/>
+            </w:tcMar>
+            <w:vAlign w:val="center"/>
+          </w:tcPr>
+          <w:p>
+            <w:pPr>
+              <w:spacing w:after="0" w:before="0" w:line="260"/>
+              <w:jc w:val="center"/>
+            </w:pPr>
+            <w:r>
+              <w:rPr>
+                <w:b/>
+                <w:bCs/>
+                <w:sz w:val="16"/>
+                <w:szCs w:val="16"/>
+              </w:rPr>
+              <w:t xml:space="preserve">관리 없음</w:t>
+            </w:r>
+          </w:p>
+        </w:tc>
+        <w:tc>
+          <w:tcPr>
+            <w:tcW w:type="dxa" w:w="1900"/>
+            <w:shd w:fill="D9E2F3" w:color="auto" w:val="clear"/>
+            <w:tcMar>
+              <w:top w:type="dxa" w:w="50"/>
+              <w:left w:type="dxa" w:w="90"/>
+              <w:bottom w:type="dxa" w:w="50"/>
+              <w:right w:type="dxa" w:w="90"/>
+            </w:tcMar>
+            <w:vAlign w:val="center"/>
+          </w:tcPr>
+          <w:p>
+            <w:pPr>
+              <w:spacing w:after="0" w:before="0" w:line="260"/>
+              <w:jc w:val="center"/>
+            </w:pPr>
+            <w:r>
+              <w:rPr>
+                <w:b/>
+                <w:bCs/>
+                <w:sz w:val="16"/>
+                <w:szCs w:val="16"/>
+              </w:rPr>
+              <w:t xml:space="preserve">정적 예약</w:t>
+            </w:r>
+          </w:p>
+        </w:tc>
+        <w:tc>
+          <w:tcPr>
+            <w:tcW w:type="dxa" w:w="2218"/>
+            <w:shd w:fill="D9E2F3" w:color="auto" w:val="clear"/>
+            <w:tcMar>
+              <w:top w:type="dxa" w:w="50"/>
+              <w:left w:type="dxa" w:w="90"/>
+              <w:bottom w:type="dxa" w:w="50"/>
+              <w:right w:type="dxa" w:w="90"/>
+            </w:tcMar>
+            <w:vAlign w:val="center"/>
+          </w:tcPr>
+          <w:p>
+            <w:pPr>
+              <w:spacing w:after="0" w:before="0" w:line="260"/>
+              <w:jc w:val="center"/>
+            </w:pPr>
+            <w:r>
+              <w:rPr>
+                <w:b/>
+                <w:bCs/>
+                <w:sz w:val="16"/>
+                <w:szCs w:val="16"/>
+              </w:rPr>
+              <w:t xml:space="preserve">계약 기반 SALS</w:t>
+            </w:r>
+          </w:p>
+        </w:tc>
+      </w:tr>
+      <w:tr>
+        <w:trPr>
+          <w:cantSplit/>
+        </w:trPr>
+        <w:tc>
+          <w:tcPr>
+            <w:tcW w:type="dxa" w:w="3008"/>
+            <w:tcMar>
+              <w:top w:type="dxa" w:w="50"/>
+              <w:left w:type="dxa" w:w="90"/>
+              <w:bottom w:type="dxa" w:w="50"/>
+              <w:right w:type="dxa" w:w="90"/>
+            </w:tcMar>
+            <w:vAlign w:val="center"/>
+          </w:tcPr>
+          <w:p>
+            <w:pPr>
+              <w:spacing w:after="0" w:before="0" w:line="260"/>
+              <w:jc w:val="left"/>
+            </w:pPr>
+            <w:r>
+              <w:rPr>
+                <w:sz w:val="16"/>
+                <w:szCs w:val="16"/>
+              </w:rPr>
+              <w:t xml:space="preserve">예산(23.75 kW) 초과 시나리오</w:t>
+            </w:r>
+          </w:p>
+        </w:tc>
+        <w:tc>
+          <w:tcPr>
+            <w:tcW w:type="dxa" w:w="1900"/>
+            <w:tcMar>
+              <w:top w:type="dxa" w:w="50"/>
+              <w:left w:type="dxa" w:w="90"/>
+              <w:bottom w:type="dxa" w:w="50"/>
+              <w:right w:type="dxa" w:w="90"/>
+            </w:tcMar>
+            <w:vAlign w:val="center"/>
+          </w:tcPr>
+          <w:p>
+            <w:pPr>
+              <w:spacing w:after="0" w:before="0" w:line="260"/>
+              <w:jc w:val="center"/>
+            </w:pPr>
+            <w:r>
+              <w:rPr>
+                <w:sz w:val="16"/>
+                <w:szCs w:val="16"/>
+              </w:rPr>
+              <w:t xml:space="preserve">93</w:t>
+            </w:r>
+          </w:p>
+        </w:tc>
+        <w:tc>
+          <w:tcPr>
+            <w:tcW w:type="dxa" w:w="1900"/>
+            <w:tcMar>
+              <w:top w:type="dxa" w:w="50"/>
+              <w:left w:type="dxa" w:w="90"/>
+              <w:bottom w:type="dxa" w:w="50"/>
+              <w:right w:type="dxa" w:w="90"/>
+            </w:tcMar>
+            <w:vAlign w:val="center"/>
+          </w:tcPr>
+          <w:p>
+            <w:pPr>
+              <w:spacing w:after="0" w:before="0" w:line="260"/>
+              <w:jc w:val="center"/>
+            </w:pPr>
+            <w:r>
+              <w:rPr>
+                <w:sz w:val="16"/>
+                <w:szCs w:val="16"/>
+              </w:rPr>
+              <w:t xml:space="preserve">0</w:t>
+            </w:r>
+          </w:p>
+        </w:tc>
+        <w:tc>
+          <w:tcPr>
+            <w:tcW w:type="dxa" w:w="2218"/>
+            <w:tcMar>
+              <w:top w:type="dxa" w:w="50"/>
+              <w:left w:type="dxa" w:w="90"/>
+              <w:bottom w:type="dxa" w:w="50"/>
+              <w:right w:type="dxa" w:w="90"/>
+            </w:tcMar>
+            <w:vAlign w:val="center"/>
+          </w:tcPr>
+          <w:p>
+            <w:pPr>
+              <w:spacing w:after="0" w:before="0" w:line="260"/>
+              <w:jc w:val="center"/>
+            </w:pPr>
+            <w:r>
+              <w:rPr>
+                <w:sz w:val="16"/>
+                <w:szCs w:val="16"/>
+              </w:rPr>
+              <w:t xml:space="preserve">0</w:t>
+            </w:r>
+          </w:p>
+        </w:tc>
+      </w:tr>
+      <w:tr>
+        <w:trPr>
+          <w:cantSplit/>
+        </w:trPr>
+        <w:tc>
+          <w:tcPr>
+            <w:tcW w:type="dxa" w:w="3008"/>
+            <w:tcMar>
+              <w:top w:type="dxa" w:w="50"/>
+              <w:left w:type="dxa" w:w="90"/>
+              <w:bottom w:type="dxa" w:w="50"/>
+              <w:right w:type="dxa" w:w="90"/>
+            </w:tcMar>
+            <w:vAlign w:val="center"/>
+          </w:tcPr>
+          <w:p>
+            <w:pPr>
+              <w:spacing w:after="0" w:before="0" w:line="260"/>
+              <w:jc w:val="left"/>
+            </w:pPr>
+            <w:r>
+              <w:rPr>
+                <w:sz w:val="16"/>
+                <w:szCs w:val="16"/>
+              </w:rPr>
+              <w:t xml:space="preserve">25 kW 연속정격 초과 시나리오</w:t>
+            </w:r>
+          </w:p>
+        </w:tc>
+        <w:tc>
+          <w:tcPr>
+            <w:tcW w:type="dxa" w:w="1900"/>
+            <w:tcMar>
+              <w:top w:type="dxa" w:w="50"/>
+              <w:left w:type="dxa" w:w="90"/>
+              <w:bottom w:type="dxa" w:w="50"/>
+              <w:right w:type="dxa" w:w="90"/>
+            </w:tcMar>
+            <w:vAlign w:val="center"/>
+          </w:tcPr>
+          <w:p>
+            <w:pPr>
+              <w:spacing w:after="0" w:before="0" w:line="260"/>
+              <w:jc w:val="center"/>
+            </w:pPr>
+            <w:r>
+              <w:rPr>
+                <w:sz w:val="16"/>
+                <w:szCs w:val="16"/>
+              </w:rPr>
+              <w:t xml:space="preserve">57</w:t>
+            </w:r>
+          </w:p>
+        </w:tc>
+        <w:tc>
+          <w:tcPr>
+            <w:tcW w:type="dxa" w:w="1900"/>
+            <w:tcMar>
+              <w:top w:type="dxa" w:w="50"/>
+              <w:left w:type="dxa" w:w="90"/>
+              <w:bottom w:type="dxa" w:w="50"/>
+              <w:right w:type="dxa" w:w="90"/>
+            </w:tcMar>
+            <w:vAlign w:val="center"/>
+          </w:tcPr>
+          <w:p>
+            <w:pPr>
+              <w:spacing w:after="0" w:before="0" w:line="260"/>
+              <w:jc w:val="center"/>
+            </w:pPr>
+            <w:r>
+              <w:rPr>
+                <w:sz w:val="16"/>
+                <w:szCs w:val="16"/>
+              </w:rPr>
+              <w:t xml:space="preserve">0</w:t>
+            </w:r>
+          </w:p>
+        </w:tc>
+        <w:tc>
+          <w:tcPr>
+            <w:tcW w:type="dxa" w:w="2218"/>
+            <w:tcMar>
+              <w:top w:type="dxa" w:w="50"/>
+              <w:left w:type="dxa" w:w="90"/>
+              <w:bottom w:type="dxa" w:w="50"/>
+              <w:right w:type="dxa" w:w="90"/>
+            </w:tcMar>
+            <w:vAlign w:val="center"/>
+          </w:tcPr>
+          <w:p>
+            <w:pPr>
+              <w:spacing w:after="0" w:before="0" w:line="260"/>
+              <w:jc w:val="center"/>
+            </w:pPr>
+            <w:r>
+              <w:rPr>
+                <w:sz w:val="16"/>
+                <w:szCs w:val="16"/>
+              </w:rPr>
+              <w:t xml:space="preserve">0</w:t>
+            </w:r>
+          </w:p>
+        </w:tc>
+      </w:tr>
+      <w:tr>
+        <w:trPr>
+          <w:cantSplit/>
+        </w:trPr>
+        <w:tc>
+          <w:tcPr>
+            <w:tcW w:type="dxa" w:w="3008"/>
+            <w:tcMar>
+              <w:top w:type="dxa" w:w="50"/>
+              <w:left w:type="dxa" w:w="90"/>
+              <w:bottom w:type="dxa" w:w="50"/>
+              <w:right w:type="dxa" w:w="90"/>
+            </w:tcMar>
+            <w:vAlign w:val="center"/>
+          </w:tcPr>
+          <w:p>
+            <w:pPr>
+              <w:spacing w:after="0" w:before="0" w:line="260"/>
+              <w:jc w:val="left"/>
+            </w:pPr>
+            <w:r>
+              <w:rPr>
+                <w:sz w:val="16"/>
+                <w:szCs w:val="16"/>
+              </w:rPr>
+              <w:t xml:space="preserve">최대 합산 부하</w:t>
+            </w:r>
+          </w:p>
+        </w:tc>
+        <w:tc>
+          <w:tcPr>
+            <w:tcW w:type="dxa" w:w="1900"/>
+            <w:tcMar>
+              <w:top w:type="dxa" w:w="50"/>
+              <w:left w:type="dxa" w:w="90"/>
+              <w:bottom w:type="dxa" w:w="50"/>
+              <w:right w:type="dxa" w:w="90"/>
+            </w:tcMar>
+            <w:vAlign w:val="center"/>
+          </w:tcPr>
+          <w:p>
+            <w:pPr>
+              <w:spacing w:after="0" w:before="0" w:line="260"/>
+              <w:jc w:val="center"/>
+            </w:pPr>
+            <w:r>
+              <w:rPr>
+                <w:sz w:val="16"/>
+                <w:szCs w:val="16"/>
+              </w:rPr>
+              <w:t xml:space="preserve">28.44 kW</w:t>
+            </w:r>
+          </w:p>
+        </w:tc>
+        <w:tc>
+          <w:tcPr>
+            <w:tcW w:type="dxa" w:w="1900"/>
+            <w:tcMar>
+              <w:top w:type="dxa" w:w="50"/>
+              <w:left w:type="dxa" w:w="90"/>
+              <w:bottom w:type="dxa" w:w="50"/>
+              <w:right w:type="dxa" w:w="90"/>
+            </w:tcMar>
+            <w:vAlign w:val="center"/>
+          </w:tcPr>
+          <w:p>
+            <w:pPr>
+              <w:spacing w:after="0" w:before="0" w:line="260"/>
+              <w:jc w:val="center"/>
+            </w:pPr>
+            <w:r>
+              <w:rPr>
+                <w:sz w:val="16"/>
+                <w:szCs w:val="16"/>
+              </w:rPr>
+              <w:t xml:space="preserve">23.53 kW</w:t>
+            </w:r>
+          </w:p>
+        </w:tc>
+        <w:tc>
+          <w:tcPr>
+            <w:tcW w:type="dxa" w:w="2218"/>
+            <w:tcMar>
+              <w:top w:type="dxa" w:w="50"/>
+              <w:left w:type="dxa" w:w="90"/>
+              <w:bottom w:type="dxa" w:w="50"/>
+              <w:right w:type="dxa" w:w="90"/>
+            </w:tcMar>
+            <w:vAlign w:val="center"/>
+          </w:tcPr>
+          <w:p>
+            <w:pPr>
+              <w:spacing w:after="0" w:before="0" w:line="260"/>
+              <w:jc w:val="center"/>
+            </w:pPr>
+            <w:r>
+              <w:rPr>
+                <w:sz w:val="16"/>
+                <w:szCs w:val="16"/>
+              </w:rPr>
+              <w:t xml:space="preserve">23.75 kW</w:t>
+            </w:r>
+          </w:p>
+        </w:tc>
+      </w:tr>
+      <w:tr>
+        <w:trPr>
+          <w:cantSplit/>
+        </w:trPr>
+        <w:tc>
+          <w:tcPr>
+            <w:tcW w:type="dxa" w:w="3008"/>
+            <w:tcMar>
+              <w:top w:type="dxa" w:w="50"/>
+              <w:left w:type="dxa" w:w="90"/>
+              <w:bottom w:type="dxa" w:w="50"/>
+              <w:right w:type="dxa" w:w="90"/>
+            </w:tcMar>
+            <w:vAlign w:val="center"/>
+          </w:tcPr>
+          <w:p>
+            <w:pPr>
+              <w:spacing w:after="0" w:before="0" w:line="260"/>
+              <w:jc w:val="left"/>
+            </w:pPr>
+            <w:r>
+              <w:rPr>
+                <w:sz w:val="16"/>
+                <w:szCs w:val="16"/>
+              </w:rPr>
+              <w:t xml:space="preserve">지연 가능 부하 미공급(PTC / 배터리 히터 / 전체)</w:t>
+            </w:r>
+          </w:p>
+        </w:tc>
+        <w:tc>
+          <w:tcPr>
+            <w:tcW w:type="dxa" w:w="1900"/>
+            <w:tcMar>
+              <w:top w:type="dxa" w:w="50"/>
+              <w:left w:type="dxa" w:w="90"/>
+              <w:bottom w:type="dxa" w:w="50"/>
+              <w:right w:type="dxa" w:w="90"/>
+            </w:tcMar>
+            <w:vAlign w:val="center"/>
+          </w:tcPr>
+          <w:p>
+            <w:pPr>
+              <w:spacing w:after="0" w:before="0" w:line="260"/>
+              <w:jc w:val="center"/>
+            </w:pPr>
+            <w:r>
+              <w:rPr>
+                <w:sz w:val="16"/>
+                <w:szCs w:val="16"/>
+              </w:rPr>
+              <w:t xml:space="preserve">0.6 / 0.6 / 0.6 %</w:t>
+            </w:r>
+          </w:p>
+        </w:tc>
+        <w:tc>
+          <w:tcPr>
+            <w:tcW w:type="dxa" w:w="1900"/>
+            <w:tcMar>
+              <w:top w:type="dxa" w:w="50"/>
+              <w:left w:type="dxa" w:w="90"/>
+              <w:bottom w:type="dxa" w:w="50"/>
+              <w:right w:type="dxa" w:w="90"/>
+            </w:tcMar>
+            <w:vAlign w:val="center"/>
+          </w:tcPr>
+          <w:p>
+            <w:pPr>
+              <w:spacing w:after="0" w:before="0" w:line="260"/>
+              <w:jc w:val="center"/>
+            </w:pPr>
+            <w:r>
+              <w:rPr>
+                <w:sz w:val="16"/>
+                <w:szCs w:val="16"/>
+              </w:rPr>
+              <w:t xml:space="preserve">0.6 / 70.0 / 35.2 %</w:t>
+            </w:r>
+          </w:p>
+        </w:tc>
+        <w:tc>
+          <w:tcPr>
+            <w:tcW w:type="dxa" w:w="2218"/>
+            <w:tcMar>
+              <w:top w:type="dxa" w:w="50"/>
+              <w:left w:type="dxa" w:w="90"/>
+              <w:bottom w:type="dxa" w:w="50"/>
+              <w:right w:type="dxa" w:w="90"/>
+            </w:tcMar>
+            <w:vAlign w:val="center"/>
+          </w:tcPr>
+          <w:p>
+            <w:pPr>
+              <w:spacing w:after="0" w:before="0" w:line="260"/>
+              <w:jc w:val="center"/>
+            </w:pPr>
+            <w:r>
+              <w:rPr>
+                <w:sz w:val="16"/>
+                <w:szCs w:val="16"/>
+              </w:rPr>
+              <w:t xml:space="preserve">0.8 / 13.1 / 7.0 %</w:t>
+            </w:r>
+          </w:p>
+        </w:tc>
+      </w:tr>
+      <w:tr>
+        <w:trPr>
+          <w:cantSplit/>
+        </w:trPr>
+        <w:tc>
+          <w:tcPr>
+            <w:tcW w:type="dxa" w:w="3008"/>
+            <w:tcMar>
+              <w:top w:type="dxa" w:w="50"/>
+              <w:left w:type="dxa" w:w="90"/>
+              <w:bottom w:type="dxa" w:w="50"/>
+              <w:right w:type="dxa" w:w="90"/>
+            </w:tcMar>
+            <w:vAlign w:val="center"/>
+          </w:tcPr>
+          <w:p>
+            <w:pPr>
+              <w:spacing w:after="0" w:before="0" w:line="260"/>
+              <w:jc w:val="left"/>
+            </w:pPr>
+            <w:r>
+              <w:rPr>
+                <w:sz w:val="16"/>
+                <w:szCs w:val="16"/>
+              </w:rPr>
+              <w:t xml:space="preserve">컴프레서 승인 지연(손실 없음, 최대)</w:t>
+            </w:r>
+          </w:p>
+        </w:tc>
+        <w:tc>
+          <w:tcPr>
+            <w:tcW w:type="dxa" w:w="1900"/>
+            <w:tcMar>
+              <w:top w:type="dxa" w:w="50"/>
+              <w:left w:type="dxa" w:w="90"/>
+              <w:bottom w:type="dxa" w:w="50"/>
+              <w:right w:type="dxa" w:w="90"/>
+            </w:tcMar>
+            <w:vAlign w:val="center"/>
+          </w:tcPr>
+          <w:p>
+            <w:pPr>
+              <w:spacing w:after="0" w:before="0" w:line="260"/>
+              <w:jc w:val="center"/>
+            </w:pPr>
+            <w:r>
+              <w:rPr>
+                <w:sz w:val="16"/>
+                <w:szCs w:val="16"/>
+              </w:rPr>
+              <w:t xml:space="preserve">0 ms</w:t>
+            </w:r>
+          </w:p>
+        </w:tc>
+        <w:tc>
+          <w:tcPr>
+            <w:tcW w:type="dxa" w:w="1900"/>
+            <w:tcMar>
+              <w:top w:type="dxa" w:w="50"/>
+              <w:left w:type="dxa" w:w="90"/>
+              <w:bottom w:type="dxa" w:w="50"/>
+              <w:right w:type="dxa" w:w="90"/>
+            </w:tcMar>
+            <w:vAlign w:val="center"/>
+          </w:tcPr>
+          <w:p>
+            <w:pPr>
+              <w:spacing w:after="0" w:before="0" w:line="260"/>
+              <w:jc w:val="center"/>
+            </w:pPr>
+            <w:r>
+              <w:rPr>
+                <w:sz w:val="16"/>
+                <w:szCs w:val="16"/>
+              </w:rPr>
+              <w:t xml:space="preserve">0 ms</w:t>
+            </w:r>
+          </w:p>
+        </w:tc>
+        <w:tc>
+          <w:tcPr>
+            <w:tcW w:type="dxa" w:w="2218"/>
+            <w:tcMar>
+              <w:top w:type="dxa" w:w="50"/>
+              <w:left w:type="dxa" w:w="90"/>
+              <w:bottom w:type="dxa" w:w="50"/>
+              <w:right w:type="dxa" w:w="90"/>
+            </w:tcMar>
+            <w:vAlign w:val="center"/>
+          </w:tcPr>
+          <w:p>
+            <w:pPr>
+              <w:spacing w:after="0" w:before="0" w:line="260"/>
+              <w:jc w:val="center"/>
+            </w:pPr>
+            <w:r>
+              <w:rPr>
+                <w:sz w:val="16"/>
+                <w:szCs w:val="16"/>
+              </w:rPr>
+              <w:t xml:space="preserve">17 ms</w:t>
+            </w:r>
+          </w:p>
+        </w:tc>
+      </w:tr>
+      <w:tr>
+        <w:trPr>
+          <w:cantSplit/>
+        </w:trPr>
+        <w:tc>
+          <w:tcPr>
+            <w:tcW w:type="dxa" w:w="3008"/>
+            <w:tcMar>
+              <w:top w:type="dxa" w:w="50"/>
+              <w:left w:type="dxa" w:w="90"/>
+              <w:bottom w:type="dxa" w:w="50"/>
+              <w:right w:type="dxa" w:w="90"/>
+            </w:tcMar>
+            <w:vAlign w:val="center"/>
+          </w:tcPr>
+          <w:p>
+            <w:pPr>
+              <w:spacing w:after="0" w:before="0" w:line="260"/>
+              <w:jc w:val="left"/>
+            </w:pPr>
+            <w:r>
+              <w:rPr>
+                <w:sz w:val="16"/>
+                <w:szCs w:val="16"/>
+              </w:rPr>
+              <w:t xml:space="preserve">컴프레서 승인 지연(손실 시, 99 % / 최대)</w:t>
+            </w:r>
+          </w:p>
+        </w:tc>
+        <w:tc>
+          <w:tcPr>
+            <w:tcW w:type="dxa" w:w="1900"/>
+            <w:tcMar>
+              <w:top w:type="dxa" w:w="50"/>
+              <w:left w:type="dxa" w:w="90"/>
+              <w:bottom w:type="dxa" w:w="50"/>
+              <w:right w:type="dxa" w:w="90"/>
+            </w:tcMar>
+            <w:vAlign w:val="center"/>
+          </w:tcPr>
+          <w:p>
+            <w:pPr>
+              <w:spacing w:after="0" w:before="0" w:line="260"/>
+              <w:jc w:val="center"/>
+            </w:pPr>
+            <w:r>
+              <w:rPr>
+                <w:sz w:val="16"/>
+                <w:szCs w:val="16"/>
+              </w:rPr>
+              <w:t xml:space="preserve">0 ms</w:t>
+            </w:r>
+          </w:p>
+        </w:tc>
+        <w:tc>
+          <w:tcPr>
+            <w:tcW w:type="dxa" w:w="1900"/>
+            <w:tcMar>
+              <w:top w:type="dxa" w:w="50"/>
+              <w:left w:type="dxa" w:w="90"/>
+              <w:bottom w:type="dxa" w:w="50"/>
+              <w:right w:type="dxa" w:w="90"/>
+            </w:tcMar>
+            <w:vAlign w:val="center"/>
+          </w:tcPr>
+          <w:p>
+            <w:pPr>
+              <w:spacing w:after="0" w:before="0" w:line="260"/>
+              <w:jc w:val="center"/>
+            </w:pPr>
+            <w:r>
+              <w:rPr>
+                <w:sz w:val="16"/>
+                <w:szCs w:val="16"/>
+              </w:rPr>
+              <w:t xml:space="preserve">0 ms</w:t>
+            </w:r>
+          </w:p>
+        </w:tc>
+        <w:tc>
+          <w:tcPr>
+            <w:tcW w:type="dxa" w:w="2218"/>
+            <w:tcMar>
+              <w:top w:type="dxa" w:w="50"/>
+              <w:left w:type="dxa" w:w="90"/>
+              <w:bottom w:type="dxa" w:w="50"/>
+              <w:right w:type="dxa" w:w="90"/>
+            </w:tcMar>
+            <w:vAlign w:val="center"/>
+          </w:tcPr>
+          <w:p>
+            <w:pPr>
+              <w:spacing w:after="0" w:before="0" w:line="260"/>
+              <w:jc w:val="center"/>
+            </w:pPr>
+            <w:r>
+              <w:rPr>
+                <w:sz w:val="16"/>
+                <w:szCs w:val="16"/>
+              </w:rPr>
+              <w:t xml:space="preserve">25.4 / 32 ms</w:t>
+            </w:r>
+          </w:p>
+        </w:tc>
+      </w:tr>
+      <w:tr>
+        <w:trPr>
+          <w:cantSplit/>
+        </w:trPr>
+        <w:tc>
+          <w:tcPr>
+            <w:tcW w:type="dxa" w:w="3008"/>
+            <w:tcMar>
+              <w:top w:type="dxa" w:w="50"/>
+              <w:left w:type="dxa" w:w="90"/>
+              <w:bottom w:type="dxa" w:w="50"/>
+              <w:right w:type="dxa" w:w="90"/>
+            </w:tcMar>
+            <w:vAlign w:val="center"/>
+          </w:tcPr>
+          <w:p>
+            <w:pPr>
+              <w:spacing w:after="0" w:before="0" w:line="260"/>
+              <w:jc w:val="left"/>
+            </w:pPr>
+            <w:r>
+              <w:rPr>
+                <w:sz w:val="16"/>
+                <w:szCs w:val="16"/>
+              </w:rPr>
+              <w:t xml:space="preserve">지연 가능 부하 첫 허용 지연(예산 여유 시, 최대)</w:t>
+            </w:r>
+          </w:p>
+        </w:tc>
+        <w:tc>
+          <w:tcPr>
+            <w:tcW w:type="dxa" w:w="1900"/>
+            <w:tcMar>
+              <w:top w:type="dxa" w:w="50"/>
+              <w:left w:type="dxa" w:w="90"/>
+              <w:bottom w:type="dxa" w:w="50"/>
+              <w:right w:type="dxa" w:w="90"/>
+            </w:tcMar>
+            <w:vAlign w:val="center"/>
+          </w:tcPr>
+          <w:p>
+            <w:pPr>
+              <w:spacing w:after="0" w:before="0" w:line="260"/>
+              <w:jc w:val="center"/>
+            </w:pPr>
+            <w:r>
+              <w:rPr>
+                <w:sz w:val="16"/>
+                <w:szCs w:val="16"/>
+              </w:rPr>
+              <w:t xml:space="preserve">0 ms</w:t>
+            </w:r>
+          </w:p>
+        </w:tc>
+        <w:tc>
+          <w:tcPr>
+            <w:tcW w:type="dxa" w:w="1900"/>
+            <w:tcMar>
+              <w:top w:type="dxa" w:w="50"/>
+              <w:left w:type="dxa" w:w="90"/>
+              <w:bottom w:type="dxa" w:w="50"/>
+              <w:right w:type="dxa" w:w="90"/>
+            </w:tcMar>
+            <w:vAlign w:val="center"/>
+          </w:tcPr>
+          <w:p>
+            <w:pPr>
+              <w:spacing w:after="0" w:before="0" w:line="260"/>
+              <w:jc w:val="center"/>
+            </w:pPr>
+            <w:r>
+              <w:rPr>
+                <w:sz w:val="16"/>
+                <w:szCs w:val="16"/>
+              </w:rPr>
+              <w:t xml:space="preserve">0 ms</w:t>
+            </w:r>
+          </w:p>
+        </w:tc>
+        <w:tc>
+          <w:tcPr>
+            <w:tcW w:type="dxa" w:w="2218"/>
+            <w:tcMar>
+              <w:top w:type="dxa" w:w="50"/>
+              <w:left w:type="dxa" w:w="90"/>
+              <w:bottom w:type="dxa" w:w="50"/>
+              <w:right w:type="dxa" w:w="90"/>
+            </w:tcMar>
+            <w:vAlign w:val="center"/>
+          </w:tcPr>
+          <w:p>
+            <w:pPr>
+              <w:spacing w:after="0" w:before="0" w:line="260"/>
+              <w:jc w:val="center"/>
+            </w:pPr>
+            <w:r>
+              <w:rPr>
+                <w:sz w:val="16"/>
+                <w:szCs w:val="16"/>
+              </w:rPr>
+              <w:t xml:space="preserve">40 ms</w:t>
+            </w:r>
+          </w:p>
+        </w:tc>
+      </w:tr>
+      <w:tr>
+        <w:trPr>
+          <w:cantSplit/>
+        </w:trPr>
+        <w:tc>
+          <w:tcPr>
+            <w:tcW w:type="dxa" w:w="3008"/>
+            <w:tcMar>
+              <w:top w:type="dxa" w:w="50"/>
+              <w:left w:type="dxa" w:w="90"/>
+              <w:bottom w:type="dxa" w:w="50"/>
+              <w:right w:type="dxa" w:w="90"/>
+            </w:tcMar>
+            <w:vAlign w:val="center"/>
+          </w:tcPr>
+          <w:p>
+            <w:pPr>
+              <w:spacing w:after="0" w:before="0" w:line="260"/>
+              <w:jc w:val="left"/>
+            </w:pPr>
+            <w:r>
+              <w:rPr>
+                <w:sz w:val="16"/>
+                <w:szCs w:val="16"/>
+              </w:rPr>
+              <w:t xml:space="preserve">1 ms 최대 부하 변화(증가 / 감소)</w:t>
+            </w:r>
+          </w:p>
+        </w:tc>
+        <w:tc>
+          <w:tcPr>
+            <w:tcW w:type="dxa" w:w="1900"/>
+            <w:tcMar>
+              <w:top w:type="dxa" w:w="50"/>
+              <w:left w:type="dxa" w:w="90"/>
+              <w:bottom w:type="dxa" w:w="50"/>
+              <w:right w:type="dxa" w:w="90"/>
+            </w:tcMar>
+            <w:vAlign w:val="center"/>
+          </w:tcPr>
+          <w:p>
+            <w:pPr>
+              <w:spacing w:after="0" w:before="0" w:line="260"/>
+              <w:jc w:val="center"/>
+            </w:pPr>
+            <w:r>
+              <w:rPr>
+                <w:sz w:val="16"/>
+                <w:szCs w:val="16"/>
+              </w:rPr>
+              <w:t xml:space="preserve">7.8 / 4.3 kW</w:t>
+            </w:r>
+          </w:p>
+        </w:tc>
+        <w:tc>
+          <w:tcPr>
+            <w:tcW w:type="dxa" w:w="1900"/>
+            <w:tcMar>
+              <w:top w:type="dxa" w:w="50"/>
+              <w:left w:type="dxa" w:w="90"/>
+              <w:bottom w:type="dxa" w:w="50"/>
+              <w:right w:type="dxa" w:w="90"/>
+            </w:tcMar>
+            <w:vAlign w:val="center"/>
+          </w:tcPr>
+          <w:p>
+            <w:pPr>
+              <w:spacing w:after="0" w:before="0" w:line="260"/>
+              <w:jc w:val="center"/>
+            </w:pPr>
+            <w:r>
+              <w:rPr>
+                <w:sz w:val="16"/>
+                <w:szCs w:val="16"/>
+              </w:rPr>
+              <w:t xml:space="preserve">7.8 / 4.3 kW</w:t>
+            </w:r>
+          </w:p>
+        </w:tc>
+        <w:tc>
+          <w:tcPr>
+            <w:tcW w:type="dxa" w:w="2218"/>
+            <w:tcMar>
+              <w:top w:type="dxa" w:w="50"/>
+              <w:left w:type="dxa" w:w="90"/>
+              <w:bottom w:type="dxa" w:w="50"/>
+              <w:right w:type="dxa" w:w="90"/>
+            </w:tcMar>
+            <w:vAlign w:val="center"/>
+          </w:tcPr>
+          <w:p>
+            <w:pPr>
+              <w:spacing w:after="0" w:before="0" w:line="260"/>
+              <w:jc w:val="center"/>
+            </w:pPr>
+            <w:r>
+              <w:rPr>
+                <w:sz w:val="16"/>
+                <w:szCs w:val="16"/>
+              </w:rPr>
+              <w:t xml:space="preserve">7.8 / 4.3 kW</w:t>
+            </w:r>
+          </w:p>
+        </w:tc>
+      </w:tr>
+    </w:tbl>
+    <w:p>
+      <w:pPr>
+        <w:pStyle w:val="SourceNote"/>
+      </w:pPr>
+      <w:r>
+        <w:t xml:space="preserve">자료: validation/2026-09-28-requirements/sals_contract.json. 1 ms 축약 부하 모델이며 전기모델과 결합하지 않았다. 관리 없음의 미공급은 부하 증가 변화율 제한에 따른 값이다.</w:t>
+      </w:r>
+    </w:p>
+    <w:p>
+      <w:pPr>
+        <w:jc w:val="both"/>
+      </w:pPr>
+      <w:r>
+        <w:t xml:space="preserve">계약 기반 SALS는 예산을 한 번도 넘지 않았고, 최대 합산 부하 23.746 kW는 예산 23.75 kW에 거의 닿았다. 최악값 경계가 과도하게 보수적이지 않다는 뜻이다. 정적 예약도 예산은 지키지만 컴프레서 몫을 항상 비워 두므로 배터리 히터의 70 %를 공급하지 못했고, SALS는 이를 13.1 %로 줄였다. 승인 지연은 손실이 없을 때 최대 17 ms로 해석 상한 22 ms(메시지 지연 4회와 처리 2 ms) 안에 있었다. 이 결과는 모든 부하가 계약을 지킨다는 전제의 결과이며, 계약 위반 부하는 승인으로 막을 수 없으므로 Tier-2와 보호 설계가 담당한다.</w:t>
+      </w:r>
+    </w:p>
+    <w:p>
+      <w:pPr>
+        <w:pStyle w:val="Heading1"/>
+      </w:pPr>
+      <w:r>
+        <w:t xml:space="preserve">7. 현재까지의 성과, 한계 및 기술 성숙도</w:t>
+      </w:r>
+    </w:p>
+    <w:p>
+      <w:pPr>
+        <w:pStyle w:val="Heading2"/>
+      </w:pPr>
+      <w:r>
+        <w:t xml:space="preserve">7.1 현재까지 확보한 성과</w:t>
       </w:r>
     </w:p>
     <w:p>
@@ -14432,7 +17630,7 @@
         <w:jc w:val="both"/>
       </w:pPr>
       <w:r>
-        <w:t xml:space="preserve">Stage A 스위칭 ODE 모델에서 위상별 자기발진 영교차 추종으로 정·역방향 공차 표본의 ZCS를 확보했다.</w:t>
+        <w:t xml:space="preserve">Stage B의 DAB 입력전력, 유한 링크 저장에너지와 방향별 효율을 반영한 에너지 보존 평균모델과 포트별 정격 판정 체계를 구축했다.</w:t>
       </w:r>
     </w:p>
     <w:p>
@@ -14446,15 +17644,7 @@
         <w:jc w:val="both"/>
       </w:pPr>
       <w:r>
-        <w:t xml:space="preserve">실패 조건(과부하, 제어 여유 제거, 추가 지연, SALS 관측 전 사건)을 회귀시험으로 보존하고, Python·MATLAB 별도 구현으로 판정 재현성을 확인했다.</w:t>
-      </w:r>
-    </w:p>
-    <w:p>
-      <w:pPr>
-        <w:pStyle w:val="Heading2"/>
-      </w:pPr>
-      <w:r>
-        <w:t xml:space="preserve">7.2 남은 한계와 위험</w:t>
+        <w:t xml:space="preserve">25 kW 보조버스에서 Stage B 처리전력이 최대 6.44 kW(25.7 %)이고 충전전류가 조정단을 지나지 않음을 평균모델에서 확인했다(가설 H1의 부분 근거).</w:t>
       </w:r>
     </w:p>
     <w:p>
@@ -14468,7 +17658,7 @@
         <w:jc w:val="both"/>
       </w:pPr>
       <w:r>
-        <w:t xml:space="preserve">요구사항: 보조버스 조정(400±8 V)의 근거, 부하 등급과 단시간 정격, 640 V 보장 하한이 확정되지 않았다. 스트레스 부하의 비지연 최악값(91.16 A)은 25 kW 연속정격을 넘는다.</w:t>
+        <w:t xml:space="preserve">하나의 고정 제어이득으로 공칭 지연 조건의 정상시험 41건(회생·0 V 통과 포함)과 단일 변수 공차시험 28건을 통과했고, 640 V 코너 여유·지연 실패 양상·전압별 과도 허용 전력을 정량화해 재설계 목표를 정했다.</w:t>
       </w:r>
     </w:p>
     <w:p>
@@ -14482,7 +17672,7 @@
         <w:jc w:val="both"/>
       </w:pPr>
       <w:r>
-        <w:t xml:space="preserve">제어 여유: 640 V 코너의 전류 여유가 약 2 A, 감쇠·지연 여유가 1.5–2.5 µs에 그친다. 공차시험은 단일 변수만 변경했으며, 복합 공차, 온도, 센서 오차와 잡음, 배터리 전압의 운전 중 변화와 실제 구동지연을 함께 적용하지 않았다.</w:t>
+        <w:t xml:space="preserve">Stage A 스위칭 ODE 모델에서 위상별 자기발진 영교차 추종으로 정·역방향 공차 표본의 ZCS를 확보했다.</w:t>
       </w:r>
     </w:p>
     <w:p>
@@ -14496,7 +17686,7 @@
         <w:jc w:val="both"/>
       </w:pPr>
       <w:r>
-        <w:t xml:space="preserve">모델 수준: 평균 H-브리지와 DAB 모델에는 PWM, 데드타임, 스위칭 리플, 소자 기생성분, 게이트 구동, 영전압 스위칭(Zero-Voltage Switching, ZVS), 고장 차단과 프리차지가 포함되지 않았다. 고정 96 % DAB 효율은 정밀 손실지도가 아니며, 2 mF 링크 커패시터와 5 µH 필터는 잠정 모델값이다.</w:t>
+        <w:t xml:space="preserve">실패 조건(과부하, 제어 여유 제거, 추가 지연, SALS 관측 전 사건)을 회귀시험으로 보존하고, Python·MATLAB 별도 구현으로 판정 재현성을 확인했다.</w:t>
       </w:r>
     </w:p>
     <w:p>
@@ -14510,7 +17700,7 @@
         <w:jc w:val="both"/>
       </w:pPr>
       <w:r>
-        <w:t xml:space="preserve">통합: 충전기, Stage A, Stage B, 400 V 보조부하와 Stage C를 하나의 모델에서 연결한 모드 전환시험이 없다. 충전기 접속·해제, 적분기 초기화, 무충격 전환(bumpless transfer), 회생 중 고장과 보조전원 유지가 미검증이다.</w:t>
+        <w:t xml:space="preserve">부하 입력범위와 전압 등급 규격으로 보조버스 조정 요구를 파생 요구로 재분류하고, 부하 등급 계약, 전력예산, Tier-1·Tier-2 과도 기준, 보장 최소 배터리 전압(640 V)과 지연 예산(+3.0 µs)을 확정했다(3장).</w:t>
       </w:r>
     </w:p>
     <w:p>
@@ -14524,7 +17714,7 @@
         <w:jc w:val="both"/>
       </w:pPr>
       <w:r>
-        <w:t xml:space="preserve">SALS: 현재 구현은 전압과 무관한 정적 예산을 쓰며, 과도 허용 전력, 부하 등급별 최대 지연과 부하 측 ECU의 선행 승인 절차가 구현되지 않았다. 전압 안정성과 서비스 품질을 보증하지 않는다.</w:t>
+        <w:t xml:space="preserve">고속 상태 1주기 예측과 주 극점 감쇠 재배치로 재설계 제어기 R1을 도출해, 확정 기준의 Tier-1·Tier-2 시험과 +3.0 µs 추가 지연을 평균모델에서 충족했다(6.10절).</w:t>
       </w:r>
     </w:p>
     <w:p>
@@ -14538,6 +17728,98 @@
         <w:jc w:val="both"/>
       </w:pPr>
       <w:r>
+        <w:t xml:space="preserve">SALS를 예약·핸드셰이크·워치독·인과적 최악값 경계의 승인 프로토콜로 재구성하고, 계약 내 200회 시험에서 예산 초과 0건과 지연 가능 부하 서비스 개선을 확인했다(6.11절).</w:t>
+      </w:r>
+    </w:p>
+    <w:p>
+      <w:pPr>
+        <w:pStyle w:val="Heading2"/>
+      </w:pPr>
+      <w:r>
+        <w:t xml:space="preserve">7.2 남은 한계와 위험</w:t>
+      </w:r>
+    </w:p>
+    <w:p>
+      <w:pPr>
+        <w:pStyle w:val="ListParagraph"/>
+        <w:numPr>
+          <w:ilvl w:val="0"/>
+          <w:numId w:val="2"/>
+        </w:numPr>
+        <w:spacing w:after="60"/>
+        <w:jc w:val="both"/>
+      </w:pPr>
+      <w:r>
+        <w:t xml:space="preserve">요구사항: 부하 계약 값은 설계 할당이므로 실제 부품(컴프레서 인버터의 기동 특성, V2L 변환기, Stage C)의 사양으로 확인해야 한다. 충전 요구와 Stage C 입력은 잠정이며, 400±8 V의 가치는 기준 구조 비교(H5) 전까지 판정되지 않는다.</w:t>
+      </w:r>
+    </w:p>
+    <w:p>
+      <w:pPr>
+        <w:pStyle w:val="ListParagraph"/>
+        <w:numPr>
+          <w:ilvl w:val="0"/>
+          <w:numId w:val="2"/>
+        </w:numPr>
+        <w:spacing w:after="60"/>
+        <w:jc w:val="both"/>
+      </w:pPr>
+      <w:r>
+        <w:t xml:space="preserve">제어: R1은 평균모델에서 확정 기준을 충족했으나 MATLAB 교차검증 전이다. 예측은 공칭 모델을 쓰므로 PWM 리플, 센서 잡음과 양자화가 예측 오차로 나타날 수 있고, 온도와 배터리 전압의 운전 중 변화는 아직 적용하지 않았다.</w:t>
+      </w:r>
+    </w:p>
+    <w:p>
+      <w:pPr>
+        <w:pStyle w:val="ListParagraph"/>
+        <w:numPr>
+          <w:ilvl w:val="0"/>
+          <w:numId w:val="2"/>
+        </w:numPr>
+        <w:spacing w:after="60"/>
+        <w:jc w:val="both"/>
+      </w:pPr>
+      <w:r>
+        <w:t xml:space="preserve">모델 수준: 평균 H-브리지와 DAB 모델에는 PWM, 데드타임, 스위칭 리플, 소자 기생성분, 게이트 구동, 영전압 스위칭(Zero-Voltage Switching, ZVS), 고장 차단과 프리차지가 포함되지 않았다. 고정 96 % DAB 효율은 정밀 손실지도가 아니며, 2 mF 링크 커패시터와 5 µH 필터는 잠정 모델값이다.</w:t>
+      </w:r>
+    </w:p>
+    <w:p>
+      <w:pPr>
+        <w:pStyle w:val="ListParagraph"/>
+        <w:numPr>
+          <w:ilvl w:val="0"/>
+          <w:numId w:val="2"/>
+        </w:numPr>
+        <w:spacing w:after="60"/>
+        <w:jc w:val="both"/>
+      </w:pPr>
+      <w:r>
+        <w:t xml:space="preserve">통합: 충전기, Stage A, Stage B, 400 V 보조부하와 Stage C를 하나의 모델에서 연결한 모드 전환시험이 없다. 충전기 접속·해제, 적분기 초기화, 무충격 전환(bumpless transfer), 회생 중 고장과 보조전원 유지가 미검증이다.</w:t>
+      </w:r>
+    </w:p>
+    <w:p>
+      <w:pPr>
+        <w:pStyle w:val="ListParagraph"/>
+        <w:numPr>
+          <w:ilvl w:val="0"/>
+          <w:numId w:val="2"/>
+        </w:numPr>
+        <w:spacing w:after="60"/>
+        <w:jc w:val="both"/>
+      </w:pPr>
+      <w:r>
+        <w:t xml:space="preserve">SALS: 계약 기반 승인은 1 ms 축약 부하 모델에서 검증했으며 전기모델과 결합하지 않았다. 예산은 배터리 전압과 무관한 정적 값이고, 난방·제상·예열의 서비스 허용치(열 모델)가 정의되지 않았다. 계약을 위반하는 부하는 승인으로 막을 수 없다.</w:t>
+      </w:r>
+    </w:p>
+    <w:p>
+      <w:pPr>
+        <w:pStyle w:val="ListParagraph"/>
+        <w:numPr>
+          <w:ilvl w:val="0"/>
+          <w:numId w:val="2"/>
+        </w:numPr>
+        <w:spacing w:after="60"/>
+        <w:jc w:val="both"/>
+      </w:pPr>
+      <w:r>
         <w:t xml:space="preserve">비교: 효율, 부피, 질량과 비용의 비교가 동일 조건의 기준 구조와 수행되지 않았다. 자기소자 정격의 감소를 제품 부피나 원가 감소로 직접 환산할 수 없으며, RSC의 커패시터, 공진 인덕터, 버스바, 구동기, 센서, 냉각과 전자기 간섭 대책을 모두 포함해야 한다.</w:t>
       </w:r>
     </w:p>
@@ -14562,7 +17844,7 @@
         <w:jc w:val="both"/>
       </w:pPr>
       <w:r>
-        <w:t xml:space="preserve">현재 증거가 지지하는 결론은 “공칭 지연과 단일 변수 공차 조건에서 Stage B 2단 후보의 평균모델상 운전 가능성을 확인했으며, 640 V 코너의 여유는 부족하다”는 것이다. 전체 아키텍처, 전 운전영역 강건성, 실측 효율, 기준 구조 대비 부피·비용 및 모든 통신 지연에 대한 안전성은 후속 검증 항목이다.</w:t>
+        <w:t xml:space="preserve">현재 증거가 지지하는 결론은 “확정한 요구사항과 수락 기준에서 Stage B 2단 후보와 재설계 제어기 R1의 평균모델상 운전 가능성과 전류·지연 여유를 확인했다”는 것이다. 전체 아키텍처, 전 운전영역 강건성, 실측 효율, 기준 구조 대비 부피·비용 및 모든 통신 지연에 대한 안전성은 후속 검증 항목이다.</w:t>
       </w:r>
     </w:p>
     <w:p>
@@ -14578,7 +17860,7 @@
         <w:jc w:val="both"/>
       </w:pPr>
       <w:r>
-        <w:t xml:space="preserve">보고일은 18주 계획의 3주차 종료 시점이다. 작업패키지(Work Package, WP)별 상태는 표 14와 같다.</w:t>
+        <w:t xml:space="preserve">보고일은 18주 계획의 4주차 중간이다. 작업패키지(Work Package, WP)별 상태는 표 17와 같다.</w:t>
       </w:r>
     </w:p>
     <w:p>
@@ -14589,7 +17871,7 @@
         <w:jc w:val="center"/>
       </w:pPr>
       <w:r>
-        <w:t xml:space="preserve">표 14. 최초 계획 대비 작업패키지별 진척</w:t>
+        <w:t xml:space="preserve">표 17. 최초 계획 대비 작업패키지별 진척</w:t>
       </w:r>
     </w:p>
     <w:tbl>
@@ -14749,7 +18031,7 @@
                 <w:sz w:val="17"/>
                 <w:szCs w:val="17"/>
               </w:rPr>
-              <w:t xml:space="preserve">개정 중</w:t>
+              <w:t xml:space="preserve">완료(9월 28일)</w:t>
             </w:r>
           </w:p>
         </w:tc>
@@ -14774,7 +18056,7 @@
                 <w:sz w:val="17"/>
                 <w:szCs w:val="17"/>
               </w:rPr>
-              <w:t xml:space="preserve">V_A 접속, 바이패스 폐지, 포트별 정격 재정의 완료. 보조버스 조정 근거, 부하 등급, 보장 하한 미확정</w:t>
+              <w:t xml:space="preserve">V_A 접속, 바이패스 폐지, 포트별 정격 재정의, 요구사항·부하 등급·수락 기준 확정(docs/14). 충전·Stage C 입력은 잠정</w:t>
             </w:r>
           </w:p>
         </w:tc>
@@ -14854,7 +18136,7 @@
                 <w:sz w:val="17"/>
                 <w:szCs w:val="17"/>
               </w:rPr>
-              <w:t xml:space="preserve">Stage B 6상태 모델과 고정 제어기 완료. 통합 상태기계 미완료</w:t>
+              <w:t xml:space="preserve">Stage B 6상태 모델과 재설계 제어기 R1(평균모델 기준 충족) 완료. MATLAB 교차검증, 통합 상태기계 미완료</w:t>
             </w:r>
           </w:p>
         </w:tc>
@@ -15094,7 +18376,7 @@
                 <w:sz w:val="17"/>
                 <w:szCs w:val="17"/>
               </w:rPr>
-              <w:t xml:space="preserve">학습 기반 예측 피드포워드(ARL) 폐기, 인과적 부하 승인(SALS)으로 전환</w:t>
+              <w:t xml:space="preserve">학습 기반 예측 피드포워드(ARL) 폐기, 계약 기반 인과적 부하 승인(SALS) 프로토콜과 축약 모델 시험 완료</w:t>
             </w:r>
           </w:p>
         </w:tc>
@@ -15273,7 +18555,7 @@
         <w:jc w:val="both"/>
       </w:pPr>
       <w:r>
-        <w:t xml:space="preserve">현재까지의 핵심 진전은 구성요소 모델의 수를 늘린 데 있지 않고, 기존 모델의 전력수지 오류와 인과성 문제를 찾아 설계경계를 수정한 데 있다. 이에 따라 요구사항·수락 기준 확정, 제어기 재설계, WP3의 스위칭 모델과 WP4의 통합·기준 구조 비교를 다음 우선순위로 배치했다.</w:t>
+        <w:t xml:space="preserve">현재까지의 핵심 진전은 구성요소 모델의 수를 늘린 데 있지 않고, 기존 모델의 전력수지 오류와 인과성 문제를 찾아 설계경계를 수정한 데 있다. 1차 보고 후 요구사항 확정과 제어기 재설계를 마쳤으므로, 다음 우선순위는 R1 교차검증, WP3의 스위칭 모델과 WP4의 통합·기준 구조 비교다.</w:t>
       </w:r>
     </w:p>
     <w:p>
@@ -15289,7 +18571,7 @@
         <w:pStyle w:val="Heading2"/>
       </w:pPr>
       <w:r>
-        <w:t xml:space="preserve">8.1 요구사항, 부하 등급과 수락 기준 확정</w:t>
+        <w:t xml:space="preserve">8.1 요구사항, 부하 등급과 수락 기준 확정(완료)</w:t>
       </w:r>
     </w:p>
     <w:p>
@@ -15297,7 +18579,7 @@
         <w:jc w:val="both"/>
       </w:pPr>
       <w:r>
-        <w:t xml:space="preserve">다음 네 항목을 첫 과제로 확정한다. (1) 400 V 부하와 저전압 변환기의 허용 입력범위를 부품 사양으로 확인해 보조버스 조정 요구(3.2절)를 확정하거나 완화한다. (2) 부하별 연속·단시간 정격, 서지 계수와 지속시간, 부하 등급과 등급별 최대 지연을 정의하고 25 kW 연속정격과의 관계를 정한다(3.5절). (3) 부하, 저항강하, 링크전압 하한과 공차를 포함해 보장 최소 배터리 전압을 정한다. (4) 가설별 수락 기준을 확정한다. 수락 기준은 설계 목표가 되므로 기준 구조 비교 전에 정한다. 표 15는 이번 보고에서 제안하는 잠정 기준이다.</w:t>
+        <w:t xml:space="preserve">1차 보고에서 첫 과제로 정한 네 항목(보조버스 조정 요구의 근거, 부하 등급과 단시간 정격, 보장 최소 배터리 전압, 가설별 수락 기준)을 9월 28일 확정했다(3장, docs/14). 단시간 과부하 정격은 두지 않고 비지연 부하의 서지를 계약으로 제한했다. 확정한 수락 기준과 현재 상태는 표 18와 같으며, 이후 설계와 비교는 이 기준으로 판정한다.</w:t>
       </w:r>
     </w:p>
     <w:p>
@@ -15308,7 +18590,7 @@
         <w:jc w:val="center"/>
       </w:pPr>
       <w:r>
-        <w:t xml:space="preserve">표 15. 가설별 잠정 수락 기준(안)</w:t>
+        <w:t xml:space="preserve">표 18. 가설별 수락 기준(확정)과 현재 상태</w:t>
       </w:r>
     </w:p>
     <w:tbl>
@@ -15324,10 +18606,10 @@
         </w:tblBorders>
       </w:tblPr>
       <w:tblGrid>
-        <w:gridCol w:w="1741"/>
-        <w:gridCol w:w="2375"/>
-        <w:gridCol w:w="2691"/>
-        <w:gridCol w:w="2219"/>
+        <w:gridCol w:w="1583"/>
+        <w:gridCol w:w="2216"/>
+        <w:gridCol w:w="2850"/>
+        <w:gridCol w:w="2377"/>
       </w:tblGrid>
       <w:tr>
         <w:trPr>
@@ -15336,7 +18618,7 @@
         </w:trPr>
         <w:tc>
           <w:tcPr>
-            <w:tcW w:type="dxa" w:w="1741"/>
+            <w:tcW w:type="dxa" w:w="1583"/>
             <w:shd w:fill="D9E2F3" w:color="auto" w:val="clear"/>
             <w:tcMar>
               <w:top w:type="dxa" w:w="50"/>
@@ -15364,7 +18646,7 @@
         </w:tc>
         <w:tc>
           <w:tcPr>
-            <w:tcW w:type="dxa" w:w="2375"/>
+            <w:tcW w:type="dxa" w:w="2216"/>
             <w:shd w:fill="D9E2F3" w:color="auto" w:val="clear"/>
             <w:tcMar>
               <w:top w:type="dxa" w:w="50"/>
@@ -15392,7 +18674,7 @@
         </w:tc>
         <w:tc>
           <w:tcPr>
-            <w:tcW w:type="dxa" w:w="2691"/>
+            <w:tcW w:type="dxa" w:w="2850"/>
             <w:shd w:fill="D9E2F3" w:color="auto" w:val="clear"/>
             <w:tcMar>
               <w:top w:type="dxa" w:w="50"/>
@@ -15414,13 +18696,13 @@
                 <w:sz w:val="16"/>
                 <w:szCs w:val="16"/>
               </w:rPr>
-              <w:t xml:space="preserve">잠정 기준(안)</w:t>
-            </w:r>
-          </w:p>
-        </w:tc>
-        <w:tc>
-          <w:tcPr>
-            <w:tcW w:type="dxa" w:w="2219"/>
+              <w:t xml:space="preserve">수락 기준</w:t>
+            </w:r>
+          </w:p>
+        </w:tc>
+        <w:tc>
+          <w:tcPr>
+            <w:tcW w:type="dxa" w:w="2377"/>
             <w:shd w:fill="D9E2F3" w:color="auto" w:val="clear"/>
             <w:tcMar>
               <w:top w:type="dxa" w:w="50"/>
@@ -15442,7 +18724,7 @@
                 <w:sz w:val="16"/>
                 <w:szCs w:val="16"/>
               </w:rPr>
-              <w:t xml:space="preserve">현재 상태</w:t>
+              <w:t xml:space="preserve">현재 상태(9월 29일)</w:t>
             </w:r>
           </w:p>
         </w:tc>
@@ -15453,7 +18735,7 @@
         </w:trPr>
         <w:tc>
           <w:tcPr>
-            <w:tcW w:type="dxa" w:w="1741"/>
+            <w:tcW w:type="dxa" w:w="1583"/>
             <w:tcMar>
               <w:top w:type="dxa" w:w="50"/>
               <w:left w:type="dxa" w:w="90"/>
@@ -15478,7 +18760,7 @@
         </w:tc>
         <w:tc>
           <w:tcPr>
-            <w:tcW w:type="dxa" w:w="2375"/>
+            <w:tcW w:type="dxa" w:w="2216"/>
             <w:tcMar>
               <w:top w:type="dxa" w:w="50"/>
               <w:left w:type="dxa" w:w="90"/>
@@ -15503,51 +18785,51 @@
         </w:tc>
         <w:tc>
           <w:tcPr>
-            <w:tcW w:type="dxa" w:w="2691"/>
-            <w:tcMar>
-              <w:top w:type="dxa" w:w="50"/>
-              <w:left w:type="dxa" w:w="90"/>
-              <w:bottom w:type="dxa" w:w="50"/>
-              <w:right w:type="dxa" w:w="90"/>
-            </w:tcMar>
-            <w:vAlign w:val="center"/>
-          </w:tcPr>
-          <w:p>
-            <w:pPr>
-              <w:spacing w:after="0" w:before="0" w:line="260"/>
-              <w:jc w:val="left"/>
-            </w:pPr>
-            <w:r>
-              <w:rPr>
-                <w:sz w:val="16"/>
-                <w:szCs w:val="16"/>
-              </w:rPr>
-              <w:t xml:space="preserve">링크 ≤ 8 kW(정상·과도), 충전전류 Stage B 비경유</w:t>
-            </w:r>
-          </w:p>
-        </w:tc>
-        <w:tc>
-          <w:tcPr>
-            <w:tcW w:type="dxa" w:w="2219"/>
-            <w:tcMar>
-              <w:top w:type="dxa" w:w="50"/>
-              <w:left w:type="dxa" w:w="90"/>
-              <w:bottom w:type="dxa" w:w="50"/>
-              <w:right w:type="dxa" w:w="90"/>
-            </w:tcMar>
-            <w:vAlign w:val="center"/>
-          </w:tcPr>
-          <w:p>
-            <w:pPr>
-              <w:spacing w:after="0" w:before="0" w:line="260"/>
-              <w:jc w:val="left"/>
-            </w:pPr>
-            <w:r>
-              <w:rPr>
-                <w:sz w:val="16"/>
-                <w:szCs w:val="16"/>
-              </w:rPr>
-              <w:t xml:space="preserve">모델상 충족(정상 6.44 kW, 과도 7.41 kW). 충전 중 동시 운전 미검증</w:t>
+            <w:tcW w:type="dxa" w:w="2850"/>
+            <w:tcMar>
+              <w:top w:type="dxa" w:w="50"/>
+              <w:left w:type="dxa" w:w="90"/>
+              <w:bottom w:type="dxa" w:w="50"/>
+              <w:right w:type="dxa" w:w="90"/>
+            </w:tcMar>
+            <w:vAlign w:val="center"/>
+          </w:tcPr>
+          <w:p>
+            <w:pPr>
+              <w:spacing w:after="0" w:before="0" w:line="260"/>
+              <w:jc w:val="left"/>
+            </w:pPr>
+            <w:r>
+              <w:rPr>
+                <w:sz w:val="16"/>
+                <w:szCs w:val="16"/>
+              </w:rPr>
+              <w:t xml:space="preserve">링크 ≤ 8 kW(정상·Tier-1·Tier-2, 공차 포함), 충전전류 Stage B 비경유</w:t>
+            </w:r>
+          </w:p>
+        </w:tc>
+        <w:tc>
+          <w:tcPr>
+            <w:tcW w:type="dxa" w:w="2377"/>
+            <w:tcMar>
+              <w:top w:type="dxa" w:w="50"/>
+              <w:left w:type="dxa" w:w="90"/>
+              <w:bottom w:type="dxa" w:w="50"/>
+              <w:right w:type="dxa" w:w="90"/>
+            </w:tcMar>
+            <w:vAlign w:val="center"/>
+          </w:tcPr>
+          <w:p>
+            <w:pPr>
+              <w:spacing w:after="0" w:before="0" w:line="260"/>
+              <w:jc w:val="left"/>
+            </w:pPr>
+            <w:r>
+              <w:rPr>
+                <w:sz w:val="16"/>
+                <w:szCs w:val="16"/>
+              </w:rPr>
+              <w:t xml:space="preserve">부분 충족: R1에서 정상 6.44 kW, 과도 최대 7.22 kW. 충전 중 동시 운전 미검증</w:t>
             </w:r>
           </w:p>
         </w:tc>
@@ -15558,7 +18840,7 @@
         </w:trPr>
         <w:tc>
           <w:tcPr>
-            <w:tcW w:type="dxa" w:w="1741"/>
+            <w:tcW w:type="dxa" w:w="1583"/>
             <w:tcMar>
               <w:top w:type="dxa" w:w="50"/>
               <w:left w:type="dxa" w:w="90"/>
@@ -15583,76 +18865,76 @@
         </w:tc>
         <w:tc>
           <w:tcPr>
-            <w:tcW w:type="dxa" w:w="2375"/>
-            <w:tcMar>
-              <w:top w:type="dxa" w:w="50"/>
-              <w:left w:type="dxa" w:w="90"/>
-              <w:bottom w:type="dxa" w:w="50"/>
-              <w:right w:type="dxa" w:w="90"/>
-            </w:tcMar>
-            <w:vAlign w:val="center"/>
-          </w:tcPr>
-          <w:p>
-            <w:pPr>
-              <w:spacing w:after="0" w:before="0" w:line="260"/>
-              <w:jc w:val="left"/>
-            </w:pPr>
-            <w:r>
-              <w:rPr>
-                <w:sz w:val="16"/>
-                <w:szCs w:val="16"/>
-              </w:rPr>
-              <w:t xml:space="preserve">복합 공차·추가 지연에서 포트 정격과 전압 품질</w:t>
-            </w:r>
-          </w:p>
-        </w:tc>
-        <w:tc>
-          <w:tcPr>
-            <w:tcW w:type="dxa" w:w="2691"/>
-            <w:tcMar>
-              <w:top w:type="dxa" w:w="50"/>
-              <w:left w:type="dxa" w:w="90"/>
-              <w:bottom w:type="dxa" w:w="50"/>
-              <w:right w:type="dxa" w:w="90"/>
-            </w:tcMar>
-            <w:vAlign w:val="center"/>
-          </w:tcPr>
-          <w:p>
-            <w:pPr>
-              <w:spacing w:after="0" w:before="0" w:line="260"/>
-              <w:jc w:val="left"/>
-            </w:pPr>
-            <w:r>
-              <w:rPr>
-                <w:sz w:val="16"/>
-                <w:szCs w:val="16"/>
-              </w:rPr>
-              <w:t xml:space="preserve">경로·필터 ≤ 90 A, 추가 지연 +2.5 µs에서 전압 기준 만족</w:t>
-            </w:r>
-          </w:p>
-        </w:tc>
-        <w:tc>
-          <w:tcPr>
-            <w:tcW w:type="dxa" w:w="2219"/>
-            <w:tcMar>
-              <w:top w:type="dxa" w:w="50"/>
-              <w:left w:type="dxa" w:w="90"/>
-              <w:bottom w:type="dxa" w:w="50"/>
-              <w:right w:type="dxa" w:w="90"/>
-            </w:tcMar>
-            <w:vAlign w:val="center"/>
-          </w:tcPr>
-          <w:p>
-            <w:pPr>
-              <w:spacing w:after="0" w:before="0" w:line="260"/>
-              <w:jc w:val="left"/>
-            </w:pPr>
-            <w:r>
-              <w:rPr>
-                <w:sz w:val="16"/>
-                <w:szCs w:val="16"/>
-              </w:rPr>
-              <w:t xml:space="preserve">미충족(경로 98.0 A, 전 기준 통과 지연 여유 +1.2 µs)</w:t>
+            <w:tcW w:type="dxa" w:w="2216"/>
+            <w:tcMar>
+              <w:top w:type="dxa" w:w="50"/>
+              <w:left w:type="dxa" w:w="90"/>
+              <w:bottom w:type="dxa" w:w="50"/>
+              <w:right w:type="dxa" w:w="90"/>
+            </w:tcMar>
+            <w:vAlign w:val="center"/>
+          </w:tcPr>
+          <w:p>
+            <w:pPr>
+              <w:spacing w:after="0" w:before="0" w:line="260"/>
+              <w:jc w:val="left"/>
+            </w:pPr>
+            <w:r>
+              <w:rPr>
+                <w:sz w:val="16"/>
+                <w:szCs w:val="16"/>
+              </w:rPr>
+              <w:t xml:space="preserve">Tier-1·Tier-2, 파라미터 ±10 % 공차, 지연 예산</w:t>
+            </w:r>
+          </w:p>
+        </w:tc>
+        <w:tc>
+          <w:tcPr>
+            <w:tcW w:type="dxa" w:w="2850"/>
+            <w:tcMar>
+              <w:top w:type="dxa" w:w="50"/>
+              <w:left w:type="dxa" w:w="90"/>
+              <w:bottom w:type="dxa" w:w="50"/>
+              <w:right w:type="dxa" w:w="90"/>
+            </w:tcMar>
+            <w:vAlign w:val="center"/>
+          </w:tcPr>
+          <w:p>
+            <w:pPr>
+              <w:spacing w:after="0" w:before="0" w:line="260"/>
+              <w:jc w:val="left"/>
+            </w:pPr>
+            <w:r>
+              <w:rPr>
+                <w:sz w:val="16"/>
+                <w:szCs w:val="16"/>
+              </w:rPr>
+              <w:t xml:space="preserve">Tier-1: 전압 품질 + 경로·필터 ≤ 90 A. Tier-2: 물리정격 + ≤ 93.75 A + 384–416 V. 공차 집합과 추가 지연 +3.0 µs에서 Tier-1 유지</w:t>
+            </w:r>
+          </w:p>
+        </w:tc>
+        <w:tc>
+          <w:tcPr>
+            <w:tcW w:type="dxa" w:w="2377"/>
+            <w:tcMar>
+              <w:top w:type="dxa" w:w="50"/>
+              <w:left w:type="dxa" w:w="90"/>
+              <w:bottom w:type="dxa" w:w="50"/>
+              <w:right w:type="dxa" w:w="90"/>
+            </w:tcMar>
+            <w:vAlign w:val="center"/>
+          </w:tcPr>
+          <w:p>
+            <w:pPr>
+              <w:spacing w:after="0" w:before="0" w:line="260"/>
+              <w:jc w:val="left"/>
+            </w:pPr>
+            <w:r>
+              <w:rPr>
+                <w:sz w:val="16"/>
+                <w:szCs w:val="16"/>
+              </w:rPr>
+              <w:t xml:space="preserve">충족(평균모델, R1): Tier-1 460/460(최대 87.6 A), Tier-2 78/78(최대 92.7 A), 선형화 지연 여유 ≥ 4.1 µs(24개 운전점). 기존 제어기는 미충족</w:t>
             </w:r>
           </w:p>
         </w:tc>
@@ -15663,7 +18945,7 @@
         </w:trPr>
         <w:tc>
           <w:tcPr>
-            <w:tcW w:type="dxa" w:w="1741"/>
+            <w:tcW w:type="dxa" w:w="1583"/>
             <w:tcMar>
               <w:top w:type="dxa" w:w="50"/>
               <w:left w:type="dxa" w:w="90"/>
@@ -15688,57 +18970,57 @@
         </w:tc>
         <w:tc>
           <w:tcPr>
-            <w:tcW w:type="dxa" w:w="2375"/>
-            <w:tcMar>
-              <w:top w:type="dxa" w:w="50"/>
-              <w:left w:type="dxa" w:w="90"/>
-              <w:bottom w:type="dxa" w:w="50"/>
-              <w:right w:type="dxa" w:w="90"/>
-            </w:tcMar>
-            <w:vAlign w:val="center"/>
-          </w:tcPr>
-          <w:p>
-            <w:pPr>
-              <w:spacing w:after="0" w:before="0" w:line="260"/>
-              <w:jc w:val="left"/>
-            </w:pPr>
-            <w:r>
-              <w:rPr>
-                <w:sz w:val="16"/>
-                <w:szCs w:val="16"/>
-              </w:rPr>
-              <w:t xml:space="preserve">150 kW(375 A 제한) 충전 + 25 kW 보조부하 동시 운전</w:t>
-            </w:r>
-          </w:p>
-        </w:tc>
-        <w:tc>
-          <w:tcPr>
-            <w:tcW w:type="dxa" w:w="2691"/>
-            <w:tcMar>
-              <w:top w:type="dxa" w:w="50"/>
-              <w:left w:type="dxa" w:w="90"/>
-              <w:bottom w:type="dxa" w:w="50"/>
-              <w:right w:type="dxa" w:w="90"/>
-            </w:tcMar>
-            <w:vAlign w:val="center"/>
-          </w:tcPr>
-          <w:p>
-            <w:pPr>
-              <w:spacing w:after="0" w:before="0" w:line="260"/>
-              <w:jc w:val="left"/>
-            </w:pPr>
-            <w:r>
-              <w:rPr>
-                <w:sz w:val="16"/>
-                <w:szCs w:val="16"/>
-              </w:rPr>
-              <w:t xml:space="preserve">400±8 V, 포트 정격 만족, 모드 전환 시 경로 ≤ 100 A</w:t>
-            </w:r>
-          </w:p>
-        </w:tc>
-        <w:tc>
-          <w:tcPr>
-            <w:tcW w:type="dxa" w:w="2219"/>
+            <w:tcW w:type="dxa" w:w="2216"/>
+            <w:tcMar>
+              <w:top w:type="dxa" w:w="50"/>
+              <w:left w:type="dxa" w:w="90"/>
+              <w:bottom w:type="dxa" w:w="50"/>
+              <w:right w:type="dxa" w:w="90"/>
+            </w:tcMar>
+            <w:vAlign w:val="center"/>
+          </w:tcPr>
+          <w:p>
+            <w:pPr>
+              <w:spacing w:after="0" w:before="0" w:line="260"/>
+              <w:jc w:val="left"/>
+            </w:pPr>
+            <w:r>
+              <w:rPr>
+                <w:sz w:val="16"/>
+                <w:szCs w:val="16"/>
+              </w:rPr>
+              <w:t xml:space="preserve">150 kW(375 A 제한) 충전 + 25 kW 보조부하, 충전기 접속·해제</w:t>
+            </w:r>
+          </w:p>
+        </w:tc>
+        <w:tc>
+          <w:tcPr>
+            <w:tcW w:type="dxa" w:w="2850"/>
+            <w:tcMar>
+              <w:top w:type="dxa" w:w="50"/>
+              <w:left w:type="dxa" w:w="90"/>
+              <w:bottom w:type="dxa" w:w="50"/>
+              <w:right w:type="dxa" w:w="90"/>
+            </w:tcMar>
+            <w:vAlign w:val="center"/>
+          </w:tcPr>
+          <w:p>
+            <w:pPr>
+              <w:spacing w:after="0" w:before="0" w:line="260"/>
+              <w:jc w:val="left"/>
+            </w:pPr>
+            <w:r>
+              <w:rPr>
+                <w:sz w:val="16"/>
+                <w:szCs w:val="16"/>
+              </w:rPr>
+              <w:t xml:space="preserve">동시 운전에서 Tier-1, 모드 전환에서 Tier-2</w:t>
+            </w:r>
+          </w:p>
+        </w:tc>
+        <w:tc>
+          <w:tcPr>
+            <w:tcW w:type="dxa" w:w="2377"/>
             <w:tcMar>
               <w:top w:type="dxa" w:w="50"/>
               <w:left w:type="dxa" w:w="90"/>
@@ -15768,7 +19050,7 @@
         </w:trPr>
         <w:tc>
           <w:tcPr>
-            <w:tcW w:type="dxa" w:w="1741"/>
+            <w:tcW w:type="dxa" w:w="1583"/>
             <w:tcMar>
               <w:top w:type="dxa" w:w="50"/>
               <w:left w:type="dxa" w:w="90"/>
@@ -15793,76 +19075,76 @@
         </w:tc>
         <w:tc>
           <w:tcPr>
-            <w:tcW w:type="dxa" w:w="2375"/>
-            <w:tcMar>
-              <w:top w:type="dxa" w:w="50"/>
-              <w:left w:type="dxa" w:w="90"/>
-              <w:bottom w:type="dxa" w:w="50"/>
-              <w:right w:type="dxa" w:w="90"/>
-            </w:tcMar>
-            <w:vAlign w:val="center"/>
-          </w:tcPr>
-          <w:p>
-            <w:pPr>
-              <w:spacing w:after="0" w:before="0" w:line="260"/>
-              <w:jc w:val="left"/>
-            </w:pPr>
-            <w:r>
-              <w:rPr>
-                <w:sz w:val="16"/>
-                <w:szCs w:val="16"/>
-              </w:rPr>
-              <w:t xml:space="preserve">정의된 부하 등급·지연 범위의 스트레스 시험</w:t>
-            </w:r>
-          </w:p>
-        </w:tc>
-        <w:tc>
-          <w:tcPr>
-            <w:tcW w:type="dxa" w:w="2691"/>
-            <w:tcMar>
-              <w:top w:type="dxa" w:w="50"/>
-              <w:left w:type="dxa" w:w="90"/>
-              <w:bottom w:type="dxa" w:w="50"/>
-              <w:right w:type="dxa" w:w="90"/>
-            </w:tcMar>
-            <w:vAlign w:val="center"/>
-          </w:tcPr>
-          <w:p>
-            <w:pPr>
-              <w:spacing w:after="0" w:before="0" w:line="260"/>
-              <w:jc w:val="left"/>
-            </w:pPr>
-            <w:r>
-              <w:rPr>
-                <w:sz w:val="16"/>
-                <w:szCs w:val="16"/>
-              </w:rPr>
-              <w:t xml:space="preserve">정격 초과 0건, 비지연 부하 기동 지연 ≤ 20 ms, 지연 가능 부하 최대 지연 ≤ 200 ms</w:t>
-            </w:r>
-          </w:p>
-        </w:tc>
-        <w:tc>
-          <w:tcPr>
-            <w:tcW w:type="dxa" w:w="2219"/>
-            <w:tcMar>
-              <w:top w:type="dxa" w:w="50"/>
-              <w:left w:type="dxa" w:w="90"/>
-              <w:bottom w:type="dxa" w:w="50"/>
-              <w:right w:type="dxa" w:w="90"/>
-            </w:tcMar>
-            <w:vAlign w:val="center"/>
-          </w:tcPr>
-          <w:p>
-            <w:pPr>
-              <w:spacing w:after="0" w:before="0" w:line="260"/>
-              <w:jc w:val="left"/>
-            </w:pPr>
-            <w:r>
-              <w:rPr>
-                <w:sz w:val="16"/>
-                <w:szCs w:val="16"/>
-              </w:rPr>
-              <w:t xml:space="preserve">미충족(정적 예산, 반례 존재)</w:t>
+            <w:tcW w:type="dxa" w:w="2216"/>
+            <w:tcMar>
+              <w:top w:type="dxa" w:w="50"/>
+              <w:left w:type="dxa" w:w="90"/>
+              <w:bottom w:type="dxa" w:w="50"/>
+              <w:right w:type="dxa" w:w="90"/>
+            </w:tcMar>
+            <w:vAlign w:val="center"/>
+          </w:tcPr>
+          <w:p>
+            <w:pPr>
+              <w:spacing w:after="0" w:before="0" w:line="260"/>
+              <w:jc w:val="left"/>
+            </w:pPr>
+            <w:r>
+              <w:rPr>
+                <w:sz w:val="16"/>
+                <w:szCs w:val="16"/>
+              </w:rPr>
+              <w:t xml:space="preserve">표 6 계약, 메시지 지연 1–5 ms, 손실 0–20 %</w:t>
+            </w:r>
+          </w:p>
+        </w:tc>
+        <w:tc>
+          <w:tcPr>
+            <w:tcW w:type="dxa" w:w="2850"/>
+            <w:tcMar>
+              <w:top w:type="dxa" w:w="50"/>
+              <w:left w:type="dxa" w:w="90"/>
+              <w:bottom w:type="dxa" w:w="50"/>
+              <w:right w:type="dxa" w:w="90"/>
+            </w:tcMar>
+            <w:vAlign w:val="center"/>
+          </w:tcPr>
+          <w:p>
+            <w:pPr>
+              <w:spacing w:after="0" w:before="0" w:line="260"/>
+              <w:jc w:val="left"/>
+            </w:pPr>
+            <w:r>
+              <w:rPr>
+                <w:sz w:val="16"/>
+                <w:szCs w:val="16"/>
+              </w:rPr>
+              <w:t xml:space="preserve">예산 초과 0. M1 승인 지연 ≤ 25 ms(손실 없음), 99 % ≤ 50 ms(손실 시). D 첫 허용 ≤ 200 ms. D 미공급이 정적 예약보다 작을 것</w:t>
+            </w:r>
+          </w:p>
+        </w:tc>
+        <w:tc>
+          <w:tcPr>
+            <w:tcW w:type="dxa" w:w="2377"/>
+            <w:tcMar>
+              <w:top w:type="dxa" w:w="50"/>
+              <w:left w:type="dxa" w:w="90"/>
+              <w:bottom w:type="dxa" w:w="50"/>
+              <w:right w:type="dxa" w:w="90"/>
+            </w:tcMar>
+            <w:vAlign w:val="center"/>
+          </w:tcPr>
+          <w:p>
+            <w:pPr>
+              <w:spacing w:after="0" w:before="0" w:line="260"/>
+              <w:jc w:val="left"/>
+            </w:pPr>
+            <w:r>
+              <w:rPr>
+                <w:sz w:val="16"/>
+                <w:szCs w:val="16"/>
+              </w:rPr>
+              <w:t xml:space="preserve">충족(축약 모델): 초과 0, 승인 지연 최대 17 ms, 손실 시 99 % 25.4 ms, D 미공급 7.0 %(정적 예약 35.2 %)</w:t>
             </w:r>
           </w:p>
         </w:tc>
@@ -15873,7 +19155,7 @@
         </w:trPr>
         <w:tc>
           <w:tcPr>
-            <w:tcW w:type="dxa" w:w="1741"/>
+            <w:tcW w:type="dxa" w:w="1583"/>
             <w:tcMar>
               <w:top w:type="dxa" w:w="50"/>
               <w:left w:type="dxa" w:w="90"/>
@@ -15898,57 +19180,57 @@
         </w:tc>
         <w:tc>
           <w:tcPr>
-            <w:tcW w:type="dxa" w:w="2375"/>
-            <w:tcMar>
-              <w:top w:type="dxa" w:w="50"/>
-              <w:left w:type="dxa" w:w="90"/>
-              <w:bottom w:type="dxa" w:w="50"/>
-              <w:right w:type="dxa" w:w="90"/>
-            </w:tcMar>
-            <w:vAlign w:val="center"/>
-          </w:tcPr>
-          <w:p>
-            <w:pPr>
-              <w:spacing w:after="0" w:before="0" w:line="260"/>
-              <w:jc w:val="left"/>
-            </w:pPr>
-            <w:r>
-              <w:rPr>
-                <w:sz w:val="16"/>
-                <w:szCs w:val="16"/>
-              </w:rPr>
-              <w:t xml:space="preserve">기준 구조 ①·④ 대비 동일 경계 비교</w:t>
-            </w:r>
-          </w:p>
-        </w:tc>
-        <w:tc>
-          <w:tcPr>
-            <w:tcW w:type="dxa" w:w="2691"/>
-            <w:tcMar>
-              <w:top w:type="dxa" w:w="50"/>
-              <w:left w:type="dxa" w:w="90"/>
-              <w:bottom w:type="dxa" w:w="50"/>
-              <w:right w:type="dxa" w:w="90"/>
-            </w:tcMar>
-            <w:vAlign w:val="center"/>
-          </w:tcPr>
-          <w:p>
-            <w:pPr>
-              <w:spacing w:after="0" w:before="0" w:line="260"/>
-              <w:jc w:val="left"/>
-            </w:pPr>
-            <w:r>
-              <w:rPr>
-                <w:sz w:val="16"/>
-                <w:szCs w:val="16"/>
-              </w:rPr>
-              <w:t xml:space="preserve">손실·정격 VA·부품 수 중 2개 이상 개선, 서비스 품질 동등</w:t>
-            </w:r>
-          </w:p>
-        </w:tc>
-        <w:tc>
-          <w:tcPr>
-            <w:tcW w:type="dxa" w:w="2219"/>
+            <w:tcW w:type="dxa" w:w="2216"/>
+            <w:tcMar>
+              <w:top w:type="dxa" w:w="50"/>
+              <w:left w:type="dxa" w:w="90"/>
+              <w:bottom w:type="dxa" w:w="50"/>
+              <w:right w:type="dxa" w:w="90"/>
+            </w:tcMar>
+            <w:vAlign w:val="center"/>
+          </w:tcPr>
+          <w:p>
+            <w:pPr>
+              <w:spacing w:after="0" w:before="0" w:line="260"/>
+              <w:jc w:val="left"/>
+            </w:pPr>
+            <w:r>
+              <w:rPr>
+                <w:sz w:val="16"/>
+                <w:szCs w:val="16"/>
+              </w:rPr>
+              <w:t xml:space="preserve">기준 구조 ①·④와 변형 ③′ 대비 동일 경계 비교</w:t>
+            </w:r>
+          </w:p>
+        </w:tc>
+        <w:tc>
+          <w:tcPr>
+            <w:tcW w:type="dxa" w:w="2850"/>
+            <w:tcMar>
+              <w:top w:type="dxa" w:w="50"/>
+              <w:left w:type="dxa" w:w="90"/>
+              <w:bottom w:type="dxa" w:w="50"/>
+              <w:right w:type="dxa" w:w="90"/>
+            </w:tcMar>
+            <w:vAlign w:val="center"/>
+          </w:tcPr>
+          <w:p>
+            <w:pPr>
+              <w:spacing w:after="0" w:before="0" w:line="260"/>
+              <w:jc w:val="left"/>
+            </w:pPr>
+            <w:r>
+              <w:rPr>
+                <w:sz w:val="16"/>
+                <w:szCs w:val="16"/>
+              </w:rPr>
+              <w:t xml:space="preserve">손실·정격 VA·반도체 수 중 2개 이상에서 ④와 ③′보다 우수, 서비스(버스 창, 48 V 품질, 부품 전압 등급) 동등 이상</w:t>
+            </w:r>
+          </w:p>
+        </w:tc>
+        <w:tc>
+          <w:tcPr>
+            <w:tcW w:type="dxa" w:w="2377"/>
             <w:tcMar>
               <w:top w:type="dxa" w:w="50"/>
               <w:left w:type="dxa" w:w="90"/>
@@ -15978,7 +19260,15 @@
         <w:pStyle w:val="SourceNote"/>
       </w:pPr>
       <w:r>
-        <w:t xml:space="preserve">자료: 저자 작성. 기준값은 8.1절에서 확정할 제안값이며, 이번 보고의 판정 근거가 아니다.</w:t>
+        <w:t xml:space="preserve">자료: docs/14 표 R-6, validation/2026-09-28-requirements/, validation/2026-09-29-controller/를 바탕으로 저자 작성. 현재 상태는 평균모델과 1 ms 축약 부하 모델의 판정이다.</w:t>
+      </w:r>
+    </w:p>
+    <w:p>
+      <w:pPr>
+        <w:pStyle w:val="Heading2"/>
+      </w:pPr>
+      <w:r>
+        <w:t xml:space="preserve">8.2 Stage B 스위칭 회로와 부품 설계</w:t>
       </w:r>
     </w:p>
     <w:p>
@@ -15986,7 +19276,7 @@
         <w:jc w:val="both"/>
       </w:pPr>
       <w:r>
-        <w:t xml:space="preserve">완료 기준은 모든 운전 모드의 포트 전압·전류·전력 방향, 연속·피크 정격, 접촉기 상태와 고장 시 안전상태가 하나의 사양표와 회로도에서 일치하고, 표 15의 기준이 수치로 확정된 상태다.</w:t>
+        <w:t xml:space="preserve">DAB와 4상한 H-브리지의 실제 스위칭 결선을 구축하고 펄스폭변조, 데드타임, 전류 리플, 실효·피크전류, ZVS·ZCS, 프리차지, 과전류와 단락 차단을 검증한다. 2 mF 링크 커패시터와 5 µH 필터는 실제 부품을 선정해 손실, 온도, 질량, 체적, 수명과 공차를 평가한다. 완료 기준은 정격·과도·회생과 0 V 통과 조건에서 스위칭 리플을 포함한 경로·필터 전류 순시 피크가 Tier-1 98 A, Tier-2 100 A 이하, 링크 80 A·8 kW와 변조율 0.95 이내이고, 소자 전압·온도가 선정 부품 정격 안에 있으며, 과전류·단락 시 정의된 안전상태로 전환되는 것이다.</w:t>
       </w:r>
     </w:p>
     <w:p>
@@ -15994,7 +19284,7 @@
         <w:pStyle w:val="Heading2"/>
       </w:pPr>
       <w:r>
-        <w:t xml:space="preserve">8.2 Stage B 스위칭 회로와 부품 설계</w:t>
+        <w:t xml:space="preserve">8.3 제어기 R1의 구현 수준 검증</w:t>
       </w:r>
     </w:p>
     <w:p>
@@ -16002,7 +19292,7 @@
         <w:jc w:val="both"/>
       </w:pPr>
       <w:r>
-        <w:t xml:space="preserve">DAB와 4상한 H-브리지의 실제 스위칭 결선을 구축하고 펄스폭변조, 데드타임, 전류 리플, 실효·피크전류, ZVS·ZCS, 프리차지, 과전류와 단락 차단을 검증한다. 2 mF 링크 커패시터와 5 µH 필터는 실제 부품을 선정해 손실, 온도, 질량, 체적, 수명과 공차를 평가한다. 완료 기준은 정격·과도·회생과 0 V 통과 조건에서 스위칭 리플을 포함한 경로·필터 전류 피크가 90 A 이하, 링크 80 A·8 kW와 변조율 0.95 이내이고, 소자 전압·온도가 선정 부품 정격 안에 있으며, 과전류·단락 시 정의된 안전상태로 전환되는 것이다.</w:t>
+        <w:t xml:space="preserve">R1은 평균모델에서 확정 기준을 충족했다(6.10절). 남은 검증은 네 가지다. (1) MATLAB 독립 구현과의 교차검증, (2) Stage B 스위칭 모델에서 PWM 리플, 데드타임과 양자화가 예측 오차와 감쇠에 주는 영향, (3) 센서 오차·잡음, 온도와 배터리 전압의 운전 중 변화를 결합한 시험, (4) 과전류 보호와의 상호작용, (5) 기준 외 복합 공차 코너의 Tier-2 초과(최대 95.8 A)와 지연·저전압 중첩 사례를 해결하는 경로전류 제한 기능이다. 전압 비례항의 포화는 불안정 영역이 있으므로 쓰지 않는다(6.10절). 완료 기준은 스위칭 모델에서 리플을 포함한 경로·필터 전류가 Tier-1 98 A, Tier-2 100 A 이하이고 표 2의 전압 기준을 추가 지연 +3.0 µs에서 만족하는 것이다.</w:t>
       </w:r>
     </w:p>
     <w:p>
@@ -16010,7 +19300,7 @@
         <w:pStyle w:val="Heading2"/>
       </w:pPr>
       <w:r>
-        <w:t xml:space="preserve">8.3 공통 제어기의 강건성 확보</w:t>
+        <w:t xml:space="preserve">8.4 충전과 보조전원의 통합 검증</w:t>
       </w:r>
     </w:p>
     <w:p>
@@ -16018,7 +19308,7 @@
         <w:jc w:val="both"/>
       </w:pPr>
       <w:r>
-        <w:t xml:space="preserve">재설계는 두 목표를 따로 다룬다. 첫째, 640 V 코너의 전류 여유를 확보한다. 전류지령 포화값을 목표 여유에서 다시 도출하고, 전류 루프 구조와 필요하면 링크·필터 파라미터를 조정한다. 둘째, 감쇠·지연 여유를 확보한다. 지연 예산은 목표 디지털 구현(ADC 변환, 센서 필터, 연산, PWM·DAB 위상 갱신, 게이트 구동)에서 먼저 산정하고, 그 값에 여유를 더해 설계한다. 복합 공차, 센서 오차와 잡음, 온도 변화, 배터리 전압의 동적 변화와 부하 램프를 결합해 시험한다. 완료 기준은 사전에 정의한 복합 공차·지연 집합에서 경로·필터 전류 90 A 이하와 표 2의 전압 기준을 만족하고, 공칭 대비 +2.5 µs 추가 지연에서도 통과하는 것이다.</w:t>
+        <w:t xml:space="preserve">통합은 Simulink에서 두 수준으로 진행한다. 먼저 Stage A 평균모델(2:1 고정비와 등가저항), Stage B 6상태 모델, 충전기 모델(전압·전류·전력 한계와 CC/CV), 400 V 부하와 Stage C 평균모델을 연결해 모드 전환과 동시 운전을 시험한다. 다음으로 Stage B를 Simscape 스위칭 모델로 교체하고, Stage A는 스위칭 ODE 결과와 대조할 수 있는 Simscape 위상 모델을 추가한다. 충전기 접속·해제, 150 kW 전력상한, 375 A 전류상한, 모듈 투입, 보조버스 조정, 회생 전환, 적분기 초기화와 무충격 전환을 포함한다. 완료 기준은 150 kW(또는 375 A 제한) 충전과 25 kW 보조부하 동시 운전에서 보조버스 400±8 V와 포트 정격을 만족하고, 모드 전환 중 경로전류가 100 A 이하인 것이다.</w:t>
       </w:r>
     </w:p>
     <w:p>
@@ -16026,7 +19316,7 @@
         <w:pStyle w:val="Heading2"/>
       </w:pPr>
       <w:r>
-        <w:t xml:space="preserve">8.4 충전과 보조전원의 통합 검증</w:t>
+        <w:t xml:space="preserve">8.5 Stage C 5 kW 재설계</w:t>
       </w:r>
     </w:p>
     <w:p>
@@ -16034,7 +19324,7 @@
         <w:jc w:val="both"/>
       </w:pPr>
       <w:r>
-        <w:t xml:space="preserve">통합은 Simulink에서 두 수준으로 진행한다. 먼저 Stage A 평균모델(2:1 고정비와 등가저항), Stage B 6상태 모델, 충전기 모델(전압·전류·전력 한계와 CC/CV), 400 V 부하와 Stage C 평균모델을 연결해 모드 전환과 동시 운전을 시험한다. 다음으로 Stage B를 Simscape 스위칭 모델로 교체하고, Stage A는 스위칭 ODE 결과와 대조할 수 있는 Simscape 위상 모델을 추가한다. 충전기 접속·해제, 150 kW 전력상한, 375 A 전류상한, 모듈 투입, 보조버스 조정, 회생 전환, 적분기 초기화와 무충격 전환을 포함한다. 완료 기준은 150 kW(또는 375 A 제한) 충전과 25 kW 보조부하 동시 운전에서 보조버스 400±8 V와 포트 정격을 만족하고, 모드 전환 중 경로전류가 100 A 이하인 것이다.</w:t>
+        <w:t xml:space="preserve">48 V 3 kW와 12 V 1.5 kW 동시부하를 충족하도록 공진탱크와 변압기를 재설계한다. 정류 손실, 자화전류, ZVS, 경부하 운전, 열설계와 48 V 회생 전류 폐루프를 검증한다. 완료 기준은 보조버스 Tier-2 창(384–416 V)을 포함해 이 재설계에서 확정할 입력전압 범위, 48 V와 12 V 동시 최대부하 및 회생 조건에서 48 V 출력 편차 ±2 % 이내이고 소자 정격과 온도 요구를 만족하는 것이다.</w:t>
       </w:r>
     </w:p>
     <w:p>
@@ -16042,7 +19332,7 @@
         <w:pStyle w:val="Heading2"/>
       </w:pPr>
       <w:r>
-        <w:t xml:space="preserve">8.5 Stage C 5 kW 재설계</w:t>
+        <w:t xml:space="preserve">8.6 SALS의 인과적 구현과 서비스 평가</w:t>
       </w:r>
     </w:p>
     <w:p>
@@ -16050,7 +19340,7 @@
         <w:jc w:val="both"/>
       </w:pPr>
       <w:r>
-        <w:t xml:space="preserve">48 V 3 kW와 12 V 1.5 kW 동시부하를 충족하도록 공진탱크와 변압기를 재설계한다. 정류 손실, 자화전류, ZVS, 경부하 운전, 열설계와 48 V 회생 전류 폐루프를 검증한다. 완료 기준은 8.1절에서 확정한 입력전압 범위, 48 V와 12 V 동시 최대부하 및 회생 조건에서 48 V 출력 편차 ±2 % 이내이고 소자 정격과 온도 요구를 만족하는 것이다.</w:t>
+        <w:t xml:space="preserve">부하 등급 계약과 사전 승인 프로토콜은 축약 모델에서 구현했다(6.11절). 남은 과제는 다음과 같다. (1) 정적 예산을 6.6절의 과도 허용 전력 지도처럼 배터리 전압과 현재 부하에 따른 동적 여유로 확장하되, 공차·지연 여유를 차감한 보수 값을 쓴다. (2) 측정 합계가 최악값 경계를 넘으면 계약 위반으로 판단해 지연 가능 부하를 차단하는 감시 기능을 추가한다. (3) 부하 관리 없음, 반응형 제한, 정적 예약, 계약 기반 승인과 하드웨어 정격 증대안을 전기모델과 결합해 같은 서비스 조건에서 비교한다. 완료 기준은 표 18의 H4 기준과 함께 난방, 제상, 배터리 예열의 미공급 수요가 열 모델로 정한 허용범위 안에 있는 것이다.</w:t>
       </w:r>
     </w:p>
     <w:p>
@@ -16058,7 +19348,7 @@
         <w:pStyle w:val="Heading2"/>
       </w:pPr>
       <w:r>
-        <w:t xml:space="preserve">8.6 SALS의 인과적 구현과 서비스 평가</w:t>
+        <w:t xml:space="preserve">8.7 기준 구조 비교, 신규성 검증과 하드웨어 실증</w:t>
       </w:r>
     </w:p>
     <w:p>
@@ -16066,7 +19356,15 @@
         <w:jc w:val="both"/>
       </w:pPr>
       <w:r>
-        <w:t xml:space="preserve">(1) 부하 등급과 등급별 최대 지연을 반영하고, 부하 측 ECU가 승인 후 기동하는 절차를 구현한다. (2) 정적 예산을 6.6절의 과도 허용 전력 지도처럼 배터리 전압과 현재 부하에 따른 동적 여유로 확장하되, 공차·지연 여유를 차감한 보수 값을 쓴다. (3) 인과성 문제만 분리한 반례를 다시 구성한다. (4) 부하 관리 없음, 반응형 제한, 단일 시점 우선순위 승인, 창 기반 승인, 동적 여유 기반 승인과 하드웨어 정격 증대안을 같은 전기모델과 같은 서비스 조건에서 비교한다. 완료 기준은 표 15의 H4 기준과 함께 난방, 제상, 배터리 예열의 미공급 수요가 허용범위 안에 있는 것이다.</w:t>
+        <w:t xml:space="preserve">동일한 반도체 기술, 절연, 냉각, 온도와 부하 프로파일에서 다음 다섯 구조를 비교한다. ① 전전력 승압기와 별도 보조전원모듈, ② 고정비 변환기와 별도 전전력 조정기, ③ PRISM-Hub 후보(400 V 고정 조정), ③′ 보조버스를 410 V 이하로만 제한하는 창 조정 변형(3.2절), ④ 비조정 고정비 V_A에 400 V 부하를 직접 연결하고 광입력 저전압 변환기를 쓰는 구조(2.5절의 산업계 구조)다. ③′와 ④는 400 V 부하에 B_470급 부품이나 넓은 입력범위를, Stage C에 입력 조정을 요구하므로 부품 전압 등급과 48 V 품질도 비교 항목에 넣는다. ④는 가장 단순한 경쟁 구조이므로, PRISM-Hub가 ④보다 이점을 보이지 못하면 보조버스 조정의 필요성(3.2절)과 Stage B의 가치는 성립하지 않는다.</w:t>
+      </w:r>
+    </w:p>
+    <w:p>
+      <w:pPr>
+        <w:jc w:val="both"/>
+      </w:pPr>
+      <w:r>
+        <w:t xml:space="preserve">1차 비교는 평균모델과 손실 모델 수준에서 P0 과제로 먼저 수행하고, 같은 배터리 전압범위, 충전전력, 보조부하 프로파일과 서비스 요구에서 효율지도, 처리전력, 정격 VA, 부품 수와 부품 전압 등급을 평가한다. 예상 신규성은 표 18의 기준으로 채택하거나 기각하며, 특허 가능성은 기술 비교와 별도로 기능·구성요소·연결관계의 청구항 대조표로 판단한다. HIL, 축소전력 시제품, 목표 정격 시제품과 차량 운전 시나리오 시험은 이 단계의 결과로 가설이 유지될 때 후속 단계에서 수행한다.</w:t>
       </w:r>
     </w:p>
     <w:p>
@@ -16074,7 +19372,7 @@
         <w:pStyle w:val="Heading2"/>
       </w:pPr>
       <w:r>
-        <w:t xml:space="preserve">8.7 기준 구조 비교, 신규성 검증과 하드웨어 실증</w:t>
+        <w:t xml:space="preserve">8.8 남은 기간의 우선순위와 일정</w:t>
       </w:r>
     </w:p>
     <w:p>
@@ -16082,31 +19380,7 @@
         <w:jc w:val="both"/>
       </w:pPr>
       <w:r>
-        <w:t xml:space="preserve">동일한 반도체 기술, 절연, 냉각, 온도와 부하 프로파일에서 다음 네 구조를 비교한다. ① 전전력 승압기와 별도 보조전원모듈, ② 고정비 변환기와 별도 전전력 조정기, ③ PRISM-Hub 후보, ④ 비조정 고정비 V_A에 400 V 부하를 직접 연결하고 광입력 저전압 변환기를 쓰는 구조(2.5절의 산업계 구조)다. ④는 가장 단순한 경쟁 구조이므로, PRISM-Hub가 ④보다 이점을 보이지 못하면 보조버스 조정의 필요성(3.2절)과 Stage B의 가치는 성립하지 않는다.</w:t>
-      </w:r>
-    </w:p>
-    <w:p>
-      <w:pPr>
-        <w:jc w:val="both"/>
-      </w:pPr>
-      <w:r>
-        <w:t xml:space="preserve">1차 비교는 평균모델과 손실 모델 수준에서 P0 과제로 먼저 수행하고, 같은 배터리 전압범위, 충전전력, 보조부하 프로파일과 서비스 요구에서 효율지도, 처리전력, 정격 VA, 부품 수를 평가한다. 예상 신규성은 표 15의 기준으로 채택하거나 기각하며, 특허 가능성은 기술 비교와 별도로 기능·구성요소·연결관계의 청구항 대조표로 판단한다. HIL, 축소전력 시제품, 목표 정격 시제품과 차량 운전 시나리오 시험은 이 단계의 결과로 가설이 유지될 때 후속 단계에서 수행한다.</w:t>
-      </w:r>
-    </w:p>
-    <w:p>
-      <w:pPr>
-        <w:pStyle w:val="Heading2"/>
-      </w:pPr>
-      <w:r>
-        <w:t xml:space="preserve">8.8 남은 기간의 우선순위와 일정</w:t>
-      </w:r>
-    </w:p>
-    <w:p>
-      <w:pPr>
-        <w:jc w:val="both"/>
-      </w:pPr>
-      <w:r>
-        <w:t xml:space="preserve">1차 보고 검토 결과에 따라 요구사항·수락 기준 확정을 첫 과제로 추가하고, 기준 구조 비교를 앞당겨 P0로 올렸다(표 16).</w:t>
+        <w:t xml:space="preserve">1차 보고 검토 결과에 따라 요구사항·수락 기준 확정을 첫 과제로 추가하고, 기준 구조 비교를 앞당겨 P0로 올렸다. 첫 과제와 제어기 재설계는 9월 29일에 마쳤으며, 이후 일정은 표 19과 같다.</w:t>
       </w:r>
     </w:p>
     <w:p>
@@ -16117,7 +19391,7 @@
         <w:jc w:val="center"/>
       </w:pPr>
       <w:r>
-        <w:t xml:space="preserve">표 16. 남은 기간의 우선순위와 일정</w:t>
+        <w:t xml:space="preserve">표 19. 남은 기간의 우선순위와 일정</w:t>
       </w:r>
     </w:p>
     <w:tbl>
@@ -16281,7 +19555,7 @@
                 <w:sz w:val="16"/>
                 <w:szCs w:val="16"/>
               </w:rPr>
-              <w:t xml:space="preserve">9월 26일–10월 9일</w:t>
+              <w:t xml:space="preserve">9월 26일–29일</w:t>
             </w:r>
           </w:p>
         </w:tc>
@@ -16331,7 +19605,7 @@
                 <w:sz w:val="16"/>
                 <w:szCs w:val="16"/>
               </w:rPr>
-              <w:t xml:space="preserve">요구사항·부하 등급·수락 기준 확정, 전류·지연 여유 목표의 제어기 재설계</w:t>
+              <w:t xml:space="preserve">요구사항·부하 등급·수락 기준 확정, 제어기 재설계</w:t>
             </w:r>
           </w:p>
         </w:tc>
@@ -16356,7 +19630,7 @@
                 <w:sz w:val="16"/>
                 <w:szCs w:val="16"/>
               </w:rPr>
-              <w:t xml:space="preserve">표 2·5·15 확정, 전류 여유와 지연 예산 제시</w:t>
+              <w:t xml:space="preserve">완료: 표 2·6·18 확정, R1 평균모델 기준 충족</w:t>
             </w:r>
           </w:p>
         </w:tc>
@@ -16386,7 +19660,7 @@
                 <w:sz w:val="16"/>
                 <w:szCs w:val="16"/>
               </w:rPr>
-              <w:t xml:space="preserve">10월 10일–30일</w:t>
+              <w:t xml:space="preserve">9월 30일–10월 9일</w:t>
             </w:r>
           </w:p>
         </w:tc>
@@ -16436,7 +19710,7 @@
                 <w:sz w:val="16"/>
                 <w:szCs w:val="16"/>
               </w:rPr>
-              <w:t xml:space="preserve">Stage B Simscape 스위칭·보호·프리차지 모델</w:t>
+              <w:t xml:space="preserve">R1 MATLAB 교차검증, 기준 구조 ③′·④ 평균모델 구축</w:t>
             </w:r>
           </w:p>
         </w:tc>
@@ -16461,7 +19735,7 @@
                 <w:sz w:val="16"/>
                 <w:szCs w:val="16"/>
               </w:rPr>
-              <w:t xml:space="preserve">스위칭 리플 포함 포트 정격 통과</w:t>
+              <w:t xml:space="preserve">Python·MATLAB 판정 일치, 비교 모델 준비</w:t>
             </w:r>
           </w:p>
         </w:tc>
@@ -16491,7 +19765,7 @@
                 <w:sz w:val="16"/>
                 <w:szCs w:val="16"/>
               </w:rPr>
-              <w:t xml:space="preserve">10월 31일–11월 20일</w:t>
+              <w:t xml:space="preserve">10월 10일–30일</w:t>
             </w:r>
           </w:p>
         </w:tc>
@@ -16541,7 +19815,7 @@
                 <w:sz w:val="16"/>
                 <w:szCs w:val="16"/>
               </w:rPr>
-              <w:t xml:space="preserve">충전기–Stage A–B 통합과 모드 전환, Stage A Simscape 위상 모델</w:t>
+              <w:t xml:space="preserve">Stage B Simscape 스위칭·보호·프리차지 모델과 R1 이식</w:t>
             </w:r>
           </w:p>
         </w:tc>
@@ -16566,7 +19840,7 @@
                 <w:sz w:val="16"/>
                 <w:szCs w:val="16"/>
               </w:rPr>
-              <w:t xml:space="preserve">충전·보조부하 동시 운전 재현(H3)</w:t>
+              <w:t xml:space="preserve">리플 포함 Tier-1 98 A·Tier-2 100 A 통과</w:t>
             </w:r>
           </w:p>
         </w:tc>
@@ -16596,7 +19870,7 @@
                 <w:sz w:val="16"/>
                 <w:szCs w:val="16"/>
               </w:rPr>
-              <w:t xml:space="preserve">11월 21일–12월 4일</w:t>
+              <w:t xml:space="preserve">10월 31일–11월 20일</w:t>
             </w:r>
           </w:p>
         </w:tc>
@@ -16646,7 +19920,7 @@
                 <w:sz w:val="16"/>
                 <w:szCs w:val="16"/>
               </w:rPr>
-              <w:t xml:space="preserve">기준 구조 ①·④ 대비 1차 비교(평균모델·손실 모델)</w:t>
+              <w:t xml:space="preserve">충전기–Stage A–B 통합과 모드 전환, Stage A Simscape 위상 모델</w:t>
             </w:r>
           </w:p>
         </w:tc>
@@ -16671,7 +19945,7 @@
                 <w:sz w:val="16"/>
                 <w:szCs w:val="16"/>
               </w:rPr>
-              <w:t xml:space="preserve">동일 경계의 정량 비교표(H5 1차 판정)</w:t>
+              <w:t xml:space="preserve">충전·보조부하 동시 운전 재현(H3)</w:t>
             </w:r>
           </w:p>
         </w:tc>
@@ -16701,7 +19975,7 @@
                 <w:sz w:val="16"/>
                 <w:szCs w:val="16"/>
               </w:rPr>
-              <w:t xml:space="preserve">12월 5일–18일</w:t>
+              <w:t xml:space="preserve">11월 21일–12월 4일</w:t>
             </w:r>
           </w:p>
         </w:tc>
@@ -16726,7 +20000,7 @@
                 <w:sz w:val="16"/>
                 <w:szCs w:val="16"/>
               </w:rPr>
-              <w:t xml:space="preserve">P1</w:t>
+              <w:t xml:space="preserve">P0</w:t>
             </w:r>
           </w:p>
         </w:tc>
@@ -16751,7 +20025,7 @@
                 <w:sz w:val="16"/>
                 <w:szCs w:val="16"/>
               </w:rPr>
-              <w:t xml:space="preserve">Stage C 5 kW 재설계</w:t>
+              <w:t xml:space="preserve">기준 구조 ①·③′·④ 대비 1차 비교(평균모델·손실 모델)</w:t>
             </w:r>
           </w:p>
         </w:tc>
@@ -16776,7 +20050,7 @@
                 <w:sz w:val="16"/>
                 <w:szCs w:val="16"/>
               </w:rPr>
-              <w:t xml:space="preserve">48 V·12 V 동시 최대부하 통과</w:t>
+              <w:t xml:space="preserve">동일 경계의 정량 비교표(H5 1차 판정)</w:t>
             </w:r>
           </w:p>
         </w:tc>
@@ -16806,7 +20080,7 @@
                 <w:sz w:val="16"/>
                 <w:szCs w:val="16"/>
               </w:rPr>
-              <w:t xml:space="preserve">12월 19일–1월 1일</w:t>
+              <w:t xml:space="preserve">12월 5일–18일</w:t>
             </w:r>
           </w:p>
         </w:tc>
@@ -16856,7 +20130,7 @@
                 <w:sz w:val="16"/>
                 <w:szCs w:val="16"/>
               </w:rPr>
-              <w:t xml:space="preserve">SALS 동적 여유 기반 승인과 서비스 품질 평가</w:t>
+              <w:t xml:space="preserve">Stage C 5 kW 재설계</w:t>
             </w:r>
           </w:p>
         </w:tc>
@@ -16881,7 +20155,7 @@
                 <w:sz w:val="16"/>
                 <w:szCs w:val="16"/>
               </w:rPr>
-              <w:t xml:space="preserve">H4 기준 판정</w:t>
+              <w:t xml:space="preserve">48 V·12 V 동시 최대부하 통과</w:t>
             </w:r>
           </w:p>
         </w:tc>
@@ -16911,6 +20185,111 @@
                 <w:sz w:val="16"/>
                 <w:szCs w:val="16"/>
               </w:rPr>
+              <w:t xml:space="preserve">12월 19일–1월 1일</w:t>
+            </w:r>
+          </w:p>
+        </w:tc>
+        <w:tc>
+          <w:tcPr>
+            <w:tcW w:type="dxa" w:w="791"/>
+            <w:tcMar>
+              <w:top w:type="dxa" w:w="50"/>
+              <w:left w:type="dxa" w:w="90"/>
+              <w:bottom w:type="dxa" w:w="50"/>
+              <w:right w:type="dxa" w:w="90"/>
+            </w:tcMar>
+            <w:vAlign w:val="center"/>
+          </w:tcPr>
+          <w:p>
+            <w:pPr>
+              <w:spacing w:after="0" w:before="0" w:line="260"/>
+              <w:jc w:val="left"/>
+            </w:pPr>
+            <w:r>
+              <w:rPr>
+                <w:sz w:val="16"/>
+                <w:szCs w:val="16"/>
+              </w:rPr>
+              <w:t xml:space="preserve">P1</w:t>
+            </w:r>
+          </w:p>
+        </w:tc>
+        <w:tc>
+          <w:tcPr>
+            <w:tcW w:type="dxa" w:w="3483"/>
+            <w:tcMar>
+              <w:top w:type="dxa" w:w="50"/>
+              <w:left w:type="dxa" w:w="90"/>
+              <w:bottom w:type="dxa" w:w="50"/>
+              <w:right w:type="dxa" w:w="90"/>
+            </w:tcMar>
+            <w:vAlign w:val="center"/>
+          </w:tcPr>
+          <w:p>
+            <w:pPr>
+              <w:spacing w:after="0" w:before="0" w:line="260"/>
+              <w:jc w:val="left"/>
+            </w:pPr>
+            <w:r>
+              <w:rPr>
+                <w:sz w:val="16"/>
+                <w:szCs w:val="16"/>
+              </w:rPr>
+              <w:t xml:space="preserve">SALS 전압 의존 예산, 계약 위반 감시, 전기모델 결합 서비스 평가</w:t>
+            </w:r>
+          </w:p>
+        </w:tc>
+        <w:tc>
+          <w:tcPr>
+            <w:tcW w:type="dxa" w:w="2694"/>
+            <w:tcMar>
+              <w:top w:type="dxa" w:w="50"/>
+              <w:left w:type="dxa" w:w="90"/>
+              <w:bottom w:type="dxa" w:w="50"/>
+              <w:right w:type="dxa" w:w="90"/>
+            </w:tcMar>
+            <w:vAlign w:val="center"/>
+          </w:tcPr>
+          <w:p>
+            <w:pPr>
+              <w:spacing w:after="0" w:before="0" w:line="260"/>
+              <w:jc w:val="left"/>
+            </w:pPr>
+            <w:r>
+              <w:rPr>
+                <w:sz w:val="16"/>
+                <w:szCs w:val="16"/>
+              </w:rPr>
+              <w:t xml:space="preserve">H4 기준(전기모델) 판정</w:t>
+            </w:r>
+          </w:p>
+        </w:tc>
+      </w:tr>
+      <w:tr>
+        <w:trPr>
+          <w:cantSplit/>
+        </w:trPr>
+        <w:tc>
+          <w:tcPr>
+            <w:tcW w:type="dxa" w:w="2058"/>
+            <w:tcMar>
+              <w:top w:type="dxa" w:w="50"/>
+              <w:left w:type="dxa" w:w="90"/>
+              <w:bottom w:type="dxa" w:w="50"/>
+              <w:right w:type="dxa" w:w="90"/>
+            </w:tcMar>
+            <w:vAlign w:val="center"/>
+          </w:tcPr>
+          <w:p>
+            <w:pPr>
+              <w:spacing w:after="0" w:before="0" w:line="260"/>
+              <w:jc w:val="left"/>
+            </w:pPr>
+            <w:r>
+              <w:rPr>
+                <w:sz w:val="16"/>
+                <w:szCs w:val="16"/>
+              </w:rPr>
               <w:t xml:space="preserve">1월 2일–8일</w:t>
             </w:r>
           </w:p>
@@ -17029,7 +20408,7 @@
         <w:jc w:val="both"/>
       </w:pPr>
       <w:r>
-        <w:t xml:space="preserve">세 연구 질문에 대한 현재의 답은 다음과 같다. Q1(정격 분리)은 평균모델 수준에서 부분적으로 긍정적이다. 25 kW 보조버스에서 Stage B 처리전력은 최대 6.44 kW(25.7 %)였고 충전전류는 조정단을 지나지 않지만, 충전 중 동시 운전은 검증되지 않았다. Q2(강건 제어와 부하 승인)는 공칭 조건에서만 성립한다. 고정 제어기는 공칭 지연에서 정상·단일 공차 시험을 통과했으나 640 V 코너의 전류 여유가 약 2 A, 지연 여유가 1.5–2.5 µs에 그친다. 부하 승인은 정적 예산 단계이며, 현재 스트레스 부하 정의에서는 비지연 부하만으로 예산을 넘는다. Q3(기준 구조 대비 이점)은 아직 평가하지 않았고, 특히 조정 없는 고정비 버스 구조와의 비교가 보조버스 조정의 필요성을 결정한다.</w:t>
+        <w:t xml:space="preserve">세 연구 질문에 대한 현재의 답은 다음과 같다. Q1(정격 분리)은 평균모델 수준에서 부분적으로 긍정적이다. 25 kW 보조버스에서 Stage B 처리전력은 최대 6.44 kW(25.7 %)였고 충전전류는 조정단을 지나지 않지만, 충전 중 동시 운전은 검증되지 않았다. Q2(강건 제어와 부하 승인)는 평균모델 수준에서 긍정적이다. 확정한 기준에서 재설계 제어기 R1은 Tier-1·Tier-2 시험과 +3.0 µs 추가 지연을 충족했고, 계약 기반 SALS는 축약 모델에서 예산 초과 없이 지연 가능 부하의 서비스를 개선했다. 다만 스위칭 모델, MATLAB 교차검증과 전기모델에 결합한 승인 시험은 남아 있다. Q3(기준 구조 대비 이점)은 아직 평가하지 않았다. 요구사항 검토에서 400±8 V 조정이 외부 요구가 아닌 파생 요구로 확인되었으므로, 조정 없는 구조(④)와 창 조정 변형(③′)과의 비교가 Stage B의 가치를 결정한다.</w:t>
       </w:r>
     </w:p>
     <w:p>
@@ -17037,7 +20416,7 @@
         <w:jc w:val="both"/>
       </w:pPr>
       <w:r>
-        <w:t xml:space="preserve">따라서 다음 단계는 요구사항과 수락 기준을 먼저 확정하고, 전류·지연 여유를 확보한 제어기, 스위칭 수준의 Stage B, 충전·보조전원 통합과 기준 구조 비교를 거쳐 예상 신규성을 검증된 기여로 전환하거나 기각하는 것이다.</w:t>
+        <w:t xml:space="preserve">따라서 다음 단계는 R1의 교차검증과 스위칭 수준 검증, 충전·보조전원 통합, 기준 구조 비교를 거쳐 예상 신규성을 검증된 기여로 전환하거나 기각하는 것이다.</w:t>
       </w:r>
     </w:p>
     <w:p>
@@ -18102,7 +21481,7 @@
                 <w:sz w:val="16"/>
                 <w:szCs w:val="16"/>
               </w:rPr>
-              <w:t xml:space="preserve">SPS</w:t>
+              <w:t xml:space="preserve">PMSM</w:t>
             </w:r>
           </w:p>
         </w:tc>
@@ -18127,7 +21506,7 @@
                 <w:sz w:val="16"/>
                 <w:szCs w:val="16"/>
               </w:rPr>
-              <w:t xml:space="preserve">Single-Phase Shift. DAB 양쪽 브리지의 위상차로 전력을 조절하는 단일 위상천이 방식</w:t>
+              <w:t xml:space="preserve">Permanent Magnet Synchronous Motor. 영구자석 동기전동기. 차량용 전동 컴프레서의 구동 전동기</w:t>
             </w:r>
           </w:p>
         </w:tc>
@@ -18157,7 +21536,7 @@
                 <w:sz w:val="16"/>
                 <w:szCs w:val="16"/>
               </w:rPr>
-              <w:t xml:space="preserve">STC</w:t>
+              <w:t xml:space="preserve">SPS</w:t>
             </w:r>
           </w:p>
         </w:tc>
@@ -18182,7 +21561,7 @@
                 <w:sz w:val="16"/>
                 <w:szCs w:val="16"/>
               </w:rPr>
-              <w:t xml:space="preserve">Switched-Tank Converter. 공진 탱크와 커패시터 연결을 이용하는 고정비 변환기 계열의 명칭</w:t>
+              <w:t xml:space="preserve">Single-Phase Shift. DAB 양쪽 브리지의 위상차로 전력을 조절하는 단일 위상천이 방식</w:t>
             </w:r>
           </w:p>
         </w:tc>
@@ -18212,7 +21591,7 @@
                 <w:sz w:val="16"/>
                 <w:szCs w:val="16"/>
               </w:rPr>
-              <w:t xml:space="preserve">V_A</w:t>
+              <w:t xml:space="preserve">STC</w:t>
             </w:r>
           </w:p>
         </w:tc>
@@ -18237,7 +21616,7 @@
                 <w:sz w:val="16"/>
                 <w:szCs w:val="16"/>
               </w:rPr>
-              <w:t xml:space="preserve">Stage A의 2:1 고정비 출력과 400 V급 충전기가 접속하는 내부 직류 노드</w:t>
+              <w:t xml:space="preserve">Switched-Tank Converter. 공진 탱크와 커패시터 연결을 이용하는 고정비 변환기 계열의 명칭</w:t>
             </w:r>
           </w:p>
         </w:tc>
@@ -18267,7 +21646,7 @@
                 <w:sz w:val="16"/>
                 <w:szCs w:val="16"/>
               </w:rPr>
-              <w:t xml:space="preserve">WP</w:t>
+              <w:t xml:space="preserve">V_A</w:t>
             </w:r>
           </w:p>
         </w:tc>
@@ -18292,7 +21671,7 @@
                 <w:sz w:val="16"/>
                 <w:szCs w:val="16"/>
               </w:rPr>
-              <w:t xml:space="preserve">Work Package. 작업패키지</w:t>
+              <w:t xml:space="preserve">Stage A의 2:1 고정비 출력과 400 V급 충전기가 접속하는 내부 직류 노드</w:t>
             </w:r>
           </w:p>
         </w:tc>
@@ -18322,6 +21701,61 @@
                 <w:sz w:val="16"/>
                 <w:szCs w:val="16"/>
               </w:rPr>
+              <w:t xml:space="preserve">WP</w:t>
+            </w:r>
+          </w:p>
+        </w:tc>
+        <w:tc>
+          <w:tcPr>
+            <w:tcW w:type="dxa" w:w="7443"/>
+            <w:tcMar>
+              <w:top w:type="dxa" w:w="50"/>
+              <w:left w:type="dxa" w:w="90"/>
+              <w:bottom w:type="dxa" w:w="50"/>
+              <w:right w:type="dxa" w:w="90"/>
+            </w:tcMar>
+            <w:vAlign w:val="center"/>
+          </w:tcPr>
+          <w:p>
+            <w:pPr>
+              <w:spacing w:after="0" w:before="0" w:line="260"/>
+              <w:jc w:val="left"/>
+            </w:pPr>
+            <w:r>
+              <w:rPr>
+                <w:sz w:val="16"/>
+                <w:szCs w:val="16"/>
+              </w:rPr>
+              <w:t xml:space="preserve">Work Package. 작업패키지</w:t>
+            </w:r>
+          </w:p>
+        </w:tc>
+      </w:tr>
+      <w:tr>
+        <w:trPr>
+          <w:cantSplit/>
+        </w:trPr>
+        <w:tc>
+          <w:tcPr>
+            <w:tcW w:type="dxa" w:w="1583"/>
+            <w:tcMar>
+              <w:top w:type="dxa" w:w="50"/>
+              <w:left w:type="dxa" w:w="90"/>
+              <w:bottom w:type="dxa" w:w="50"/>
+              <w:right w:type="dxa" w:w="90"/>
+            </w:tcMar>
+            <w:vAlign w:val="center"/>
+          </w:tcPr>
+          <w:p>
+            <w:pPr>
+              <w:spacing w:after="0" w:before="0" w:line="260"/>
+              <w:jc w:val="left"/>
+            </w:pPr>
+            <w:r>
+              <w:rPr>
+                <w:sz w:val="16"/>
+                <w:szCs w:val="16"/>
+              </w:rPr>
               <w:t xml:space="preserve">ZCS / ZVS</w:t>
             </w:r>
           </w:p>
@@ -18778,6 +22212,236 @@
           <w:szCs w:val="18"/>
         </w:rPr>
         <w:t xml:space="preserve">I. Kolmanovsky, E. Garone, S. Di Cairano, “Reference and Command Governors: A Tutorial on Their Theory and Automotive Applications,” American Control Conference, pp. 226–241, 2014. DOI: 10.1109/ACC.2014.6859176.</w:t>
+      </w:r>
+    </w:p>
+    <w:p>
+      <w:pPr>
+        <w:tabs>
+          <w:tab w:val="left" w:pos="567"/>
+        </w:tabs>
+        <w:spacing w:after="80" w:line="270"/>
+        <w:ind w:left="567" w:hanging="567"/>
+      </w:pPr>
+      <w:r>
+        <w:rPr>
+          <w:sz w:val="18"/>
+          <w:szCs w:val="18"/>
+        </w:rPr>
+        <w:t xml:space="preserve">[19]	</w:t>
+      </w:r>
+      <w:r>
+        <w:rPr>
+          <w:sz w:val="18"/>
+          <w:szCs w:val="18"/>
+        </w:rPr>
+        <w:t xml:space="preserve">Sanden International, “Electric Compressors — Expanded Range,” manufacturer brochure, 2025, https://sanden.com/wp-content/uploads/2023/08/sanden-2025_Expanded_Range_Electric_Compressor_Brochure.pdf (accessed 2026-09-28). 제조사 공개자료.</w:t>
+      </w:r>
+    </w:p>
+    <w:p>
+      <w:pPr>
+        <w:tabs>
+          <w:tab w:val="left" w:pos="567"/>
+        </w:tabs>
+        <w:spacing w:after="80" w:line="270"/>
+        <w:ind w:left="567" w:hanging="567"/>
+      </w:pPr>
+      <w:r>
+        <w:rPr>
+          <w:sz w:val="18"/>
+          <w:szCs w:val="18"/>
+        </w:rPr>
+        <w:t xml:space="preserve">[20]	</w:t>
+      </w:r>
+      <w:r>
+        <w:rPr>
+          <w:sz w:val="18"/>
+          <w:szCs w:val="18"/>
+        </w:rPr>
+        <w:t xml:space="preserve">Webasto, “400 Volt High Voltage Heater HVH 50/70 Gen 1.5,” product specification, https://www.webasto.com/en-us/heating/high-voltage-heaters/400v-hvh.html (accessed 2026-09-28). 제조사 공개자료.</w:t>
+      </w:r>
+    </w:p>
+    <w:p>
+      <w:pPr>
+        <w:tabs>
+          <w:tab w:val="left" w:pos="567"/>
+        </w:tabs>
+        <w:spacing w:after="80" w:line="270"/>
+        <w:ind w:left="567" w:hanging="567"/>
+      </w:pPr>
+      <w:r>
+        <w:rPr>
+          <w:sz w:val="18"/>
+          <w:szCs w:val="18"/>
+        </w:rPr>
+        <w:t xml:space="preserve">[21]	</w:t>
+      </w:r>
+      <w:r>
+        <w:rPr>
+          <w:sz w:val="18"/>
+          <w:szCs w:val="18"/>
+        </w:rPr>
+        <w:t xml:space="preserve">BorgWarner, “Gen5 High Voltage DC/DC Converter — Product Manual,” Table 2 (accessed 2026-09-28). 제조사 공개자료.</w:t>
+      </w:r>
+    </w:p>
+    <w:p>
+      <w:pPr>
+        <w:tabs>
+          <w:tab w:val="left" w:pos="567"/>
+        </w:tabs>
+        <w:spacing w:after="80" w:line="270"/>
+        <w:ind w:left="567" w:hanging="567"/>
+      </w:pPr>
+      <w:r>
+        <w:rPr>
+          <w:sz w:val="18"/>
+          <w:szCs w:val="18"/>
+        </w:rPr>
+        <w:t xml:space="preserve">[22]	</w:t>
+      </w:r>
+      <w:r>
+        <w:rPr>
+          <w:sz w:val="18"/>
+          <w:szCs w:val="18"/>
+        </w:rPr>
+        <w:t xml:space="preserve">ISO 21498-1:2021, “Electrically propelled road vehicles — Electrical specifications and tests for voltage class B systems and components — Part 1: Voltage sub-classes and characteristics,” Table 1.</w:t>
+      </w:r>
+    </w:p>
+    <w:p>
+      <w:pPr>
+        <w:tabs>
+          <w:tab w:val="left" w:pos="567"/>
+        </w:tabs>
+        <w:spacing w:after="80" w:line="270"/>
+        <w:ind w:left="567" w:hanging="567"/>
+      </w:pPr>
+      <w:r>
+        <w:rPr>
+          <w:sz w:val="18"/>
+          <w:szCs w:val="18"/>
+        </w:rPr>
+        <w:t xml:space="preserve">[23]	</w:t>
+      </w:r>
+      <w:r>
+        <w:rPr>
+          <w:sz w:val="18"/>
+          <w:szCs w:val="18"/>
+        </w:rPr>
+        <w:t xml:space="preserve">ISO 21780:2020, “Road vehicles — Supply voltage of 48 V — Electrical requirements and tests,” Clause 5.</w:t>
+      </w:r>
+    </w:p>
+    <w:p>
+      <w:pPr>
+        <w:tabs>
+          <w:tab w:val="left" w:pos="567"/>
+        </w:tabs>
+        <w:spacing w:after="80" w:line="270"/>
+        <w:ind w:left="567" w:hanging="567"/>
+      </w:pPr>
+      <w:r>
+        <w:rPr>
+          <w:sz w:val="18"/>
+          <w:szCs w:val="18"/>
+        </w:rPr>
+        <w:t xml:space="preserve">[24]	</w:t>
+      </w:r>
+      <w:r>
+        <w:rPr>
+          <w:sz w:val="18"/>
+          <w:szCs w:val="18"/>
+        </w:rPr>
+        <w:t xml:space="preserve">Z. Wang, K. Lu, F. Blaabjerg, “A Simple Startup Strategy Based on Current Regulation for Back-EMF-Based Sensorless Control of PMSM,” IEEE Transactions on Power Electronics, vol. 27, no. 8, pp. 3817–3825, 2012. DOI: 10.1109/TPEL.2012.2186464.</w:t>
+      </w:r>
+    </w:p>
+    <w:p>
+      <w:pPr>
+        <w:tabs>
+          <w:tab w:val="left" w:pos="567"/>
+        </w:tabs>
+        <w:spacing w:after="80" w:line="270"/>
+        <w:ind w:left="567" w:hanging="567"/>
+      </w:pPr>
+      <w:r>
+        <w:rPr>
+          <w:sz w:val="18"/>
+          <w:szCs w:val="18"/>
+        </w:rPr>
+        <w:t xml:space="preserve">[25]	</w:t>
+      </w:r>
+      <w:r>
+        <w:rPr>
+          <w:sz w:val="18"/>
+          <w:szCs w:val="18"/>
+        </w:rPr>
+        <w:t xml:space="preserve">Texas Instruments, “AMC1301 Precision, ±250-mV Input, Reinforced Isolated Amplifier,” datasheet, Switching Characteristics. 제조사 공개자료.</w:t>
+      </w:r>
+    </w:p>
+    <w:p>
+      <w:pPr>
+        <w:tabs>
+          <w:tab w:val="left" w:pos="567"/>
+        </w:tabs>
+        <w:spacing w:after="80" w:line="270"/>
+        <w:ind w:left="567" w:hanging="567"/>
+      </w:pPr>
+      <w:r>
+        <w:rPr>
+          <w:sz w:val="18"/>
+          <w:szCs w:val="18"/>
+        </w:rPr>
+        <w:t xml:space="preserve">[26]	</w:t>
+      </w:r>
+      <w:r>
+        <w:rPr>
+          <w:sz w:val="18"/>
+          <w:szCs w:val="18"/>
+        </w:rPr>
+        <w:t xml:space="preserve">Texas Instruments, “UCC21710-Q1 Isolated Gate Driver,” datasheet, Switching Characteristics. 제조사 공개자료.</w:t>
+      </w:r>
+    </w:p>
+    <w:p>
+      <w:pPr>
+        <w:tabs>
+          <w:tab w:val="left" w:pos="567"/>
+        </w:tabs>
+        <w:spacing w:after="80" w:line="270"/>
+        <w:ind w:left="567" w:hanging="567"/>
+      </w:pPr>
+      <w:r>
+        <w:rPr>
+          <w:sz w:val="18"/>
+          <w:szCs w:val="18"/>
+        </w:rPr>
+        <w:t xml:space="preserve">[27]	</w:t>
+      </w:r>
+      <w:r>
+        <w:rPr>
+          <w:sz w:val="18"/>
+          <w:szCs w:val="18"/>
+        </w:rPr>
+        <w:t xml:space="preserve">Texas Instruments, “TMS320F2837xD Dual-Core Real-Time Microcontrollers,” datasheet, ADC section. 제조사 공개자료.</w:t>
+      </w:r>
+    </w:p>
+    <w:p>
+      <w:pPr>
+        <w:tabs>
+          <w:tab w:val="left" w:pos="567"/>
+        </w:tabs>
+        <w:spacing w:after="80" w:line="270"/>
+        <w:ind w:left="567" w:hanging="567"/>
+      </w:pPr>
+      <w:r>
+        <w:rPr>
+          <w:sz w:val="18"/>
+          <w:szCs w:val="18"/>
+        </w:rPr>
+        <w:t xml:space="preserve">[28]	</w:t>
+      </w:r>
+      <w:r>
+        <w:rPr>
+          <w:sz w:val="18"/>
+          <w:szCs w:val="18"/>
+        </w:rPr>
+        <w:t xml:space="preserve">S. Bibian, H. Jin, “Time Delay Compensation of Digital Control for DC Switchmode Power Supplies Using Prediction Techniques,” IEEE Transactions on Power Electronics, vol. 15, no. 5, pp. 835–842, 2000. DOI: 10.1109/63.867672.</w:t>
       </w:r>
     </w:p>
     <w:p>
@@ -19491,6 +23155,166 @@
                 <w:sz w:val="16"/>
                 <w:szCs w:val="16"/>
               </w:rPr>
+              <w:t xml:space="preserve">docs/14_요구사항_부하등급_수락기준.md, validation/2026-09-28-requirements/</w:t>
+            </w:r>
+          </w:p>
+        </w:tc>
+        <w:tc>
+          <w:tcPr>
+            <w:tcW w:type="dxa" w:w="3642"/>
+            <w:tcMar>
+              <w:top w:type="dxa" w:w="50"/>
+              <w:left w:type="dxa" w:w="90"/>
+              <w:bottom w:type="dxa" w:w="50"/>
+              <w:right w:type="dxa" w:w="90"/>
+            </w:tcMar>
+            <w:vAlign w:val="center"/>
+          </w:tcPr>
+          <w:p>
+            <w:pPr>
+              <w:spacing w:after="0" w:before="0" w:line="260"/>
+              <w:jc w:val="left"/>
+            </w:pPr>
+            <w:r>
+              <w:rPr>
+                <w:sz w:val="16"/>
+                <w:szCs w:val="16"/>
+              </w:rPr>
+              <w:t xml:space="preserve">요구사항·부하 등급·수락 기준, Tier-1·Tier-2 격자, 계약 시퀀스, SALS 계약 시험</w:t>
+            </w:r>
+          </w:p>
+        </w:tc>
+        <w:tc>
+          <w:tcPr>
+            <w:tcW w:type="dxa" w:w="1426"/>
+            <w:tcMar>
+              <w:top w:type="dxa" w:w="50"/>
+              <w:left w:type="dxa" w:w="90"/>
+              <w:bottom w:type="dxa" w:w="50"/>
+              <w:right w:type="dxa" w:w="90"/>
+            </w:tcMar>
+            <w:vAlign w:val="center"/>
+          </w:tcPr>
+          <w:p>
+            <w:pPr>
+              <w:spacing w:after="0" w:before="0" w:line="260"/>
+              <w:jc w:val="left"/>
+            </w:pPr>
+            <w:r>
+              <w:rPr>
+                <w:sz w:val="16"/>
+                <w:szCs w:val="16"/>
+              </w:rPr>
+              <w:t xml:space="preserve">v1.2 추가</w:t>
+            </w:r>
+          </w:p>
+        </w:tc>
+      </w:tr>
+      <w:tr>
+        <w:trPr>
+          <w:cantSplit/>
+        </w:trPr>
+        <w:tc>
+          <w:tcPr>
+            <w:tcW w:type="dxa" w:w="3958"/>
+            <w:tcMar>
+              <w:top w:type="dxa" w:w="50"/>
+              <w:left w:type="dxa" w:w="90"/>
+              <w:bottom w:type="dxa" w:w="50"/>
+              <w:right w:type="dxa" w:w="90"/>
+            </w:tcMar>
+            <w:vAlign w:val="center"/>
+          </w:tcPr>
+          <w:p>
+            <w:pPr>
+              <w:spacing w:after="0" w:before="0" w:line="260"/>
+              <w:jc w:val="left"/>
+            </w:pPr>
+            <w:r>
+              <w:rPr>
+                <w:sz w:val="16"/>
+                <w:szCs w:val="16"/>
+              </w:rPr>
+              <w:t xml:space="preserve">python/ctrl_linear.py, ctrl_redesign.py, ctrl_validate.py, ctrl_explore.py, validation/2026-09-29-controller/</w:t>
+            </w:r>
+          </w:p>
+        </w:tc>
+        <w:tc>
+          <w:tcPr>
+            <w:tcW w:type="dxa" w:w="3642"/>
+            <w:tcMar>
+              <w:top w:type="dxa" w:w="50"/>
+              <w:left w:type="dxa" w:w="90"/>
+              <w:bottom w:type="dxa" w:w="50"/>
+              <w:right w:type="dxa" w:w="90"/>
+            </w:tcMar>
+            <w:vAlign w:val="center"/>
+          </w:tcPr>
+          <w:p>
+            <w:pPr>
+              <w:spacing w:after="0" w:before="0" w:line="260"/>
+              <w:jc w:val="left"/>
+            </w:pPr>
+            <w:r>
+              <w:rPr>
+                <w:sz w:val="16"/>
+                <w:szCs w:val="16"/>
+              </w:rPr>
+              <w:t xml:space="preserve">표본화 선형화, 재설계 제어기 R1, 격자·지연·복합 공차·시퀀스 검증, 기각 대안 탐색</w:t>
+            </w:r>
+          </w:p>
+        </w:tc>
+        <w:tc>
+          <w:tcPr>
+            <w:tcW w:type="dxa" w:w="1426"/>
+            <w:tcMar>
+              <w:top w:type="dxa" w:w="50"/>
+              <w:left w:type="dxa" w:w="90"/>
+              <w:bottom w:type="dxa" w:w="50"/>
+              <w:right w:type="dxa" w:w="90"/>
+            </w:tcMar>
+            <w:vAlign w:val="center"/>
+          </w:tcPr>
+          <w:p>
+            <w:pPr>
+              <w:spacing w:after="0" w:before="0" w:line="260"/>
+              <w:jc w:val="left"/>
+            </w:pPr>
+            <w:r>
+              <w:rPr>
+                <w:sz w:val="16"/>
+                <w:szCs w:val="16"/>
+              </w:rPr>
+              <w:t xml:space="preserve">v1.2 추가</w:t>
+            </w:r>
+          </w:p>
+        </w:tc>
+      </w:tr>
+      <w:tr>
+        <w:trPr>
+          <w:cantSplit/>
+        </w:trPr>
+        <w:tc>
+          <w:tcPr>
+            <w:tcW w:type="dxa" w:w="3958"/>
+            <w:tcMar>
+              <w:top w:type="dxa" w:w="50"/>
+              <w:left w:type="dxa" w:w="90"/>
+              <w:bottom w:type="dxa" w:w="50"/>
+              <w:right w:type="dxa" w:w="90"/>
+            </w:tcMar>
+            <w:vAlign w:val="center"/>
+          </w:tcPr>
+          <w:p>
+            <w:pPr>
+              <w:spacing w:after="0" w:before="0" w:line="260"/>
+              <w:jc w:val="left"/>
+            </w:pPr>
+            <w:r>
+              <w:rPr>
+                <w:sz w:val="16"/>
+                <w:szCs w:val="16"/>
+              </w:rPr>
               <w:t xml:space="preserve">python/report_figures.py, docs/fig/report/</w:t>
             </w:r>
           </w:p>
@@ -19516,7 +23340,7 @@
                 <w:sz w:val="16"/>
                 <w:szCs w:val="16"/>
               </w:rPr>
-              <w:t xml:space="preserve">본 보고서 그림 1–8 생성 스크립트와 그림 파일</w:t>
+              <w:t xml:space="preserve">본 보고서 그림 1–9 생성 스크립트와 그림 파일</w:t>
             </w:r>
           </w:p>
         </w:tc>
@@ -19616,7 +23440,35 @@
         <w:jc w:val="left"/>
       </w:pPr>
       <w:r>
-        <w:t xml:space="preserve">python python/report_figures.py — 본 보고서 그림 1–8</w:t>
+        <w:t xml:space="preserve">python python/req_static.py, req_dynamic.py, req_delay.py, req_sequence.py, sals_contract.py — 요구사항 확정 근거(v1.2)</w:t>
+      </w:r>
+    </w:p>
+    <w:p>
+      <w:pPr>
+        <w:pStyle w:val="ListParagraph"/>
+        <w:numPr>
+          <w:ilvl w:val="0"/>
+          <w:numId w:val="2"/>
+        </w:numPr>
+        <w:spacing w:after="60"/>
+        <w:jc w:val="left"/>
+      </w:pPr>
+      <w:r>
+        <w:t xml:space="preserve">python python/ctrl_validate.py, ctrl_explore.py — 재설계 제어기 R1 검증과 기각 대안 탐색(v1.2)</w:t>
+      </w:r>
+    </w:p>
+    <w:p>
+      <w:pPr>
+        <w:pStyle w:val="ListParagraph"/>
+        <w:numPr>
+          <w:ilvl w:val="0"/>
+          <w:numId w:val="2"/>
+        </w:numPr>
+        <w:spacing w:after="60"/>
+        <w:jc w:val="left"/>
+      </w:pPr>
+      <w:r>
+        <w:t xml:space="preserve">python python/report_figures.py — 본 보고서 그림 1–9</w:t>
       </w:r>
     </w:p>
     <w:p>
@@ -19784,7 +23636,7 @@
         <w:sz w:val="16"/>
         <w:szCs w:val="16"/>
       </w:rPr>
-      <w:t xml:space="preserve">PRISM-Hub 중간 연구 진행 보고서 · v1.1</w:t>
+      <w:t xml:space="preserve">PRISM-Hub 중간 연구 진행 보고서 · v1.2</w:t>
     </w:r>
   </w:p>
 </w:hdr>

--- a/docs/13_PRISM-Hub_중간보고서_최종본.docx
+++ b/docs/13_PRISM-Hub_중간보고서_최종본.docx
@@ -451,7 +451,7 @@
                 <w:sz w:val="19"/>
                 <w:szCs w:val="19"/>
               </w:rPr>
-              <w:t xml:space="preserve">본문의 수치는 부록 C의 검증 근거(E1–E9)에 따른 해석과 시뮬레이션 결과다.</w:t>
+              <w:t xml:space="preserve">본문의 수치는 부록 C의 검증 근거(E1–E10)에 따른 해석과 시뮬레이션 결과다.</w:t>
             </w:r>
           </w:p>
         </w:tc>
@@ -4986,7 +4986,7 @@
         <w:jc w:val="both"/>
       </w:pPr>
       <w:r>
-        <w:t xml:space="preserve">보장 최소 배터리 전압은 링크전압이 대역 하한 90 V이고 경로저항이 10 % 큰 최악 조건에서 25 kW 정상점이 성립하는 631.7 V에 약 8 V 여유를 더해 640 V로 정했다. 동특성 시험(Tier-1)은 이보다 낮은 622.3 V까지 통과하므로 정적 조건이 결정 조건이다. 614–640 V는 버스 기준을 390 V까지 낮추는 저하 운전 영역(정적 한계 613.2 V, Tier-2 최대 강하를 더해도 384 V 이상)이고, 614 V 미만은 보장 범위 밖으로 두어 차량 수준의 배터리 하한 보호로 진입을 막는다.</w:t>
+        <w:t xml:space="preserve">보장 최소 배터리 전압은 링크전압이 대역 하한 90 V이고 경로저항이 10 % 큰 최악 조건에서 25 kW 정상점이 성립하는 631.7 V에 약 8 V 여유를 더해 640 V로 정했다. 동특성 시험(Tier-1)은 이보다 낮은 622.2 V까지 통과하므로 정적 조건이 결정 조건이다. 614–640 V는 버스 기준을 390 V까지 낮추는 저하 운전 영역(정적 한계 613.2 V, Tier-2 최대 강하를 더해도 384 V 이상)이고, 614 V 미만은 보장 범위 밖으로 두어 차량 수준의 배터리 하한 보호로 진입을 막는다.</w:t>
       </w:r>
     </w:p>
     <w:p>
@@ -15767,7 +15767,7 @@
                 <w:sz w:val="15"/>
                 <w:szCs w:val="15"/>
               </w:rPr>
-              <w:t xml:space="preserve">공진점 이득·양방향 확인</w:t>
+              <w:t xml:space="preserve">공진점 이득 1 ± 0.3 %(0.3–3 kW), ZVS 여유 3.7배 이상</w:t>
             </w:r>
           </w:p>
         </w:tc>
@@ -15792,7 +15792,7 @@
                 <w:sz w:val="15"/>
                 <w:szCs w:val="15"/>
               </w:rPr>
-              <w:t xml:space="preserve">5 kW 재설계</w:t>
+              <w:t xml:space="preserve">5 kW 재설계, 양방향 운전</w:t>
             </w:r>
           </w:p>
         </w:tc>
@@ -20578,7 +20578,7 @@
         <w:jc w:val="both"/>
       </w:pPr>
       <w:r>
-        <w:t xml:space="preserve">본문의 수치는 다음 검증 근거에서 얻었다. 각 근거는 입력 조건, 판정 기준과 결과를 함께 보관하며 동일 조건에서 재현할 수 있다.</w:t>
+        <w:t xml:space="preserve">본문의 수치는 다음 검증 근거에서 얻었다. 각 근거는 입력 조건, 판정 기준과 결과를 함께 보관하며 동일 조건에서 재현할 수 있다. 근거별 계산 코드와 실행 방법은 같은 번호 체계로 정리한 검증 코드 묶음(MATLAB, Python)에 수록했다.</w:t>
       </w:r>
     </w:p>
     <w:p>
@@ -21669,6 +21669,111 @@
                 <w:szCs w:val="16"/>
               </w:rPr>
               <w:t xml:space="preserve">Python</w:t>
+            </w:r>
+          </w:p>
+        </w:tc>
+      </w:tr>
+      <w:tr>
+        <w:trPr>
+          <w:cantSplit/>
+        </w:trPr>
+        <w:tc>
+          <w:tcPr>
+            <w:tcW w:type="dxa" w:w="712"/>
+            <w:tcMar>
+              <w:top w:type="dxa" w:w="50"/>
+              <w:left w:type="dxa" w:w="90"/>
+              <w:bottom w:type="dxa" w:w="50"/>
+              <w:right w:type="dxa" w:w="90"/>
+            </w:tcMar>
+            <w:vAlign w:val="center"/>
+          </w:tcPr>
+          <w:p>
+            <w:pPr>
+              <w:spacing w:after="0" w:before="0" w:line="260"/>
+              <w:jc w:val="left"/>
+            </w:pPr>
+            <w:r>
+              <w:rPr>
+                <w:sz w:val="16"/>
+                <w:szCs w:val="16"/>
+              </w:rPr>
+              <w:t xml:space="preserve">E10</w:t>
+            </w:r>
+          </w:p>
+        </w:tc>
+        <w:tc>
+          <w:tcPr>
+            <w:tcW w:type="dxa" w:w="3167"/>
+            <w:tcMar>
+              <w:top w:type="dxa" w:w="50"/>
+              <w:left w:type="dxa" w:w="90"/>
+              <w:bottom w:type="dxa" w:w="50"/>
+              <w:right w:type="dxa" w:w="90"/>
+            </w:tcMar>
+            <w:vAlign w:val="center"/>
+          </w:tcPr>
+          <w:p>
+            <w:pPr>
+              <w:spacing w:after="0" w:before="0" w:line="260"/>
+              <w:jc w:val="left"/>
+            </w:pPr>
+            <w:r>
+              <w:rPr>
+                <w:sz w:val="16"/>
+                <w:szCs w:val="16"/>
+              </w:rPr>
+              <w:t xml:space="preserve">Stage C 스위칭 ODE 시험</w:t>
+            </w:r>
+          </w:p>
+        </w:tc>
+        <w:tc>
+          <w:tcPr>
+            <w:tcW w:type="dxa" w:w="3642"/>
+            <w:tcMar>
+              <w:top w:type="dxa" w:w="50"/>
+              <w:left w:type="dxa" w:w="90"/>
+              <w:bottom w:type="dxa" w:w="50"/>
+              <w:right w:type="dxa" w:w="90"/>
+            </w:tcMar>
+            <w:vAlign w:val="center"/>
+          </w:tcPr>
+          <w:p>
+            <w:pPr>
+              <w:spacing w:after="0" w:before="0" w:line="260"/>
+              <w:jc w:val="left"/>
+            </w:pPr>
+            <w:r>
+              <w:rPr>
+                <w:sz w:val="16"/>
+                <w:szCs w:val="16"/>
+              </w:rPr>
+              <w:t xml:space="preserve">3 kW CLLC 후보 설계의 전압이득(0.3–3 kW, 스위칭주파수/공진주파수 0.9–1.1, 기본파 근사 대조), 입력 ±2 %, ZVS 여유</w:t>
+            </w:r>
+          </w:p>
+        </w:tc>
+        <w:tc>
+          <w:tcPr>
+            <w:tcW w:type="dxa" w:w="1505"/>
+            <w:tcMar>
+              <w:top w:type="dxa" w:w="50"/>
+              <w:left w:type="dxa" w:w="90"/>
+              <w:bottom w:type="dxa" w:w="50"/>
+              <w:right w:type="dxa" w:w="90"/>
+            </w:tcMar>
+            <w:vAlign w:val="center"/>
+          </w:tcPr>
+          <w:p>
+            <w:pPr>
+              <w:spacing w:after="0" w:before="0" w:line="260"/>
+              <w:jc w:val="left"/>
+            </w:pPr>
+            <w:r>
+              <w:rPr>
+                <w:sz w:val="16"/>
+                <w:szCs w:val="16"/>
+              </w:rPr>
+              <w:t xml:space="preserve">MATLAB, Python</w:t>
             </w:r>
           </w:p>
         </w:tc>
